--- a/Курсовая по платформеру.docx
+++ b/Курсовая по платформеру.docx
@@ -1,6 +1,6 @@
 
 <file path=word/document.xml><?xml version="1.0" encoding="utf-8"?>
-<w:document xmlns:wpc="http://schemas.microsoft.com/office/word/2010/wordprocessingCanvas" xmlns:cx="http://schemas.microsoft.com/office/drawing/2014/chartex" xmlns:cx1="http://schemas.microsoft.com/office/drawing/2015/9/8/chartex" xmlns:cx2="http://schemas.microsoft.com/office/drawing/2015/10/21/chartex" xmlns:cx3="http://schemas.microsoft.com/office/drawing/2016/5/9/chartex" xmlns:cx4="http://schemas.microsoft.com/office/drawing/2016/5/10/chartex" xmlns:cx5="http://schemas.microsoft.com/office/drawing/2016/5/11/chartex" xmlns:cx6="http://schemas.microsoft.com/office/drawing/2016/5/12/chartex" xmlns:cx7="http://schemas.microsoft.com/office/drawing/2016/5/13/chartex" xmlns:cx8="http://schemas.microsoft.com/office/drawing/2016/5/14/chartex" xmlns:mc="http://schemas.openxmlformats.org/markup-compatibility/2006" xmlns:aink="http://schemas.microsoft.com/office/drawing/2016/ink" xmlns:am3d="http://schemas.microsoft.com/office/drawing/2017/model3d" xmlns:o="urn:schemas-microsoft-com:office:office" xmlns:r="http://schemas.openxmlformats.org/officeDocument/2006/relationships" xmlns:m="http://schemas.openxmlformats.org/officeDocument/2006/math" xmlns:v="urn:schemas-microsoft-com:vml" xmlns:wp14="http://schemas.microsoft.com/office/word/2010/wordprocessingDrawing" xmlns:wp="http://schemas.openxmlformats.org/drawingml/2006/wordprocessingDrawing" xmlns:w10="urn:schemas-microsoft-com:office:word" xmlns:w="http://schemas.openxmlformats.org/wordprocessingml/2006/main" xmlns:w14="http://schemas.microsoft.com/office/word/2010/wordml" xmlns:w15="http://schemas.microsoft.com/office/word/2012/wordml" xmlns:w16cex="http://schemas.microsoft.com/office/word/2018/wordml/cex" xmlns:w16cid="http://schemas.microsoft.com/office/word/2016/wordml/cid" xmlns:w16="http://schemas.microsoft.com/office/word/2018/wordml" xmlns:w16sdtdh="http://schemas.microsoft.com/office/word/2020/wordml/sdtdatahash" xmlns:w16se="http://schemas.microsoft.com/office/word/2015/wordml/symex" xmlns:wpg="http://schemas.microsoft.com/office/word/2010/wordprocessingGroup" xmlns:wpi="http://schemas.microsoft.com/office/word/2010/wordprocessingInk" xmlns:wne="http://schemas.microsoft.com/office/word/2006/wordml" xmlns:wps="http://schemas.microsoft.com/office/word/2010/wordprocessingShape" mc:Ignorable="w14 w15 w16se w16cid w16 w16cex w16sdtdh wp14">
+<w:document xmlns:wpc="http://schemas.microsoft.com/office/word/2010/wordprocessingCanvas" xmlns:cx="http://schemas.microsoft.com/office/drawing/2014/chartex" xmlns:cx1="http://schemas.microsoft.com/office/drawing/2015/9/8/chartex" xmlns:cx2="http://schemas.microsoft.com/office/drawing/2015/10/21/chartex" xmlns:cx3="http://schemas.microsoft.com/office/drawing/2016/5/9/chartex" xmlns:cx4="http://schemas.microsoft.com/office/drawing/2016/5/10/chartex" xmlns:cx5="http://schemas.microsoft.com/office/drawing/2016/5/11/chartex" xmlns:cx6="http://schemas.microsoft.com/office/drawing/2016/5/12/chartex" xmlns:cx7="http://schemas.microsoft.com/office/drawing/2016/5/13/chartex" xmlns:cx8="http://schemas.microsoft.com/office/drawing/2016/5/14/chartex" xmlns:mc="http://schemas.openxmlformats.org/markup-compatibility/2006" xmlns:aink="http://schemas.microsoft.com/office/drawing/2016/ink" xmlns:am3d="http://schemas.microsoft.com/office/drawing/2017/model3d" xmlns:o="urn:schemas-microsoft-com:office:office" xmlns:oel="http://schemas.microsoft.com/office/2019/extlst" xmlns:r="http://schemas.openxmlformats.org/officeDocument/2006/relationships" xmlns:m="http://schemas.openxmlformats.org/officeDocument/2006/math" xmlns:v="urn:schemas-microsoft-com:vml" xmlns:wp14="http://schemas.microsoft.com/office/word/2010/wordprocessingDrawing" xmlns:wp="http://schemas.openxmlformats.org/drawingml/2006/wordprocessingDrawing" xmlns:w10="urn:schemas-microsoft-com:office:word" xmlns:w="http://schemas.openxmlformats.org/wordprocessingml/2006/main" xmlns:w14="http://schemas.microsoft.com/office/word/2010/wordml" xmlns:w15="http://schemas.microsoft.com/office/word/2012/wordml" xmlns:w16cex="http://schemas.microsoft.com/office/word/2018/wordml/cex" xmlns:w16cid="http://schemas.microsoft.com/office/word/2016/wordml/cid" xmlns:w16="http://schemas.microsoft.com/office/word/2018/wordml" xmlns:w16sdtdh="http://schemas.microsoft.com/office/word/2020/wordml/sdtdatahash" xmlns:w16se="http://schemas.microsoft.com/office/word/2015/wordml/symex" xmlns:wpg="http://schemas.microsoft.com/office/word/2010/wordprocessingGroup" xmlns:wpi="http://schemas.microsoft.com/office/word/2010/wordprocessingInk" xmlns:wne="http://schemas.microsoft.com/office/word/2006/wordml" xmlns:wps="http://schemas.microsoft.com/office/word/2010/wordprocessingShape" mc:Ignorable="w14 w15 w16se w16cid w16 w16cex w16sdtdh wp14">
   <w:body>
     <w:p>
       <w:r>
@@ -179,7 +179,13 @@
         <w:rPr>
           <w:sz w:val="24"/>
         </w:rPr>
-        <w:t>. Необходимые надстройки для более подконтрольного управления персонажем в игре</w:t>
+        <w:t xml:space="preserve">. </w:t>
+      </w:r>
+      <w:r>
+        <w:rPr>
+          <w:sz w:val="24"/>
+        </w:rPr>
+        <w:t>Реализация контроллера персонажа, используя пользовательскую физику</w:t>
       </w:r>
     </w:p>
     <w:p>
@@ -628,59 +634,456 @@
       <w:pPr>
         <w:pStyle w:val="1"/>
         <w:spacing w:before="0" w:beforeAutospacing="0" w:after="0" w:afterAutospacing="0"/>
-        <w:rPr>
+      </w:pPr>
+      <w:r>
+        <w:lastRenderedPageBreak/>
+        <w:t>План:</w:t>
+      </w:r>
+    </w:p>
+    <w:p>
+      <w:pPr>
+        <w:pStyle w:val="1"/>
+        <w:numPr>
+          <w:ilvl w:val="0"/>
+          <w:numId w:val="2"/>
+        </w:numPr>
+        <w:spacing w:before="0" w:beforeAutospacing="0" w:after="0" w:afterAutospacing="0"/>
+        <w:jc w:val="left"/>
+      </w:pPr>
+      <w:r>
+        <w:t>Рассказать о возможностях движка</w:t>
+      </w:r>
+    </w:p>
+    <w:p>
+      <w:pPr>
+        <w:pStyle w:val="1"/>
+        <w:numPr>
+          <w:ilvl w:val="0"/>
+          <w:numId w:val="2"/>
+        </w:numPr>
+        <w:spacing w:before="0" w:beforeAutospacing="0" w:after="0" w:afterAutospacing="0"/>
+        <w:jc w:val="left"/>
+      </w:pPr>
+      <w:r>
+        <w:t>Особенностях создания управления персонажем на основе твердых тел и сил</w:t>
+      </w:r>
+    </w:p>
+    <w:p>
+      <w:pPr>
+        <w:pStyle w:val="1"/>
+        <w:numPr>
+          <w:ilvl w:val="0"/>
+          <w:numId w:val="2"/>
+        </w:numPr>
+        <w:spacing w:before="0" w:beforeAutospacing="0" w:after="0" w:afterAutospacing="0"/>
+        <w:jc w:val="left"/>
+      </w:pPr>
+      <w:r>
+        <w:t>Описать пользовательскую физику</w:t>
+      </w:r>
+    </w:p>
+    <w:p>
+      <w:pPr>
+        <w:pStyle w:val="1"/>
+        <w:spacing w:before="0" w:beforeAutospacing="0" w:after="0" w:afterAutospacing="0"/>
+      </w:pPr>
+    </w:p>
+    <w:p>
+      <w:pPr>
+        <w:pStyle w:val="1"/>
+        <w:spacing w:before="0" w:beforeAutospacing="0" w:after="0" w:afterAutospacing="0"/>
+      </w:pPr>
+    </w:p>
+    <w:p>
+      <w:pPr>
+        <w:spacing w:after="160" w:line="259" w:lineRule="auto"/>
+        <w:jc w:val="left"/>
+        <w:rPr>
+          <w:rFonts w:eastAsia="Times New Roman" w:cs="Times New Roman"/>
+          <w:b/>
+          <w:bCs/>
+          <w:kern w:val="36"/>
+          <w:sz w:val="48"/>
+          <w:szCs w:val="48"/>
+          <w:lang w:eastAsia="ru-RU"/>
+          <w14:ligatures w14:val="none"/>
+        </w:rPr>
+      </w:pPr>
+      <w:r>
+        <w:br w:type="page"/>
+      </w:r>
+    </w:p>
+    <w:p>
+      <w:pPr>
+        <w:pStyle w:val="11"/>
+      </w:pPr>
+      <w:r>
+        <w:lastRenderedPageBreak/>
+        <w:t>Введение</w:t>
+      </w:r>
+    </w:p>
+    <w:p>
+      <w:pPr>
+        <w:spacing w:line="360" w:lineRule="auto"/>
+        <w:outlineLvl w:val="0"/>
+        <w:rPr>
+          <w:szCs w:val="28"/>
+        </w:rPr>
+      </w:pPr>
+      <w:r>
+        <w:rPr>
+          <w:rFonts w:cs="Times New Roman"/>
+        </w:rPr>
+        <w:tab/>
+      </w:r>
+      <w:r>
+        <w:rPr>
+          <w:rFonts w:cs="Times New Roman"/>
+        </w:rPr>
+        <w:t>Игра занимает не маловажную роль в жизни современного человека. Начиная пресловут</w:t>
+      </w:r>
+      <w:r>
+        <w:rPr>
+          <w:rFonts w:cs="Times New Roman"/>
+        </w:rPr>
+        <w:t>ыми</w:t>
+      </w:r>
+      <w:r>
+        <w:rPr>
+          <w:rFonts w:cs="Times New Roman"/>
+        </w:rPr>
+        <w:t xml:space="preserve"> игр</w:t>
+      </w:r>
+      <w:r>
+        <w:rPr>
+          <w:rFonts w:cs="Times New Roman"/>
+        </w:rPr>
+        <w:t>ами</w:t>
+      </w:r>
+      <w:r>
+        <w:rPr>
+          <w:rFonts w:cs="Times New Roman"/>
+        </w:rPr>
+        <w:t xml:space="preserve"> в жанре «Три в ряд»</w:t>
+      </w:r>
+      <w:r>
+        <w:rPr>
+          <w:rStyle w:val="a6"/>
+          <w:rFonts w:cs="Times New Roman"/>
+        </w:rPr>
+        <w:footnoteReference w:id="1"/>
+      </w:r>
+      <w:r>
+        <w:rPr>
+          <w:rFonts w:cs="Times New Roman"/>
+        </w:rPr>
+        <w:t>, заканчивая играми с серьезным сюжетом и проработанной графикой, находят свои немалочисленные целевые аудитории.</w:t>
+      </w:r>
+      <w:r>
+        <w:rPr>
+          <w:szCs w:val="28"/>
+        </w:rPr>
+        <w:tab/>
+      </w:r>
+    </w:p>
+    <w:p>
+      <w:pPr>
+        <w:spacing w:line="360" w:lineRule="auto"/>
+        <w:outlineLvl w:val="0"/>
+        <w:rPr>
+          <w:szCs w:val="28"/>
+        </w:rPr>
+      </w:pPr>
+      <w:r>
+        <w:rPr>
+          <w:rFonts w:cs="Times New Roman"/>
+        </w:rPr>
+        <w:tab/>
+      </w:r>
+      <w:r>
+        <w:rPr>
+          <w:rFonts w:cs="Times New Roman"/>
+        </w:rPr>
+        <w:t>Игры давно вышли на новый уровень. На сегодняшний день многие из них могут похвастаться не только тем, что могут развлечь пользователя, но также и окунуть в новый мир исследований не только окружающего мира, но и глубины собственного познания.</w:t>
+      </w:r>
+    </w:p>
+    <w:p>
+      <w:pPr>
+        <w:spacing w:line="360" w:lineRule="auto"/>
+        <w:outlineLvl w:val="0"/>
+        <w:rPr>
+          <w:szCs w:val="28"/>
+        </w:rPr>
+      </w:pPr>
+      <w:r>
+        <w:rPr>
+          <w:rFonts w:cs="Times New Roman"/>
+        </w:rPr>
+        <w:tab/>
+      </w:r>
+      <w:r>
+        <w:rPr>
+          <w:rFonts w:cs="Times New Roman"/>
+        </w:rPr>
+        <w:t>Опыт – вот за чем приходит игрок. Уникальный игровой опыт, который одни готовы получать в качестве хобби, развлечения в свободный пятничный вечер, а другие целенаправленно готовы выделить несколько часов в выходные дни для того, чтобы с головой</w:t>
+      </w:r>
+      <w:r>
+        <w:rPr>
+          <w:rFonts w:cs="Times New Roman"/>
+        </w:rPr>
+        <w:t xml:space="preserve"> </w:t>
+      </w:r>
+      <w:r>
+        <w:rPr>
+          <w:rFonts w:cs="Times New Roman"/>
+        </w:rPr>
+        <w:t>окунуться в другой мир.</w:t>
+      </w:r>
+      <w:r>
+        <w:rPr>
+          <w:rFonts w:cs="Times New Roman"/>
+        </w:rPr>
+        <w:t xml:space="preserve"> </w:t>
+      </w:r>
+      <w:r>
+        <w:rPr>
+          <w:rFonts w:cs="Times New Roman"/>
+        </w:rPr>
+        <w:t xml:space="preserve">Разработчику игр или инди-студии важно дать игроку то, за чем он приходит. Кроме приятных глазу визуальных составляющих и затягивающих сюжетов, игрока увлекает непосредственно управление в игре. Если оно будет не интуитивным, мало контрольным, то игрок не сможет задержаться в игре надолго. </w:t>
+      </w:r>
+    </w:p>
+    <w:p>
+      <w:pPr>
+        <w:pStyle w:val="1"/>
+        <w:spacing w:before="0" w:beforeAutospacing="0" w:after="0" w:afterAutospacing="0"/>
+        <w:jc w:val="both"/>
+        <w:rPr>
+          <w:szCs w:val="28"/>
+        </w:rPr>
+      </w:pPr>
+      <w:r>
+        <w:rPr>
+          <w:szCs w:val="28"/>
+        </w:rPr>
+        <w:tab/>
+      </w:r>
+      <w:r>
+        <w:rPr>
+          <w:b/>
+          <w:bCs w:val="0"/>
+          <w:szCs w:val="28"/>
+        </w:rPr>
+        <w:t>Цель</w:t>
+      </w:r>
+      <w:r>
+        <w:rPr>
+          <w:szCs w:val="28"/>
+        </w:rPr>
+        <w:t>:</w:t>
+      </w:r>
+      <w:r>
+        <w:rPr>
+          <w:szCs w:val="28"/>
+        </w:rPr>
+        <w:t xml:space="preserve"> Проектирование и реализация управления персонажа на основе пользовательской физики.</w:t>
+      </w:r>
+    </w:p>
+    <w:p>
+      <w:pPr>
+        <w:pStyle w:val="1"/>
+        <w:spacing w:before="0" w:beforeAutospacing="0" w:after="0" w:afterAutospacing="0"/>
+        <w:jc w:val="both"/>
+        <w:rPr>
+          <w:szCs w:val="28"/>
+        </w:rPr>
+      </w:pPr>
+      <w:r>
+        <w:rPr>
+          <w:szCs w:val="28"/>
+        </w:rPr>
+        <w:tab/>
+      </w:r>
+      <w:r>
+        <w:rPr>
+          <w:b/>
+          <w:bCs w:val="0"/>
+          <w:szCs w:val="28"/>
+        </w:rPr>
+        <w:t>Задачи</w:t>
+      </w:r>
+      <w:r>
+        <w:rPr>
+          <w:szCs w:val="28"/>
+        </w:rPr>
+        <w:t>:</w:t>
+      </w:r>
+    </w:p>
+    <w:p>
+      <w:pPr>
+        <w:numPr>
+          <w:ilvl w:val="0"/>
+          <w:numId w:val="5"/>
+        </w:numPr>
+        <w:spacing w:line="360" w:lineRule="auto"/>
+        <w:contextualSpacing/>
+        <w:rPr>
+          <w:szCs w:val="28"/>
+        </w:rPr>
+      </w:pPr>
+      <w:r>
+        <w:rPr>
+          <w:color w:val="000000"/>
+          <w:szCs w:val="28"/>
+        </w:rPr>
+        <w:t>Выбрать инструменты для разработки игрового приложения.</w:t>
+      </w:r>
+    </w:p>
+    <w:p>
+      <w:pPr>
+        <w:numPr>
+          <w:ilvl w:val="0"/>
+          <w:numId w:val="5"/>
+        </w:numPr>
+        <w:spacing w:line="360" w:lineRule="auto"/>
+        <w:contextualSpacing/>
+        <w:rPr>
+          <w:szCs w:val="28"/>
+        </w:rPr>
+      </w:pPr>
+      <w:r>
+        <w:rPr>
+          <w:szCs w:val="28"/>
+        </w:rPr>
+        <w:t>Исследовать возможности игрового движка</w:t>
+      </w:r>
+    </w:p>
+    <w:p>
+      <w:pPr>
+        <w:numPr>
+          <w:ilvl w:val="0"/>
+          <w:numId w:val="5"/>
+        </w:numPr>
+        <w:spacing w:line="360" w:lineRule="auto"/>
+        <w:contextualSpacing/>
+        <w:rPr>
+          <w:szCs w:val="28"/>
+        </w:rPr>
+      </w:pPr>
+      <w:r>
+        <w:rPr>
+          <w:szCs w:val="28"/>
+        </w:rPr>
+        <w:t xml:space="preserve">Спроектировать контроллер персонажа в </w:t>
+      </w:r>
+      <w:r>
+        <w:rPr>
+          <w:szCs w:val="28"/>
+        </w:rPr>
+        <w:t>2</w:t>
+      </w:r>
+      <w:r>
+        <w:rPr>
+          <w:szCs w:val="28"/>
           <w:lang w:val="en-US"/>
         </w:rPr>
-      </w:pPr>
-      <w:r>
-        <w:lastRenderedPageBreak/>
+        <w:t>D</w:t>
+      </w:r>
+      <w:r>
+        <w:rPr>
+          <w:szCs w:val="28"/>
+        </w:rPr>
+        <w:t>-платформере</w:t>
+      </w:r>
+    </w:p>
+    <w:p>
+      <w:pPr>
+        <w:numPr>
+          <w:ilvl w:val="0"/>
+          <w:numId w:val="5"/>
+        </w:numPr>
+        <w:spacing w:line="360" w:lineRule="auto"/>
+        <w:contextualSpacing/>
+        <w:rPr>
+          <w:szCs w:val="28"/>
+        </w:rPr>
+      </w:pPr>
+      <w:r>
+        <w:rPr>
+          <w:szCs w:val="28"/>
+        </w:rPr>
+        <w:t xml:space="preserve">Реализовать </w:t>
+      </w:r>
+      <w:r>
+        <w:rPr>
+          <w:szCs w:val="28"/>
+        </w:rPr>
+        <w:t xml:space="preserve">контроллер персонажа в </w:t>
+      </w:r>
+      <w:r>
+        <w:rPr>
+          <w:szCs w:val="28"/>
+        </w:rPr>
+        <w:t>2</w:t>
+      </w:r>
+      <w:r>
+        <w:rPr>
+          <w:szCs w:val="28"/>
+          <w:lang w:val="en-US"/>
+        </w:rPr>
+        <w:t>D</w:t>
+      </w:r>
+      <w:r>
+        <w:rPr>
+          <w:szCs w:val="28"/>
+        </w:rPr>
+        <w:t>-</w:t>
+      </w:r>
+      <w:r>
+        <w:rPr>
+          <w:szCs w:val="28"/>
+        </w:rPr>
+        <w:t>платформере на основе пользовательской физики</w:t>
+      </w:r>
+    </w:p>
+    <w:p>
+      <w:pPr>
+        <w:pStyle w:val="11"/>
+      </w:pPr>
+    </w:p>
+    <w:p>
+      <w:pPr>
+        <w:pStyle w:val="11"/>
+      </w:pPr>
+      <w:r>
+        <w:t>Игровой движок</w:t>
+      </w:r>
+    </w:p>
+    <w:p>
+      <w:pPr>
+        <w:ind w:firstLine="708"/>
+        <w:rPr>
+          <w:lang w:eastAsia="ru-RU"/>
+        </w:rPr>
+      </w:pPr>
+      <w:r>
+        <w:rPr>
+          <w:lang w:eastAsia="ru-RU"/>
+        </w:rPr>
         <w:t xml:space="preserve">Движок </w:t>
       </w:r>
-      <w:r>
-        <w:rPr>
-          <w:lang w:val="en-US"/>
+      <w:proofErr w:type="spellStart"/>
+      <w:r>
+        <w:rPr>
+          <w:lang w:eastAsia="ru-RU"/>
         </w:rPr>
         <w:t>Unity</w:t>
       </w:r>
-    </w:p>
-    <w:p>
-      <w:pPr>
-        <w:ind w:firstLine="708"/>
-        <w:rPr>
-          <w:lang w:eastAsia="ru-RU"/>
-        </w:rPr>
-      </w:pPr>
-      <w:r>
-        <w:rPr>
-          <w:lang w:eastAsia="ru-RU"/>
-        </w:rPr>
-        <w:t xml:space="preserve">Движок </w:t>
-      </w:r>
-      <w:proofErr w:type="spellStart"/>
-      <w:r>
-        <w:rPr>
-          <w:lang w:eastAsia="ru-RU"/>
-        </w:rPr>
-        <w:t>Unity</w:t>
-      </w:r>
-      <w:proofErr w:type="spellEnd"/>
-      <w:r>
-        <w:rPr>
-          <w:lang w:eastAsia="ru-RU"/>
-        </w:rPr>
-        <w:t xml:space="preserve"> </w:t>
-      </w:r>
-      <w:r>
-        <w:rPr>
-          <w:lang w:eastAsia="ru-RU"/>
-        </w:rPr>
-        <w:t>— это</w:t>
-      </w:r>
-      <w:r>
-        <w:rPr>
-          <w:lang w:eastAsia="ru-RU"/>
-        </w:rPr>
-        <w:t xml:space="preserve"> популярная платформа для создания игр и интерактивных приложений. Он был выпущен в 2005 году и с тех пор стал одним из наиболее широко используемых игровых движков в мире.</w:t>
+      <w:proofErr w:type="spellEnd"/>
+      <w:r>
+        <w:rPr>
+          <w:lang w:eastAsia="ru-RU"/>
+        </w:rPr>
+        <w:t xml:space="preserve"> — это популярная платформа для создания игр и интерактивных приложений. Он был выпущен в 2005 году и с тех пор стал одним из наиболее широко используемых игровых движков в мире.</w:t>
       </w:r>
     </w:p>
     <w:p>
@@ -1590,6 +1993,9 @@
     <w:p/>
     <w:p>
       <w:r>
+        <w:rPr>
+          <w:noProof/>
+        </w:rPr>
         <w:drawing>
           <wp:inline distT="0" distB="0" distL="0" distR="0" wp14:anchorId="0C55A4DF" wp14:editId="182AFB8C">
             <wp:extent cx="5940425" cy="8120380"/>
@@ -1606,7 +2012,7 @@
                     <pic:cNvPicPr/>
                   </pic:nvPicPr>
                   <pic:blipFill>
-                    <a:blip r:embed="rId5"/>
+                    <a:blip r:embed="rId7"/>
                     <a:stretch>
                       <a:fillRect/>
                     </a:stretch>
@@ -1637,9 +2043,110 @@
 </w:document>
 </file>
 
+<file path=word/endnotes.xml><?xml version="1.0" encoding="utf-8"?>
+<w:endnotes xmlns:wpc="http://schemas.microsoft.com/office/word/2010/wordprocessingCanvas" xmlns:cx="http://schemas.microsoft.com/office/drawing/2014/chartex" xmlns:cx1="http://schemas.microsoft.com/office/drawing/2015/9/8/chartex" xmlns:cx2="http://schemas.microsoft.com/office/drawing/2015/10/21/chartex" xmlns:cx3="http://schemas.microsoft.com/office/drawing/2016/5/9/chartex" xmlns:cx4="http://schemas.microsoft.com/office/drawing/2016/5/10/chartex" xmlns:cx5="http://schemas.microsoft.com/office/drawing/2016/5/11/chartex" xmlns:cx6="http://schemas.microsoft.com/office/drawing/2016/5/12/chartex" xmlns:cx7="http://schemas.microsoft.com/office/drawing/2016/5/13/chartex" xmlns:cx8="http://schemas.microsoft.com/office/drawing/2016/5/14/chartex" xmlns:mc="http://schemas.openxmlformats.org/markup-compatibility/2006" xmlns:aink="http://schemas.microsoft.com/office/drawing/2016/ink" xmlns:am3d="http://schemas.microsoft.com/office/drawing/2017/model3d" xmlns:o="urn:schemas-microsoft-com:office:office" xmlns:oel="http://schemas.microsoft.com/office/2019/extlst" xmlns:r="http://schemas.openxmlformats.org/officeDocument/2006/relationships" xmlns:m="http://schemas.openxmlformats.org/officeDocument/2006/math" xmlns:v="urn:schemas-microsoft-com:vml" xmlns:wp14="http://schemas.microsoft.com/office/word/2010/wordprocessingDrawing" xmlns:wp="http://schemas.openxmlformats.org/drawingml/2006/wordprocessingDrawing" xmlns:w10="urn:schemas-microsoft-com:office:word" xmlns:w="http://schemas.openxmlformats.org/wordprocessingml/2006/main" xmlns:w14="http://schemas.microsoft.com/office/word/2010/wordml" xmlns:w15="http://schemas.microsoft.com/office/word/2012/wordml" xmlns:w16cex="http://schemas.microsoft.com/office/word/2018/wordml/cex" xmlns:w16cid="http://schemas.microsoft.com/office/word/2016/wordml/cid" xmlns:w16="http://schemas.microsoft.com/office/word/2018/wordml" xmlns:w16sdtdh="http://schemas.microsoft.com/office/word/2020/wordml/sdtdatahash" xmlns:w16se="http://schemas.microsoft.com/office/word/2015/wordml/symex" xmlns:wpg="http://schemas.microsoft.com/office/word/2010/wordprocessingGroup" xmlns:wpi="http://schemas.microsoft.com/office/word/2010/wordprocessingInk" xmlns:wne="http://schemas.microsoft.com/office/word/2006/wordml" xmlns:wps="http://schemas.microsoft.com/office/word/2010/wordprocessingShape" mc:Ignorable="w14 w15 w16se w16cid w16 w16cex w16sdtdh wp14">
+  <w:endnote w:type="separator" w:id="-1">
+    <w:p>
+      <w:r>
+        <w:separator/>
+      </w:r>
+    </w:p>
+  </w:endnote>
+  <w:endnote w:type="continuationSeparator" w:id="0">
+    <w:p>
+      <w:r>
+        <w:continuationSeparator/>
+      </w:r>
+    </w:p>
+  </w:endnote>
+</w:endnotes>
+</file>
+
+<file path=word/footnotes.xml><?xml version="1.0" encoding="utf-8"?>
+<w:footnotes xmlns:wpc="http://schemas.microsoft.com/office/word/2010/wordprocessingCanvas" xmlns:cx="http://schemas.microsoft.com/office/drawing/2014/chartex" xmlns:cx1="http://schemas.microsoft.com/office/drawing/2015/9/8/chartex" xmlns:cx2="http://schemas.microsoft.com/office/drawing/2015/10/21/chartex" xmlns:cx3="http://schemas.microsoft.com/office/drawing/2016/5/9/chartex" xmlns:cx4="http://schemas.microsoft.com/office/drawing/2016/5/10/chartex" xmlns:cx5="http://schemas.microsoft.com/office/drawing/2016/5/11/chartex" xmlns:cx6="http://schemas.microsoft.com/office/drawing/2016/5/12/chartex" xmlns:cx7="http://schemas.microsoft.com/office/drawing/2016/5/13/chartex" xmlns:cx8="http://schemas.microsoft.com/office/drawing/2016/5/14/chartex" xmlns:mc="http://schemas.openxmlformats.org/markup-compatibility/2006" xmlns:aink="http://schemas.microsoft.com/office/drawing/2016/ink" xmlns:am3d="http://schemas.microsoft.com/office/drawing/2017/model3d" xmlns:o="urn:schemas-microsoft-com:office:office" xmlns:oel="http://schemas.microsoft.com/office/2019/extlst" xmlns:r="http://schemas.openxmlformats.org/officeDocument/2006/relationships" xmlns:m="http://schemas.openxmlformats.org/officeDocument/2006/math" xmlns:v="urn:schemas-microsoft-com:vml" xmlns:wp14="http://schemas.microsoft.com/office/word/2010/wordprocessingDrawing" xmlns:wp="http://schemas.openxmlformats.org/drawingml/2006/wordprocessingDrawing" xmlns:w10="urn:schemas-microsoft-com:office:word" xmlns:w="http://schemas.openxmlformats.org/wordprocessingml/2006/main" xmlns:w14="http://schemas.microsoft.com/office/word/2010/wordml" xmlns:w15="http://schemas.microsoft.com/office/word/2012/wordml" xmlns:w16cex="http://schemas.microsoft.com/office/word/2018/wordml/cex" xmlns:w16cid="http://schemas.microsoft.com/office/word/2016/wordml/cid" xmlns:w16="http://schemas.microsoft.com/office/word/2018/wordml" xmlns:w16sdtdh="http://schemas.microsoft.com/office/word/2020/wordml/sdtdatahash" xmlns:w16se="http://schemas.microsoft.com/office/word/2015/wordml/symex" xmlns:wpg="http://schemas.microsoft.com/office/word/2010/wordprocessingGroup" xmlns:wpi="http://schemas.microsoft.com/office/word/2010/wordprocessingInk" xmlns:wne="http://schemas.microsoft.com/office/word/2006/wordml" xmlns:wps="http://schemas.microsoft.com/office/word/2010/wordprocessingShape" mc:Ignorable="w14 w15 w16se w16cid w16 w16cex w16sdtdh wp14">
+  <w:footnote w:type="separator" w:id="-1">
+    <w:p>
+      <w:r>
+        <w:separator/>
+      </w:r>
+    </w:p>
+  </w:footnote>
+  <w:footnote w:type="continuationSeparator" w:id="0">
+    <w:p>
+      <w:r>
+        <w:continuationSeparator/>
+      </w:r>
+    </w:p>
+  </w:footnote>
+  <w:footnote w:id="1">
+    <w:p>
+      <w:pPr>
+        <w:pStyle w:val="a4"/>
+        <w:rPr>
+          <w:rFonts w:cs="Times New Roman"/>
+        </w:rPr>
+      </w:pPr>
+      <w:r>
+        <w:rPr>
+          <w:rStyle w:val="a6"/>
+          <w:rFonts w:cs="Times New Roman"/>
+        </w:rPr>
+        <w:footnoteRef/>
+      </w:r>
+      <w:r>
+        <w:rPr>
+          <w:rFonts w:cs="Times New Roman"/>
+        </w:rPr>
+        <w:t xml:space="preserve"> Игры этого жанра характеризуются тем, что их игровой мир состоит из таблицы или сетки элементов, а задачей игрока является манипулирование элементами таким образом, чтобы совпали заданные игрой шаблонные комбинации, и после выполнения условия собранные элементы исчезают.</w:t>
+      </w:r>
+      <w:r>
+        <w:rPr>
+          <w:rFonts w:cs="Times New Roman"/>
+        </w:rPr>
+        <w:t xml:space="preserve"> </w:t>
+      </w:r>
+      <w:r>
+        <w:rPr>
+          <w:rFonts w:cs="Times New Roman"/>
+        </w:rPr>
+        <w:t>(</w:t>
+      </w:r>
+      <w:r>
+        <w:rPr>
+          <w:rFonts w:cs="Times New Roman"/>
+          <w:lang w:val="en-US"/>
+        </w:rPr>
+        <w:t>Wiki</w:t>
+      </w:r>
+      <w:r>
+        <w:rPr>
+          <w:rFonts w:cs="Times New Roman"/>
+        </w:rPr>
+        <w:t>)</w:t>
+      </w:r>
+    </w:p>
+  </w:footnote>
+</w:footnotes>
+</file>
+
 <file path=word/numbering.xml><?xml version="1.0" encoding="utf-8"?>
-<w:numbering xmlns:wpc="http://schemas.microsoft.com/office/word/2010/wordprocessingCanvas" xmlns:cx="http://schemas.microsoft.com/office/drawing/2014/chartex" xmlns:cx1="http://schemas.microsoft.com/office/drawing/2015/9/8/chartex" xmlns:cx2="http://schemas.microsoft.com/office/drawing/2015/10/21/chartex" xmlns:cx3="http://schemas.microsoft.com/office/drawing/2016/5/9/chartex" xmlns:cx4="http://schemas.microsoft.com/office/drawing/2016/5/10/chartex" xmlns:cx5="http://schemas.microsoft.com/office/drawing/2016/5/11/chartex" xmlns:cx6="http://schemas.microsoft.com/office/drawing/2016/5/12/chartex" xmlns:cx7="http://schemas.microsoft.com/office/drawing/2016/5/13/chartex" xmlns:cx8="http://schemas.microsoft.com/office/drawing/2016/5/14/chartex" xmlns:mc="http://schemas.openxmlformats.org/markup-compatibility/2006" xmlns:aink="http://schemas.microsoft.com/office/drawing/2016/ink" xmlns:am3d="http://schemas.microsoft.com/office/drawing/2017/model3d" xmlns:o="urn:schemas-microsoft-com:office:office" xmlns:r="http://schemas.openxmlformats.org/officeDocument/2006/relationships" xmlns:m="http://schemas.openxmlformats.org/officeDocument/2006/math" xmlns:v="urn:schemas-microsoft-com:vml" xmlns:wp14="http://schemas.microsoft.com/office/word/2010/wordprocessingDrawing" xmlns:wp="http://schemas.openxmlformats.org/drawingml/2006/wordprocessingDrawing" xmlns:w10="urn:schemas-microsoft-com:office:word" xmlns:w="http://schemas.openxmlformats.org/wordprocessingml/2006/main" xmlns:w14="http://schemas.microsoft.com/office/word/2010/wordml" xmlns:w15="http://schemas.microsoft.com/office/word/2012/wordml" xmlns:w16cex="http://schemas.microsoft.com/office/word/2018/wordml/cex" xmlns:w16cid="http://schemas.microsoft.com/office/word/2016/wordml/cid" xmlns:w16="http://schemas.microsoft.com/office/word/2018/wordml" xmlns:w16sdtdh="http://schemas.microsoft.com/office/word/2020/wordml/sdtdatahash" xmlns:w16se="http://schemas.microsoft.com/office/word/2015/wordml/symex" xmlns:wpg="http://schemas.microsoft.com/office/word/2010/wordprocessingGroup" xmlns:wpi="http://schemas.microsoft.com/office/word/2010/wordprocessingInk" xmlns:wne="http://schemas.microsoft.com/office/word/2006/wordml" xmlns:wps="http://schemas.microsoft.com/office/word/2010/wordprocessingShape" mc:Ignorable="w14 w15 w16se w16cid w16 w16cex w16sdtdh wp14">
+<w:numbering xmlns:wpc="http://schemas.microsoft.com/office/word/2010/wordprocessingCanvas" xmlns:cx="http://schemas.microsoft.com/office/drawing/2014/chartex" xmlns:cx1="http://schemas.microsoft.com/office/drawing/2015/9/8/chartex" xmlns:cx2="http://schemas.microsoft.com/office/drawing/2015/10/21/chartex" xmlns:cx3="http://schemas.microsoft.com/office/drawing/2016/5/9/chartex" xmlns:cx4="http://schemas.microsoft.com/office/drawing/2016/5/10/chartex" xmlns:cx5="http://schemas.microsoft.com/office/drawing/2016/5/11/chartex" xmlns:cx6="http://schemas.microsoft.com/office/drawing/2016/5/12/chartex" xmlns:cx7="http://schemas.microsoft.com/office/drawing/2016/5/13/chartex" xmlns:cx8="http://schemas.microsoft.com/office/drawing/2016/5/14/chartex" xmlns:mc="http://schemas.openxmlformats.org/markup-compatibility/2006" xmlns:aink="http://schemas.microsoft.com/office/drawing/2016/ink" xmlns:am3d="http://schemas.microsoft.com/office/drawing/2017/model3d" xmlns:o="urn:schemas-microsoft-com:office:office" xmlns:oel="http://schemas.microsoft.com/office/2019/extlst" xmlns:r="http://schemas.openxmlformats.org/officeDocument/2006/relationships" xmlns:m="http://schemas.openxmlformats.org/officeDocument/2006/math" xmlns:v="urn:schemas-microsoft-com:vml" xmlns:wp14="http://schemas.microsoft.com/office/word/2010/wordprocessingDrawing" xmlns:wp="http://schemas.openxmlformats.org/drawingml/2006/wordprocessingDrawing" xmlns:w10="urn:schemas-microsoft-com:office:word" xmlns:w="http://schemas.openxmlformats.org/wordprocessingml/2006/main" xmlns:w14="http://schemas.microsoft.com/office/word/2010/wordml" xmlns:w15="http://schemas.microsoft.com/office/word/2012/wordml" xmlns:w16cex="http://schemas.microsoft.com/office/word/2018/wordml/cex" xmlns:w16cid="http://schemas.microsoft.com/office/word/2016/wordml/cid" xmlns:w16="http://schemas.microsoft.com/office/word/2018/wordml" xmlns:w16sdtdh="http://schemas.microsoft.com/office/word/2020/wordml/sdtdatahash" xmlns:w16se="http://schemas.microsoft.com/office/word/2015/wordml/symex" xmlns:wpg="http://schemas.microsoft.com/office/word/2010/wordprocessingGroup" xmlns:wpi="http://schemas.microsoft.com/office/word/2010/wordprocessingInk" xmlns:wne="http://schemas.microsoft.com/office/word/2006/wordml" xmlns:wps="http://schemas.microsoft.com/office/word/2010/wordprocessingShape" mc:Ignorable="w14 w15 w16se w16cid w16 w16cex w16sdtdh wp14">
   <w:abstractNum w:abstractNumId="0" w15:restartNumberingAfterBreak="0">
+    <w:nsid w:val="DB3DE804"/>
+    <w:multiLevelType w:val="singleLevel"/>
+    <w:tmpl w:val="DB3DE804"/>
+    <w:lvl w:ilvl="0">
+      <w:start w:val="1"/>
+      <w:numFmt w:val="decimal"/>
+      <w:suff w:val="space"/>
+      <w:lvlText w:val="%1."/>
+      <w:lvlJc w:val="left"/>
+      <w:pPr>
+        <w:ind w:left="420"/>
+      </w:pPr>
+    </w:lvl>
+  </w:abstractNum>
+  <w:abstractNum w:abstractNumId="1" w15:restartNumberingAfterBreak="0">
     <w:nsid w:val="12F861A2"/>
     <w:multiLevelType w:val="hybridMultilevel"/>
     <w:tmpl w:val="9F8EA2BA"/>
@@ -1725,7 +2232,331 @@
       </w:pPr>
     </w:lvl>
   </w:abstractNum>
-  <w:num w:numId="1">
+  <w:abstractNum w:abstractNumId="2" w15:restartNumberingAfterBreak="0">
+    <w:nsid w:val="45E93552"/>
+    <w:multiLevelType w:val="hybridMultilevel"/>
+    <w:tmpl w:val="916681C8"/>
+    <w:lvl w:ilvl="0" w:tplc="0419000F">
+      <w:start w:val="1"/>
+      <w:numFmt w:val="decimal"/>
+      <w:lvlText w:val="%1."/>
+      <w:lvlJc w:val="left"/>
+      <w:pPr>
+        <w:ind w:left="720" w:hanging="360"/>
+      </w:pPr>
+    </w:lvl>
+    <w:lvl w:ilvl="1" w:tplc="04190019" w:tentative="1">
+      <w:start w:val="1"/>
+      <w:numFmt w:val="lowerLetter"/>
+      <w:lvlText w:val="%2."/>
+      <w:lvlJc w:val="left"/>
+      <w:pPr>
+        <w:ind w:left="1440" w:hanging="360"/>
+      </w:pPr>
+    </w:lvl>
+    <w:lvl w:ilvl="2" w:tplc="0419001B" w:tentative="1">
+      <w:start w:val="1"/>
+      <w:numFmt w:val="lowerRoman"/>
+      <w:lvlText w:val="%3."/>
+      <w:lvlJc w:val="right"/>
+      <w:pPr>
+        <w:ind w:left="2160" w:hanging="180"/>
+      </w:pPr>
+    </w:lvl>
+    <w:lvl w:ilvl="3" w:tplc="0419000F" w:tentative="1">
+      <w:start w:val="1"/>
+      <w:numFmt w:val="decimal"/>
+      <w:lvlText w:val="%4."/>
+      <w:lvlJc w:val="left"/>
+      <w:pPr>
+        <w:ind w:left="2880" w:hanging="360"/>
+      </w:pPr>
+    </w:lvl>
+    <w:lvl w:ilvl="4" w:tplc="04190019" w:tentative="1">
+      <w:start w:val="1"/>
+      <w:numFmt w:val="lowerLetter"/>
+      <w:lvlText w:val="%5."/>
+      <w:lvlJc w:val="left"/>
+      <w:pPr>
+        <w:ind w:left="3600" w:hanging="360"/>
+      </w:pPr>
+    </w:lvl>
+    <w:lvl w:ilvl="5" w:tplc="0419001B" w:tentative="1">
+      <w:start w:val="1"/>
+      <w:numFmt w:val="lowerRoman"/>
+      <w:lvlText w:val="%6."/>
+      <w:lvlJc w:val="right"/>
+      <w:pPr>
+        <w:ind w:left="4320" w:hanging="180"/>
+      </w:pPr>
+    </w:lvl>
+    <w:lvl w:ilvl="6" w:tplc="0419000F" w:tentative="1">
+      <w:start w:val="1"/>
+      <w:numFmt w:val="decimal"/>
+      <w:lvlText w:val="%7."/>
+      <w:lvlJc w:val="left"/>
+      <w:pPr>
+        <w:ind w:left="5040" w:hanging="360"/>
+      </w:pPr>
+    </w:lvl>
+    <w:lvl w:ilvl="7" w:tplc="04190019" w:tentative="1">
+      <w:start w:val="1"/>
+      <w:numFmt w:val="lowerLetter"/>
+      <w:lvlText w:val="%8."/>
+      <w:lvlJc w:val="left"/>
+      <w:pPr>
+        <w:ind w:left="5760" w:hanging="360"/>
+      </w:pPr>
+    </w:lvl>
+    <w:lvl w:ilvl="8" w:tplc="0419001B" w:tentative="1">
+      <w:start w:val="1"/>
+      <w:numFmt w:val="lowerRoman"/>
+      <w:lvlText w:val="%9."/>
+      <w:lvlJc w:val="right"/>
+      <w:pPr>
+        <w:ind w:left="6480" w:hanging="180"/>
+      </w:pPr>
+    </w:lvl>
+  </w:abstractNum>
+  <w:abstractNum w:abstractNumId="3" w15:restartNumberingAfterBreak="0">
+    <w:nsid w:val="67CF3C7F"/>
+    <w:multiLevelType w:val="hybridMultilevel"/>
+    <w:tmpl w:val="130E73EE"/>
+    <w:lvl w:ilvl="0" w:tplc="04190001">
+      <w:start w:val="1"/>
+      <w:numFmt w:val="bullet"/>
+      <w:lvlText w:val=""/>
+      <w:lvlJc w:val="left"/>
+      <w:pPr>
+        <w:ind w:left="720" w:hanging="360"/>
+      </w:pPr>
+      <w:rPr>
+        <w:rFonts w:ascii="Symbol" w:hAnsi="Symbol" w:hint="default"/>
+      </w:rPr>
+    </w:lvl>
+    <w:lvl w:ilvl="1" w:tplc="04190003" w:tentative="1">
+      <w:start w:val="1"/>
+      <w:numFmt w:val="bullet"/>
+      <w:lvlText w:val="o"/>
+      <w:lvlJc w:val="left"/>
+      <w:pPr>
+        <w:ind w:left="1440" w:hanging="360"/>
+      </w:pPr>
+      <w:rPr>
+        <w:rFonts w:ascii="Courier New" w:hAnsi="Courier New" w:cs="Courier New" w:hint="default"/>
+      </w:rPr>
+    </w:lvl>
+    <w:lvl w:ilvl="2" w:tplc="04190005" w:tentative="1">
+      <w:start w:val="1"/>
+      <w:numFmt w:val="bullet"/>
+      <w:lvlText w:val=""/>
+      <w:lvlJc w:val="left"/>
+      <w:pPr>
+        <w:ind w:left="2160" w:hanging="360"/>
+      </w:pPr>
+      <w:rPr>
+        <w:rFonts w:ascii="Wingdings" w:hAnsi="Wingdings" w:hint="default"/>
+      </w:rPr>
+    </w:lvl>
+    <w:lvl w:ilvl="3" w:tplc="04190001" w:tentative="1">
+      <w:start w:val="1"/>
+      <w:numFmt w:val="bullet"/>
+      <w:lvlText w:val=""/>
+      <w:lvlJc w:val="left"/>
+      <w:pPr>
+        <w:ind w:left="2880" w:hanging="360"/>
+      </w:pPr>
+      <w:rPr>
+        <w:rFonts w:ascii="Symbol" w:hAnsi="Symbol" w:hint="default"/>
+      </w:rPr>
+    </w:lvl>
+    <w:lvl w:ilvl="4" w:tplc="04190003" w:tentative="1">
+      <w:start w:val="1"/>
+      <w:numFmt w:val="bullet"/>
+      <w:lvlText w:val="o"/>
+      <w:lvlJc w:val="left"/>
+      <w:pPr>
+        <w:ind w:left="3600" w:hanging="360"/>
+      </w:pPr>
+      <w:rPr>
+        <w:rFonts w:ascii="Courier New" w:hAnsi="Courier New" w:cs="Courier New" w:hint="default"/>
+      </w:rPr>
+    </w:lvl>
+    <w:lvl w:ilvl="5" w:tplc="04190005" w:tentative="1">
+      <w:start w:val="1"/>
+      <w:numFmt w:val="bullet"/>
+      <w:lvlText w:val=""/>
+      <w:lvlJc w:val="left"/>
+      <w:pPr>
+        <w:ind w:left="4320" w:hanging="360"/>
+      </w:pPr>
+      <w:rPr>
+        <w:rFonts w:ascii="Wingdings" w:hAnsi="Wingdings" w:hint="default"/>
+      </w:rPr>
+    </w:lvl>
+    <w:lvl w:ilvl="6" w:tplc="04190001" w:tentative="1">
+      <w:start w:val="1"/>
+      <w:numFmt w:val="bullet"/>
+      <w:lvlText w:val=""/>
+      <w:lvlJc w:val="left"/>
+      <w:pPr>
+        <w:ind w:left="5040" w:hanging="360"/>
+      </w:pPr>
+      <w:rPr>
+        <w:rFonts w:ascii="Symbol" w:hAnsi="Symbol" w:hint="default"/>
+      </w:rPr>
+    </w:lvl>
+    <w:lvl w:ilvl="7" w:tplc="04190003" w:tentative="1">
+      <w:start w:val="1"/>
+      <w:numFmt w:val="bullet"/>
+      <w:lvlText w:val="o"/>
+      <w:lvlJc w:val="left"/>
+      <w:pPr>
+        <w:ind w:left="5760" w:hanging="360"/>
+      </w:pPr>
+      <w:rPr>
+        <w:rFonts w:ascii="Courier New" w:hAnsi="Courier New" w:cs="Courier New" w:hint="default"/>
+      </w:rPr>
+    </w:lvl>
+    <w:lvl w:ilvl="8" w:tplc="04190005" w:tentative="1">
+      <w:start w:val="1"/>
+      <w:numFmt w:val="bullet"/>
+      <w:lvlText w:val=""/>
+      <w:lvlJc w:val="left"/>
+      <w:pPr>
+        <w:ind w:left="6480" w:hanging="360"/>
+      </w:pPr>
+      <w:rPr>
+        <w:rFonts w:ascii="Wingdings" w:hAnsi="Wingdings" w:hint="default"/>
+      </w:rPr>
+    </w:lvl>
+  </w:abstractNum>
+  <w:abstractNum w:abstractNumId="4" w15:restartNumberingAfterBreak="0">
+    <w:nsid w:val="798541D3"/>
+    <w:multiLevelType w:val="hybridMultilevel"/>
+    <w:tmpl w:val="10C81E8E"/>
+    <w:lvl w:ilvl="0" w:tplc="04190001">
+      <w:start w:val="1"/>
+      <w:numFmt w:val="bullet"/>
+      <w:lvlText w:val=""/>
+      <w:lvlJc w:val="left"/>
+      <w:pPr>
+        <w:ind w:left="720" w:hanging="360"/>
+      </w:pPr>
+      <w:rPr>
+        <w:rFonts w:ascii="Symbol" w:hAnsi="Symbol" w:hint="default"/>
+      </w:rPr>
+    </w:lvl>
+    <w:lvl w:ilvl="1" w:tplc="04190003" w:tentative="1">
+      <w:start w:val="1"/>
+      <w:numFmt w:val="bullet"/>
+      <w:lvlText w:val="o"/>
+      <w:lvlJc w:val="left"/>
+      <w:pPr>
+        <w:ind w:left="1440" w:hanging="360"/>
+      </w:pPr>
+      <w:rPr>
+        <w:rFonts w:ascii="Courier New" w:hAnsi="Courier New" w:cs="Courier New" w:hint="default"/>
+      </w:rPr>
+    </w:lvl>
+    <w:lvl w:ilvl="2" w:tplc="04190005" w:tentative="1">
+      <w:start w:val="1"/>
+      <w:numFmt w:val="bullet"/>
+      <w:lvlText w:val=""/>
+      <w:lvlJc w:val="left"/>
+      <w:pPr>
+        <w:ind w:left="2160" w:hanging="360"/>
+      </w:pPr>
+      <w:rPr>
+        <w:rFonts w:ascii="Wingdings" w:hAnsi="Wingdings" w:hint="default"/>
+      </w:rPr>
+    </w:lvl>
+    <w:lvl w:ilvl="3" w:tplc="04190001" w:tentative="1">
+      <w:start w:val="1"/>
+      <w:numFmt w:val="bullet"/>
+      <w:lvlText w:val=""/>
+      <w:lvlJc w:val="left"/>
+      <w:pPr>
+        <w:ind w:left="2880" w:hanging="360"/>
+      </w:pPr>
+      <w:rPr>
+        <w:rFonts w:ascii="Symbol" w:hAnsi="Symbol" w:hint="default"/>
+      </w:rPr>
+    </w:lvl>
+    <w:lvl w:ilvl="4" w:tplc="04190003" w:tentative="1">
+      <w:start w:val="1"/>
+      <w:numFmt w:val="bullet"/>
+      <w:lvlText w:val="o"/>
+      <w:lvlJc w:val="left"/>
+      <w:pPr>
+        <w:ind w:left="3600" w:hanging="360"/>
+      </w:pPr>
+      <w:rPr>
+        <w:rFonts w:ascii="Courier New" w:hAnsi="Courier New" w:cs="Courier New" w:hint="default"/>
+      </w:rPr>
+    </w:lvl>
+    <w:lvl w:ilvl="5" w:tplc="04190005" w:tentative="1">
+      <w:start w:val="1"/>
+      <w:numFmt w:val="bullet"/>
+      <w:lvlText w:val=""/>
+      <w:lvlJc w:val="left"/>
+      <w:pPr>
+        <w:ind w:left="4320" w:hanging="360"/>
+      </w:pPr>
+      <w:rPr>
+        <w:rFonts w:ascii="Wingdings" w:hAnsi="Wingdings" w:hint="default"/>
+      </w:rPr>
+    </w:lvl>
+    <w:lvl w:ilvl="6" w:tplc="04190001" w:tentative="1">
+      <w:start w:val="1"/>
+      <w:numFmt w:val="bullet"/>
+      <w:lvlText w:val=""/>
+      <w:lvlJc w:val="left"/>
+      <w:pPr>
+        <w:ind w:left="5040" w:hanging="360"/>
+      </w:pPr>
+      <w:rPr>
+        <w:rFonts w:ascii="Symbol" w:hAnsi="Symbol" w:hint="default"/>
+      </w:rPr>
+    </w:lvl>
+    <w:lvl w:ilvl="7" w:tplc="04190003" w:tentative="1">
+      <w:start w:val="1"/>
+      <w:numFmt w:val="bullet"/>
+      <w:lvlText w:val="o"/>
+      <w:lvlJc w:val="left"/>
+      <w:pPr>
+        <w:ind w:left="5760" w:hanging="360"/>
+      </w:pPr>
+      <w:rPr>
+        <w:rFonts w:ascii="Courier New" w:hAnsi="Courier New" w:cs="Courier New" w:hint="default"/>
+      </w:rPr>
+    </w:lvl>
+    <w:lvl w:ilvl="8" w:tplc="04190005" w:tentative="1">
+      <w:start w:val="1"/>
+      <w:numFmt w:val="bullet"/>
+      <w:lvlText w:val=""/>
+      <w:lvlJc w:val="left"/>
+      <w:pPr>
+        <w:ind w:left="6480" w:hanging="360"/>
+      </w:pPr>
+      <w:rPr>
+        <w:rFonts w:ascii="Wingdings" w:hAnsi="Wingdings" w:hint="default"/>
+      </w:rPr>
+    </w:lvl>
+  </w:abstractNum>
+  <w:num w:numId="1" w16cid:durableId="884486914">
+    <w:abstractNumId w:val="1"/>
+  </w:num>
+  <w:num w:numId="2" w16cid:durableId="1277516131">
+    <w:abstractNumId w:val="3"/>
+  </w:num>
+  <w:num w:numId="3" w16cid:durableId="727150125">
+    <w:abstractNumId w:val="4"/>
+  </w:num>
+  <w:num w:numId="4" w16cid:durableId="1256402641">
+    <w:abstractNumId w:val="2"/>
+  </w:num>
+  <w:num w:numId="5" w16cid:durableId="1986860155">
     <w:abstractNumId w:val="0"/>
   </w:num>
 </w:numbering>
@@ -2148,18 +2979,17 @@
     <w:link w:val="10"/>
     <w:uiPriority w:val="9"/>
     <w:qFormat/>
-    <w:rsid w:val="00E52C61"/>
+    <w:rsid w:val="003D516C"/>
     <w:pPr>
       <w:spacing w:before="100" w:beforeAutospacing="1" w:after="100" w:afterAutospacing="1"/>
-      <w:jc w:val="left"/>
+      <w:jc w:val="center"/>
       <w:outlineLvl w:val="0"/>
     </w:pPr>
     <w:rPr>
       <w:rFonts w:eastAsia="Times New Roman" w:cs="Times New Roman"/>
-      <w:b/>
       <w:bCs/>
+      <w:color w:val="000000" w:themeColor="text1"/>
       <w:kern w:val="36"/>
-      <w:sz w:val="48"/>
       <w:szCs w:val="48"/>
       <w:lang w:eastAsia="ru-RU"/>
       <w14:ligatures w14:val="none"/>
@@ -2197,13 +3027,13 @@
     <w:basedOn w:val="a0"/>
     <w:link w:val="1"/>
     <w:uiPriority w:val="9"/>
-    <w:rsid w:val="00E52C61"/>
+    <w:rsid w:val="003D516C"/>
     <w:rPr>
       <w:rFonts w:ascii="Times New Roman" w:eastAsia="Times New Roman" w:hAnsi="Times New Roman" w:cs="Times New Roman"/>
-      <w:b/>
       <w:bCs/>
+      <w:color w:val="000000" w:themeColor="text1"/>
       <w:kern w:val="36"/>
-      <w:sz w:val="48"/>
+      <w:sz w:val="28"/>
       <w:szCs w:val="48"/>
       <w:lang w:eastAsia="ru-RU"/>
     </w:rPr>
@@ -2218,6 +3048,65 @@
       <w:ind w:left="720"/>
       <w:contextualSpacing/>
     </w:pPr>
+  </w:style>
+  <w:style w:type="paragraph" w:customStyle="1" w:styleId="11">
+    <w:name w:val="Мой Заголовок 1"/>
+    <w:basedOn w:val="1"/>
+    <w:autoRedefine/>
+    <w:qFormat/>
+    <w:rsid w:val="003D516C"/>
+    <w:pPr>
+      <w:keepNext/>
+      <w:keepLines/>
+      <w:spacing w:before="240" w:beforeAutospacing="0" w:after="0" w:afterAutospacing="0" w:line="480" w:lineRule="auto"/>
+    </w:pPr>
+    <w:rPr>
+      <w:rFonts w:eastAsiaTheme="majorEastAsia"/>
+      <w:b/>
+      <w:kern w:val="2"/>
+      <w:szCs w:val="32"/>
+      <w:lang w:eastAsia="en-US"/>
+      <w14:ligatures w14:val="standardContextual"/>
+    </w:rPr>
+  </w:style>
+  <w:style w:type="paragraph" w:styleId="a4">
+    <w:name w:val="footnote text"/>
+    <w:basedOn w:val="a"/>
+    <w:link w:val="a5"/>
+    <w:uiPriority w:val="99"/>
+    <w:semiHidden/>
+    <w:unhideWhenUsed/>
+    <w:rsid w:val="008F2151"/>
+    <w:rPr>
+      <w:sz w:val="20"/>
+      <w:szCs w:val="20"/>
+    </w:rPr>
+  </w:style>
+  <w:style w:type="character" w:customStyle="1" w:styleId="a5">
+    <w:name w:val="Текст сноски Знак"/>
+    <w:basedOn w:val="a0"/>
+    <w:link w:val="a4"/>
+    <w:uiPriority w:val="99"/>
+    <w:semiHidden/>
+    <w:rsid w:val="008F2151"/>
+    <w:rPr>
+      <w:rFonts w:ascii="Times New Roman" w:hAnsi="Times New Roman"/>
+      <w:kern w:val="2"/>
+      <w:sz w:val="20"/>
+      <w:szCs w:val="20"/>
+      <w14:ligatures w14:val="standardContextual"/>
+    </w:rPr>
+  </w:style>
+  <w:style w:type="character" w:styleId="a6">
+    <w:name w:val="footnote reference"/>
+    <w:basedOn w:val="a0"/>
+    <w:uiPriority w:val="99"/>
+    <w:semiHidden/>
+    <w:unhideWhenUsed/>
+    <w:rsid w:val="008F2151"/>
+    <w:rPr>
+      <w:vertAlign w:val="superscript"/>
+    </w:rPr>
   </w:style>
 </w:styles>
 </file>

--- a/Курсовая по платформеру.docx
+++ b/Курсовая по платформеру.docx
@@ -92,6 +92,12 @@
           <w:sz w:val="24"/>
         </w:rPr>
       </w:pPr>
+      <w:r>
+        <w:rPr>
+          <w:sz w:val="24"/>
+        </w:rPr>
+        <w:t>КУРСОВАЯ РАБОТА</w:t>
+      </w:r>
     </w:p>
     <w:p>
       <w:pPr>
@@ -108,6 +114,31 @@
           <w:sz w:val="24"/>
         </w:rPr>
       </w:pPr>
+      <w:r>
+        <w:rPr>
+          <w:sz w:val="24"/>
+        </w:rPr>
+        <w:t xml:space="preserve">Физика движка </w:t>
+      </w:r>
+      <w:r>
+        <w:rPr>
+          <w:sz w:val="24"/>
+          <w:lang w:val="en-US"/>
+        </w:rPr>
+        <w:t>Unity</w:t>
+      </w:r>
+      <w:r>
+        <w:rPr>
+          <w:sz w:val="24"/>
+        </w:rPr>
+        <w:t xml:space="preserve">. </w:t>
+      </w:r>
+      <w:r>
+        <w:rPr>
+          <w:sz w:val="24"/>
+        </w:rPr>
+        <w:t>Реализация контроллера персонажа, используя пользовательскую физику</w:t>
+      </w:r>
     </w:p>
     <w:p>
       <w:pPr>
@@ -124,6 +155,12 @@
           <w:sz w:val="24"/>
         </w:rPr>
       </w:pPr>
+      <w:r>
+        <w:rPr>
+          <w:sz w:val="24"/>
+        </w:rPr>
+        <w:t>Шудегова Влада Константиновна</w:t>
+      </w:r>
     </w:p>
     <w:p>
       <w:pPr>
@@ -144,7 +181,7 @@
         <w:rPr>
           <w:sz w:val="24"/>
         </w:rPr>
-        <w:t>КУРСОВАЯ РАБОТА</w:t>
+        <w:t>Направление подготовки 01.03.02 Прикладная математика и информатика</w:t>
       </w:r>
     </w:p>
     <w:p>
@@ -154,6 +191,12 @@
           <w:sz w:val="24"/>
         </w:rPr>
       </w:pPr>
+      <w:r>
+        <w:rPr>
+          <w:sz w:val="24"/>
+        </w:rPr>
+        <w:t>Направленность (профиль) «Прикладная математика и информатика»</w:t>
+      </w:r>
     </w:p>
     <w:p>
       <w:pPr>
@@ -162,31 +205,6 @@
           <w:sz w:val="24"/>
         </w:rPr>
       </w:pPr>
-      <w:r>
-        <w:rPr>
-          <w:sz w:val="24"/>
-        </w:rPr>
-        <w:t xml:space="preserve">Физика движка </w:t>
-      </w:r>
-      <w:r>
-        <w:rPr>
-          <w:sz w:val="24"/>
-          <w:lang w:val="en-US"/>
-        </w:rPr>
-        <w:t>Unity</w:t>
-      </w:r>
-      <w:r>
-        <w:rPr>
-          <w:sz w:val="24"/>
-        </w:rPr>
-        <w:t xml:space="preserve">. </w:t>
-      </w:r>
-      <w:r>
-        <w:rPr>
-          <w:sz w:val="24"/>
-        </w:rPr>
-        <w:t>Реализация контроллера персонажа, используя пользовательскую физику</w:t>
-      </w:r>
     </w:p>
     <w:p>
       <w:pPr>
@@ -198,96 +216,16 @@
     </w:p>
     <w:p>
       <w:pPr>
+        <w:spacing w:line="240" w:lineRule="auto"/>
         <w:jc w:val="center"/>
         <w:rPr>
           <w:sz w:val="24"/>
         </w:rPr>
       </w:pPr>
-      <w:r>
-        <w:rPr>
-          <w:sz w:val="24"/>
-        </w:rPr>
-        <w:t>Шудегова Влада Константиновна</w:t>
-      </w:r>
-    </w:p>
-    <w:p>
-      <w:pPr>
-        <w:jc w:val="center"/>
-        <w:rPr>
-          <w:sz w:val="24"/>
-        </w:rPr>
-      </w:pPr>
-    </w:p>
-    <w:p>
-      <w:pPr>
-        <w:jc w:val="center"/>
-        <w:rPr>
-          <w:sz w:val="24"/>
-        </w:rPr>
-      </w:pPr>
-      <w:r>
-        <w:rPr>
-          <w:sz w:val="24"/>
-        </w:rPr>
-        <w:t>Направление подготовки 01.03.02 Прикладная математика и информатика</w:t>
-      </w:r>
-    </w:p>
-    <w:p>
-      <w:pPr>
-        <w:jc w:val="center"/>
-        <w:rPr>
-          <w:sz w:val="24"/>
-        </w:rPr>
-      </w:pPr>
-      <w:r>
-        <w:rPr>
-          <w:sz w:val="24"/>
-        </w:rPr>
-        <w:t>Направленность (профиль) «Прикладная математика и информатика»</w:t>
-      </w:r>
-    </w:p>
-    <w:p>
-      <w:pPr>
-        <w:jc w:val="center"/>
-        <w:rPr>
-          <w:sz w:val="24"/>
-        </w:rPr>
-      </w:pPr>
-    </w:p>
-    <w:p>
-      <w:pPr>
-        <w:jc w:val="center"/>
-        <w:rPr>
-          <w:sz w:val="24"/>
-        </w:rPr>
-      </w:pPr>
-    </w:p>
-    <w:p>
-      <w:pPr>
-        <w:jc w:val="center"/>
-        <w:rPr>
-          <w:sz w:val="24"/>
-        </w:rPr>
-      </w:pPr>
-    </w:p>
-    <w:p>
-      <w:pPr>
-        <w:jc w:val="center"/>
-        <w:rPr>
-          <w:sz w:val="24"/>
-        </w:rPr>
-      </w:pPr>
-    </w:p>
-    <w:p>
-      <w:pPr>
-        <w:jc w:val="center"/>
-        <w:rPr>
-          <w:sz w:val="24"/>
-        </w:rPr>
-      </w:pPr>
-    </w:p>
-    <w:p>
-      <w:pPr>
+    </w:p>
+    <w:p>
+      <w:pPr>
+        <w:spacing w:line="240" w:lineRule="auto"/>
         <w:ind w:left="5387"/>
         <w:jc w:val="left"/>
         <w:rPr>
@@ -303,6 +241,7 @@
     </w:p>
     <w:p>
       <w:pPr>
+        <w:spacing w:line="240" w:lineRule="auto"/>
         <w:ind w:left="5387"/>
         <w:jc w:val="left"/>
         <w:rPr>
@@ -318,6 +257,7 @@
     </w:p>
     <w:p>
       <w:pPr>
+        <w:spacing w:line="240" w:lineRule="auto"/>
         <w:ind w:left="5387"/>
         <w:jc w:val="left"/>
         <w:rPr>
@@ -327,6 +267,7 @@
     </w:p>
     <w:p>
       <w:pPr>
+        <w:spacing w:line="240" w:lineRule="auto"/>
         <w:ind w:left="5387"/>
         <w:jc w:val="left"/>
         <w:rPr>
@@ -360,6 +301,7 @@
     </w:p>
     <w:p>
       <w:pPr>
+        <w:spacing w:line="240" w:lineRule="auto"/>
         <w:ind w:left="5387"/>
         <w:jc w:val="left"/>
         <w:rPr>
@@ -377,6 +319,7 @@
     </w:p>
     <w:p>
       <w:pPr>
+        <w:spacing w:line="240" w:lineRule="auto"/>
         <w:ind w:left="5387"/>
         <w:jc w:val="left"/>
         <w:rPr>
@@ -410,6 +353,7 @@
     </w:p>
     <w:p>
       <w:pPr>
+        <w:spacing w:line="240" w:lineRule="auto"/>
         <w:ind w:left="5387"/>
         <w:jc w:val="left"/>
         <w:rPr>
@@ -425,6 +369,7 @@
     </w:p>
     <w:p>
       <w:pPr>
+        <w:spacing w:line="240" w:lineRule="auto"/>
         <w:ind w:left="5387"/>
         <w:jc w:val="left"/>
         <w:rPr>
@@ -446,6 +391,7 @@
     </w:p>
     <w:p>
       <w:pPr>
+        <w:spacing w:line="240" w:lineRule="auto"/>
         <w:ind w:left="5387"/>
         <w:jc w:val="left"/>
         <w:rPr>
@@ -455,6 +401,7 @@
     </w:p>
     <w:p>
       <w:pPr>
+        <w:spacing w:line="240" w:lineRule="auto"/>
         <w:ind w:left="5387"/>
         <w:jc w:val="left"/>
         <w:rPr>
@@ -500,6 +447,7 @@
     </w:p>
     <w:p>
       <w:pPr>
+        <w:spacing w:line="240" w:lineRule="auto"/>
         <w:ind w:left="5387"/>
         <w:jc w:val="left"/>
         <w:rPr>
@@ -517,6 +465,7 @@
     </w:p>
     <w:p>
       <w:pPr>
+        <w:spacing w:line="240" w:lineRule="auto"/>
         <w:ind w:left="5387"/>
         <w:jc w:val="left"/>
         <w:rPr>
@@ -568,49 +517,6 @@
     </w:p>
     <w:p>
       <w:pPr>
-        <w:ind w:left="4678"/>
-        <w:jc w:val="left"/>
-        <w:rPr>
-          <w:sz w:val="24"/>
-        </w:rPr>
-      </w:pPr>
-    </w:p>
-    <w:p>
-      <w:pPr>
-        <w:ind w:left="4678"/>
-        <w:jc w:val="left"/>
-        <w:rPr>
-          <w:sz w:val="24"/>
-        </w:rPr>
-      </w:pPr>
-    </w:p>
-    <w:p>
-      <w:pPr>
-        <w:ind w:left="4678"/>
-        <w:jc w:val="left"/>
-        <w:rPr>
-          <w:sz w:val="24"/>
-        </w:rPr>
-      </w:pPr>
-    </w:p>
-    <w:p>
-      <w:pPr>
-        <w:ind w:left="4678"/>
-        <w:jc w:val="left"/>
-        <w:rPr>
-          <w:sz w:val="24"/>
-        </w:rPr>
-      </w:pPr>
-    </w:p>
-    <w:p>
-      <w:pPr>
-        <w:rPr>
-          <w:sz w:val="24"/>
-        </w:rPr>
-      </w:pPr>
-    </w:p>
-    <w:p>
-      <w:pPr>
         <w:rPr>
           <w:sz w:val="24"/>
         </w:rPr>
@@ -632,8 +538,7 @@
     </w:p>
     <w:p>
       <w:pPr>
-        <w:pStyle w:val="1"/>
-        <w:spacing w:before="0" w:beforeAutospacing="0" w:after="0" w:afterAutospacing="0"/>
+        <w:jc w:val="center"/>
       </w:pPr>
       <w:r>
         <w:lastRenderedPageBreak/>
@@ -642,13 +547,11 @@
     </w:p>
     <w:p>
       <w:pPr>
-        <w:pStyle w:val="1"/>
+        <w:pStyle w:val="a3"/>
         <w:numPr>
           <w:ilvl w:val="0"/>
-          <w:numId w:val="2"/>
+          <w:numId w:val="10"/>
         </w:numPr>
-        <w:spacing w:before="0" w:beforeAutospacing="0" w:after="0" w:afterAutospacing="0"/>
-        <w:jc w:val="left"/>
       </w:pPr>
       <w:r>
         <w:t>Рассказать о возможностях движка</w:t>
@@ -656,13 +559,11 @@
     </w:p>
     <w:p>
       <w:pPr>
-        <w:pStyle w:val="1"/>
+        <w:pStyle w:val="a3"/>
         <w:numPr>
           <w:ilvl w:val="0"/>
-          <w:numId w:val="2"/>
+          <w:numId w:val="10"/>
         </w:numPr>
-        <w:spacing w:before="0" w:beforeAutospacing="0" w:after="0" w:afterAutospacing="0"/>
-        <w:jc w:val="left"/>
       </w:pPr>
       <w:r>
         <w:t>Особенностях создания управления персонажем на основе твердых тел и сил</w:t>
@@ -670,27 +571,20 @@
     </w:p>
     <w:p>
       <w:pPr>
-        <w:pStyle w:val="1"/>
+        <w:pStyle w:val="a3"/>
         <w:numPr>
           <w:ilvl w:val="0"/>
-          <w:numId w:val="2"/>
+          <w:numId w:val="10"/>
         </w:numPr>
-        <w:spacing w:before="0" w:beforeAutospacing="0" w:after="0" w:afterAutospacing="0"/>
-        <w:jc w:val="left"/>
       </w:pPr>
       <w:r>
         <w:t>Описать пользовательскую физику</w:t>
       </w:r>
     </w:p>
-    <w:p>
-      <w:pPr>
-        <w:pStyle w:val="1"/>
-        <w:spacing w:before="0" w:beforeAutospacing="0" w:after="0" w:afterAutospacing="0"/>
-      </w:pPr>
-    </w:p>
-    <w:p>
-      <w:pPr>
-        <w:pStyle w:val="1"/>
+    <w:p/>
+    <w:p>
+      <w:pPr>
+        <w:pStyle w:val="10"/>
         <w:spacing w:before="0" w:beforeAutospacing="0" w:after="0" w:afterAutospacing="0"/>
       </w:pPr>
     </w:p>
@@ -713,57 +607,568 @@
         <w:br w:type="page"/>
       </w:r>
     </w:p>
-    <w:p>
-      <w:pPr>
-        <w:pStyle w:val="11"/>
-      </w:pPr>
+    <w:sdt>
+      <w:sdtPr>
+        <w:rPr>
+          <w:rFonts w:ascii="Times New Roman" w:eastAsiaTheme="minorHAnsi" w:hAnsi="Times New Roman" w:cstheme="minorBidi"/>
+          <w:b w:val="0"/>
+          <w:bCs w:val="0"/>
+          <w:color w:val="000000" w:themeColor="text1"/>
+          <w:kern w:val="2"/>
+          <w:szCs w:val="24"/>
+          <w:lang w:eastAsia="en-US"/>
+          <w14:ligatures w14:val="standardContextual"/>
+        </w:rPr>
+        <w:id w:val="1933936446"/>
+        <w:docPartObj>
+          <w:docPartGallery w:val="Table of Contents"/>
+          <w:docPartUnique/>
+        </w:docPartObj>
+      </w:sdtPr>
+      <w:sdtEndPr>
+        <w:rPr>
+          <w:noProof/>
+        </w:rPr>
+      </w:sdtEndPr>
+      <w:sdtContent>
+        <w:p>
+          <w:pPr>
+            <w:pStyle w:val="a7"/>
+          </w:pPr>
+          <w:r>
+            <w:t>Оглавление</w:t>
+          </w:r>
+        </w:p>
+        <w:p>
+          <w:pPr>
+            <w:pStyle w:val="12"/>
+            <w:tabs>
+              <w:tab w:val="right" w:leader="dot" w:pos="9345"/>
+            </w:tabs>
+            <w:rPr>
+              <w:rFonts w:eastAsiaTheme="minorEastAsia" w:cstheme="minorBidi"/>
+              <w:b w:val="0"/>
+              <w:bCs w:val="0"/>
+              <w:i w:val="0"/>
+              <w:iCs w:val="0"/>
+              <w:noProof/>
+              <w:color w:val="auto"/>
+              <w:lang w:eastAsia="ru-RU"/>
+            </w:rPr>
+          </w:pPr>
+          <w:r>
+            <w:rPr>
+              <w:b w:val="0"/>
+              <w:bCs w:val="0"/>
+            </w:rPr>
+            <w:fldChar w:fldCharType="begin"/>
+          </w:r>
+          <w:r>
+            <w:instrText>TOC \o "1-3" \h \z \u</w:instrText>
+          </w:r>
+          <w:r>
+            <w:rPr>
+              <w:b w:val="0"/>
+              <w:bCs w:val="0"/>
+            </w:rPr>
+            <w:fldChar w:fldCharType="separate"/>
+          </w:r>
+          <w:hyperlink w:anchor="_Toc182473027" w:history="1">
+            <w:r>
+              <w:rPr>
+                <w:rStyle w:val="a8"/>
+                <w:noProof/>
+              </w:rPr>
+              <w:t>Введение</w:t>
+            </w:r>
+            <w:r>
+              <w:rPr>
+                <w:noProof/>
+                <w:webHidden/>
+              </w:rPr>
+              <w:tab/>
+            </w:r>
+            <w:r>
+              <w:rPr>
+                <w:noProof/>
+                <w:webHidden/>
+              </w:rPr>
+              <w:fldChar w:fldCharType="begin"/>
+            </w:r>
+            <w:r>
+              <w:rPr>
+                <w:noProof/>
+                <w:webHidden/>
+              </w:rPr>
+              <w:instrText xml:space="preserve"> PAGEREF _Toc182473027 \h </w:instrText>
+            </w:r>
+            <w:r>
+              <w:rPr>
+                <w:noProof/>
+                <w:webHidden/>
+              </w:rPr>
+            </w:r>
+            <w:r>
+              <w:rPr>
+                <w:noProof/>
+                <w:webHidden/>
+              </w:rPr>
+              <w:fldChar w:fldCharType="separate"/>
+            </w:r>
+            <w:r>
+              <w:rPr>
+                <w:noProof/>
+                <w:webHidden/>
+              </w:rPr>
+              <w:t>4</w:t>
+            </w:r>
+            <w:r>
+              <w:rPr>
+                <w:noProof/>
+                <w:webHidden/>
+              </w:rPr>
+              <w:fldChar w:fldCharType="end"/>
+            </w:r>
+          </w:hyperlink>
+        </w:p>
+        <w:p>
+          <w:pPr>
+            <w:pStyle w:val="12"/>
+            <w:tabs>
+              <w:tab w:val="left" w:pos="560"/>
+              <w:tab w:val="right" w:leader="dot" w:pos="9345"/>
+            </w:tabs>
+            <w:rPr>
+              <w:rFonts w:eastAsiaTheme="minorEastAsia" w:cstheme="minorBidi"/>
+              <w:b w:val="0"/>
+              <w:bCs w:val="0"/>
+              <w:i w:val="0"/>
+              <w:iCs w:val="0"/>
+              <w:noProof/>
+              <w:color w:val="auto"/>
+              <w:lang w:eastAsia="ru-RU"/>
+            </w:rPr>
+          </w:pPr>
+          <w:hyperlink w:anchor="_Toc182473028" w:history="1">
+            <w:r>
+              <w:rPr>
+                <w:rStyle w:val="a8"/>
+                <w:noProof/>
+              </w:rPr>
+              <w:t>1.</w:t>
+            </w:r>
+            <w:r>
+              <w:rPr>
+                <w:rFonts w:eastAsiaTheme="minorEastAsia" w:cstheme="minorBidi"/>
+                <w:b w:val="0"/>
+                <w:bCs w:val="0"/>
+                <w:i w:val="0"/>
+                <w:iCs w:val="0"/>
+                <w:noProof/>
+                <w:color w:val="auto"/>
+                <w:lang w:eastAsia="ru-RU"/>
+              </w:rPr>
+              <w:tab/>
+            </w:r>
+            <w:r>
+              <w:rPr>
+                <w:rStyle w:val="a8"/>
+                <w:noProof/>
+              </w:rPr>
+              <w:t>Игровой движок</w:t>
+            </w:r>
+            <w:r>
+              <w:rPr>
+                <w:noProof/>
+                <w:webHidden/>
+              </w:rPr>
+              <w:tab/>
+            </w:r>
+            <w:r>
+              <w:rPr>
+                <w:noProof/>
+                <w:webHidden/>
+              </w:rPr>
+              <w:fldChar w:fldCharType="begin"/>
+            </w:r>
+            <w:r>
+              <w:rPr>
+                <w:noProof/>
+                <w:webHidden/>
+              </w:rPr>
+              <w:instrText xml:space="preserve"> PAGEREF _Toc182473028 \h </w:instrText>
+            </w:r>
+            <w:r>
+              <w:rPr>
+                <w:noProof/>
+                <w:webHidden/>
+              </w:rPr>
+            </w:r>
+            <w:r>
+              <w:rPr>
+                <w:noProof/>
+                <w:webHidden/>
+              </w:rPr>
+              <w:fldChar w:fldCharType="separate"/>
+            </w:r>
+            <w:r>
+              <w:rPr>
+                <w:noProof/>
+                <w:webHidden/>
+              </w:rPr>
+              <w:t>5</w:t>
+            </w:r>
+            <w:r>
+              <w:rPr>
+                <w:noProof/>
+                <w:webHidden/>
+              </w:rPr>
+              <w:fldChar w:fldCharType="end"/>
+            </w:r>
+          </w:hyperlink>
+        </w:p>
+        <w:p>
+          <w:pPr>
+            <w:pStyle w:val="12"/>
+            <w:tabs>
+              <w:tab w:val="left" w:pos="560"/>
+              <w:tab w:val="right" w:leader="dot" w:pos="9345"/>
+            </w:tabs>
+            <w:rPr>
+              <w:rFonts w:eastAsiaTheme="minorEastAsia" w:cstheme="minorBidi"/>
+              <w:b w:val="0"/>
+              <w:bCs w:val="0"/>
+              <w:i w:val="0"/>
+              <w:iCs w:val="0"/>
+              <w:noProof/>
+              <w:color w:val="auto"/>
+              <w:lang w:eastAsia="ru-RU"/>
+            </w:rPr>
+          </w:pPr>
+          <w:hyperlink w:anchor="_Toc182473029" w:history="1">
+            <w:r>
+              <w:rPr>
+                <w:rStyle w:val="a8"/>
+                <w:noProof/>
+              </w:rPr>
+              <w:t>1.1</w:t>
+            </w:r>
+            <w:r>
+              <w:rPr>
+                <w:rFonts w:eastAsiaTheme="minorEastAsia" w:cstheme="minorBidi"/>
+                <w:b w:val="0"/>
+                <w:bCs w:val="0"/>
+                <w:i w:val="0"/>
+                <w:iCs w:val="0"/>
+                <w:noProof/>
+                <w:color w:val="auto"/>
+                <w:lang w:eastAsia="ru-RU"/>
+              </w:rPr>
+              <w:tab/>
+            </w:r>
+            <w:r>
+              <w:rPr>
+                <w:rStyle w:val="a8"/>
+                <w:noProof/>
+              </w:rPr>
+              <w:t xml:space="preserve">Сравнение игровых движков </w:t>
+            </w:r>
+            <w:r>
+              <w:rPr>
+                <w:rStyle w:val="a8"/>
+                <w:noProof/>
+                <w:lang w:val="en-US"/>
+              </w:rPr>
+              <w:t>Unity</w:t>
+            </w:r>
+            <w:r>
+              <w:rPr>
+                <w:rStyle w:val="a8"/>
+                <w:noProof/>
+              </w:rPr>
+              <w:t xml:space="preserve"> и </w:t>
+            </w:r>
+            <w:r>
+              <w:rPr>
+                <w:rStyle w:val="a8"/>
+                <w:noProof/>
+                <w:lang w:eastAsia="ru-RU"/>
+              </w:rPr>
+              <w:t>Unreal Engine</w:t>
+            </w:r>
+            <w:r>
+              <w:rPr>
+                <w:noProof/>
+                <w:webHidden/>
+              </w:rPr>
+              <w:tab/>
+            </w:r>
+            <w:r>
+              <w:rPr>
+                <w:noProof/>
+                <w:webHidden/>
+              </w:rPr>
+              <w:fldChar w:fldCharType="begin"/>
+            </w:r>
+            <w:r>
+              <w:rPr>
+                <w:noProof/>
+                <w:webHidden/>
+              </w:rPr>
+              <w:instrText xml:space="preserve"> PAGEREF _Toc182473029 \h </w:instrText>
+            </w:r>
+            <w:r>
+              <w:rPr>
+                <w:noProof/>
+                <w:webHidden/>
+              </w:rPr>
+            </w:r>
+            <w:r>
+              <w:rPr>
+                <w:noProof/>
+                <w:webHidden/>
+              </w:rPr>
+              <w:fldChar w:fldCharType="separate"/>
+            </w:r>
+            <w:r>
+              <w:rPr>
+                <w:noProof/>
+                <w:webHidden/>
+              </w:rPr>
+              <w:t>7</w:t>
+            </w:r>
+            <w:r>
+              <w:rPr>
+                <w:noProof/>
+                <w:webHidden/>
+              </w:rPr>
+              <w:fldChar w:fldCharType="end"/>
+            </w:r>
+          </w:hyperlink>
+        </w:p>
+        <w:p>
+          <w:pPr>
+            <w:pStyle w:val="12"/>
+            <w:tabs>
+              <w:tab w:val="right" w:leader="dot" w:pos="9345"/>
+            </w:tabs>
+            <w:rPr>
+              <w:rFonts w:eastAsiaTheme="minorEastAsia" w:cstheme="minorBidi"/>
+              <w:b w:val="0"/>
+              <w:bCs w:val="0"/>
+              <w:i w:val="0"/>
+              <w:iCs w:val="0"/>
+              <w:noProof/>
+              <w:color w:val="auto"/>
+              <w:lang w:eastAsia="ru-RU"/>
+            </w:rPr>
+          </w:pPr>
+          <w:hyperlink w:anchor="_Toc182473030" w:history="1">
+            <w:r>
+              <w:rPr>
+                <w:rStyle w:val="a8"/>
+                <w:noProof/>
+              </w:rPr>
+              <w:t>Обзор компонетов юнити</w:t>
+            </w:r>
+            <w:r>
+              <w:rPr>
+                <w:noProof/>
+                <w:webHidden/>
+              </w:rPr>
+              <w:tab/>
+            </w:r>
+            <w:r>
+              <w:rPr>
+                <w:noProof/>
+                <w:webHidden/>
+              </w:rPr>
+              <w:fldChar w:fldCharType="begin"/>
+            </w:r>
+            <w:r>
+              <w:rPr>
+                <w:noProof/>
+                <w:webHidden/>
+              </w:rPr>
+              <w:instrText xml:space="preserve"> PAGEREF _Toc182473030 \h </w:instrText>
+            </w:r>
+            <w:r>
+              <w:rPr>
+                <w:noProof/>
+                <w:webHidden/>
+              </w:rPr>
+            </w:r>
+            <w:r>
+              <w:rPr>
+                <w:noProof/>
+                <w:webHidden/>
+              </w:rPr>
+              <w:fldChar w:fldCharType="separate"/>
+            </w:r>
+            <w:r>
+              <w:rPr>
+                <w:noProof/>
+                <w:webHidden/>
+              </w:rPr>
+              <w:t>11</w:t>
+            </w:r>
+            <w:r>
+              <w:rPr>
+                <w:noProof/>
+                <w:webHidden/>
+              </w:rPr>
+              <w:fldChar w:fldCharType="end"/>
+            </w:r>
+          </w:hyperlink>
+        </w:p>
+        <w:p>
+          <w:pPr>
+            <w:pStyle w:val="12"/>
+            <w:tabs>
+              <w:tab w:val="right" w:leader="dot" w:pos="9345"/>
+            </w:tabs>
+            <w:rPr>
+              <w:rFonts w:eastAsiaTheme="minorEastAsia" w:cstheme="minorBidi"/>
+              <w:b w:val="0"/>
+              <w:bCs w:val="0"/>
+              <w:i w:val="0"/>
+              <w:iCs w:val="0"/>
+              <w:noProof/>
+              <w:color w:val="auto"/>
+              <w:lang w:eastAsia="ru-RU"/>
+            </w:rPr>
+          </w:pPr>
+          <w:hyperlink w:anchor="_Toc182473031" w:history="1">
+            <w:r>
+              <w:rPr>
+                <w:rStyle w:val="a8"/>
+                <w:noProof/>
+              </w:rPr>
+              <w:t xml:space="preserve">Компонент </w:t>
+            </w:r>
+            <w:r>
+              <w:rPr>
+                <w:rStyle w:val="a8"/>
+                <w:rFonts w:ascii="PT Sans" w:hAnsi="PT Sans"/>
+                <w:noProof/>
+              </w:rPr>
+              <w:t>Physics 2D</w:t>
+            </w:r>
+            <w:r>
+              <w:rPr>
+                <w:noProof/>
+                <w:webHidden/>
+              </w:rPr>
+              <w:tab/>
+            </w:r>
+            <w:r>
+              <w:rPr>
+                <w:noProof/>
+                <w:webHidden/>
+              </w:rPr>
+              <w:fldChar w:fldCharType="begin"/>
+            </w:r>
+            <w:r>
+              <w:rPr>
+                <w:noProof/>
+                <w:webHidden/>
+              </w:rPr>
+              <w:instrText xml:space="preserve"> PAGEREF _Toc182473031 \h </w:instrText>
+            </w:r>
+            <w:r>
+              <w:rPr>
+                <w:noProof/>
+                <w:webHidden/>
+              </w:rPr>
+            </w:r>
+            <w:r>
+              <w:rPr>
+                <w:noProof/>
+                <w:webHidden/>
+              </w:rPr>
+              <w:fldChar w:fldCharType="separate"/>
+            </w:r>
+            <w:r>
+              <w:rPr>
+                <w:noProof/>
+                <w:webHidden/>
+              </w:rPr>
+              <w:t>12</w:t>
+            </w:r>
+            <w:r>
+              <w:rPr>
+                <w:noProof/>
+                <w:webHidden/>
+              </w:rPr>
+              <w:fldChar w:fldCharType="end"/>
+            </w:r>
+          </w:hyperlink>
+        </w:p>
+        <w:p>
+          <w:r>
+            <w:rPr>
+              <w:b/>
+              <w:bCs/>
+              <w:noProof/>
+            </w:rPr>
+            <w:fldChar w:fldCharType="end"/>
+          </w:r>
+        </w:p>
+      </w:sdtContent>
+    </w:sdt>
+    <w:p>
+      <w:pPr>
+        <w:spacing w:after="160" w:line="259" w:lineRule="auto"/>
+        <w:jc w:val="left"/>
+        <w:rPr>
+          <w:rFonts w:eastAsiaTheme="majorEastAsia" w:cs="Times New Roman"/>
+          <w:b/>
+          <w:bCs/>
+          <w:szCs w:val="32"/>
+        </w:rPr>
+      </w:pPr>
+      <w:r>
+        <w:br w:type="page"/>
+      </w:r>
+    </w:p>
+    <w:p>
+      <w:pPr>
+        <w:pStyle w:val="1"/>
+        <w:numPr>
+          <w:ilvl w:val="0"/>
+          <w:numId w:val="0"/>
+        </w:numPr>
+        <w:ind w:left="720"/>
+      </w:pPr>
+      <w:bookmarkStart w:id="0" w:name="_Toc182473027"/>
       <w:r>
         <w:lastRenderedPageBreak/>
         <w:t>Введение</w:t>
       </w:r>
-    </w:p>
-    <w:p>
-      <w:pPr>
-        <w:spacing w:line="360" w:lineRule="auto"/>
-        <w:outlineLvl w:val="0"/>
+      <w:bookmarkEnd w:id="0"/>
+    </w:p>
+    <w:p>
+      <w:pPr>
         <w:rPr>
           <w:szCs w:val="28"/>
         </w:rPr>
       </w:pPr>
       <w:r>
-        <w:rPr>
-          <w:rFonts w:cs="Times New Roman"/>
-        </w:rPr>
         <w:tab/>
       </w:r>
       <w:r>
-        <w:rPr>
-          <w:rFonts w:cs="Times New Roman"/>
-        </w:rPr>
         <w:t>Игра занимает не маловажную роль в жизни современного человека. Начиная пресловут</w:t>
       </w:r>
       <w:r>
-        <w:rPr>
-          <w:rFonts w:cs="Times New Roman"/>
-        </w:rPr>
         <w:t>ыми</w:t>
       </w:r>
       <w:r>
-        <w:rPr>
-          <w:rFonts w:cs="Times New Roman"/>
-        </w:rPr>
         <w:t xml:space="preserve"> игр</w:t>
       </w:r>
       <w:r>
-        <w:rPr>
-          <w:rFonts w:cs="Times New Roman"/>
-        </w:rPr>
         <w:t>ами</w:t>
       </w:r>
       <w:r>
-        <w:rPr>
-          <w:rFonts w:cs="Times New Roman"/>
-        </w:rPr>
         <w:t xml:space="preserve"> в жанре «Три в ряд»</w:t>
       </w:r>
       <w:r>
@@ -774,9 +1179,6 @@
         <w:footnoteReference w:id="1"/>
       </w:r>
       <w:r>
-        <w:rPr>
-          <w:rFonts w:cs="Times New Roman"/>
-        </w:rPr>
         <w:t>, заканчивая играми с серьезным сюжетом и проработанной графикой, находят свои немалочисленные целевые аудитории.</w:t>
       </w:r>
       <w:r>
@@ -788,92 +1190,120 @@
     </w:p>
     <w:p>
       <w:pPr>
-        <w:spacing w:line="360" w:lineRule="auto"/>
-        <w:outlineLvl w:val="0"/>
         <w:rPr>
           <w:szCs w:val="28"/>
         </w:rPr>
       </w:pPr>
       <w:r>
-        <w:rPr>
-          <w:rFonts w:cs="Times New Roman"/>
-        </w:rPr>
         <w:tab/>
-      </w:r>
-      <w:r>
-        <w:rPr>
-          <w:rFonts w:cs="Times New Roman"/>
-        </w:rPr>
         <w:t>Игры давно вышли на новый уровень. На сегодняшний день многие из них могут похвастаться не только тем, что могут развлечь пользователя, но также и окунуть в новый мир исследований не только окружающего мира, но и глубины собственного познания.</w:t>
       </w:r>
     </w:p>
     <w:p>
       <w:pPr>
-        <w:spacing w:line="360" w:lineRule="auto"/>
-        <w:outlineLvl w:val="0"/>
         <w:rPr>
           <w:szCs w:val="28"/>
         </w:rPr>
       </w:pPr>
       <w:r>
-        <w:rPr>
-          <w:rFonts w:cs="Times New Roman"/>
-        </w:rPr>
         <w:tab/>
       </w:r>
       <w:r>
-        <w:rPr>
-          <w:rFonts w:cs="Times New Roman"/>
-        </w:rPr>
-        <w:t>Опыт – вот за чем приходит игрок. Уникальный игровой опыт, который одни готовы получать в качестве хобби, развлечения в свободный пятничный вечер, а другие целенаправленно готовы выделить несколько часов в выходные дни для того, чтобы с головой</w:t>
-      </w:r>
-      <w:r>
-        <w:rPr>
-          <w:rFonts w:cs="Times New Roman"/>
+        <w:t xml:space="preserve">Опыт – вот за чем приходит игрок. Уникальный игровой опыт, который одни готовы получать в качестве хобби, развлечения в свободный пятничный вечер, а другие целенаправленно готовы выделить несколько часов в выходные дни для того, чтобы с головой окунуться в другой мир. </w:t>
+      </w:r>
+      <w:r>
+        <w:t xml:space="preserve">Разработчику игр или инди-студии важно дать игроку то, за чем он приходит. Кроме приятных глазу визуальных составляющих и затягивающих сюжетов, игрока увлекает непосредственно управление в игре. Если оно будет не интуитивным, мало контрольным, то игрок не сможет задержаться в игре надолго. </w:t>
+      </w:r>
+    </w:p>
+    <w:p>
+      <w:pPr>
+        <w:rPr>
+          <w:szCs w:val="28"/>
+        </w:rPr>
+      </w:pPr>
+      <w:r>
+        <w:rPr>
+          <w:szCs w:val="28"/>
+        </w:rPr>
+        <w:tab/>
+      </w:r>
+      <w:r>
+        <w:rPr>
+          <w:b/>
+          <w:bCs/>
+          <w:szCs w:val="28"/>
+        </w:rPr>
+        <w:t>Цель</w:t>
+      </w:r>
+      <w:r>
+        <w:rPr>
+          <w:szCs w:val="28"/>
+        </w:rPr>
+        <w:t>: Проектирование и реализация управления персонажа на основе пользовательской физики</w:t>
+      </w:r>
+      <w:r>
+        <w:rPr>
+          <w:szCs w:val="28"/>
         </w:rPr>
         <w:t xml:space="preserve"> </w:t>
       </w:r>
       <w:r>
         <w:rPr>
-          <w:rFonts w:cs="Times New Roman"/>
-        </w:rPr>
-        <w:t>окунуться в другой мир.</w:t>
-      </w:r>
-      <w:r>
-        <w:rPr>
-          <w:rFonts w:cs="Times New Roman"/>
+          <w:szCs w:val="28"/>
+        </w:rPr>
+        <w:t xml:space="preserve">в </w:t>
+      </w:r>
+      <w:r>
+        <w:rPr>
+          <w:szCs w:val="28"/>
+        </w:rPr>
+        <w:t>2</w:t>
+      </w:r>
+      <w:r>
+        <w:rPr>
+          <w:szCs w:val="28"/>
+          <w:lang w:val="en-US"/>
+        </w:rPr>
+        <w:t>D</w:t>
+      </w:r>
+      <w:r>
+        <w:rPr>
+          <w:szCs w:val="28"/>
         </w:rPr>
         <w:t xml:space="preserve"> </w:t>
       </w:r>
       <w:r>
         <w:rPr>
-          <w:rFonts w:cs="Times New Roman"/>
-        </w:rPr>
-        <w:t xml:space="preserve">Разработчику игр или инди-студии важно дать игроку то, за чем он приходит. Кроме приятных глазу визуальных составляющих и затягивающих сюжетов, игрока увлекает непосредственно управление в игре. Если оно будет не интуитивным, мало контрольным, то игрок не сможет задержаться в игре надолго. </w:t>
-      </w:r>
-    </w:p>
-    <w:p>
-      <w:pPr>
-        <w:pStyle w:val="1"/>
-        <w:spacing w:before="0" w:beforeAutospacing="0" w:after="0" w:afterAutospacing="0"/>
-        <w:jc w:val="both"/>
-        <w:rPr>
           <w:szCs w:val="28"/>
         </w:rPr>
-      </w:pPr>
+        <w:t>платформере</w:t>
+      </w:r>
       <w:r>
         <w:rPr>
           <w:szCs w:val="28"/>
         </w:rPr>
+        <w:t>.</w:t>
+      </w:r>
+    </w:p>
+    <w:p>
+      <w:pPr>
+        <w:rPr>
+          <w:szCs w:val="28"/>
+        </w:rPr>
+      </w:pPr>
+      <w:r>
+        <w:rPr>
+          <w:szCs w:val="28"/>
+        </w:rPr>
         <w:tab/>
       </w:r>
       <w:r>
         <w:rPr>
           <w:b/>
-          <w:bCs w:val="0"/>
+          <w:bCs/>
           <w:szCs w:val="28"/>
         </w:rPr>
-        <w:t>Цель</w:t>
+        <w:t>Задачи</w:t>
       </w:r>
       <w:r>
         <w:rPr>
@@ -881,51 +1311,14 @@
         </w:rPr>
         <w:t>:</w:t>
       </w:r>
-      <w:r>
-        <w:rPr>
-          <w:szCs w:val="28"/>
-        </w:rPr>
-        <w:t xml:space="preserve"> Проектирование и реализация управления персонажа на основе пользовательской физики.</w:t>
-      </w:r>
-    </w:p>
-    <w:p>
-      <w:pPr>
-        <w:pStyle w:val="1"/>
-        <w:spacing w:before="0" w:beforeAutospacing="0" w:after="0" w:afterAutospacing="0"/>
-        <w:jc w:val="both"/>
-        <w:rPr>
-          <w:szCs w:val="28"/>
-        </w:rPr>
-      </w:pPr>
-      <w:r>
-        <w:rPr>
-          <w:szCs w:val="28"/>
-        </w:rPr>
-        <w:tab/>
-      </w:r>
-      <w:r>
-        <w:rPr>
-          <w:b/>
-          <w:bCs w:val="0"/>
-          <w:szCs w:val="28"/>
-        </w:rPr>
-        <w:t>Задачи</w:t>
-      </w:r>
-      <w:r>
-        <w:rPr>
-          <w:szCs w:val="28"/>
-        </w:rPr>
-        <w:t>:</w:t>
-      </w:r>
-    </w:p>
-    <w:p>
-      <w:pPr>
+    </w:p>
+    <w:p>
+      <w:pPr>
+        <w:pStyle w:val="a3"/>
         <w:numPr>
           <w:ilvl w:val="0"/>
-          <w:numId w:val="5"/>
+          <w:numId w:val="13"/>
         </w:numPr>
-        <w:spacing w:line="360" w:lineRule="auto"/>
-        <w:contextualSpacing/>
         <w:rPr>
           <w:szCs w:val="28"/>
         </w:rPr>
@@ -940,12 +1333,11 @@
     </w:p>
     <w:p>
       <w:pPr>
+        <w:pStyle w:val="a3"/>
         <w:numPr>
           <w:ilvl w:val="0"/>
-          <w:numId w:val="5"/>
+          <w:numId w:val="13"/>
         </w:numPr>
-        <w:spacing w:line="360" w:lineRule="auto"/>
-        <w:contextualSpacing/>
         <w:rPr>
           <w:szCs w:val="28"/>
         </w:rPr>
@@ -959,12 +1351,11 @@
     </w:p>
     <w:p>
       <w:pPr>
+        <w:pStyle w:val="a3"/>
         <w:numPr>
           <w:ilvl w:val="0"/>
-          <w:numId w:val="5"/>
+          <w:numId w:val="13"/>
         </w:numPr>
-        <w:spacing w:line="360" w:lineRule="auto"/>
-        <w:contextualSpacing/>
         <w:rPr>
           <w:szCs w:val="28"/>
         </w:rPr>
@@ -973,13 +1364,7 @@
         <w:rPr>
           <w:szCs w:val="28"/>
         </w:rPr>
-        <w:t xml:space="preserve">Спроектировать контроллер персонажа в </w:t>
-      </w:r>
-      <w:r>
-        <w:rPr>
-          <w:szCs w:val="28"/>
-        </w:rPr>
-        <w:t>2</w:t>
+        <w:t>Спроектировать контроллер персонажа в 2</w:t>
       </w:r>
       <w:r>
         <w:rPr>
@@ -997,12 +1382,11 @@
     </w:p>
     <w:p>
       <w:pPr>
+        <w:pStyle w:val="a3"/>
         <w:numPr>
           <w:ilvl w:val="0"/>
-          <w:numId w:val="5"/>
+          <w:numId w:val="13"/>
         </w:numPr>
-        <w:spacing w:line="360" w:lineRule="auto"/>
-        <w:contextualSpacing/>
         <w:rPr>
           <w:szCs w:val="28"/>
         </w:rPr>
@@ -1011,19 +1395,7 @@
         <w:rPr>
           <w:szCs w:val="28"/>
         </w:rPr>
-        <w:t xml:space="preserve">Реализовать </w:t>
-      </w:r>
-      <w:r>
-        <w:rPr>
-          <w:szCs w:val="28"/>
-        </w:rPr>
-        <w:t xml:space="preserve">контроллер персонажа в </w:t>
-      </w:r>
-      <w:r>
-        <w:rPr>
-          <w:szCs w:val="28"/>
-        </w:rPr>
-        <w:t>2</w:t>
+        <w:t>Реализовать контроллер персонажа в 2</w:t>
       </w:r>
       <w:r>
         <w:rPr>
@@ -1036,26 +1408,476 @@
         <w:rPr>
           <w:szCs w:val="28"/>
         </w:rPr>
+        <w:t>-платформере на основе пользовательской физики</w:t>
+      </w:r>
+      <w:r>
+        <w:rPr>
+          <w:szCs w:val="28"/>
+        </w:rPr>
+        <w:t>.</w:t>
+      </w:r>
+    </w:p>
+    <w:p>
+      <w:pPr>
+        <w:pStyle w:val="1"/>
+      </w:pPr>
+      <w:bookmarkStart w:id="1" w:name="_Toc182473028"/>
+      <w:r>
+        <w:lastRenderedPageBreak/>
+        <w:t>Игровой движок</w:t>
+      </w:r>
+      <w:bookmarkEnd w:id="1"/>
+    </w:p>
+    <w:p>
+      <w:r>
+        <w:tab/>
+        <w:t xml:space="preserve">Прародителем игровых движков стала разработка от создателей известной серии игр </w:t>
+      </w:r>
+      <w:r>
+        <w:rPr>
+          <w:i/>
+          <w:iCs/>
+          <w:lang w:val="en-US"/>
+        </w:rPr>
+        <w:t>Doom</w:t>
+      </w:r>
+      <w:r>
+        <w:t xml:space="preserve">. Игровой движок </w:t>
+      </w:r>
+      <w:r>
+        <w:rPr>
+          <w:i/>
+          <w:iCs/>
+          <w:lang w:val="en-US"/>
+        </w:rPr>
+        <w:t>i</w:t>
+      </w:r>
+      <w:r>
+        <w:rPr>
+          <w:i/>
+          <w:iCs/>
+          <w:lang w:val="en-US"/>
+        </w:rPr>
+        <w:t>d</w:t>
+      </w:r>
+      <w:r>
+        <w:rPr>
+          <w:i/>
+          <w:iCs/>
+        </w:rPr>
+        <w:t xml:space="preserve"> </w:t>
+      </w:r>
+      <w:r>
+        <w:rPr>
+          <w:i/>
+          <w:iCs/>
+          <w:lang w:val="en-US"/>
+        </w:rPr>
+        <w:t>Tech</w:t>
+      </w:r>
+      <w:r>
+        <w:rPr>
+          <w:i/>
+          <w:iCs/>
+        </w:rPr>
+        <w:t xml:space="preserve"> 1 </w:t>
+      </w:r>
+      <w:r>
+        <w:t xml:space="preserve">перешедший в версию 7 для создания </w:t>
+      </w:r>
+      <w:r>
+        <w:rPr>
+          <w:i/>
+          <w:iCs/>
+          <w:lang w:val="en-US"/>
+        </w:rPr>
+        <w:t>Doom</w:t>
+      </w:r>
+      <w:r>
+        <w:rPr>
+          <w:i/>
+          <w:iCs/>
+        </w:rPr>
+        <w:t xml:space="preserve"> </w:t>
+      </w:r>
+      <w:r>
+        <w:rPr>
+          <w:i/>
+          <w:iCs/>
+          <w:lang w:val="en-US"/>
+        </w:rPr>
+        <w:t>Eternal</w:t>
+      </w:r>
+      <w:r>
+        <w:rPr>
+          <w:i/>
+          <w:iCs/>
+        </w:rPr>
+        <w:t xml:space="preserve"> </w:t>
+      </w:r>
+      <w:r>
+        <w:t xml:space="preserve">стал представлять из себя именно то, что сейчас понимается в современном </w:t>
+      </w:r>
+      <w:proofErr w:type="spellStart"/>
+      <w:r>
+        <w:t>геймдеве</w:t>
+      </w:r>
+      <w:proofErr w:type="spellEnd"/>
+      <w:r>
+        <w:t>.</w:t>
+      </w:r>
+      <w:r>
+        <w:t xml:space="preserve"> </w:t>
+      </w:r>
+    </w:p>
+    <w:p>
+      <w:r>
+        <w:tab/>
+      </w:r>
+      <w:r>
+        <w:rPr>
+          <w:b/>
+          <w:bCs/>
+        </w:rPr>
+        <w:t>Игровой движок</w:t>
+      </w:r>
+      <w:r>
+        <w:t xml:space="preserve"> – это программное обеспечение, упрощающее разработку игр за счет встроенной логики, физики, визуализации создаваемого продукта. </w:t>
+      </w:r>
+      <w:r>
+        <w:t xml:space="preserve"> </w:t>
+      </w:r>
+    </w:p>
+    <w:p>
+      <w:r>
+        <w:tab/>
+        <w:t>Рассмотрим подробнее возможности игривых движков:</w:t>
+      </w:r>
+    </w:p>
+    <w:p>
+      <w:pPr>
+        <w:pStyle w:val="a3"/>
+        <w:numPr>
+          <w:ilvl w:val="0"/>
+          <w:numId w:val="8"/>
+        </w:numPr>
+        <w:ind w:left="567"/>
+      </w:pPr>
+      <w:r>
+        <w:t>предоставл</w:t>
+      </w:r>
+      <w:r>
+        <w:t>яют</w:t>
+      </w:r>
+      <w:r>
+        <w:t xml:space="preserve"> готовую физику и системы моделирования.</w:t>
+      </w:r>
+    </w:p>
+    <w:p>
+      <w:pPr>
+        <w:pStyle w:val="a3"/>
+        <w:numPr>
+          <w:ilvl w:val="0"/>
+          <w:numId w:val="7"/>
+        </w:numPr>
+        <w:ind w:left="567"/>
+      </w:pPr>
+      <w:r>
+        <w:t>включают сетевые протоколы для онлайн-игр.</w:t>
+      </w:r>
+    </w:p>
+    <w:p>
+      <w:pPr>
+        <w:pStyle w:val="a3"/>
+        <w:numPr>
+          <w:ilvl w:val="0"/>
+          <w:numId w:val="7"/>
+        </w:numPr>
+        <w:ind w:left="567"/>
+      </w:pPr>
+      <w:r>
+        <w:t>предлагают системы искусственного интеллекта для управления NPC.</w:t>
+      </w:r>
+    </w:p>
+    <w:p>
+      <w:pPr>
+        <w:pStyle w:val="a3"/>
+        <w:numPr>
+          <w:ilvl w:val="0"/>
+          <w:numId w:val="7"/>
+        </w:numPr>
+        <w:ind w:left="567"/>
+      </w:pPr>
+      <w:r>
+        <w:t>кроссплатформенность</w:t>
+      </w:r>
+      <w:r>
+        <w:t xml:space="preserve"> движков позволяет создавать игры для различных устройств.</w:t>
+      </w:r>
+    </w:p>
+    <w:p>
+      <w:pPr>
+        <w:pStyle w:val="a3"/>
+        <w:numPr>
+          <w:ilvl w:val="0"/>
+          <w:numId w:val="7"/>
+        </w:numPr>
+        <w:ind w:left="567"/>
+      </w:pPr>
+      <w:r>
+        <w:t>предоставляют инструменты для создания игрового контента.</w:t>
+      </w:r>
+    </w:p>
+    <w:p>
+      <w:pPr>
+        <w:pStyle w:val="a3"/>
+        <w:numPr>
+          <w:ilvl w:val="0"/>
+          <w:numId w:val="7"/>
+        </w:numPr>
+        <w:ind w:left="567"/>
+      </w:pPr>
+      <w:r>
+        <w:t>некоторые позволяют создавать игровую логику без программирования.</w:t>
+      </w:r>
+    </w:p>
+    <w:p>
+      <w:pPr>
+        <w:pStyle w:val="a3"/>
+        <w:numPr>
+          <w:ilvl w:val="0"/>
+          <w:numId w:val="7"/>
+        </w:numPr>
+        <w:ind w:left="567"/>
+      </w:pPr>
+      <w:r>
+        <w:t>включают инструменты для оптимизации и отладки.</w:t>
+      </w:r>
+    </w:p>
+    <w:p>
+      <w:pPr>
+        <w:pStyle w:val="a3"/>
+        <w:numPr>
+          <w:ilvl w:val="0"/>
+          <w:numId w:val="7"/>
+        </w:numPr>
+        <w:ind w:left="567"/>
+      </w:pPr>
+      <w:r>
+        <w:t>имеют активные сообщества, которые предоставляют поддержку.</w:t>
+      </w:r>
+    </w:p>
+    <w:p>
+      <w:pPr>
+        <w:pStyle w:val="a3"/>
+        <w:numPr>
+          <w:ilvl w:val="0"/>
+          <w:numId w:val="7"/>
+        </w:numPr>
+        <w:ind w:left="567"/>
+      </w:pPr>
+      <w:r>
+        <w:t>предлагают магазины с готовыми решениями и активами.</w:t>
+      </w:r>
+    </w:p>
+    <w:p>
+      <w:r>
+        <w:tab/>
+        <w:t xml:space="preserve">Среди всего предоставляемого выбора игровых движков на рынке нужно определится, что подойдет для игровой студии и её проектов. Возможно создание своего собственного движка, но это очень затратно для небольших компаний. Также можно рассмотреть опенсорсные варианты движков, код для которых находится в свободном доступе, но для этого необходимы опытные программисты, которые встроят необходимый функционал. Остановимся на готовых игровых движках. </w:t>
+      </w:r>
+    </w:p>
+    <w:p>
+      <w:r>
+        <w:tab/>
+        <w:t xml:space="preserve">Первое, что необходимо учесть, это платформа, под которую будет разрабатываться проект. Существуют движки, поддерживающие </w:t>
+      </w:r>
+      <w:proofErr w:type="gramStart"/>
+      <w:r>
+        <w:t>кросс-платформенную</w:t>
+      </w:r>
+      <w:proofErr w:type="gramEnd"/>
+      <w:r>
+        <w:t xml:space="preserve"> разработку, а есть которые ориентированы только под один тип. Если игровая студия создает проекты для мобильных устройств, то им не </w:t>
+      </w:r>
+      <w:r>
+        <w:lastRenderedPageBreak/>
+        <w:t xml:space="preserve">за чем тратить время на изучение </w:t>
+      </w:r>
+      <w:r>
+        <w:t>кроссплатформенность</w:t>
+      </w:r>
+      <w:r>
+        <w:t xml:space="preserve"> программного обеспечения.</w:t>
+      </w:r>
+    </w:p>
+    <w:p>
+      <w:r>
+        <w:tab/>
+        <w:t>Второе, важен жанр, создаваемой игры. Конечно, многие движки поддерживают схожую функциональность, такую как 3</w:t>
+      </w:r>
+      <w:r>
+        <w:rPr>
+          <w:lang w:val="en-US"/>
+        </w:rPr>
+        <w:t>D</w:t>
+      </w:r>
+      <w:r>
         <w:t>-</w:t>
       </w:r>
       <w:r>
         <w:rPr>
-          <w:szCs w:val="28"/>
-        </w:rPr>
-        <w:t>платформере на основе пользовательской физики</w:t>
-      </w:r>
-    </w:p>
-    <w:p>
-      <w:pPr>
-        <w:pStyle w:val="11"/>
-      </w:pPr>
-    </w:p>
-    <w:p>
-      <w:pPr>
-        <w:pStyle w:val="11"/>
-      </w:pPr>
-      <w:r>
-        <w:t>Игровой движок</w:t>
+          <w:lang w:val="en-US"/>
+        </w:rPr>
+        <w:t>render</w:t>
+      </w:r>
+      <w:r>
+        <w:t xml:space="preserve"> </w:t>
+      </w:r>
+      <w:r>
+        <w:t xml:space="preserve">или </w:t>
+      </w:r>
+      <w:r>
+        <w:rPr>
+          <w:lang w:val="en-US"/>
+        </w:rPr>
+        <w:t>UI</w:t>
+      </w:r>
+      <w:r>
+        <w:t xml:space="preserve"> </w:t>
+      </w:r>
+      <w:r>
+        <w:t xml:space="preserve">системы, но есть, к примеру, движок </w:t>
+      </w:r>
+      <w:r>
+        <w:rPr>
+          <w:lang w:val="en-US"/>
+        </w:rPr>
+        <w:t>Ren</w:t>
+      </w:r>
+      <w:r>
+        <w:t>’</w:t>
+      </w:r>
+      <w:proofErr w:type="spellStart"/>
+      <w:r>
+        <w:rPr>
+          <w:lang w:val="en-US"/>
+        </w:rPr>
+        <w:t>Py</w:t>
+      </w:r>
+      <w:proofErr w:type="spellEnd"/>
+      <w:r>
+        <w:t xml:space="preserve">, предназначенный исключительно для создания новелл и не имеющий функциональности необходимой платформерам, например, физику.  </w:t>
+      </w:r>
+    </w:p>
+    <w:p>
+      <w:r>
+        <w:tab/>
+        <w:t xml:space="preserve">Третье, опыт участников проекта. К нему относится не только </w:t>
+      </w:r>
+      <w:proofErr w:type="spellStart"/>
+      <w:r>
+        <w:t>допроектная</w:t>
+      </w:r>
+      <w:proofErr w:type="spellEnd"/>
+      <w:r>
+        <w:t xml:space="preserve"> работа в движках, но и языки программирования.</w:t>
+      </w:r>
+    </w:p>
+    <w:p>
+      <w:r>
+        <w:tab/>
+        <w:t xml:space="preserve">Существуют игровые движки, где программировать совершенно не требуется, так как игра создается из готовых частей. Такими являются </w:t>
+      </w:r>
+      <w:proofErr w:type="spellStart"/>
+      <w:r>
+        <w:rPr>
+          <w:lang w:val="en-US"/>
+        </w:rPr>
+        <w:t>BuildBox</w:t>
+      </w:r>
+      <w:proofErr w:type="spellEnd"/>
+      <w:r>
+        <w:t xml:space="preserve">, </w:t>
+      </w:r>
+      <w:proofErr w:type="spellStart"/>
+      <w:r>
+        <w:rPr>
+          <w:lang w:val="en-US"/>
+        </w:rPr>
+        <w:t>GDevelop</w:t>
+      </w:r>
+      <w:proofErr w:type="spellEnd"/>
+      <w:r>
+        <w:t xml:space="preserve">, </w:t>
+      </w:r>
+      <w:proofErr w:type="spellStart"/>
+      <w:r>
+        <w:rPr>
+          <w:lang w:val="en-US"/>
+        </w:rPr>
+        <w:t>Stencyl</w:t>
+      </w:r>
+      <w:proofErr w:type="spellEnd"/>
+      <w:r>
+        <w:t xml:space="preserve">, </w:t>
+      </w:r>
+      <w:proofErr w:type="spellStart"/>
+      <w:r>
+        <w:rPr>
+          <w:lang w:val="en-US"/>
+        </w:rPr>
+        <w:t>GameMaker</w:t>
+      </w:r>
+      <w:proofErr w:type="spellEnd"/>
+      <w:r>
+        <w:t xml:space="preserve"> </w:t>
+      </w:r>
+      <w:r>
+        <w:rPr>
+          <w:lang w:val="en-US"/>
+        </w:rPr>
+        <w:t>Studio</w:t>
+      </w:r>
+      <w:r>
+        <w:t xml:space="preserve"> 2. </w:t>
+      </w:r>
+      <w:r>
+        <w:t xml:space="preserve">Однако данные редакторы предлагают ограниченный набор функций, по сравнению с движками, которые используют программирование. Также сложно добиться уникального стиля, так как все строится на уже готовых </w:t>
+      </w:r>
+      <w:proofErr w:type="spellStart"/>
+      <w:r>
+        <w:t>ассетах</w:t>
+      </w:r>
+      <w:proofErr w:type="spellEnd"/>
+      <w:r>
+        <w:t xml:space="preserve"> и инструментах. </w:t>
+      </w:r>
+      <w:r>
+        <w:t xml:space="preserve">Движки для создания игр без программирования — это отличный инструмент для быстрого прототипирования и создания простых игр. Однако, если </w:t>
+      </w:r>
+      <w:r>
+        <w:t>планируется</w:t>
+      </w:r>
+      <w:r>
+        <w:t xml:space="preserve"> создавать сложные и уникальные игры, </w:t>
+      </w:r>
+      <w:r>
+        <w:t xml:space="preserve">то </w:t>
+      </w:r>
+      <w:r>
+        <w:t xml:space="preserve">понадобится </w:t>
+      </w:r>
+      <w:r>
+        <w:t>знать</w:t>
+      </w:r>
+      <w:r>
+        <w:t xml:space="preserve"> программирование и использовать более мощные движки.</w:t>
+      </w:r>
+    </w:p>
+    <w:p>
+      <w:r>
+        <w:tab/>
+        <w:t>Также полезно перед разработкой проекта изучить движки тех игр, которые используются в качестве референса. Возможно, это может стать ключевой причиной, по которой придется выбрать новый игровой движок</w:t>
       </w:r>
     </w:p>
     <w:p>
@@ -1069,16 +1891,78 @@
         <w:rPr>
           <w:lang w:eastAsia="ru-RU"/>
         </w:rPr>
-        <w:t xml:space="preserve">Движок </w:t>
-      </w:r>
-      <w:proofErr w:type="spellStart"/>
-      <w:r>
-        <w:rPr>
-          <w:lang w:eastAsia="ru-RU"/>
+        <w:t xml:space="preserve">Теперь, когда было рассмотрено, что должно волновать разработчика при выборе движка, хочется рассмотреть более подробно два наиболее популярных и известных игровых движка </w:t>
+      </w:r>
+      <w:r>
+        <w:rPr>
+          <w:lang w:eastAsia="ru-RU"/>
+        </w:rPr>
+        <w:t>Unity и Unreal Engine.</w:t>
+      </w:r>
+    </w:p>
+    <w:p>
+      <w:pPr>
+        <w:spacing w:after="160" w:line="259" w:lineRule="auto"/>
+        <w:jc w:val="left"/>
+        <w:rPr>
+          <w:rFonts w:eastAsiaTheme="majorEastAsia" w:cs="Times New Roman"/>
+          <w:b/>
+          <w:bCs/>
+          <w:szCs w:val="32"/>
+        </w:rPr>
+      </w:pPr>
+      <w:r>
+        <w:br w:type="page"/>
+      </w:r>
+    </w:p>
+    <w:p>
+      <w:pPr>
+        <w:pStyle w:val="1"/>
+        <w:numPr>
+          <w:ilvl w:val="1"/>
+          <w:numId w:val="6"/>
+        </w:numPr>
+      </w:pPr>
+      <w:bookmarkStart w:id="2" w:name="_Toc182473029"/>
+      <w:r>
+        <w:lastRenderedPageBreak/>
+        <w:t xml:space="preserve">Сравнение игровых движков </w:t>
+      </w:r>
+      <w:r>
+        <w:rPr>
+          <w:lang w:val="en-US"/>
         </w:rPr>
         <w:t>Unity</w:t>
       </w:r>
-      <w:proofErr w:type="spellEnd"/>
+      <w:r>
+        <w:t xml:space="preserve"> </w:t>
+      </w:r>
+      <w:r>
+        <w:t xml:space="preserve">и </w:t>
+      </w:r>
+      <w:r>
+        <w:rPr>
+          <w:lang w:eastAsia="ru-RU"/>
+        </w:rPr>
+        <w:t>Unreal Engine</w:t>
+      </w:r>
+      <w:bookmarkEnd w:id="2"/>
+    </w:p>
+    <w:p>
+      <w:pPr>
+        <w:ind w:firstLine="708"/>
+        <w:rPr>
+          <w:lang w:eastAsia="ru-RU"/>
+        </w:rPr>
+      </w:pPr>
+      <w:r>
+        <w:rPr>
+          <w:b/>
+          <w:bCs/>
+          <w:lang w:eastAsia="ru-RU"/>
+        </w:rPr>
+        <w:t>Движок Unity</w:t>
+      </w:r>
       <w:r>
         <w:rPr>
           <w:lang w:eastAsia="ru-RU"/>
@@ -1092,34 +1976,12 @@
           <w:lang w:eastAsia="ru-RU"/>
         </w:rPr>
       </w:pPr>
-    </w:p>
-    <w:p>
-      <w:pPr>
-        <w:rPr>
-          <w:lang w:eastAsia="ru-RU"/>
-        </w:rPr>
-      </w:pPr>
-      <w:r>
-        <w:rPr>
-          <w:lang w:eastAsia="ru-RU"/>
-        </w:rPr>
-        <w:t xml:space="preserve">Уникальные особенности движка </w:t>
-      </w:r>
-      <w:proofErr w:type="spellStart"/>
-      <w:r>
-        <w:rPr>
-          <w:lang w:eastAsia="ru-RU"/>
-        </w:rPr>
-        <w:t>Unity</w:t>
-      </w:r>
-      <w:proofErr w:type="spellEnd"/>
-    </w:p>
-    <w:p>
-      <w:pPr>
-        <w:rPr>
-          <w:lang w:eastAsia="ru-RU"/>
-        </w:rPr>
-      </w:pPr>
+      <w:r>
+        <w:rPr>
+          <w:lang w:eastAsia="ru-RU"/>
+        </w:rPr>
+        <w:t>Уникальные особенности движка Unity</w:t>
+      </w:r>
     </w:p>
     <w:p>
       <w:pPr>
@@ -1128,88 +1990,28 @@
           <w:ilvl w:val="0"/>
           <w:numId w:val="1"/>
         </w:numPr>
-        <w:ind w:left="0" w:firstLine="567"/>
-        <w:rPr>
-          <w:lang w:eastAsia="ru-RU"/>
-        </w:rPr>
-      </w:pPr>
-      <w:proofErr w:type="gramStart"/>
-      <w:r>
-        <w:rPr>
-          <w:lang w:eastAsia="ru-RU"/>
-        </w:rPr>
-        <w:t>Кросс-</w:t>
-      </w:r>
-      <w:proofErr w:type="spellStart"/>
-      <w:r>
-        <w:rPr>
-          <w:lang w:eastAsia="ru-RU"/>
-        </w:rPr>
-        <w:t>платформенность</w:t>
-      </w:r>
-      <w:proofErr w:type="spellEnd"/>
-      <w:proofErr w:type="gramEnd"/>
-      <w:r>
-        <w:rPr>
-          <w:lang w:eastAsia="ru-RU"/>
-        </w:rPr>
-        <w:t xml:space="preserve">: </w:t>
-      </w:r>
-      <w:proofErr w:type="spellStart"/>
-      <w:r>
-        <w:rPr>
-          <w:lang w:eastAsia="ru-RU"/>
-        </w:rPr>
-        <w:t>Unity</w:t>
-      </w:r>
-      <w:proofErr w:type="spellEnd"/>
-      <w:r>
-        <w:rPr>
-          <w:lang w:eastAsia="ru-RU"/>
-        </w:rPr>
-        <w:t xml:space="preserve"> позволяет создавать игры и приложения для множества платформ, включая Windows, Mac, </w:t>
-      </w:r>
-      <w:proofErr w:type="spellStart"/>
-      <w:r>
-        <w:rPr>
-          <w:lang w:eastAsia="ru-RU"/>
-        </w:rPr>
-        <w:t>iOS</w:t>
-      </w:r>
-      <w:proofErr w:type="spellEnd"/>
-      <w:r>
-        <w:rPr>
-          <w:lang w:eastAsia="ru-RU"/>
-        </w:rPr>
-        <w:t xml:space="preserve">, </w:t>
-      </w:r>
-      <w:proofErr w:type="spellStart"/>
-      <w:r>
-        <w:rPr>
-          <w:lang w:eastAsia="ru-RU"/>
-        </w:rPr>
-        <w:t>Android</w:t>
-      </w:r>
-      <w:proofErr w:type="spellEnd"/>
-      <w:r>
-        <w:rPr>
-          <w:lang w:eastAsia="ru-RU"/>
-        </w:rPr>
-        <w:t xml:space="preserve">, Linux, </w:t>
-      </w:r>
-      <w:proofErr w:type="spellStart"/>
-      <w:r>
-        <w:rPr>
-          <w:lang w:eastAsia="ru-RU"/>
-        </w:rPr>
-        <w:t>WebGL</w:t>
-      </w:r>
-      <w:proofErr w:type="spellEnd"/>
-      <w:r>
-        <w:rPr>
-          <w:lang w:eastAsia="ru-RU"/>
-        </w:rPr>
-        <w:t xml:space="preserve"> и многие другие.</w:t>
+        <w:ind w:left="0" w:firstLine="426"/>
+        <w:rPr>
+          <w:lang w:eastAsia="ru-RU"/>
+        </w:rPr>
+      </w:pPr>
+      <w:r>
+        <w:t>К</w:t>
+      </w:r>
+      <w:r>
+        <w:t>россплатформенность</w:t>
+      </w:r>
+      <w:r>
+        <w:rPr>
+          <w:lang w:eastAsia="ru-RU"/>
+        </w:rPr>
+        <w:t>.</w:t>
+      </w:r>
+      <w:r>
+        <w:rPr>
+          <w:lang w:eastAsia="ru-RU"/>
+        </w:rPr>
+        <w:t xml:space="preserve"> Unity позволяет создавать игры и приложения для множества платформ, включая Windows, Mac, iOS, Android, Linux, WebGL и многие другие.</w:t>
       </w:r>
     </w:p>
     <w:p>
@@ -1219,30 +2021,28 @@
           <w:ilvl w:val="0"/>
           <w:numId w:val="1"/>
         </w:numPr>
-        <w:ind w:left="0" w:firstLine="567"/>
-        <w:rPr>
-          <w:lang w:eastAsia="ru-RU"/>
-        </w:rPr>
-      </w:pPr>
-      <w:r>
-        <w:rPr>
-          <w:lang w:eastAsia="ru-RU"/>
-        </w:rPr>
-        <w:t xml:space="preserve">Широкий спектр инструментов: </w:t>
-      </w:r>
-      <w:proofErr w:type="spellStart"/>
-      <w:r>
-        <w:rPr>
-          <w:lang w:eastAsia="ru-RU"/>
-        </w:rPr>
-        <w:t>Unity</w:t>
-      </w:r>
-      <w:proofErr w:type="spellEnd"/>
-      <w:r>
-        <w:rPr>
-          <w:lang w:eastAsia="ru-RU"/>
-        </w:rPr>
-        <w:t xml:space="preserve"> предоставляет большое количество инструментов и функций для создания игр, включая редактор сцен, физику, анимацию, озвучку и многое другое.</w:t>
+        <w:ind w:left="0" w:firstLine="426"/>
+        <w:rPr>
+          <w:lang w:eastAsia="ru-RU"/>
+        </w:rPr>
+      </w:pPr>
+      <w:r>
+        <w:rPr>
+          <w:lang w:eastAsia="ru-RU"/>
+        </w:rPr>
+        <w:t>Широкий спектр инструментов</w:t>
+      </w:r>
+      <w:r>
+        <w:rPr>
+          <w:lang w:eastAsia="ru-RU"/>
+        </w:rPr>
+        <w:t>.</w:t>
+      </w:r>
+      <w:r>
+        <w:rPr>
+          <w:lang w:eastAsia="ru-RU"/>
+        </w:rPr>
+        <w:t xml:space="preserve"> Unity предоставляет большое количество инструментов и функций для создания игр, включая редактор сцен, физику, анимацию, озвучку и многое другое.</w:t>
       </w:r>
     </w:p>
     <w:p>
@@ -1252,30 +2052,28 @@
           <w:ilvl w:val="0"/>
           <w:numId w:val="1"/>
         </w:numPr>
-        <w:ind w:left="0" w:firstLine="567"/>
-        <w:rPr>
-          <w:lang w:eastAsia="ru-RU"/>
-        </w:rPr>
-      </w:pPr>
-      <w:r>
-        <w:rPr>
-          <w:lang w:eastAsia="ru-RU"/>
-        </w:rPr>
-        <w:t xml:space="preserve">Поддержка 2D и 3D графики: </w:t>
-      </w:r>
-      <w:proofErr w:type="spellStart"/>
-      <w:r>
-        <w:rPr>
-          <w:lang w:eastAsia="ru-RU"/>
-        </w:rPr>
-        <w:t>Unity</w:t>
-      </w:r>
-      <w:proofErr w:type="spellEnd"/>
-      <w:r>
-        <w:rPr>
-          <w:lang w:eastAsia="ru-RU"/>
-        </w:rPr>
-        <w:t xml:space="preserve"> поддерживает создание как 2D, так и 3D игр и приложений.</w:t>
+        <w:ind w:left="0" w:firstLine="426"/>
+        <w:rPr>
+          <w:lang w:eastAsia="ru-RU"/>
+        </w:rPr>
+      </w:pPr>
+      <w:r>
+        <w:rPr>
+          <w:lang w:eastAsia="ru-RU"/>
+        </w:rPr>
+        <w:t>Поддержка 2D и 3D графики</w:t>
+      </w:r>
+      <w:r>
+        <w:rPr>
+          <w:lang w:eastAsia="ru-RU"/>
+        </w:rPr>
+        <w:t>.</w:t>
+      </w:r>
+      <w:r>
+        <w:rPr>
+          <w:lang w:eastAsia="ru-RU"/>
+        </w:rPr>
+        <w:t xml:space="preserve"> Unity поддерживает создание как 2D, так и 3D игр и приложений.</w:t>
       </w:r>
     </w:p>
     <w:p>
@@ -1285,30 +2083,28 @@
           <w:ilvl w:val="0"/>
           <w:numId w:val="1"/>
         </w:numPr>
-        <w:ind w:left="0" w:firstLine="567"/>
-        <w:rPr>
-          <w:lang w:eastAsia="ru-RU"/>
-        </w:rPr>
-      </w:pPr>
-      <w:r>
-        <w:rPr>
-          <w:lang w:eastAsia="ru-RU"/>
-        </w:rPr>
-        <w:t xml:space="preserve">Расширяемость: </w:t>
-      </w:r>
-      <w:proofErr w:type="spellStart"/>
-      <w:r>
-        <w:rPr>
-          <w:lang w:eastAsia="ru-RU"/>
-        </w:rPr>
-        <w:t>Unity</w:t>
-      </w:r>
-      <w:proofErr w:type="spellEnd"/>
-      <w:r>
-        <w:rPr>
-          <w:lang w:eastAsia="ru-RU"/>
-        </w:rPr>
-        <w:t xml:space="preserve"> имеет большое сообщество разработчиков, которые создают плагины и пакеты, которые можно использовать для расширения функционала движка.</w:t>
+        <w:ind w:left="0" w:firstLine="426"/>
+        <w:rPr>
+          <w:lang w:eastAsia="ru-RU"/>
+        </w:rPr>
+      </w:pPr>
+      <w:r>
+        <w:rPr>
+          <w:lang w:eastAsia="ru-RU"/>
+        </w:rPr>
+        <w:t>Расширяемость</w:t>
+      </w:r>
+      <w:r>
+        <w:rPr>
+          <w:lang w:eastAsia="ru-RU"/>
+        </w:rPr>
+        <w:t>.</w:t>
+      </w:r>
+      <w:r>
+        <w:rPr>
+          <w:lang w:eastAsia="ru-RU"/>
+        </w:rPr>
+        <w:t xml:space="preserve"> Unity имеет большое сообщество разработчиков, которые создают плагины и пакеты, которые можно использовать для расширения функционала движка.</w:t>
       </w:r>
     </w:p>
     <w:p>
@@ -1318,30 +2114,34 @@
           <w:ilvl w:val="0"/>
           <w:numId w:val="1"/>
         </w:numPr>
-        <w:ind w:left="0" w:firstLine="567"/>
-        <w:rPr>
-          <w:lang w:eastAsia="ru-RU"/>
-        </w:rPr>
-      </w:pPr>
-      <w:r>
-        <w:rPr>
-          <w:lang w:eastAsia="ru-RU"/>
-        </w:rPr>
-        <w:t xml:space="preserve">Свободная лицензия: </w:t>
-      </w:r>
-      <w:proofErr w:type="spellStart"/>
-      <w:r>
-        <w:rPr>
-          <w:lang w:eastAsia="ru-RU"/>
-        </w:rPr>
-        <w:t>Unity</w:t>
-      </w:r>
-      <w:proofErr w:type="spellEnd"/>
-      <w:r>
-        <w:rPr>
-          <w:lang w:eastAsia="ru-RU"/>
-        </w:rPr>
-        <w:t xml:space="preserve"> имеет свободную лицензию, которая позволяет использовать движок для создания игр и приложений без ограничений.</w:t>
+        <w:ind w:left="0" w:firstLine="426"/>
+        <w:rPr>
+          <w:lang w:eastAsia="ru-RU"/>
+        </w:rPr>
+      </w:pPr>
+      <w:r>
+        <w:rPr>
+          <w:lang w:eastAsia="ru-RU"/>
+        </w:rPr>
+        <w:t>Свободная лицензия</w:t>
+      </w:r>
+      <w:r>
+        <w:rPr>
+          <w:lang w:eastAsia="ru-RU"/>
+        </w:rPr>
+        <w:t>.</w:t>
+      </w:r>
+      <w:r>
+        <w:rPr>
+          <w:lang w:eastAsia="ru-RU"/>
+        </w:rPr>
+        <w:t xml:space="preserve"> </w:t>
+      </w:r>
+      <w:r>
+        <w:rPr>
+          <w:lang w:eastAsia="ru-RU"/>
+        </w:rPr>
+        <w:t>Unity предлагает несколько вариантов лицензий, которые подойдут как для начинающих разработчиков, так и для профессиональных студий. Unity Personal — это бесплатная версия движка, доступная для разработчиков, чьи доходы от проекта за последние 12 месяцев не превышают $200,000.</w:t>
       </w:r>
     </w:p>
     <w:p>
@@ -1351,7 +2151,7 @@
           <w:ilvl w:val="0"/>
           <w:numId w:val="1"/>
         </w:numPr>
-        <w:ind w:left="0" w:firstLine="567"/>
+        <w:ind w:left="0" w:firstLine="426"/>
         <w:rPr>
           <w:lang w:eastAsia="ru-RU"/>
         </w:rPr>
@@ -1359,37 +2159,20 @@
       <w:r>
         <w:t>Графическая мощь</w:t>
       </w:r>
-      <w:proofErr w:type="gramStart"/>
-      <w:r>
-        <w:t>: Благодаря</w:t>
-      </w:r>
-      <w:proofErr w:type="gramEnd"/>
-      <w:r>
-        <w:t xml:space="preserve"> интеграции с графическими API (DirectX, </w:t>
-      </w:r>
-      <w:proofErr w:type="spellStart"/>
-      <w:r>
-        <w:t>Vulkan</w:t>
-      </w:r>
-      <w:proofErr w:type="spellEnd"/>
-      <w:r>
-        <w:t xml:space="preserve">, Metal), </w:t>
-      </w:r>
-      <w:proofErr w:type="spellStart"/>
-      <w:r>
-        <w:t>Unity</w:t>
-      </w:r>
-      <w:proofErr w:type="spellEnd"/>
-      <w:r>
-        <w:t xml:space="preserve"> обеспечивает высококачественную графику, поддержку текстуры и </w:t>
-      </w:r>
-      <w:proofErr w:type="spellStart"/>
-      <w:r>
-        <w:t>освещаемости</w:t>
-      </w:r>
-      <w:proofErr w:type="spellEnd"/>
-      <w:r>
-        <w:t>, а также возможности для создания реалистичных визуальных эффектов.</w:t>
+      <w:r>
+        <w:t>.</w:t>
+      </w:r>
+      <w:r>
+        <w:t xml:space="preserve"> </w:t>
+      </w:r>
+      <w:r>
+        <w:t>Б</w:t>
+      </w:r>
+      <w:r>
+        <w:t>лагодаря</w:t>
+      </w:r>
+      <w:r>
+        <w:t xml:space="preserve"> интеграции с графическими API (DirectX, Vulkan, Metal), Unity обеспечивает высококачественную графику, поддержку текстуры и освещаемости, а также возможности для создания реалистичных визуальных эффектов.</w:t>
       </w:r>
     </w:p>
     <w:p>
@@ -1399,19 +2182,17 @@
           <w:ilvl w:val="0"/>
           <w:numId w:val="1"/>
         </w:numPr>
-        <w:spacing w:after="160" w:line="259" w:lineRule="auto"/>
-        <w:ind w:left="0" w:firstLine="567"/>
-      </w:pPr>
-      <w:r>
-        <w:t xml:space="preserve">Интуитивно понятный интерфейс: </w:t>
-      </w:r>
-      <w:proofErr w:type="spellStart"/>
-      <w:r>
-        <w:t>Unity</w:t>
-      </w:r>
-      <w:proofErr w:type="spellEnd"/>
-      <w:r>
-        <w:t xml:space="preserve"> Editor имеет интуитивно понятный интерфейс, который упрощает процесс разработки, что делает его доступным для разработчиков разного уровня подготовки.</w:t>
+        <w:spacing w:after="160"/>
+        <w:ind w:left="0" w:firstLine="426"/>
+      </w:pPr>
+      <w:r>
+        <w:t>Интуитивно понятный интерфейс</w:t>
+      </w:r>
+      <w:r>
+        <w:t>.</w:t>
+      </w:r>
+      <w:r>
+        <w:t xml:space="preserve"> Unity Editor имеет интуитивно понятный интерфейс, который упрощает процесс разработки, что делает его доступным для разработчиков разного уровня подготовки.</w:t>
       </w:r>
     </w:p>
     <w:p>
@@ -1421,35 +2202,18 @@
           <w:ilvl w:val="0"/>
           <w:numId w:val="1"/>
         </w:numPr>
-        <w:spacing w:after="160" w:line="259" w:lineRule="auto"/>
-        <w:ind w:left="0" w:firstLine="567"/>
-      </w:pPr>
-      <w:r>
-        <w:t xml:space="preserve">Модульность и </w:t>
-      </w:r>
-      <w:proofErr w:type="spellStart"/>
-      <w:r>
-        <w:t>настраиваемость</w:t>
-      </w:r>
-      <w:proofErr w:type="spellEnd"/>
-      <w:r>
-        <w:t xml:space="preserve">: </w:t>
-      </w:r>
-      <w:proofErr w:type="spellStart"/>
-      <w:r>
-        <w:t>Unity</w:t>
-      </w:r>
-      <w:proofErr w:type="spellEnd"/>
-      <w:r>
-        <w:t xml:space="preserve"> позволяет настраивать процесс разработки с использованием различных инструментов и пакетов дополнений (</w:t>
-      </w:r>
-      <w:proofErr w:type="spellStart"/>
-      <w:r>
-        <w:t>Assets</w:t>
-      </w:r>
-      <w:proofErr w:type="spellEnd"/>
-      <w:r>
-        <w:t>), что позволяет разработчикам создавать индивидуальные решения.</w:t>
+        <w:spacing w:after="160"/>
+        <w:ind w:left="0" w:firstLine="426"/>
+      </w:pPr>
+      <w:r>
+        <w:lastRenderedPageBreak/>
+        <w:t>Модульность и настраиваемость</w:t>
+      </w:r>
+      <w:r>
+        <w:t>.</w:t>
+      </w:r>
+      <w:r>
+        <w:t xml:space="preserve"> Unity позволяет настраивать процесс разработки с использованием различных инструментов и пакетов дополнений (Assets), что позволяет разработчикам создавать индивидуальные решения.</w:t>
       </w:r>
     </w:p>
     <w:p>
@@ -1459,412 +2223,653 @@
           <w:ilvl w:val="0"/>
           <w:numId w:val="1"/>
         </w:numPr>
-        <w:spacing w:after="160" w:line="259" w:lineRule="auto"/>
-        <w:ind w:left="0" w:firstLine="567"/>
-      </w:pPr>
-      <w:r>
-        <w:t xml:space="preserve">Модульность и </w:t>
+        <w:spacing w:after="160"/>
+        <w:ind w:left="0" w:firstLine="426"/>
+      </w:pPr>
+      <w:r>
+        <w:t>Язык программирования</w:t>
+      </w:r>
+      <w:r>
+        <w:t>.</w:t>
+      </w:r>
+      <w:r>
+        <w:t xml:space="preserve"> </w:t>
+      </w:r>
+      <w:r>
+        <w:t>В</w:t>
+      </w:r>
+      <w:r>
+        <w:t xml:space="preserve"> </w:t>
+      </w:r>
+      <w:r>
+        <w:rPr>
+          <w:lang w:val="en-US"/>
+        </w:rPr>
+        <w:t>Unity</w:t>
+      </w:r>
+      <w:r>
+        <w:t xml:space="preserve"> </w:t>
+      </w:r>
+      <w:r>
+        <w:t xml:space="preserve">разработка ведется на языке </w:t>
+      </w:r>
+      <w:r>
+        <w:rPr>
+          <w:lang w:val="en-US"/>
+        </w:rPr>
+        <w:t>C</w:t>
+      </w:r>
+      <w:r>
+        <w:t>#</w:t>
+      </w:r>
+      <w:r>
+        <w:t>.</w:t>
+      </w:r>
+    </w:p>
+    <w:p>
+      <w:pPr>
+        <w:ind w:firstLine="709"/>
+        <w:rPr>
+          <w:lang w:eastAsia="ru-RU"/>
+        </w:rPr>
+      </w:pPr>
+      <w:r>
+        <w:rPr>
+          <w:b/>
+          <w:bCs/>
+          <w:lang w:eastAsia="ru-RU"/>
+        </w:rPr>
+        <w:t>Движок Unreal Engine</w:t>
+      </w:r>
+      <w:r>
+        <w:rPr>
+          <w:lang w:eastAsia="ru-RU"/>
+        </w:rPr>
+        <w:t xml:space="preserve"> — это одна из ведущих платформ для создания игр и интерактивных приложений. Он был выпущен в 1998 году компанией </w:t>
       </w:r>
       <w:proofErr w:type="spellStart"/>
       <w:r>
-        <w:t>настраиваемость</w:t>
+        <w:rPr>
+          <w:lang w:eastAsia="ru-RU"/>
+        </w:rPr>
+        <w:t>Epic</w:t>
       </w:r>
       <w:proofErr w:type="spellEnd"/>
       <w:r>
-        <w:t xml:space="preserve">: </w:t>
+        <w:rPr>
+          <w:lang w:eastAsia="ru-RU"/>
+        </w:rPr>
+        <w:t xml:space="preserve"> Games и с тех пор является одним из самых мощных и популярных движков в игровой индустрии.</w:t>
+      </w:r>
+    </w:p>
+    <w:p>
+      <w:pPr>
+        <w:ind w:firstLine="709"/>
+        <w:rPr>
+          <w:lang w:eastAsia="ru-RU"/>
+        </w:rPr>
+      </w:pPr>
+      <w:r>
+        <w:rPr>
+          <w:lang w:eastAsia="ru-RU"/>
+        </w:rPr>
+        <w:t xml:space="preserve"> Уникальные особенности движка Unreal Engine</w:t>
+      </w:r>
+    </w:p>
+    <w:p>
+      <w:pPr>
+        <w:pStyle w:val="a3"/>
+        <w:numPr>
+          <w:ilvl w:val="0"/>
+          <w:numId w:val="12"/>
+        </w:numPr>
+        <w:ind w:left="0" w:firstLine="426"/>
+        <w:rPr>
+          <w:lang w:eastAsia="ru-RU"/>
+        </w:rPr>
+      </w:pPr>
+      <w:r>
+        <w:rPr>
+          <w:lang w:eastAsia="ru-RU"/>
+        </w:rPr>
+        <w:tab/>
+      </w:r>
+      <w:r>
+        <w:t>Кроссплатформенность</w:t>
+      </w:r>
+      <w:r>
+        <w:rPr>
+          <w:lang w:eastAsia="ru-RU"/>
+        </w:rPr>
+        <w:t>.</w:t>
+      </w:r>
+      <w:r>
+        <w:rPr>
+          <w:lang w:eastAsia="ru-RU"/>
+        </w:rPr>
+        <w:t xml:space="preserve"> </w:t>
+      </w:r>
+      <w:r>
+        <w:rPr>
+          <w:lang w:eastAsia="ru-RU"/>
+        </w:rPr>
+        <w:t>Unreal Engine, как и Unity, поддерживает разработку игр и приложений для большого количества платформ. Это включает Windows, Mac, iOS, Android, Linux, консоли (PlayStation, Xbox, Nintendo Switch) и даже WebGL. Unreal Engine также активно используется для разработки VR- и AR-приложений.</w:t>
+      </w:r>
+    </w:p>
+    <w:p>
+      <w:pPr>
+        <w:pStyle w:val="a3"/>
+        <w:numPr>
+          <w:ilvl w:val="0"/>
+          <w:numId w:val="12"/>
+        </w:numPr>
+        <w:ind w:left="0" w:firstLine="426"/>
+        <w:rPr>
+          <w:lang w:eastAsia="ru-RU"/>
+        </w:rPr>
+      </w:pPr>
+      <w:r>
+        <w:rPr>
+          <w:lang w:eastAsia="ru-RU"/>
+        </w:rPr>
+        <w:t xml:space="preserve"> </w:t>
+      </w:r>
+      <w:r>
+        <w:rPr>
+          <w:lang w:eastAsia="ru-RU"/>
+        </w:rPr>
+        <w:tab/>
+      </w:r>
+      <w:r>
+        <w:rPr>
+          <w:lang w:eastAsia="ru-RU"/>
+        </w:rPr>
+        <w:t>Широкий спектр инструментов</w:t>
+      </w:r>
+      <w:r>
+        <w:rPr>
+          <w:lang w:eastAsia="ru-RU"/>
+        </w:rPr>
+        <w:t>.</w:t>
+      </w:r>
+      <w:r>
+        <w:rPr>
+          <w:lang w:eastAsia="ru-RU"/>
+        </w:rPr>
+        <w:t xml:space="preserve"> </w:t>
+      </w:r>
+      <w:r>
+        <w:rPr>
+          <w:lang w:eastAsia="ru-RU"/>
+        </w:rPr>
+        <w:t>Unreal Engine предлагает мощные инструменты для создания игр, включая редактор уровней, интегрированную физику через PhysX, систему анимации, звуковой движок, инструменты для работы с искусственным интеллектом и многое другое. Unreal Engine также известен своей системой визуального программирования — Blueprints, которая позволяет создавать сложную игровую логику без написания кода.</w:t>
+      </w:r>
+    </w:p>
+    <w:p>
+      <w:pPr>
+        <w:pStyle w:val="a3"/>
+        <w:numPr>
+          <w:ilvl w:val="0"/>
+          <w:numId w:val="12"/>
+        </w:numPr>
+        <w:ind w:left="0" w:firstLine="426"/>
+        <w:rPr>
+          <w:lang w:eastAsia="ru-RU"/>
+        </w:rPr>
+      </w:pPr>
+      <w:r>
+        <w:rPr>
+          <w:lang w:eastAsia="ru-RU"/>
+        </w:rPr>
+        <w:tab/>
+      </w:r>
+      <w:r>
+        <w:rPr>
+          <w:lang w:eastAsia="ru-RU"/>
+        </w:rPr>
+        <w:t>Поддержка 2D и 3D графики</w:t>
+      </w:r>
+      <w:r>
+        <w:rPr>
+          <w:lang w:eastAsia="ru-RU"/>
+        </w:rPr>
+        <w:t>.</w:t>
+      </w:r>
+      <w:r>
+        <w:rPr>
+          <w:lang w:eastAsia="ru-RU"/>
+        </w:rPr>
+        <w:t xml:space="preserve"> </w:t>
+      </w:r>
+      <w:r>
+        <w:rPr>
+          <w:lang w:eastAsia="ru-RU"/>
+        </w:rPr>
+        <w:t>Х</w:t>
+      </w:r>
+      <w:r>
+        <w:rPr>
+          <w:lang w:eastAsia="ru-RU"/>
+        </w:rPr>
+        <w:t>отя</w:t>
+      </w:r>
+      <w:r>
+        <w:rPr>
+          <w:lang w:eastAsia="ru-RU"/>
+        </w:rPr>
+        <w:t xml:space="preserve"> Unreal Engine в первую очередь ориентирован на 3D-графику, он также поддерживает разработку 2D-игр с использованием Paper2D. Однако его главная сила заключается в создании высококачественных 3D-игр и приложений.</w:t>
+      </w:r>
+    </w:p>
+    <w:p>
+      <w:pPr>
+        <w:pStyle w:val="a3"/>
+        <w:numPr>
+          <w:ilvl w:val="0"/>
+          <w:numId w:val="12"/>
+        </w:numPr>
+        <w:ind w:left="0" w:firstLine="426"/>
+        <w:rPr>
+          <w:lang w:eastAsia="ru-RU"/>
+        </w:rPr>
+      </w:pPr>
+      <w:r>
+        <w:rPr>
+          <w:lang w:eastAsia="ru-RU"/>
+        </w:rPr>
+        <w:tab/>
+      </w:r>
+      <w:r>
+        <w:rPr>
+          <w:lang w:eastAsia="ru-RU"/>
+        </w:rPr>
+        <w:t>Расширяемость</w:t>
+      </w:r>
+      <w:r>
+        <w:rPr>
+          <w:lang w:eastAsia="ru-RU"/>
+        </w:rPr>
+        <w:t>.</w:t>
+      </w:r>
+      <w:r>
+        <w:rPr>
+          <w:lang w:eastAsia="ru-RU"/>
+        </w:rPr>
+        <w:t xml:space="preserve"> </w:t>
+      </w:r>
+      <w:r>
+        <w:rPr>
+          <w:lang w:eastAsia="ru-RU"/>
+        </w:rPr>
+        <w:t>Unreal Engine имеет большое сообщество разработчиков и предлагает возможность создавать пользовательские плагины или использовать уже готовые из Unreal Marketplace. Это позволяет разработчикам расширять функциональность движка и адаптировать его под свои нужды.</w:t>
+      </w:r>
+    </w:p>
+    <w:p>
+      <w:pPr>
+        <w:pStyle w:val="a3"/>
+        <w:numPr>
+          <w:ilvl w:val="0"/>
+          <w:numId w:val="12"/>
+        </w:numPr>
+        <w:ind w:left="0" w:firstLine="426"/>
+        <w:rPr>
+          <w:lang w:eastAsia="ru-RU"/>
+        </w:rPr>
+      </w:pPr>
+      <w:r>
+        <w:rPr>
+          <w:lang w:eastAsia="ru-RU"/>
+        </w:rPr>
+        <w:lastRenderedPageBreak/>
+        <w:tab/>
+      </w:r>
+      <w:r>
+        <w:rPr>
+          <w:lang w:eastAsia="ru-RU"/>
+        </w:rPr>
+        <w:t>Свободная лицензия</w:t>
+      </w:r>
+      <w:r>
+        <w:rPr>
+          <w:lang w:eastAsia="ru-RU"/>
+        </w:rPr>
+        <w:t>.</w:t>
+      </w:r>
+      <w:r>
+        <w:rPr>
+          <w:lang w:eastAsia="ru-RU"/>
+        </w:rPr>
+        <w:t xml:space="preserve"> </w:t>
+      </w:r>
+      <w:r>
+        <w:rPr>
+          <w:lang w:eastAsia="ru-RU"/>
+        </w:rPr>
+        <w:t>Unreal Engine распространяется бесплатно, но с коммерческими проектами связан определённый роялти-платеж: 5% от дохода при доходах выше $1 млн. Это выгодно для небольших разработчиков и инди-студий, так как они могут использовать мощный движок без предварительных затрат.</w:t>
+      </w:r>
+    </w:p>
+    <w:p>
+      <w:pPr>
+        <w:pStyle w:val="a3"/>
+        <w:numPr>
+          <w:ilvl w:val="0"/>
+          <w:numId w:val="12"/>
+        </w:numPr>
+        <w:ind w:left="0" w:firstLine="426"/>
+        <w:rPr>
+          <w:lang w:eastAsia="ru-RU"/>
+        </w:rPr>
+      </w:pPr>
+      <w:r>
+        <w:rPr>
+          <w:lang w:eastAsia="ru-RU"/>
+        </w:rPr>
+        <w:tab/>
+      </w:r>
+      <w:r>
+        <w:rPr>
+          <w:lang w:eastAsia="ru-RU"/>
+        </w:rPr>
+        <w:t>Графическая мощь</w:t>
+      </w:r>
+      <w:r>
+        <w:rPr>
+          <w:lang w:eastAsia="ru-RU"/>
+        </w:rPr>
+        <w:t>.</w:t>
+      </w:r>
+      <w:r>
+        <w:rPr>
+          <w:lang w:eastAsia="ru-RU"/>
+        </w:rPr>
+        <w:t xml:space="preserve"> </w:t>
+      </w:r>
+      <w:r>
+        <w:rPr>
+          <w:lang w:eastAsia="ru-RU"/>
+        </w:rPr>
+        <w:t>Unreal Engine широко признан за свою графическую производительность. Движок предоставляет фотореалистичные визуальные эффекты благодаря таким технологиям, как Lumen (динамическое глобальное освещение) и Nanite (виртуализированная геометрия для работы с миллиардами полигонов). Он поддерживает все основные графические API, включая DirectX 12, Vulkan и Metal.</w:t>
+      </w:r>
+    </w:p>
+    <w:p>
+      <w:pPr>
+        <w:pStyle w:val="a3"/>
+        <w:numPr>
+          <w:ilvl w:val="0"/>
+          <w:numId w:val="12"/>
+        </w:numPr>
+        <w:ind w:left="0" w:firstLine="426"/>
+        <w:rPr>
+          <w:lang w:eastAsia="ru-RU"/>
+        </w:rPr>
+      </w:pPr>
+      <w:r>
+        <w:rPr>
+          <w:lang w:eastAsia="ru-RU"/>
+        </w:rPr>
+        <w:tab/>
+      </w:r>
+      <w:r>
+        <w:rPr>
+          <w:lang w:eastAsia="ru-RU"/>
+        </w:rPr>
+        <w:t>Интуитивно понятный интерфейс</w:t>
+      </w:r>
+      <w:r>
+        <w:rPr>
+          <w:lang w:eastAsia="ru-RU"/>
+        </w:rPr>
+        <w:t>.</w:t>
+      </w:r>
+      <w:r>
+        <w:rPr>
+          <w:lang w:eastAsia="ru-RU"/>
+        </w:rPr>
+        <w:t xml:space="preserve"> </w:t>
+      </w:r>
+      <w:r>
+        <w:rPr>
+          <w:lang w:eastAsia="ru-RU"/>
+        </w:rPr>
+        <w:t>Unreal Editor предоставляет мощный интерфейс</w:t>
+      </w:r>
+      <w:r>
+        <w:rPr>
+          <w:lang w:eastAsia="ru-RU"/>
+        </w:rPr>
+        <w:t>. Однако для новичков</w:t>
+      </w:r>
+      <w:r>
+        <w:rPr>
+          <w:lang w:eastAsia="ru-RU"/>
+        </w:rPr>
+        <w:t xml:space="preserve"> Unreal Editor может быть сложным и перегруженным на первый взгляд. Для комфортной работы новичку потребуется изучить базовые принципы работы с движком.</w:t>
+      </w:r>
+      <w:r>
+        <w:rPr>
+          <w:lang w:eastAsia="ru-RU"/>
+        </w:rPr>
+        <w:t xml:space="preserve">  </w:t>
+      </w:r>
+    </w:p>
+    <w:p>
+      <w:pPr>
+        <w:pStyle w:val="a3"/>
+        <w:numPr>
+          <w:ilvl w:val="0"/>
+          <w:numId w:val="12"/>
+        </w:numPr>
+        <w:ind w:left="0" w:firstLine="426"/>
+        <w:rPr>
+          <w:lang w:eastAsia="ru-RU"/>
+        </w:rPr>
+      </w:pPr>
+      <w:r>
+        <w:rPr>
+          <w:lang w:eastAsia="ru-RU"/>
+        </w:rPr>
+        <w:tab/>
+      </w:r>
+      <w:r>
+        <w:rPr>
+          <w:lang w:eastAsia="ru-RU"/>
+        </w:rPr>
+        <w:t>Модульность и настраиваемость</w:t>
+      </w:r>
+      <w:r>
+        <w:rPr>
+          <w:lang w:eastAsia="ru-RU"/>
+        </w:rPr>
+        <w:t>.</w:t>
+      </w:r>
+      <w:r>
+        <w:rPr>
+          <w:lang w:eastAsia="ru-RU"/>
+        </w:rPr>
+        <w:t xml:space="preserve"> </w:t>
+      </w:r>
+      <w:r>
+        <w:rPr>
+          <w:lang w:eastAsia="ru-RU"/>
+        </w:rPr>
+        <w:t>Unreal Engine предлагает высокую степень настройки, позволяя разработчикам отключать или модифицировать определённые модули. Движок также предоставляет доступ к исходному коду, что позволяет вносить изменения в его функциональность на уровне ядра.</w:t>
+      </w:r>
+    </w:p>
+    <w:p>
+      <w:pPr>
+        <w:pStyle w:val="a3"/>
+        <w:numPr>
+          <w:ilvl w:val="0"/>
+          <w:numId w:val="12"/>
+        </w:numPr>
+        <w:ind w:left="0" w:firstLine="426"/>
+        <w:rPr>
+          <w:lang w:eastAsia="ru-RU"/>
+        </w:rPr>
+      </w:pPr>
+      <w:r>
+        <w:rPr>
+          <w:lang w:eastAsia="ru-RU"/>
+        </w:rPr>
+        <w:tab/>
+      </w:r>
+      <w:r>
+        <w:rPr>
+          <w:lang w:eastAsia="ru-RU"/>
+        </w:rPr>
+        <w:t>Сообщество и ресурсы</w:t>
+      </w:r>
+      <w:r>
+        <w:rPr>
+          <w:lang w:eastAsia="ru-RU"/>
+        </w:rPr>
+        <w:t>.</w:t>
+      </w:r>
+      <w:r>
+        <w:rPr>
+          <w:lang w:eastAsia="ru-RU"/>
+        </w:rPr>
+        <w:t xml:space="preserve"> </w:t>
+      </w:r>
+      <w:r>
+        <w:rPr>
+          <w:lang w:eastAsia="ru-RU"/>
+        </w:rPr>
+        <w:t>Unreal Engine имеет огромное сообщество разработчиков и обширную библиотеку обучающих материалов, включая официальные руководства, форумы и Unreal Marketplace, где доступны ассеты, плагины и инструменты.</w:t>
+      </w:r>
+    </w:p>
+    <w:p>
+      <w:pPr>
+        <w:pStyle w:val="a3"/>
+        <w:numPr>
+          <w:ilvl w:val="0"/>
+          <w:numId w:val="12"/>
+        </w:numPr>
+        <w:ind w:left="0" w:firstLine="426"/>
+        <w:rPr>
+          <w:lang w:eastAsia="ru-RU"/>
+        </w:rPr>
+      </w:pPr>
+      <w:r>
+        <w:rPr>
+          <w:lang w:eastAsia="ru-RU"/>
+        </w:rPr>
+        <w:t xml:space="preserve">Язык </w:t>
       </w:r>
       <w:proofErr w:type="spellStart"/>
       <w:r>
-        <w:t>Unity</w:t>
+        <w:rPr>
+          <w:lang w:eastAsia="ru-RU"/>
+        </w:rPr>
+        <w:t>программировния</w:t>
       </w:r>
       <w:proofErr w:type="spellEnd"/>
       <w:r>
-        <w:t xml:space="preserve"> позволяет настраивать процесс разработки с использованием различных инструментов и пакетов дополнений (</w:t>
+        <w:rPr>
+          <w:lang w:eastAsia="ru-RU"/>
+        </w:rPr>
+        <w:t>. В</w:t>
+      </w:r>
+      <w:r>
+        <w:rPr>
+          <w:lang w:eastAsia="ru-RU"/>
+        </w:rPr>
+        <w:t xml:space="preserve"> Unreal Engine используется </w:t>
+      </w:r>
+      <w:r>
+        <w:rPr>
+          <w:lang w:val="en-US" w:eastAsia="ru-RU"/>
+        </w:rPr>
+        <w:t>C</w:t>
+      </w:r>
+      <w:r>
+        <w:rPr>
+          <w:lang w:eastAsia="ru-RU"/>
+        </w:rPr>
+        <w:t>++</w:t>
+      </w:r>
+      <w:r>
+        <w:rPr>
+          <w:lang w:eastAsia="ru-RU"/>
+        </w:rPr>
+        <w:t xml:space="preserve">. А также </w:t>
+      </w:r>
+      <w:r>
+        <w:rPr>
+          <w:lang w:eastAsia="ru-RU"/>
+        </w:rPr>
+        <w:t>Unreal Engine предлагает систему Blueprints, которая позволяет создавать игровую логику без написания кода на C++. Это визуальное программирование может быть более доступным для новичков, чем традиционное кодирование, так как оно визуализирует потоки данных и логику.</w:t>
+      </w:r>
+    </w:p>
+    <w:p>
+      <w:pPr>
+        <w:rPr>
+          <w:lang w:eastAsia="ru-RU"/>
+        </w:rPr>
+      </w:pPr>
+      <w:r>
+        <w:rPr>
+          <w:lang w:eastAsia="ru-RU"/>
+        </w:rPr>
+        <w:lastRenderedPageBreak/>
+        <w:tab/>
+      </w:r>
+      <w:r>
+        <w:rPr>
+          <w:lang w:eastAsia="ru-RU"/>
+        </w:rPr>
+        <w:t xml:space="preserve">Оба движка, Unity и Unreal Engine, обладают схожими функциями, такими как </w:t>
+      </w:r>
+      <w:r>
+        <w:t>к</w:t>
+      </w:r>
+      <w:r>
+        <w:t>россплатформенность</w:t>
+      </w:r>
+      <w:r>
+        <w:rPr>
+          <w:lang w:eastAsia="ru-RU"/>
+        </w:rPr>
+        <w:t>, поддержка 2D и 3D графики, мощные инструменты и активное сообщество. Однако Unreal Engine более ориентирован на проекты с высоким визуальным качеством за счёт передовых технологий рендеринга, таких как Lumen и Nanite, а также предоставляет доступ к исходному коду. Unity, в свою очередь, является более универсальным и популярным среди инди-разработчиков благодаря интуитивно понятному интерфейсу и богатой библиотеке ассетов. Выбор между ними зависит от требований проекта и уровня подготовки команды.</w:t>
+      </w:r>
+      <w:r>
+        <w:rPr>
+          <w:lang w:eastAsia="ru-RU"/>
+        </w:rPr>
+        <w:t xml:space="preserve"> </w:t>
+      </w:r>
+    </w:p>
+    <w:p>
+      <w:pPr>
+        <w:spacing w:after="160"/>
+        <w:jc w:val="left"/>
+      </w:pPr>
+      <w:r>
+        <w:br w:type="page"/>
+      </w:r>
+    </w:p>
+    <w:p>
+      <w:pPr>
+        <w:pStyle w:val="10"/>
+      </w:pPr>
+      <w:bookmarkStart w:id="3" w:name="_Toc182473030"/>
+      <w:r>
+        <w:lastRenderedPageBreak/>
+        <w:t xml:space="preserve">Обзор </w:t>
       </w:r>
       <w:proofErr w:type="spellStart"/>
       <w:r>
-        <w:t>Assets</w:t>
+        <w:t>компонетов</w:t>
       </w:r>
       <w:proofErr w:type="spellEnd"/>
       <w:r>
-        <w:t>), что позволяет разработчикам создавать индивидуальные решения.</w:t>
-      </w:r>
-    </w:p>
-    <w:p>
-      <w:pPr>
-        <w:rPr>
-          <w:lang w:eastAsia="ru-RU"/>
-        </w:rPr>
-      </w:pPr>
-    </w:p>
-    <w:p>
-      <w:pPr>
-        <w:rPr>
-          <w:lang w:eastAsia="ru-RU"/>
-        </w:rPr>
-      </w:pPr>
-    </w:p>
-    <w:p>
-      <w:pPr>
-        <w:spacing w:after="160" w:line="259" w:lineRule="auto"/>
-        <w:jc w:val="left"/>
-      </w:pPr>
-      <w:r>
-        <w:br w:type="page"/>
-      </w:r>
-    </w:p>
-    <w:p>
-      <w:pPr>
-        <w:spacing w:after="160" w:line="259" w:lineRule="auto"/>
-        <w:jc w:val="left"/>
-      </w:pPr>
-    </w:p>
-    <w:p>
-      <w:pPr>
-        <w:spacing w:after="160" w:line="259" w:lineRule="auto"/>
-        <w:jc w:val="left"/>
-      </w:pPr>
-      <w:r>
-        <w:t xml:space="preserve">Возможности создания игр в </w:t>
+        <w:t xml:space="preserve"> </w:t>
       </w:r>
       <w:proofErr w:type="spellStart"/>
       <w:r>
-        <w:t>Unity</w:t>
-      </w:r>
+        <w:t>юнити</w:t>
+      </w:r>
+      <w:bookmarkEnd w:id="3"/>
       <w:proofErr w:type="spellEnd"/>
-      <w:r>
-        <w:t>:</w:t>
-      </w:r>
-    </w:p>
-    <w:p>
-      <w:pPr>
-        <w:spacing w:after="160" w:line="259" w:lineRule="auto"/>
-        <w:jc w:val="left"/>
-      </w:pPr>
-    </w:p>
-    <w:p>
-      <w:pPr>
-        <w:spacing w:after="160" w:line="259" w:lineRule="auto"/>
-        <w:ind w:firstLine="567"/>
-        <w:jc w:val="left"/>
-      </w:pPr>
-      <w:r>
-        <w:t xml:space="preserve">1. 2D-игры: </w:t>
-      </w:r>
-      <w:proofErr w:type="spellStart"/>
-      <w:r>
-        <w:t>Unity</w:t>
-      </w:r>
-      <w:proofErr w:type="spellEnd"/>
-      <w:r>
-        <w:t xml:space="preserve"> поддерживает разработку 2D-игр с использованием его инструмента 2D, который предоставляет возможности для анимации, физики и интерактивности.</w:t>
-      </w:r>
-    </w:p>
-    <w:p>
-      <w:pPr>
-        <w:spacing w:after="160" w:line="259" w:lineRule="auto"/>
-        <w:ind w:firstLine="567"/>
-        <w:jc w:val="left"/>
-      </w:pPr>
-      <w:r>
-        <w:t xml:space="preserve">2. 3D-игры: </w:t>
-      </w:r>
-      <w:proofErr w:type="spellStart"/>
-      <w:r>
-        <w:t>Unity</w:t>
-      </w:r>
-      <w:proofErr w:type="spellEnd"/>
-      <w:r>
-        <w:t xml:space="preserve"> является одним из самых мощных движков для создания 3D-игр, поддерживая как простые, так и сложные проекты с высокой графикой.</w:t>
-      </w:r>
-    </w:p>
-    <w:p>
-      <w:pPr>
-        <w:spacing w:after="160" w:line="259" w:lineRule="auto"/>
-        <w:ind w:firstLine="567"/>
-        <w:jc w:val="left"/>
-      </w:pPr>
-      <w:r>
-        <w:t xml:space="preserve">3. Виртуальная Реальность (VR) и Дополненная Реальность (AR): </w:t>
-      </w:r>
-      <w:proofErr w:type="spellStart"/>
-      <w:r>
-        <w:t>Unity</w:t>
-      </w:r>
-      <w:proofErr w:type="spellEnd"/>
-      <w:r>
-        <w:t xml:space="preserve"> предоставляет инструменты для разработки VR и AR приложений, что позволяет создавать инновационные и интерактивные продукты.</w:t>
-      </w:r>
-    </w:p>
-    <w:p>
-      <w:pPr>
-        <w:spacing w:after="160" w:line="259" w:lineRule="auto"/>
-        <w:ind w:firstLine="567"/>
-        <w:jc w:val="left"/>
-      </w:pPr>
-      <w:r>
-        <w:t xml:space="preserve">4. Консольные игры: </w:t>
-      </w:r>
-      <w:proofErr w:type="spellStart"/>
-      <w:r>
-        <w:t>Unity</w:t>
-      </w:r>
-      <w:proofErr w:type="spellEnd"/>
-      <w:r>
-        <w:t xml:space="preserve"> поддерживает разработку игр для игровых консолей, что позволяет создавать качественные игры для PlayStation, Xbox и Nintendo </w:t>
-      </w:r>
-      <w:proofErr w:type="spellStart"/>
-      <w:r>
-        <w:t>Switch</w:t>
-      </w:r>
-      <w:proofErr w:type="spellEnd"/>
-      <w:r>
-        <w:t>.</w:t>
-      </w:r>
-    </w:p>
-    <w:p>
-      <w:pPr>
-        <w:spacing w:after="160" w:line="259" w:lineRule="auto"/>
-        <w:ind w:firstLine="567"/>
-        <w:jc w:val="left"/>
-      </w:pPr>
-      <w:r>
-        <w:t xml:space="preserve">5. Мультимедийные приложения: Используя </w:t>
-      </w:r>
-      <w:proofErr w:type="spellStart"/>
-      <w:r>
-        <w:t>Unity</w:t>
-      </w:r>
-      <w:proofErr w:type="spellEnd"/>
-      <w:r>
-        <w:t>, можно создавать мультимедийные приложения для различных платформ, включая веб, мобильные устройства и ПК.</w:t>
-      </w:r>
-    </w:p>
-    <w:p>
-      <w:pPr>
-        <w:spacing w:after="160" w:line="259" w:lineRule="auto"/>
-        <w:jc w:val="left"/>
-      </w:pPr>
-    </w:p>
-    <w:p>
-      <w:pPr>
-        <w:spacing w:after="160" w:line="259" w:lineRule="auto"/>
-        <w:jc w:val="left"/>
-      </w:pPr>
-      <w:proofErr w:type="spellStart"/>
-      <w:r>
-        <w:t>Unity</w:t>
-      </w:r>
-      <w:proofErr w:type="spellEnd"/>
-      <w:r>
-        <w:t xml:space="preserve"> предоставляет мощный и гибкий фреймворк для разработки широкого спектра продуктов, что делает его одним из самых популярных выборов среди разработчиков игр и интерактивных приложений. Благодаря своей уникальности и поддержке сообщества, </w:t>
-      </w:r>
-      <w:proofErr w:type="spellStart"/>
-      <w:r>
-        <w:t>Unity</w:t>
-      </w:r>
-      <w:proofErr w:type="spellEnd"/>
-      <w:r>
-        <w:t xml:space="preserve"> продолжает оставаться важным инструментом для создания качественных и инновационных продуктов.</w:t>
-      </w:r>
-    </w:p>
-    <w:p>
-      <w:pPr>
-        <w:spacing w:after="160" w:line="259" w:lineRule="auto"/>
-        <w:jc w:val="left"/>
-      </w:pPr>
-    </w:p>
-    <w:p>
-      <w:pPr>
-        <w:rPr>
-          <w:lang w:eastAsia="ru-RU"/>
-        </w:rPr>
-      </w:pPr>
-      <w:r>
-        <w:rPr>
-          <w:lang w:eastAsia="ru-RU"/>
-        </w:rPr>
-        <w:t xml:space="preserve">Виды игр, которые можно создать в </w:t>
-      </w:r>
-      <w:proofErr w:type="spellStart"/>
-      <w:r>
-        <w:rPr>
-          <w:lang w:eastAsia="ru-RU"/>
-        </w:rPr>
-        <w:t>Unity</w:t>
-      </w:r>
-      <w:proofErr w:type="spellEnd"/>
-    </w:p>
-    <w:p>
-      <w:pPr>
-        <w:rPr>
-          <w:lang w:eastAsia="ru-RU"/>
-        </w:rPr>
-      </w:pPr>
-    </w:p>
-    <w:p>
-      <w:pPr>
-        <w:rPr>
-          <w:lang w:eastAsia="ru-RU"/>
-        </w:rPr>
-      </w:pPr>
-      <w:r>
-        <w:rPr>
-          <w:lang w:eastAsia="ru-RU"/>
-        </w:rPr>
-        <w:t xml:space="preserve">1. Действие/Приключения: </w:t>
-      </w:r>
-      <w:proofErr w:type="spellStart"/>
-      <w:r>
-        <w:rPr>
-          <w:lang w:eastAsia="ru-RU"/>
-        </w:rPr>
-        <w:t>Unity</w:t>
-      </w:r>
-      <w:proofErr w:type="spellEnd"/>
-      <w:r>
-        <w:rPr>
-          <w:lang w:eastAsia="ru-RU"/>
-        </w:rPr>
-        <w:t xml:space="preserve"> идеально подходит для создания игр в жанре действие/приключения, таких как </w:t>
-      </w:r>
-      <w:proofErr w:type="spellStart"/>
-      <w:r>
-        <w:rPr>
-          <w:lang w:eastAsia="ru-RU"/>
-        </w:rPr>
-        <w:t>платформеры</w:t>
-      </w:r>
-      <w:proofErr w:type="spellEnd"/>
-      <w:r>
-        <w:rPr>
-          <w:lang w:eastAsia="ru-RU"/>
-        </w:rPr>
-        <w:t xml:space="preserve">, </w:t>
-      </w:r>
-      <w:proofErr w:type="spellStart"/>
-      <w:r>
-        <w:rPr>
-          <w:lang w:eastAsia="ru-RU"/>
-        </w:rPr>
-        <w:t>файтинги</w:t>
-      </w:r>
-      <w:proofErr w:type="spellEnd"/>
-      <w:r>
-        <w:rPr>
-          <w:lang w:eastAsia="ru-RU"/>
-        </w:rPr>
-        <w:t xml:space="preserve"> и игры с открытым миром.</w:t>
-      </w:r>
-    </w:p>
-    <w:p>
-      <w:pPr>
-        <w:rPr>
-          <w:lang w:eastAsia="ru-RU"/>
-        </w:rPr>
-      </w:pPr>
-      <w:r>
-        <w:rPr>
-          <w:lang w:eastAsia="ru-RU"/>
-        </w:rPr>
-        <w:t xml:space="preserve">2. Ролевые игры: </w:t>
-      </w:r>
-      <w:proofErr w:type="spellStart"/>
-      <w:r>
-        <w:rPr>
-          <w:lang w:eastAsia="ru-RU"/>
-        </w:rPr>
-        <w:t>Unity</w:t>
-      </w:r>
-      <w:proofErr w:type="spellEnd"/>
-      <w:r>
-        <w:rPr>
-          <w:lang w:eastAsia="ru-RU"/>
-        </w:rPr>
-        <w:t xml:space="preserve"> позволяет создавать ролевые игры с глубоким разветвлением истории, сложными персонажами и большим открытым миром.</w:t>
-      </w:r>
-    </w:p>
-    <w:p>
-      <w:pPr>
-        <w:rPr>
-          <w:lang w:eastAsia="ru-RU"/>
-        </w:rPr>
-      </w:pPr>
-      <w:r>
-        <w:rPr>
-          <w:lang w:eastAsia="ru-RU"/>
-        </w:rPr>
-        <w:t xml:space="preserve">3. Стратегии: </w:t>
-      </w:r>
-      <w:proofErr w:type="spellStart"/>
-      <w:r>
-        <w:rPr>
-          <w:lang w:eastAsia="ru-RU"/>
-        </w:rPr>
-        <w:t>Unity</w:t>
-      </w:r>
-      <w:proofErr w:type="spellEnd"/>
-      <w:r>
-        <w:rPr>
-          <w:lang w:eastAsia="ru-RU"/>
-        </w:rPr>
-        <w:t xml:space="preserve"> можно использовать для создания стратегических игр, таких как RTS (реал-тайм стратегии) и TBS (тактические стратегии).</w:t>
-      </w:r>
-    </w:p>
-    <w:p>
-      <w:pPr>
-        <w:rPr>
-          <w:lang w:eastAsia="ru-RU"/>
-        </w:rPr>
-      </w:pPr>
-      <w:r>
-        <w:rPr>
-          <w:lang w:eastAsia="ru-RU"/>
-        </w:rPr>
-        <w:t xml:space="preserve">4. Симуляторы: </w:t>
-      </w:r>
-      <w:proofErr w:type="spellStart"/>
-      <w:r>
-        <w:rPr>
-          <w:lang w:eastAsia="ru-RU"/>
-        </w:rPr>
-        <w:t>Unity</w:t>
-      </w:r>
-      <w:proofErr w:type="spellEnd"/>
-      <w:r>
-        <w:rPr>
-          <w:lang w:eastAsia="ru-RU"/>
-        </w:rPr>
-        <w:t xml:space="preserve"> позволяет создавать симуляторы, такие как симуляторы полета, симуляторы управления городами и другие.</w:t>
-      </w:r>
-    </w:p>
-    <w:p>
-      <w:pPr>
-        <w:rPr>
-          <w:lang w:eastAsia="ru-RU"/>
-        </w:rPr>
-      </w:pPr>
-      <w:r>
-        <w:rPr>
-          <w:lang w:eastAsia="ru-RU"/>
-        </w:rPr>
-        <w:lastRenderedPageBreak/>
-        <w:t xml:space="preserve">5. VR/AR: </w:t>
-      </w:r>
-      <w:proofErr w:type="spellStart"/>
-      <w:r>
-        <w:rPr>
-          <w:lang w:eastAsia="ru-RU"/>
-        </w:rPr>
-        <w:t>Unity</w:t>
-      </w:r>
-      <w:proofErr w:type="spellEnd"/>
-      <w:r>
-        <w:rPr>
-          <w:lang w:eastAsia="ru-RU"/>
-        </w:rPr>
-        <w:t xml:space="preserve"> поддерживает создание игр и приложений для виртуальной реальности (VR) и дополненной реальности (AR).</w:t>
-      </w:r>
     </w:p>
     <w:p>
       <w:pPr>
@@ -1901,62 +2906,7 @@
     </w:p>
     <w:p>
       <w:pPr>
-        <w:pStyle w:val="1"/>
-      </w:pPr>
-      <w:r>
-        <w:lastRenderedPageBreak/>
-        <w:t xml:space="preserve">Обзор </w:t>
-      </w:r>
-      <w:proofErr w:type="spellStart"/>
-      <w:r>
-        <w:t>компонетов</w:t>
-      </w:r>
-      <w:proofErr w:type="spellEnd"/>
-      <w:r>
-        <w:t xml:space="preserve"> </w:t>
-      </w:r>
-      <w:proofErr w:type="spellStart"/>
-      <w:r>
-        <w:t>юнити</w:t>
-      </w:r>
-      <w:proofErr w:type="spellEnd"/>
-    </w:p>
-    <w:p>
-      <w:pPr>
-        <w:rPr>
-          <w:lang w:eastAsia="ru-RU"/>
-        </w:rPr>
-      </w:pPr>
-    </w:p>
-    <w:p>
-      <w:pPr>
-        <w:rPr>
-          <w:lang w:eastAsia="ru-RU"/>
-        </w:rPr>
-      </w:pPr>
-    </w:p>
-    <w:p>
-      <w:pPr>
-        <w:spacing w:after="160" w:line="259" w:lineRule="auto"/>
-        <w:jc w:val="left"/>
-        <w:rPr>
-          <w:rFonts w:eastAsia="Times New Roman" w:cs="Times New Roman"/>
-          <w:b/>
-          <w:bCs/>
-          <w:kern w:val="36"/>
-          <w:sz w:val="48"/>
-          <w:szCs w:val="48"/>
-          <w:lang w:eastAsia="ru-RU"/>
-          <w14:ligatures w14:val="none"/>
-        </w:rPr>
-      </w:pPr>
-      <w:r>
-        <w:br w:type="page"/>
-      </w:r>
-    </w:p>
-    <w:p>
-      <w:pPr>
-        <w:pStyle w:val="1"/>
+        <w:pStyle w:val="10"/>
         <w:spacing w:before="0" w:beforeAutospacing="0" w:after="0" w:afterAutospacing="0"/>
         <w:rPr>
           <w:rFonts w:ascii="PT Sans" w:hAnsi="PT Sans"/>
@@ -1965,6 +2915,7 @@
           <w:szCs w:val="42"/>
         </w:rPr>
       </w:pPr>
+      <w:bookmarkStart w:id="4" w:name="_Toc182473031"/>
       <w:r>
         <w:lastRenderedPageBreak/>
         <w:t xml:space="preserve">Компонент </w:t>
@@ -1989,6 +2940,7 @@
         </w:rPr>
         <w:t xml:space="preserve"> 2D</w:t>
       </w:r>
+      <w:bookmarkEnd w:id="4"/>
     </w:p>
     <w:p/>
     <w:p>
@@ -2012,7 +2964,7 @@
                     <pic:cNvPicPr/>
                   </pic:nvPicPr>
                   <pic:blipFill>
-                    <a:blip r:embed="rId7"/>
+                    <a:blip r:embed="rId8"/>
                     <a:stretch>
                       <a:fillRect/>
                     </a:stretch>
@@ -2047,6 +2999,9 @@
 <w:endnotes xmlns:wpc="http://schemas.microsoft.com/office/word/2010/wordprocessingCanvas" xmlns:cx="http://schemas.microsoft.com/office/drawing/2014/chartex" xmlns:cx1="http://schemas.microsoft.com/office/drawing/2015/9/8/chartex" xmlns:cx2="http://schemas.microsoft.com/office/drawing/2015/10/21/chartex" xmlns:cx3="http://schemas.microsoft.com/office/drawing/2016/5/9/chartex" xmlns:cx4="http://schemas.microsoft.com/office/drawing/2016/5/10/chartex" xmlns:cx5="http://schemas.microsoft.com/office/drawing/2016/5/11/chartex" xmlns:cx6="http://schemas.microsoft.com/office/drawing/2016/5/12/chartex" xmlns:cx7="http://schemas.microsoft.com/office/drawing/2016/5/13/chartex" xmlns:cx8="http://schemas.microsoft.com/office/drawing/2016/5/14/chartex" xmlns:mc="http://schemas.openxmlformats.org/markup-compatibility/2006" xmlns:aink="http://schemas.microsoft.com/office/drawing/2016/ink" xmlns:am3d="http://schemas.microsoft.com/office/drawing/2017/model3d" xmlns:o="urn:schemas-microsoft-com:office:office" xmlns:oel="http://schemas.microsoft.com/office/2019/extlst" xmlns:r="http://schemas.openxmlformats.org/officeDocument/2006/relationships" xmlns:m="http://schemas.openxmlformats.org/officeDocument/2006/math" xmlns:v="urn:schemas-microsoft-com:vml" xmlns:wp14="http://schemas.microsoft.com/office/word/2010/wordprocessingDrawing" xmlns:wp="http://schemas.openxmlformats.org/drawingml/2006/wordprocessingDrawing" xmlns:w10="urn:schemas-microsoft-com:office:word" xmlns:w="http://schemas.openxmlformats.org/wordprocessingml/2006/main" xmlns:w14="http://schemas.microsoft.com/office/word/2010/wordml" xmlns:w15="http://schemas.microsoft.com/office/word/2012/wordml" xmlns:w16cex="http://schemas.microsoft.com/office/word/2018/wordml/cex" xmlns:w16cid="http://schemas.microsoft.com/office/word/2016/wordml/cid" xmlns:w16="http://schemas.microsoft.com/office/word/2018/wordml" xmlns:w16sdtdh="http://schemas.microsoft.com/office/word/2020/wordml/sdtdatahash" xmlns:w16se="http://schemas.microsoft.com/office/word/2015/wordml/symex" xmlns:wpg="http://schemas.microsoft.com/office/word/2010/wordprocessingGroup" xmlns:wpi="http://schemas.microsoft.com/office/word/2010/wordprocessingInk" xmlns:wne="http://schemas.microsoft.com/office/word/2006/wordml" xmlns:wps="http://schemas.microsoft.com/office/word/2010/wordprocessingShape" mc:Ignorable="w14 w15 w16se w16cid w16 w16cex w16sdtdh wp14">
   <w:endnote w:type="separator" w:id="-1">
     <w:p>
+      <w:pPr>
+        <w:spacing w:line="240" w:lineRule="auto"/>
+      </w:pPr>
       <w:r>
         <w:separator/>
       </w:r>
@@ -2054,6 +3009,9 @@
   </w:endnote>
   <w:endnote w:type="continuationSeparator" w:id="0">
     <w:p>
+      <w:pPr>
+        <w:spacing w:line="240" w:lineRule="auto"/>
+      </w:pPr>
       <w:r>
         <w:continuationSeparator/>
       </w:r>
@@ -2066,6 +3024,9 @@
 <w:footnotes xmlns:wpc="http://schemas.microsoft.com/office/word/2010/wordprocessingCanvas" xmlns:cx="http://schemas.microsoft.com/office/drawing/2014/chartex" xmlns:cx1="http://schemas.microsoft.com/office/drawing/2015/9/8/chartex" xmlns:cx2="http://schemas.microsoft.com/office/drawing/2015/10/21/chartex" xmlns:cx3="http://schemas.microsoft.com/office/drawing/2016/5/9/chartex" xmlns:cx4="http://schemas.microsoft.com/office/drawing/2016/5/10/chartex" xmlns:cx5="http://schemas.microsoft.com/office/drawing/2016/5/11/chartex" xmlns:cx6="http://schemas.microsoft.com/office/drawing/2016/5/12/chartex" xmlns:cx7="http://schemas.microsoft.com/office/drawing/2016/5/13/chartex" xmlns:cx8="http://schemas.microsoft.com/office/drawing/2016/5/14/chartex" xmlns:mc="http://schemas.openxmlformats.org/markup-compatibility/2006" xmlns:aink="http://schemas.microsoft.com/office/drawing/2016/ink" xmlns:am3d="http://schemas.microsoft.com/office/drawing/2017/model3d" xmlns:o="urn:schemas-microsoft-com:office:office" xmlns:oel="http://schemas.microsoft.com/office/2019/extlst" xmlns:r="http://schemas.openxmlformats.org/officeDocument/2006/relationships" xmlns:m="http://schemas.openxmlformats.org/officeDocument/2006/math" xmlns:v="urn:schemas-microsoft-com:vml" xmlns:wp14="http://schemas.microsoft.com/office/word/2010/wordprocessingDrawing" xmlns:wp="http://schemas.openxmlformats.org/drawingml/2006/wordprocessingDrawing" xmlns:w10="urn:schemas-microsoft-com:office:word" xmlns:w="http://schemas.openxmlformats.org/wordprocessingml/2006/main" xmlns:w14="http://schemas.microsoft.com/office/word/2010/wordml" xmlns:w15="http://schemas.microsoft.com/office/word/2012/wordml" xmlns:w16cex="http://schemas.microsoft.com/office/word/2018/wordml/cex" xmlns:w16cid="http://schemas.microsoft.com/office/word/2016/wordml/cid" xmlns:w16="http://schemas.microsoft.com/office/word/2018/wordml" xmlns:w16sdtdh="http://schemas.microsoft.com/office/word/2020/wordml/sdtdatahash" xmlns:w16se="http://schemas.microsoft.com/office/word/2015/wordml/symex" xmlns:wpg="http://schemas.microsoft.com/office/word/2010/wordprocessingGroup" xmlns:wpi="http://schemas.microsoft.com/office/word/2010/wordprocessingInk" xmlns:wne="http://schemas.microsoft.com/office/word/2006/wordml" xmlns:wps="http://schemas.microsoft.com/office/word/2010/wordprocessingShape" mc:Ignorable="w14 w15 w16se w16cid w16 w16cex w16sdtdh wp14">
   <w:footnote w:type="separator" w:id="-1">
     <w:p>
+      <w:pPr>
+        <w:spacing w:line="240" w:lineRule="auto"/>
+      </w:pPr>
       <w:r>
         <w:separator/>
       </w:r>
@@ -2073,6 +3034,9 @@
   </w:footnote>
   <w:footnote w:type="continuationSeparator" w:id="0">
     <w:p>
+      <w:pPr>
+        <w:spacing w:line="240" w:lineRule="auto"/>
+      </w:pPr>
       <w:r>
         <w:continuationSeparator/>
       </w:r>
@@ -2147,16 +3111,16 @@
     </w:lvl>
   </w:abstractNum>
   <w:abstractNum w:abstractNumId="1" w15:restartNumberingAfterBreak="0">
-    <w:nsid w:val="12F861A2"/>
+    <w:nsid w:val="0DC62769"/>
     <w:multiLevelType w:val="hybridMultilevel"/>
-    <w:tmpl w:val="9F8EA2BA"/>
-    <w:lvl w:ilvl="0" w:tplc="0419000F">
+    <w:tmpl w:val="DA4AFB9E"/>
+    <w:lvl w:ilvl="0" w:tplc="04190011">
       <w:start w:val="1"/>
       <w:numFmt w:val="decimal"/>
-      <w:lvlText w:val="%1."/>
-      <w:lvlJc w:val="left"/>
-      <w:pPr>
-        <w:ind w:left="720" w:hanging="360"/>
+      <w:lvlText w:val="%1)"/>
+      <w:lvlJc w:val="left"/>
+      <w:pPr>
+        <w:ind w:left="1434" w:hanging="360"/>
       </w:pPr>
     </w:lvl>
     <w:lvl w:ilvl="1" w:tplc="04190019" w:tentative="1">
@@ -2165,7 +3129,7 @@
       <w:lvlText w:val="%2."/>
       <w:lvlJc w:val="left"/>
       <w:pPr>
-        <w:ind w:left="1440" w:hanging="360"/>
+        <w:ind w:left="2154" w:hanging="360"/>
       </w:pPr>
     </w:lvl>
     <w:lvl w:ilvl="2" w:tplc="0419001B" w:tentative="1">
@@ -2174,7 +3138,7 @@
       <w:lvlText w:val="%3."/>
       <w:lvlJc w:val="right"/>
       <w:pPr>
-        <w:ind w:left="2160" w:hanging="180"/>
+        <w:ind w:left="2874" w:hanging="180"/>
       </w:pPr>
     </w:lvl>
     <w:lvl w:ilvl="3" w:tplc="0419000F" w:tentative="1">
@@ -2183,7 +3147,7 @@
       <w:lvlText w:val="%4."/>
       <w:lvlJc w:val="left"/>
       <w:pPr>
-        <w:ind w:left="2880" w:hanging="360"/>
+        <w:ind w:left="3594" w:hanging="360"/>
       </w:pPr>
     </w:lvl>
     <w:lvl w:ilvl="4" w:tplc="04190019" w:tentative="1">
@@ -2192,7 +3156,7 @@
       <w:lvlText w:val="%5."/>
       <w:lvlJc w:val="left"/>
       <w:pPr>
-        <w:ind w:left="3600" w:hanging="360"/>
+        <w:ind w:left="4314" w:hanging="360"/>
       </w:pPr>
     </w:lvl>
     <w:lvl w:ilvl="5" w:tplc="0419001B" w:tentative="1">
@@ -2201,7 +3165,7 @@
       <w:lvlText w:val="%6."/>
       <w:lvlJc w:val="right"/>
       <w:pPr>
-        <w:ind w:left="4320" w:hanging="180"/>
+        <w:ind w:left="5034" w:hanging="180"/>
       </w:pPr>
     </w:lvl>
     <w:lvl w:ilvl="6" w:tplc="0419000F" w:tentative="1">
@@ -2210,7 +3174,7 @@
       <w:lvlText w:val="%7."/>
       <w:lvlJc w:val="left"/>
       <w:pPr>
-        <w:ind w:left="5040" w:hanging="360"/>
+        <w:ind w:left="5754" w:hanging="360"/>
       </w:pPr>
     </w:lvl>
     <w:lvl w:ilvl="7" w:tplc="04190019" w:tentative="1">
@@ -2219,7 +3183,7 @@
       <w:lvlText w:val="%8."/>
       <w:lvlJc w:val="left"/>
       <w:pPr>
-        <w:ind w:left="5760" w:hanging="360"/>
+        <w:ind w:left="6474" w:hanging="360"/>
       </w:pPr>
     </w:lvl>
     <w:lvl w:ilvl="8" w:tplc="0419001B" w:tentative="1">
@@ -2228,11 +3192,644 @@
       <w:lvlText w:val="%9."/>
       <w:lvlJc w:val="right"/>
       <w:pPr>
-        <w:ind w:left="6480" w:hanging="180"/>
+        <w:ind w:left="7194" w:hanging="180"/>
       </w:pPr>
     </w:lvl>
   </w:abstractNum>
   <w:abstractNum w:abstractNumId="2" w15:restartNumberingAfterBreak="0">
+    <w:nsid w:val="12B3077D"/>
+    <w:multiLevelType w:val="hybridMultilevel"/>
+    <w:tmpl w:val="EC04E2C4"/>
+    <w:lvl w:ilvl="0" w:tplc="0419000F">
+      <w:start w:val="1"/>
+      <w:numFmt w:val="decimal"/>
+      <w:lvlText w:val="%1."/>
+      <w:lvlJc w:val="left"/>
+      <w:pPr>
+        <w:ind w:left="720" w:hanging="360"/>
+      </w:pPr>
+    </w:lvl>
+    <w:lvl w:ilvl="1" w:tplc="04190019" w:tentative="1">
+      <w:start w:val="1"/>
+      <w:numFmt w:val="lowerLetter"/>
+      <w:lvlText w:val="%2."/>
+      <w:lvlJc w:val="left"/>
+      <w:pPr>
+        <w:ind w:left="1440" w:hanging="360"/>
+      </w:pPr>
+    </w:lvl>
+    <w:lvl w:ilvl="2" w:tplc="0419001B" w:tentative="1">
+      <w:start w:val="1"/>
+      <w:numFmt w:val="lowerRoman"/>
+      <w:lvlText w:val="%3."/>
+      <w:lvlJc w:val="right"/>
+      <w:pPr>
+        <w:ind w:left="2160" w:hanging="180"/>
+      </w:pPr>
+    </w:lvl>
+    <w:lvl w:ilvl="3" w:tplc="0419000F" w:tentative="1">
+      <w:start w:val="1"/>
+      <w:numFmt w:val="decimal"/>
+      <w:lvlText w:val="%4."/>
+      <w:lvlJc w:val="left"/>
+      <w:pPr>
+        <w:ind w:left="2880" w:hanging="360"/>
+      </w:pPr>
+    </w:lvl>
+    <w:lvl w:ilvl="4" w:tplc="04190019" w:tentative="1">
+      <w:start w:val="1"/>
+      <w:numFmt w:val="lowerLetter"/>
+      <w:lvlText w:val="%5."/>
+      <w:lvlJc w:val="left"/>
+      <w:pPr>
+        <w:ind w:left="3600" w:hanging="360"/>
+      </w:pPr>
+    </w:lvl>
+    <w:lvl w:ilvl="5" w:tplc="0419001B" w:tentative="1">
+      <w:start w:val="1"/>
+      <w:numFmt w:val="lowerRoman"/>
+      <w:lvlText w:val="%6."/>
+      <w:lvlJc w:val="right"/>
+      <w:pPr>
+        <w:ind w:left="4320" w:hanging="180"/>
+      </w:pPr>
+    </w:lvl>
+    <w:lvl w:ilvl="6" w:tplc="0419000F" w:tentative="1">
+      <w:start w:val="1"/>
+      <w:numFmt w:val="decimal"/>
+      <w:lvlText w:val="%7."/>
+      <w:lvlJc w:val="left"/>
+      <w:pPr>
+        <w:ind w:left="5040" w:hanging="360"/>
+      </w:pPr>
+    </w:lvl>
+    <w:lvl w:ilvl="7" w:tplc="04190019" w:tentative="1">
+      <w:start w:val="1"/>
+      <w:numFmt w:val="lowerLetter"/>
+      <w:lvlText w:val="%8."/>
+      <w:lvlJc w:val="left"/>
+      <w:pPr>
+        <w:ind w:left="5760" w:hanging="360"/>
+      </w:pPr>
+    </w:lvl>
+    <w:lvl w:ilvl="8" w:tplc="0419001B" w:tentative="1">
+      <w:start w:val="1"/>
+      <w:numFmt w:val="lowerRoman"/>
+      <w:lvlText w:val="%9."/>
+      <w:lvlJc w:val="right"/>
+      <w:pPr>
+        <w:ind w:left="6480" w:hanging="180"/>
+      </w:pPr>
+    </w:lvl>
+  </w:abstractNum>
+  <w:abstractNum w:abstractNumId="3" w15:restartNumberingAfterBreak="0">
+    <w:nsid w:val="12F861A2"/>
+    <w:multiLevelType w:val="hybridMultilevel"/>
+    <w:tmpl w:val="3CFAB936"/>
+    <w:lvl w:ilvl="0" w:tplc="0419000F">
+      <w:start w:val="1"/>
+      <w:numFmt w:val="decimal"/>
+      <w:lvlText w:val="%1."/>
+      <w:lvlJc w:val="left"/>
+      <w:pPr>
+        <w:ind w:left="720" w:hanging="360"/>
+      </w:pPr>
+    </w:lvl>
+    <w:lvl w:ilvl="1" w:tplc="04190019" w:tentative="1">
+      <w:start w:val="1"/>
+      <w:numFmt w:val="lowerLetter"/>
+      <w:lvlText w:val="%2."/>
+      <w:lvlJc w:val="left"/>
+      <w:pPr>
+        <w:ind w:left="1440" w:hanging="360"/>
+      </w:pPr>
+    </w:lvl>
+    <w:lvl w:ilvl="2" w:tplc="0419001B" w:tentative="1">
+      <w:start w:val="1"/>
+      <w:numFmt w:val="lowerRoman"/>
+      <w:lvlText w:val="%3."/>
+      <w:lvlJc w:val="right"/>
+      <w:pPr>
+        <w:ind w:left="2160" w:hanging="180"/>
+      </w:pPr>
+    </w:lvl>
+    <w:lvl w:ilvl="3" w:tplc="0419000F" w:tentative="1">
+      <w:start w:val="1"/>
+      <w:numFmt w:val="decimal"/>
+      <w:lvlText w:val="%4."/>
+      <w:lvlJc w:val="left"/>
+      <w:pPr>
+        <w:ind w:left="2880" w:hanging="360"/>
+      </w:pPr>
+    </w:lvl>
+    <w:lvl w:ilvl="4" w:tplc="04190019" w:tentative="1">
+      <w:start w:val="1"/>
+      <w:numFmt w:val="lowerLetter"/>
+      <w:lvlText w:val="%5."/>
+      <w:lvlJc w:val="left"/>
+      <w:pPr>
+        <w:ind w:left="3600" w:hanging="360"/>
+      </w:pPr>
+    </w:lvl>
+    <w:lvl w:ilvl="5" w:tplc="0419001B" w:tentative="1">
+      <w:start w:val="1"/>
+      <w:numFmt w:val="lowerRoman"/>
+      <w:lvlText w:val="%6."/>
+      <w:lvlJc w:val="right"/>
+      <w:pPr>
+        <w:ind w:left="4320" w:hanging="180"/>
+      </w:pPr>
+    </w:lvl>
+    <w:lvl w:ilvl="6" w:tplc="0419000F" w:tentative="1">
+      <w:start w:val="1"/>
+      <w:numFmt w:val="decimal"/>
+      <w:lvlText w:val="%7."/>
+      <w:lvlJc w:val="left"/>
+      <w:pPr>
+        <w:ind w:left="5040" w:hanging="360"/>
+      </w:pPr>
+    </w:lvl>
+    <w:lvl w:ilvl="7" w:tplc="04190019" w:tentative="1">
+      <w:start w:val="1"/>
+      <w:numFmt w:val="lowerLetter"/>
+      <w:lvlText w:val="%8."/>
+      <w:lvlJc w:val="left"/>
+      <w:pPr>
+        <w:ind w:left="5760" w:hanging="360"/>
+      </w:pPr>
+    </w:lvl>
+    <w:lvl w:ilvl="8" w:tplc="0419001B" w:tentative="1">
+      <w:start w:val="1"/>
+      <w:numFmt w:val="lowerRoman"/>
+      <w:lvlText w:val="%9."/>
+      <w:lvlJc w:val="right"/>
+      <w:pPr>
+        <w:ind w:left="6480" w:hanging="180"/>
+      </w:pPr>
+    </w:lvl>
+  </w:abstractNum>
+  <w:abstractNum w:abstractNumId="4" w15:restartNumberingAfterBreak="0">
+    <w:nsid w:val="1F135B83"/>
+    <w:multiLevelType w:val="hybridMultilevel"/>
+    <w:tmpl w:val="0352A78E"/>
+    <w:lvl w:ilvl="0" w:tplc="04190001">
+      <w:start w:val="1"/>
+      <w:numFmt w:val="bullet"/>
+      <w:lvlText w:val=""/>
+      <w:lvlJc w:val="left"/>
+      <w:pPr>
+        <w:ind w:left="720" w:hanging="360"/>
+      </w:pPr>
+      <w:rPr>
+        <w:rFonts w:ascii="Symbol" w:hAnsi="Symbol" w:hint="default"/>
+      </w:rPr>
+    </w:lvl>
+    <w:lvl w:ilvl="1" w:tplc="04190003" w:tentative="1">
+      <w:start w:val="1"/>
+      <w:numFmt w:val="bullet"/>
+      <w:lvlText w:val="o"/>
+      <w:lvlJc w:val="left"/>
+      <w:pPr>
+        <w:ind w:left="1440" w:hanging="360"/>
+      </w:pPr>
+      <w:rPr>
+        <w:rFonts w:ascii="Courier New" w:hAnsi="Courier New" w:cs="Courier New" w:hint="default"/>
+      </w:rPr>
+    </w:lvl>
+    <w:lvl w:ilvl="2" w:tplc="04190005" w:tentative="1">
+      <w:start w:val="1"/>
+      <w:numFmt w:val="bullet"/>
+      <w:lvlText w:val=""/>
+      <w:lvlJc w:val="left"/>
+      <w:pPr>
+        <w:ind w:left="2160" w:hanging="360"/>
+      </w:pPr>
+      <w:rPr>
+        <w:rFonts w:ascii="Wingdings" w:hAnsi="Wingdings" w:hint="default"/>
+      </w:rPr>
+    </w:lvl>
+    <w:lvl w:ilvl="3" w:tplc="04190001" w:tentative="1">
+      <w:start w:val="1"/>
+      <w:numFmt w:val="bullet"/>
+      <w:lvlText w:val=""/>
+      <w:lvlJc w:val="left"/>
+      <w:pPr>
+        <w:ind w:left="2880" w:hanging="360"/>
+      </w:pPr>
+      <w:rPr>
+        <w:rFonts w:ascii="Symbol" w:hAnsi="Symbol" w:hint="default"/>
+      </w:rPr>
+    </w:lvl>
+    <w:lvl w:ilvl="4" w:tplc="04190003" w:tentative="1">
+      <w:start w:val="1"/>
+      <w:numFmt w:val="bullet"/>
+      <w:lvlText w:val="o"/>
+      <w:lvlJc w:val="left"/>
+      <w:pPr>
+        <w:ind w:left="3600" w:hanging="360"/>
+      </w:pPr>
+      <w:rPr>
+        <w:rFonts w:ascii="Courier New" w:hAnsi="Courier New" w:cs="Courier New" w:hint="default"/>
+      </w:rPr>
+    </w:lvl>
+    <w:lvl w:ilvl="5" w:tplc="04190005" w:tentative="1">
+      <w:start w:val="1"/>
+      <w:numFmt w:val="bullet"/>
+      <w:lvlText w:val=""/>
+      <w:lvlJc w:val="left"/>
+      <w:pPr>
+        <w:ind w:left="4320" w:hanging="360"/>
+      </w:pPr>
+      <w:rPr>
+        <w:rFonts w:ascii="Wingdings" w:hAnsi="Wingdings" w:hint="default"/>
+      </w:rPr>
+    </w:lvl>
+    <w:lvl w:ilvl="6" w:tplc="04190001" w:tentative="1">
+      <w:start w:val="1"/>
+      <w:numFmt w:val="bullet"/>
+      <w:lvlText w:val=""/>
+      <w:lvlJc w:val="left"/>
+      <w:pPr>
+        <w:ind w:left="5040" w:hanging="360"/>
+      </w:pPr>
+      <w:rPr>
+        <w:rFonts w:ascii="Symbol" w:hAnsi="Symbol" w:hint="default"/>
+      </w:rPr>
+    </w:lvl>
+    <w:lvl w:ilvl="7" w:tplc="04190003" w:tentative="1">
+      <w:start w:val="1"/>
+      <w:numFmt w:val="bullet"/>
+      <w:lvlText w:val="o"/>
+      <w:lvlJc w:val="left"/>
+      <w:pPr>
+        <w:ind w:left="5760" w:hanging="360"/>
+      </w:pPr>
+      <w:rPr>
+        <w:rFonts w:ascii="Courier New" w:hAnsi="Courier New" w:cs="Courier New" w:hint="default"/>
+      </w:rPr>
+    </w:lvl>
+    <w:lvl w:ilvl="8" w:tplc="04190005" w:tentative="1">
+      <w:start w:val="1"/>
+      <w:numFmt w:val="bullet"/>
+      <w:lvlText w:val=""/>
+      <w:lvlJc w:val="left"/>
+      <w:pPr>
+        <w:ind w:left="6480" w:hanging="360"/>
+      </w:pPr>
+      <w:rPr>
+        <w:rFonts w:ascii="Wingdings" w:hAnsi="Wingdings" w:hint="default"/>
+      </w:rPr>
+    </w:lvl>
+  </w:abstractNum>
+  <w:abstractNum w:abstractNumId="5" w15:restartNumberingAfterBreak="0">
+    <w:nsid w:val="26FA0D01"/>
+    <w:multiLevelType w:val="multilevel"/>
+    <w:tmpl w:val="F1364166"/>
+    <w:lvl w:ilvl="0">
+      <w:start w:val="1"/>
+      <w:numFmt w:val="decimal"/>
+      <w:pStyle w:val="1"/>
+      <w:lvlText w:val="%1."/>
+      <w:lvlJc w:val="left"/>
+      <w:pPr>
+        <w:ind w:left="720" w:hanging="360"/>
+      </w:pPr>
+      <w:rPr>
+        <w:rFonts w:hint="default"/>
+      </w:rPr>
+    </w:lvl>
+    <w:lvl w:ilvl="1">
+      <w:start w:val="1"/>
+      <w:numFmt w:val="decimal"/>
+      <w:isLgl/>
+      <w:lvlText w:val="%1.%2"/>
+      <w:lvlJc w:val="left"/>
+      <w:pPr>
+        <w:ind w:left="1080" w:hanging="360"/>
+      </w:pPr>
+      <w:rPr>
+        <w:rFonts w:hint="default"/>
+      </w:rPr>
+    </w:lvl>
+    <w:lvl w:ilvl="2">
+      <w:start w:val="1"/>
+      <w:numFmt w:val="decimal"/>
+      <w:isLgl/>
+      <w:lvlText w:val="%1.%2.%3"/>
+      <w:lvlJc w:val="left"/>
+      <w:pPr>
+        <w:ind w:left="1800" w:hanging="720"/>
+      </w:pPr>
+      <w:rPr>
+        <w:rFonts w:hint="default"/>
+      </w:rPr>
+    </w:lvl>
+    <w:lvl w:ilvl="3">
+      <w:start w:val="1"/>
+      <w:numFmt w:val="decimal"/>
+      <w:isLgl/>
+      <w:lvlText w:val="%1.%2.%3.%4"/>
+      <w:lvlJc w:val="left"/>
+      <w:pPr>
+        <w:ind w:left="2520" w:hanging="1080"/>
+      </w:pPr>
+      <w:rPr>
+        <w:rFonts w:hint="default"/>
+      </w:rPr>
+    </w:lvl>
+    <w:lvl w:ilvl="4">
+      <w:start w:val="1"/>
+      <w:numFmt w:val="decimal"/>
+      <w:isLgl/>
+      <w:lvlText w:val="%1.%2.%3.%4.%5"/>
+      <w:lvlJc w:val="left"/>
+      <w:pPr>
+        <w:ind w:left="2880" w:hanging="1080"/>
+      </w:pPr>
+      <w:rPr>
+        <w:rFonts w:hint="default"/>
+      </w:rPr>
+    </w:lvl>
+    <w:lvl w:ilvl="5">
+      <w:start w:val="1"/>
+      <w:numFmt w:val="decimal"/>
+      <w:isLgl/>
+      <w:lvlText w:val="%1.%2.%3.%4.%5.%6"/>
+      <w:lvlJc w:val="left"/>
+      <w:pPr>
+        <w:ind w:left="3600" w:hanging="1440"/>
+      </w:pPr>
+      <w:rPr>
+        <w:rFonts w:hint="default"/>
+      </w:rPr>
+    </w:lvl>
+    <w:lvl w:ilvl="6">
+      <w:start w:val="1"/>
+      <w:numFmt w:val="decimal"/>
+      <w:isLgl/>
+      <w:lvlText w:val="%1.%2.%3.%4.%5.%6.%7"/>
+      <w:lvlJc w:val="left"/>
+      <w:pPr>
+        <w:ind w:left="3960" w:hanging="1440"/>
+      </w:pPr>
+      <w:rPr>
+        <w:rFonts w:hint="default"/>
+      </w:rPr>
+    </w:lvl>
+    <w:lvl w:ilvl="7">
+      <w:start w:val="1"/>
+      <w:numFmt w:val="decimal"/>
+      <w:isLgl/>
+      <w:lvlText w:val="%1.%2.%3.%4.%5.%6.%7.%8"/>
+      <w:lvlJc w:val="left"/>
+      <w:pPr>
+        <w:ind w:left="4680" w:hanging="1800"/>
+      </w:pPr>
+      <w:rPr>
+        <w:rFonts w:hint="default"/>
+      </w:rPr>
+    </w:lvl>
+    <w:lvl w:ilvl="8">
+      <w:start w:val="1"/>
+      <w:numFmt w:val="decimal"/>
+      <w:isLgl/>
+      <w:lvlText w:val="%1.%2.%3.%4.%5.%6.%7.%8.%9"/>
+      <w:lvlJc w:val="left"/>
+      <w:pPr>
+        <w:ind w:left="5400" w:hanging="2160"/>
+      </w:pPr>
+      <w:rPr>
+        <w:rFonts w:hint="default"/>
+      </w:rPr>
+    </w:lvl>
+  </w:abstractNum>
+  <w:abstractNum w:abstractNumId="6" w15:restartNumberingAfterBreak="0">
+    <w:nsid w:val="29F427D8"/>
+    <w:multiLevelType w:val="hybridMultilevel"/>
+    <w:tmpl w:val="61BE3F32"/>
+    <w:lvl w:ilvl="0" w:tplc="04190001">
+      <w:start w:val="1"/>
+      <w:numFmt w:val="bullet"/>
+      <w:lvlText w:val=""/>
+      <w:lvlJc w:val="left"/>
+      <w:pPr>
+        <w:ind w:left="720" w:hanging="360"/>
+      </w:pPr>
+      <w:rPr>
+        <w:rFonts w:ascii="Symbol" w:hAnsi="Symbol" w:hint="default"/>
+      </w:rPr>
+    </w:lvl>
+    <w:lvl w:ilvl="1" w:tplc="04190003" w:tentative="1">
+      <w:start w:val="1"/>
+      <w:numFmt w:val="bullet"/>
+      <w:lvlText w:val="o"/>
+      <w:lvlJc w:val="left"/>
+      <w:pPr>
+        <w:ind w:left="1440" w:hanging="360"/>
+      </w:pPr>
+      <w:rPr>
+        <w:rFonts w:ascii="Courier New" w:hAnsi="Courier New" w:cs="Courier New" w:hint="default"/>
+      </w:rPr>
+    </w:lvl>
+    <w:lvl w:ilvl="2" w:tplc="04190005" w:tentative="1">
+      <w:start w:val="1"/>
+      <w:numFmt w:val="bullet"/>
+      <w:lvlText w:val=""/>
+      <w:lvlJc w:val="left"/>
+      <w:pPr>
+        <w:ind w:left="2160" w:hanging="360"/>
+      </w:pPr>
+      <w:rPr>
+        <w:rFonts w:ascii="Wingdings" w:hAnsi="Wingdings" w:hint="default"/>
+      </w:rPr>
+    </w:lvl>
+    <w:lvl w:ilvl="3" w:tplc="04190001" w:tentative="1">
+      <w:start w:val="1"/>
+      <w:numFmt w:val="bullet"/>
+      <w:lvlText w:val=""/>
+      <w:lvlJc w:val="left"/>
+      <w:pPr>
+        <w:ind w:left="2880" w:hanging="360"/>
+      </w:pPr>
+      <w:rPr>
+        <w:rFonts w:ascii="Symbol" w:hAnsi="Symbol" w:hint="default"/>
+      </w:rPr>
+    </w:lvl>
+    <w:lvl w:ilvl="4" w:tplc="04190003" w:tentative="1">
+      <w:start w:val="1"/>
+      <w:numFmt w:val="bullet"/>
+      <w:lvlText w:val="o"/>
+      <w:lvlJc w:val="left"/>
+      <w:pPr>
+        <w:ind w:left="3600" w:hanging="360"/>
+      </w:pPr>
+      <w:rPr>
+        <w:rFonts w:ascii="Courier New" w:hAnsi="Courier New" w:cs="Courier New" w:hint="default"/>
+      </w:rPr>
+    </w:lvl>
+    <w:lvl w:ilvl="5" w:tplc="04190005" w:tentative="1">
+      <w:start w:val="1"/>
+      <w:numFmt w:val="bullet"/>
+      <w:lvlText w:val=""/>
+      <w:lvlJc w:val="left"/>
+      <w:pPr>
+        <w:ind w:left="4320" w:hanging="360"/>
+      </w:pPr>
+      <w:rPr>
+        <w:rFonts w:ascii="Wingdings" w:hAnsi="Wingdings" w:hint="default"/>
+      </w:rPr>
+    </w:lvl>
+    <w:lvl w:ilvl="6" w:tplc="04190001" w:tentative="1">
+      <w:start w:val="1"/>
+      <w:numFmt w:val="bullet"/>
+      <w:lvlText w:val=""/>
+      <w:lvlJc w:val="left"/>
+      <w:pPr>
+        <w:ind w:left="5040" w:hanging="360"/>
+      </w:pPr>
+      <w:rPr>
+        <w:rFonts w:ascii="Symbol" w:hAnsi="Symbol" w:hint="default"/>
+      </w:rPr>
+    </w:lvl>
+    <w:lvl w:ilvl="7" w:tplc="04190003" w:tentative="1">
+      <w:start w:val="1"/>
+      <w:numFmt w:val="bullet"/>
+      <w:lvlText w:val="o"/>
+      <w:lvlJc w:val="left"/>
+      <w:pPr>
+        <w:ind w:left="5760" w:hanging="360"/>
+      </w:pPr>
+      <w:rPr>
+        <w:rFonts w:ascii="Courier New" w:hAnsi="Courier New" w:cs="Courier New" w:hint="default"/>
+      </w:rPr>
+    </w:lvl>
+    <w:lvl w:ilvl="8" w:tplc="04190005" w:tentative="1">
+      <w:start w:val="1"/>
+      <w:numFmt w:val="bullet"/>
+      <w:lvlText w:val=""/>
+      <w:lvlJc w:val="left"/>
+      <w:pPr>
+        <w:ind w:left="6480" w:hanging="360"/>
+      </w:pPr>
+      <w:rPr>
+        <w:rFonts w:ascii="Wingdings" w:hAnsi="Wingdings" w:hint="default"/>
+      </w:rPr>
+    </w:lvl>
+  </w:abstractNum>
+  <w:abstractNum w:abstractNumId="7" w15:restartNumberingAfterBreak="0">
+    <w:nsid w:val="459704EF"/>
+    <w:multiLevelType w:val="hybridMultilevel"/>
+    <w:tmpl w:val="EEF03140"/>
+    <w:lvl w:ilvl="0" w:tplc="04190001">
+      <w:start w:val="1"/>
+      <w:numFmt w:val="bullet"/>
+      <w:lvlText w:val=""/>
+      <w:lvlJc w:val="left"/>
+      <w:pPr>
+        <w:ind w:left="795" w:hanging="360"/>
+      </w:pPr>
+      <w:rPr>
+        <w:rFonts w:ascii="Symbol" w:hAnsi="Symbol" w:hint="default"/>
+      </w:rPr>
+    </w:lvl>
+    <w:lvl w:ilvl="1" w:tplc="04190003" w:tentative="1">
+      <w:start w:val="1"/>
+      <w:numFmt w:val="bullet"/>
+      <w:lvlText w:val="o"/>
+      <w:lvlJc w:val="left"/>
+      <w:pPr>
+        <w:ind w:left="1515" w:hanging="360"/>
+      </w:pPr>
+      <w:rPr>
+        <w:rFonts w:ascii="Courier New" w:hAnsi="Courier New" w:cs="Courier New" w:hint="default"/>
+      </w:rPr>
+    </w:lvl>
+    <w:lvl w:ilvl="2" w:tplc="04190005" w:tentative="1">
+      <w:start w:val="1"/>
+      <w:numFmt w:val="bullet"/>
+      <w:lvlText w:val=""/>
+      <w:lvlJc w:val="left"/>
+      <w:pPr>
+        <w:ind w:left="2235" w:hanging="360"/>
+      </w:pPr>
+      <w:rPr>
+        <w:rFonts w:ascii="Wingdings" w:hAnsi="Wingdings" w:hint="default"/>
+      </w:rPr>
+    </w:lvl>
+    <w:lvl w:ilvl="3" w:tplc="04190001" w:tentative="1">
+      <w:start w:val="1"/>
+      <w:numFmt w:val="bullet"/>
+      <w:lvlText w:val=""/>
+      <w:lvlJc w:val="left"/>
+      <w:pPr>
+        <w:ind w:left="2955" w:hanging="360"/>
+      </w:pPr>
+      <w:rPr>
+        <w:rFonts w:ascii="Symbol" w:hAnsi="Symbol" w:hint="default"/>
+      </w:rPr>
+    </w:lvl>
+    <w:lvl w:ilvl="4" w:tplc="04190003" w:tentative="1">
+      <w:start w:val="1"/>
+      <w:numFmt w:val="bullet"/>
+      <w:lvlText w:val="o"/>
+      <w:lvlJc w:val="left"/>
+      <w:pPr>
+        <w:ind w:left="3675" w:hanging="360"/>
+      </w:pPr>
+      <w:rPr>
+        <w:rFonts w:ascii="Courier New" w:hAnsi="Courier New" w:cs="Courier New" w:hint="default"/>
+      </w:rPr>
+    </w:lvl>
+    <w:lvl w:ilvl="5" w:tplc="04190005" w:tentative="1">
+      <w:start w:val="1"/>
+      <w:numFmt w:val="bullet"/>
+      <w:lvlText w:val=""/>
+      <w:lvlJc w:val="left"/>
+      <w:pPr>
+        <w:ind w:left="4395" w:hanging="360"/>
+      </w:pPr>
+      <w:rPr>
+        <w:rFonts w:ascii="Wingdings" w:hAnsi="Wingdings" w:hint="default"/>
+      </w:rPr>
+    </w:lvl>
+    <w:lvl w:ilvl="6" w:tplc="04190001" w:tentative="1">
+      <w:start w:val="1"/>
+      <w:numFmt w:val="bullet"/>
+      <w:lvlText w:val=""/>
+      <w:lvlJc w:val="left"/>
+      <w:pPr>
+        <w:ind w:left="5115" w:hanging="360"/>
+      </w:pPr>
+      <w:rPr>
+        <w:rFonts w:ascii="Symbol" w:hAnsi="Symbol" w:hint="default"/>
+      </w:rPr>
+    </w:lvl>
+    <w:lvl w:ilvl="7" w:tplc="04190003" w:tentative="1">
+      <w:start w:val="1"/>
+      <w:numFmt w:val="bullet"/>
+      <w:lvlText w:val="o"/>
+      <w:lvlJc w:val="left"/>
+      <w:pPr>
+        <w:ind w:left="5835" w:hanging="360"/>
+      </w:pPr>
+      <w:rPr>
+        <w:rFonts w:ascii="Courier New" w:hAnsi="Courier New" w:cs="Courier New" w:hint="default"/>
+      </w:rPr>
+    </w:lvl>
+    <w:lvl w:ilvl="8" w:tplc="04190005" w:tentative="1">
+      <w:start w:val="1"/>
+      <w:numFmt w:val="bullet"/>
+      <w:lvlText w:val=""/>
+      <w:lvlJc w:val="left"/>
+      <w:pPr>
+        <w:ind w:left="6555" w:hanging="360"/>
+      </w:pPr>
+      <w:rPr>
+        <w:rFonts w:ascii="Wingdings" w:hAnsi="Wingdings" w:hint="default"/>
+      </w:rPr>
+    </w:lvl>
+  </w:abstractNum>
+  <w:abstractNum w:abstractNumId="8" w15:restartNumberingAfterBreak="0">
     <w:nsid w:val="45E93552"/>
     <w:multiLevelType w:val="hybridMultilevel"/>
     <w:tmpl w:val="916681C8"/>
@@ -2318,7 +3915,120 @@
       </w:pPr>
     </w:lvl>
   </w:abstractNum>
-  <w:abstractNum w:abstractNumId="3" w15:restartNumberingAfterBreak="0">
+  <w:abstractNum w:abstractNumId="9" w15:restartNumberingAfterBreak="0">
+    <w:nsid w:val="4B913C5F"/>
+    <w:multiLevelType w:val="hybridMultilevel"/>
+    <w:tmpl w:val="7C100B4C"/>
+    <w:lvl w:ilvl="0" w:tplc="04190001">
+      <w:start w:val="1"/>
+      <w:numFmt w:val="bullet"/>
+      <w:lvlText w:val=""/>
+      <w:lvlJc w:val="left"/>
+      <w:pPr>
+        <w:ind w:left="720" w:hanging="360"/>
+      </w:pPr>
+      <w:rPr>
+        <w:rFonts w:ascii="Symbol" w:hAnsi="Symbol" w:hint="default"/>
+      </w:rPr>
+    </w:lvl>
+    <w:lvl w:ilvl="1" w:tplc="04190003" w:tentative="1">
+      <w:start w:val="1"/>
+      <w:numFmt w:val="bullet"/>
+      <w:lvlText w:val="o"/>
+      <w:lvlJc w:val="left"/>
+      <w:pPr>
+        <w:ind w:left="1440" w:hanging="360"/>
+      </w:pPr>
+      <w:rPr>
+        <w:rFonts w:ascii="Courier New" w:hAnsi="Courier New" w:cs="Courier New" w:hint="default"/>
+      </w:rPr>
+    </w:lvl>
+    <w:lvl w:ilvl="2" w:tplc="04190005" w:tentative="1">
+      <w:start w:val="1"/>
+      <w:numFmt w:val="bullet"/>
+      <w:lvlText w:val=""/>
+      <w:lvlJc w:val="left"/>
+      <w:pPr>
+        <w:ind w:left="2160" w:hanging="360"/>
+      </w:pPr>
+      <w:rPr>
+        <w:rFonts w:ascii="Wingdings" w:hAnsi="Wingdings" w:hint="default"/>
+      </w:rPr>
+    </w:lvl>
+    <w:lvl w:ilvl="3" w:tplc="04190001" w:tentative="1">
+      <w:start w:val="1"/>
+      <w:numFmt w:val="bullet"/>
+      <w:lvlText w:val=""/>
+      <w:lvlJc w:val="left"/>
+      <w:pPr>
+        <w:ind w:left="2880" w:hanging="360"/>
+      </w:pPr>
+      <w:rPr>
+        <w:rFonts w:ascii="Symbol" w:hAnsi="Symbol" w:hint="default"/>
+      </w:rPr>
+    </w:lvl>
+    <w:lvl w:ilvl="4" w:tplc="04190003" w:tentative="1">
+      <w:start w:val="1"/>
+      <w:numFmt w:val="bullet"/>
+      <w:lvlText w:val="o"/>
+      <w:lvlJc w:val="left"/>
+      <w:pPr>
+        <w:ind w:left="3600" w:hanging="360"/>
+      </w:pPr>
+      <w:rPr>
+        <w:rFonts w:ascii="Courier New" w:hAnsi="Courier New" w:cs="Courier New" w:hint="default"/>
+      </w:rPr>
+    </w:lvl>
+    <w:lvl w:ilvl="5" w:tplc="04190005" w:tentative="1">
+      <w:start w:val="1"/>
+      <w:numFmt w:val="bullet"/>
+      <w:lvlText w:val=""/>
+      <w:lvlJc w:val="left"/>
+      <w:pPr>
+        <w:ind w:left="4320" w:hanging="360"/>
+      </w:pPr>
+      <w:rPr>
+        <w:rFonts w:ascii="Wingdings" w:hAnsi="Wingdings" w:hint="default"/>
+      </w:rPr>
+    </w:lvl>
+    <w:lvl w:ilvl="6" w:tplc="04190001" w:tentative="1">
+      <w:start w:val="1"/>
+      <w:numFmt w:val="bullet"/>
+      <w:lvlText w:val=""/>
+      <w:lvlJc w:val="left"/>
+      <w:pPr>
+        <w:ind w:left="5040" w:hanging="360"/>
+      </w:pPr>
+      <w:rPr>
+        <w:rFonts w:ascii="Symbol" w:hAnsi="Symbol" w:hint="default"/>
+      </w:rPr>
+    </w:lvl>
+    <w:lvl w:ilvl="7" w:tplc="04190003" w:tentative="1">
+      <w:start w:val="1"/>
+      <w:numFmt w:val="bullet"/>
+      <w:lvlText w:val="o"/>
+      <w:lvlJc w:val="left"/>
+      <w:pPr>
+        <w:ind w:left="5760" w:hanging="360"/>
+      </w:pPr>
+      <w:rPr>
+        <w:rFonts w:ascii="Courier New" w:hAnsi="Courier New" w:cs="Courier New" w:hint="default"/>
+      </w:rPr>
+    </w:lvl>
+    <w:lvl w:ilvl="8" w:tplc="04190005" w:tentative="1">
+      <w:start w:val="1"/>
+      <w:numFmt w:val="bullet"/>
+      <w:lvlText w:val=""/>
+      <w:lvlJc w:val="left"/>
+      <w:pPr>
+        <w:ind w:left="6480" w:hanging="360"/>
+      </w:pPr>
+      <w:rPr>
+        <w:rFonts w:ascii="Wingdings" w:hAnsi="Wingdings" w:hint="default"/>
+      </w:rPr>
+    </w:lvl>
+  </w:abstractNum>
+  <w:abstractNum w:abstractNumId="10" w15:restartNumberingAfterBreak="0">
     <w:nsid w:val="67CF3C7F"/>
     <w:multiLevelType w:val="hybridMultilevel"/>
     <w:tmpl w:val="130E73EE"/>
@@ -2431,7 +4141,120 @@
       </w:rPr>
     </w:lvl>
   </w:abstractNum>
-  <w:abstractNum w:abstractNumId="4" w15:restartNumberingAfterBreak="0">
+  <w:abstractNum w:abstractNumId="11" w15:restartNumberingAfterBreak="0">
+    <w:nsid w:val="745C33A5"/>
+    <w:multiLevelType w:val="hybridMultilevel"/>
+    <w:tmpl w:val="D3D2ABEC"/>
+    <w:lvl w:ilvl="0" w:tplc="04190001">
+      <w:start w:val="1"/>
+      <w:numFmt w:val="bullet"/>
+      <w:lvlText w:val=""/>
+      <w:lvlJc w:val="left"/>
+      <w:pPr>
+        <w:ind w:left="720" w:hanging="360"/>
+      </w:pPr>
+      <w:rPr>
+        <w:rFonts w:ascii="Symbol" w:hAnsi="Symbol" w:hint="default"/>
+      </w:rPr>
+    </w:lvl>
+    <w:lvl w:ilvl="1" w:tplc="04190003" w:tentative="1">
+      <w:start w:val="1"/>
+      <w:numFmt w:val="bullet"/>
+      <w:lvlText w:val="o"/>
+      <w:lvlJc w:val="left"/>
+      <w:pPr>
+        <w:ind w:left="1440" w:hanging="360"/>
+      </w:pPr>
+      <w:rPr>
+        <w:rFonts w:ascii="Courier New" w:hAnsi="Courier New" w:hint="default"/>
+      </w:rPr>
+    </w:lvl>
+    <w:lvl w:ilvl="2" w:tplc="04190005" w:tentative="1">
+      <w:start w:val="1"/>
+      <w:numFmt w:val="bullet"/>
+      <w:lvlText w:val=""/>
+      <w:lvlJc w:val="left"/>
+      <w:pPr>
+        <w:ind w:left="2160" w:hanging="360"/>
+      </w:pPr>
+      <w:rPr>
+        <w:rFonts w:ascii="Wingdings" w:hAnsi="Wingdings" w:hint="default"/>
+      </w:rPr>
+    </w:lvl>
+    <w:lvl w:ilvl="3" w:tplc="04190001" w:tentative="1">
+      <w:start w:val="1"/>
+      <w:numFmt w:val="bullet"/>
+      <w:lvlText w:val=""/>
+      <w:lvlJc w:val="left"/>
+      <w:pPr>
+        <w:ind w:left="2880" w:hanging="360"/>
+      </w:pPr>
+      <w:rPr>
+        <w:rFonts w:ascii="Symbol" w:hAnsi="Symbol" w:hint="default"/>
+      </w:rPr>
+    </w:lvl>
+    <w:lvl w:ilvl="4" w:tplc="04190003" w:tentative="1">
+      <w:start w:val="1"/>
+      <w:numFmt w:val="bullet"/>
+      <w:lvlText w:val="o"/>
+      <w:lvlJc w:val="left"/>
+      <w:pPr>
+        <w:ind w:left="3600" w:hanging="360"/>
+      </w:pPr>
+      <w:rPr>
+        <w:rFonts w:ascii="Courier New" w:hAnsi="Courier New" w:hint="default"/>
+      </w:rPr>
+    </w:lvl>
+    <w:lvl w:ilvl="5" w:tplc="04190005" w:tentative="1">
+      <w:start w:val="1"/>
+      <w:numFmt w:val="bullet"/>
+      <w:lvlText w:val=""/>
+      <w:lvlJc w:val="left"/>
+      <w:pPr>
+        <w:ind w:left="4320" w:hanging="360"/>
+      </w:pPr>
+      <w:rPr>
+        <w:rFonts w:ascii="Wingdings" w:hAnsi="Wingdings" w:hint="default"/>
+      </w:rPr>
+    </w:lvl>
+    <w:lvl w:ilvl="6" w:tplc="04190001" w:tentative="1">
+      <w:start w:val="1"/>
+      <w:numFmt w:val="bullet"/>
+      <w:lvlText w:val=""/>
+      <w:lvlJc w:val="left"/>
+      <w:pPr>
+        <w:ind w:left="5040" w:hanging="360"/>
+      </w:pPr>
+      <w:rPr>
+        <w:rFonts w:ascii="Symbol" w:hAnsi="Symbol" w:hint="default"/>
+      </w:rPr>
+    </w:lvl>
+    <w:lvl w:ilvl="7" w:tplc="04190003" w:tentative="1">
+      <w:start w:val="1"/>
+      <w:numFmt w:val="bullet"/>
+      <w:lvlText w:val="o"/>
+      <w:lvlJc w:val="left"/>
+      <w:pPr>
+        <w:ind w:left="5760" w:hanging="360"/>
+      </w:pPr>
+      <w:rPr>
+        <w:rFonts w:ascii="Courier New" w:hAnsi="Courier New" w:hint="default"/>
+      </w:rPr>
+    </w:lvl>
+    <w:lvl w:ilvl="8" w:tplc="04190005" w:tentative="1">
+      <w:start w:val="1"/>
+      <w:numFmt w:val="bullet"/>
+      <w:lvlText w:val=""/>
+      <w:lvlJc w:val="left"/>
+      <w:pPr>
+        <w:ind w:left="6480" w:hanging="360"/>
+      </w:pPr>
+      <w:rPr>
+        <w:rFonts w:ascii="Wingdings" w:hAnsi="Wingdings" w:hint="default"/>
+      </w:rPr>
+    </w:lvl>
+  </w:abstractNum>
+  <w:abstractNum w:abstractNumId="12" w15:restartNumberingAfterBreak="0">
     <w:nsid w:val="798541D3"/>
     <w:multiLevelType w:val="hybridMultilevel"/>
     <w:tmpl w:val="10C81E8E"/>
@@ -2545,19 +4368,43 @@
     </w:lvl>
   </w:abstractNum>
   <w:num w:numId="1" w16cid:durableId="884486914">
-    <w:abstractNumId w:val="1"/>
+    <w:abstractNumId w:val="3"/>
   </w:num>
   <w:num w:numId="2" w16cid:durableId="1277516131">
-    <w:abstractNumId w:val="3"/>
+    <w:abstractNumId w:val="10"/>
   </w:num>
   <w:num w:numId="3" w16cid:durableId="727150125">
-    <w:abstractNumId w:val="4"/>
+    <w:abstractNumId w:val="12"/>
   </w:num>
   <w:num w:numId="4" w16cid:durableId="1256402641">
-    <w:abstractNumId w:val="2"/>
+    <w:abstractNumId w:val="8"/>
   </w:num>
   <w:num w:numId="5" w16cid:durableId="1986860155">
     <w:abstractNumId w:val="0"/>
+  </w:num>
+  <w:num w:numId="6" w16cid:durableId="1468156994">
+    <w:abstractNumId w:val="5"/>
+  </w:num>
+  <w:num w:numId="7" w16cid:durableId="1868062388">
+    <w:abstractNumId w:val="11"/>
+  </w:num>
+  <w:num w:numId="8" w16cid:durableId="1153450676">
+    <w:abstractNumId w:val="7"/>
+  </w:num>
+  <w:num w:numId="9" w16cid:durableId="1566604900">
+    <w:abstractNumId w:val="1"/>
+  </w:num>
+  <w:num w:numId="10" w16cid:durableId="243227432">
+    <w:abstractNumId w:val="9"/>
+  </w:num>
+  <w:num w:numId="11" w16cid:durableId="1603106347">
+    <w:abstractNumId w:val="6"/>
+  </w:num>
+  <w:num w:numId="12" w16cid:durableId="1620838910">
+    <w:abstractNumId w:val="2"/>
+  </w:num>
+  <w:num w:numId="13" w16cid:durableId="146479252">
+    <w:abstractNumId w:val="4"/>
   </w:num>
 </w:numbering>
 </file>
@@ -2960,23 +4807,24 @@
   <w:style w:type="paragraph" w:default="1" w:styleId="a">
     <w:name w:val="Normal"/>
     <w:qFormat/>
-    <w:rsid w:val="003E05EF"/>
+    <w:rsid w:val="00E40B0D"/>
     <w:pPr>
-      <w:spacing w:after="0" w:line="240" w:lineRule="auto"/>
+      <w:spacing w:after="0" w:line="360" w:lineRule="auto"/>
       <w:jc w:val="both"/>
     </w:pPr>
     <w:rPr>
       <w:rFonts w:ascii="Times New Roman" w:hAnsi="Times New Roman"/>
+      <w:color w:val="000000" w:themeColor="text1"/>
       <w:kern w:val="2"/>
       <w:sz w:val="28"/>
       <w:szCs w:val="24"/>
       <w14:ligatures w14:val="standardContextual"/>
     </w:rPr>
   </w:style>
-  <w:style w:type="paragraph" w:styleId="1">
+  <w:style w:type="paragraph" w:styleId="10">
     <w:name w:val="heading 1"/>
     <w:basedOn w:val="a"/>
-    <w:link w:val="10"/>
+    <w:link w:val="11"/>
     <w:uiPriority w:val="9"/>
     <w:qFormat/>
     <w:rsid w:val="003D516C"/>
@@ -2988,11 +4836,34 @@
     <w:rPr>
       <w:rFonts w:eastAsia="Times New Roman" w:cs="Times New Roman"/>
       <w:bCs/>
-      <w:color w:val="000000" w:themeColor="text1"/>
       <w:kern w:val="36"/>
       <w:szCs w:val="48"/>
       <w:lang w:eastAsia="ru-RU"/>
       <w14:ligatures w14:val="none"/>
+    </w:rPr>
+  </w:style>
+  <w:style w:type="paragraph" w:styleId="2">
+    <w:name w:val="heading 2"/>
+    <w:aliases w:val="Мой Заголовок 2"/>
+    <w:basedOn w:val="a"/>
+    <w:next w:val="a"/>
+    <w:link w:val="20"/>
+    <w:autoRedefine/>
+    <w:uiPriority w:val="9"/>
+    <w:semiHidden/>
+    <w:unhideWhenUsed/>
+    <w:qFormat/>
+    <w:rsid w:val="00B1728C"/>
+    <w:pPr>
+      <w:keepNext/>
+      <w:keepLines/>
+      <w:spacing w:before="280" w:after="240"/>
+      <w:jc w:val="center"/>
+      <w:outlineLvl w:val="1"/>
+    </w:pPr>
+    <w:rPr>
+      <w:rFonts w:eastAsiaTheme="majorEastAsia" w:cstheme="majorBidi"/>
+      <w:szCs w:val="26"/>
     </w:rPr>
   </w:style>
   <w:style w:type="character" w:default="1" w:styleId="a0">
@@ -3022,10 +4893,10 @@
     <w:semiHidden/>
     <w:unhideWhenUsed/>
   </w:style>
-  <w:style w:type="character" w:customStyle="1" w:styleId="10">
+  <w:style w:type="character" w:customStyle="1" w:styleId="11">
     <w:name w:val="Заголовок 1 Знак"/>
     <w:basedOn w:val="a0"/>
-    <w:link w:val="1"/>
+    <w:link w:val="10"/>
     <w:uiPriority w:val="9"/>
     <w:rsid w:val="003D516C"/>
     <w:rPr>
@@ -3049,16 +4920,19 @@
       <w:contextualSpacing/>
     </w:pPr>
   </w:style>
-  <w:style w:type="paragraph" w:customStyle="1" w:styleId="11">
+  <w:style w:type="paragraph" w:customStyle="1" w:styleId="1">
     <w:name w:val="Мой Заголовок 1"/>
-    <w:basedOn w:val="1"/>
+    <w:basedOn w:val="10"/>
     <w:autoRedefine/>
     <w:qFormat/>
-    <w:rsid w:val="003D516C"/>
+    <w:rsid w:val="00B1728C"/>
     <w:pPr>
       <w:keepNext/>
       <w:keepLines/>
-      <w:spacing w:before="240" w:beforeAutospacing="0" w:after="0" w:afterAutospacing="0" w:line="480" w:lineRule="auto"/>
+      <w:numPr>
+        <w:numId w:val="6"/>
+      </w:numPr>
+      <w:spacing w:before="240" w:beforeAutospacing="0" w:after="0" w:afterAutospacing="0"/>
     </w:pPr>
     <w:rPr>
       <w:rFonts w:eastAsiaTheme="majorEastAsia"/>
@@ -3106,6 +4980,233 @@
     <w:rsid w:val="008F2151"/>
     <w:rPr>
       <w:vertAlign w:val="superscript"/>
+    </w:rPr>
+  </w:style>
+  <w:style w:type="character" w:customStyle="1" w:styleId="20">
+    <w:name w:val="Заголовок 2 Знак"/>
+    <w:aliases w:val="Мой Заголовок 2 Знак"/>
+    <w:basedOn w:val="a0"/>
+    <w:link w:val="2"/>
+    <w:uiPriority w:val="9"/>
+    <w:semiHidden/>
+    <w:rsid w:val="00B1728C"/>
+    <w:rPr>
+      <w:rFonts w:ascii="Times New Roman" w:eastAsiaTheme="majorEastAsia" w:hAnsi="Times New Roman" w:cstheme="majorBidi"/>
+      <w:color w:val="000000" w:themeColor="text1"/>
+      <w:kern w:val="2"/>
+      <w:sz w:val="28"/>
+      <w:szCs w:val="26"/>
+      <w14:ligatures w14:val="standardContextual"/>
+    </w:rPr>
+  </w:style>
+  <w:style w:type="paragraph" w:styleId="a7">
+    <w:name w:val="TOC Heading"/>
+    <w:basedOn w:val="10"/>
+    <w:next w:val="a"/>
+    <w:uiPriority w:val="39"/>
+    <w:unhideWhenUsed/>
+    <w:qFormat/>
+    <w:rsid w:val="004476E5"/>
+    <w:pPr>
+      <w:keepNext/>
+      <w:keepLines/>
+      <w:spacing w:before="480" w:beforeAutospacing="0" w:after="0" w:afterAutospacing="0" w:line="276" w:lineRule="auto"/>
+      <w:jc w:val="left"/>
+      <w:outlineLvl w:val="9"/>
+    </w:pPr>
+    <w:rPr>
+      <w:rFonts w:asciiTheme="majorHAnsi" w:eastAsiaTheme="majorEastAsia" w:hAnsiTheme="majorHAnsi" w:cstheme="majorBidi"/>
+      <w:b/>
+      <w:color w:val="2F5496" w:themeColor="accent1" w:themeShade="BF"/>
+      <w:kern w:val="0"/>
+      <w:szCs w:val="28"/>
+    </w:rPr>
+  </w:style>
+  <w:style w:type="paragraph" w:styleId="12">
+    <w:name w:val="toc 1"/>
+    <w:basedOn w:val="a"/>
+    <w:next w:val="a"/>
+    <w:autoRedefine/>
+    <w:uiPriority w:val="39"/>
+    <w:unhideWhenUsed/>
+    <w:rsid w:val="004476E5"/>
+    <w:pPr>
+      <w:spacing w:before="120"/>
+      <w:jc w:val="left"/>
+    </w:pPr>
+    <w:rPr>
+      <w:rFonts w:asciiTheme="minorHAnsi" w:hAnsiTheme="minorHAnsi" w:cstheme="minorHAnsi"/>
+      <w:b/>
+      <w:bCs/>
+      <w:i/>
+      <w:iCs/>
+      <w:sz w:val="24"/>
+    </w:rPr>
+  </w:style>
+  <w:style w:type="character" w:styleId="a8">
+    <w:name w:val="Hyperlink"/>
+    <w:basedOn w:val="a0"/>
+    <w:uiPriority w:val="99"/>
+    <w:unhideWhenUsed/>
+    <w:rsid w:val="004476E5"/>
+    <w:rPr>
+      <w:color w:val="0563C1" w:themeColor="hyperlink"/>
+      <w:u w:val="single"/>
+    </w:rPr>
+  </w:style>
+  <w:style w:type="paragraph" w:styleId="21">
+    <w:name w:val="toc 2"/>
+    <w:basedOn w:val="a"/>
+    <w:next w:val="a"/>
+    <w:autoRedefine/>
+    <w:uiPriority w:val="39"/>
+    <w:semiHidden/>
+    <w:unhideWhenUsed/>
+    <w:rsid w:val="004476E5"/>
+    <w:pPr>
+      <w:spacing w:before="120"/>
+      <w:ind w:left="280"/>
+      <w:jc w:val="left"/>
+    </w:pPr>
+    <w:rPr>
+      <w:rFonts w:asciiTheme="minorHAnsi" w:hAnsiTheme="minorHAnsi" w:cstheme="minorHAnsi"/>
+      <w:b/>
+      <w:bCs/>
+      <w:sz w:val="22"/>
+      <w:szCs w:val="22"/>
+    </w:rPr>
+  </w:style>
+  <w:style w:type="paragraph" w:styleId="3">
+    <w:name w:val="toc 3"/>
+    <w:basedOn w:val="a"/>
+    <w:next w:val="a"/>
+    <w:autoRedefine/>
+    <w:uiPriority w:val="39"/>
+    <w:semiHidden/>
+    <w:unhideWhenUsed/>
+    <w:rsid w:val="004476E5"/>
+    <w:pPr>
+      <w:ind w:left="560"/>
+      <w:jc w:val="left"/>
+    </w:pPr>
+    <w:rPr>
+      <w:rFonts w:asciiTheme="minorHAnsi" w:hAnsiTheme="minorHAnsi" w:cstheme="minorHAnsi"/>
+      <w:sz w:val="20"/>
+      <w:szCs w:val="20"/>
+    </w:rPr>
+  </w:style>
+  <w:style w:type="paragraph" w:styleId="4">
+    <w:name w:val="toc 4"/>
+    <w:basedOn w:val="a"/>
+    <w:next w:val="a"/>
+    <w:autoRedefine/>
+    <w:uiPriority w:val="39"/>
+    <w:semiHidden/>
+    <w:unhideWhenUsed/>
+    <w:rsid w:val="004476E5"/>
+    <w:pPr>
+      <w:ind w:left="840"/>
+      <w:jc w:val="left"/>
+    </w:pPr>
+    <w:rPr>
+      <w:rFonts w:asciiTheme="minorHAnsi" w:hAnsiTheme="minorHAnsi" w:cstheme="minorHAnsi"/>
+      <w:sz w:val="20"/>
+      <w:szCs w:val="20"/>
+    </w:rPr>
+  </w:style>
+  <w:style w:type="paragraph" w:styleId="5">
+    <w:name w:val="toc 5"/>
+    <w:basedOn w:val="a"/>
+    <w:next w:val="a"/>
+    <w:autoRedefine/>
+    <w:uiPriority w:val="39"/>
+    <w:semiHidden/>
+    <w:unhideWhenUsed/>
+    <w:rsid w:val="004476E5"/>
+    <w:pPr>
+      <w:ind w:left="1120"/>
+      <w:jc w:val="left"/>
+    </w:pPr>
+    <w:rPr>
+      <w:rFonts w:asciiTheme="minorHAnsi" w:hAnsiTheme="minorHAnsi" w:cstheme="minorHAnsi"/>
+      <w:sz w:val="20"/>
+      <w:szCs w:val="20"/>
+    </w:rPr>
+  </w:style>
+  <w:style w:type="paragraph" w:styleId="6">
+    <w:name w:val="toc 6"/>
+    <w:basedOn w:val="a"/>
+    <w:next w:val="a"/>
+    <w:autoRedefine/>
+    <w:uiPriority w:val="39"/>
+    <w:semiHidden/>
+    <w:unhideWhenUsed/>
+    <w:rsid w:val="004476E5"/>
+    <w:pPr>
+      <w:ind w:left="1400"/>
+      <w:jc w:val="left"/>
+    </w:pPr>
+    <w:rPr>
+      <w:rFonts w:asciiTheme="minorHAnsi" w:hAnsiTheme="minorHAnsi" w:cstheme="minorHAnsi"/>
+      <w:sz w:val="20"/>
+      <w:szCs w:val="20"/>
+    </w:rPr>
+  </w:style>
+  <w:style w:type="paragraph" w:styleId="7">
+    <w:name w:val="toc 7"/>
+    <w:basedOn w:val="a"/>
+    <w:next w:val="a"/>
+    <w:autoRedefine/>
+    <w:uiPriority w:val="39"/>
+    <w:semiHidden/>
+    <w:unhideWhenUsed/>
+    <w:rsid w:val="004476E5"/>
+    <w:pPr>
+      <w:ind w:left="1680"/>
+      <w:jc w:val="left"/>
+    </w:pPr>
+    <w:rPr>
+      <w:rFonts w:asciiTheme="minorHAnsi" w:hAnsiTheme="minorHAnsi" w:cstheme="minorHAnsi"/>
+      <w:sz w:val="20"/>
+      <w:szCs w:val="20"/>
+    </w:rPr>
+  </w:style>
+  <w:style w:type="paragraph" w:styleId="8">
+    <w:name w:val="toc 8"/>
+    <w:basedOn w:val="a"/>
+    <w:next w:val="a"/>
+    <w:autoRedefine/>
+    <w:uiPriority w:val="39"/>
+    <w:semiHidden/>
+    <w:unhideWhenUsed/>
+    <w:rsid w:val="004476E5"/>
+    <w:pPr>
+      <w:ind w:left="1960"/>
+      <w:jc w:val="left"/>
+    </w:pPr>
+    <w:rPr>
+      <w:rFonts w:asciiTheme="minorHAnsi" w:hAnsiTheme="minorHAnsi" w:cstheme="minorHAnsi"/>
+      <w:sz w:val="20"/>
+      <w:szCs w:val="20"/>
+    </w:rPr>
+  </w:style>
+  <w:style w:type="paragraph" w:styleId="9">
+    <w:name w:val="toc 9"/>
+    <w:basedOn w:val="a"/>
+    <w:next w:val="a"/>
+    <w:autoRedefine/>
+    <w:uiPriority w:val="39"/>
+    <w:semiHidden/>
+    <w:unhideWhenUsed/>
+    <w:rsid w:val="004476E5"/>
+    <w:pPr>
+      <w:ind w:left="2240"/>
+      <w:jc w:val="left"/>
+    </w:pPr>
+    <w:rPr>
+      <w:rFonts w:asciiTheme="minorHAnsi" w:hAnsiTheme="minorHAnsi" w:cstheme="minorHAnsi"/>
+      <w:sz w:val="20"/>
+      <w:szCs w:val="20"/>
     </w:rPr>
   </w:style>
 </w:styles>
@@ -3404,4 +5505,16 @@
     </a:ext>
   </a:extLst>
 </a:theme>
+</file>
+
+<file path=customXml/item1.xml><?xml version="1.0" encoding="utf-8"?>
+<b:Sources xmlns:b="http://schemas.openxmlformats.org/officeDocument/2006/bibliography" xmlns="http://schemas.openxmlformats.org/officeDocument/2006/bibliography" SelectedStyle="/GostTitle.XSL" StyleName="ГОСТ — сортировка по названиям" Version="2003"/>
+</file>
+
+<file path=customXml/itemProps1.xml><?xml version="1.0" encoding="utf-8"?>
+<ds:datastoreItem xmlns:ds="http://schemas.openxmlformats.org/officeDocument/2006/customXml" ds:itemID="{7A19720D-0DE5-F34D-9659-72991028EEC0}">
+  <ds:schemaRefs>
+    <ds:schemaRef ds:uri="http://schemas.openxmlformats.org/officeDocument/2006/bibliography"/>
+  </ds:schemaRefs>
+</ds:datastoreItem>
 </file>
--- a/Курсовая по платформеру.docx
+++ b/Курсовая по платформеру.docx
@@ -1,6 +1,6 @@
 
 <file path=word/document.xml><?xml version="1.0" encoding="utf-8"?>
-<w:document xmlns:wpc="http://schemas.microsoft.com/office/word/2010/wordprocessingCanvas" xmlns:cx="http://schemas.microsoft.com/office/drawing/2014/chartex" xmlns:cx1="http://schemas.microsoft.com/office/drawing/2015/9/8/chartex" xmlns:cx2="http://schemas.microsoft.com/office/drawing/2015/10/21/chartex" xmlns:cx3="http://schemas.microsoft.com/office/drawing/2016/5/9/chartex" xmlns:cx4="http://schemas.microsoft.com/office/drawing/2016/5/10/chartex" xmlns:cx5="http://schemas.microsoft.com/office/drawing/2016/5/11/chartex" xmlns:cx6="http://schemas.microsoft.com/office/drawing/2016/5/12/chartex" xmlns:cx7="http://schemas.microsoft.com/office/drawing/2016/5/13/chartex" xmlns:cx8="http://schemas.microsoft.com/office/drawing/2016/5/14/chartex" xmlns:mc="http://schemas.openxmlformats.org/markup-compatibility/2006" xmlns:aink="http://schemas.microsoft.com/office/drawing/2016/ink" xmlns:am3d="http://schemas.microsoft.com/office/drawing/2017/model3d" xmlns:o="urn:schemas-microsoft-com:office:office" xmlns:oel="http://schemas.microsoft.com/office/2019/extlst" xmlns:r="http://schemas.openxmlformats.org/officeDocument/2006/relationships" xmlns:m="http://schemas.openxmlformats.org/officeDocument/2006/math" xmlns:v="urn:schemas-microsoft-com:vml" xmlns:wp14="http://schemas.microsoft.com/office/word/2010/wordprocessingDrawing" xmlns:wp="http://schemas.openxmlformats.org/drawingml/2006/wordprocessingDrawing" xmlns:w10="urn:schemas-microsoft-com:office:word" xmlns:w="http://schemas.openxmlformats.org/wordprocessingml/2006/main" xmlns:w14="http://schemas.microsoft.com/office/word/2010/wordml" xmlns:w15="http://schemas.microsoft.com/office/word/2012/wordml" xmlns:w16cex="http://schemas.microsoft.com/office/word/2018/wordml/cex" xmlns:w16cid="http://schemas.microsoft.com/office/word/2016/wordml/cid" xmlns:w16="http://schemas.microsoft.com/office/word/2018/wordml" xmlns:w16sdtdh="http://schemas.microsoft.com/office/word/2020/wordml/sdtdatahash" xmlns:w16se="http://schemas.microsoft.com/office/word/2015/wordml/symex" xmlns:wpg="http://schemas.microsoft.com/office/word/2010/wordprocessingGroup" xmlns:wpi="http://schemas.microsoft.com/office/word/2010/wordprocessingInk" xmlns:wne="http://schemas.microsoft.com/office/word/2006/wordml" xmlns:wps="http://schemas.microsoft.com/office/word/2010/wordprocessingShape" mc:Ignorable="w14 w15 w16se w16cid w16 w16cex w16sdtdh wp14">
+<w:document xmlns:wpc="http://schemas.microsoft.com/office/word/2010/wordprocessingCanvas" xmlns:cx="http://schemas.microsoft.com/office/drawing/2014/chartex" xmlns:cx1="http://schemas.microsoft.com/office/drawing/2015/9/8/chartex" xmlns:cx2="http://schemas.microsoft.com/office/drawing/2015/10/21/chartex" xmlns:cx3="http://schemas.microsoft.com/office/drawing/2016/5/9/chartex" xmlns:cx4="http://schemas.microsoft.com/office/drawing/2016/5/10/chartex" xmlns:cx5="http://schemas.microsoft.com/office/drawing/2016/5/11/chartex" xmlns:cx6="http://schemas.microsoft.com/office/drawing/2016/5/12/chartex" xmlns:cx7="http://schemas.microsoft.com/office/drawing/2016/5/13/chartex" xmlns:cx8="http://schemas.microsoft.com/office/drawing/2016/5/14/chartex" xmlns:mc="http://schemas.openxmlformats.org/markup-compatibility/2006" xmlns:aink="http://schemas.microsoft.com/office/drawing/2016/ink" xmlns:am3d="http://schemas.microsoft.com/office/drawing/2017/model3d" xmlns:o="urn:schemas-microsoft-com:office:office" xmlns:r="http://schemas.openxmlformats.org/officeDocument/2006/relationships" xmlns:m="http://schemas.openxmlformats.org/officeDocument/2006/math" xmlns:v="urn:schemas-microsoft-com:vml" xmlns:wp14="http://schemas.microsoft.com/office/word/2010/wordprocessingDrawing" xmlns:wp="http://schemas.openxmlformats.org/drawingml/2006/wordprocessingDrawing" xmlns:w10="urn:schemas-microsoft-com:office:word" xmlns:w="http://schemas.openxmlformats.org/wordprocessingml/2006/main" xmlns:w14="http://schemas.microsoft.com/office/word/2010/wordml" xmlns:w15="http://schemas.microsoft.com/office/word/2012/wordml" xmlns:w16cex="http://schemas.microsoft.com/office/word/2018/wordml/cex" xmlns:w16cid="http://schemas.microsoft.com/office/word/2016/wordml/cid" xmlns:w16="http://schemas.microsoft.com/office/word/2018/wordml" xmlns:w16sdtdh="http://schemas.microsoft.com/office/word/2020/wordml/sdtdatahash" xmlns:w16se="http://schemas.microsoft.com/office/word/2015/wordml/symex" xmlns:wpg="http://schemas.microsoft.com/office/word/2010/wordprocessingGroup" xmlns:wpi="http://schemas.microsoft.com/office/word/2010/wordprocessingInk" xmlns:wne="http://schemas.microsoft.com/office/word/2006/wordml" xmlns:wps="http://schemas.microsoft.com/office/word/2010/wordprocessingShape" mc:Ignorable="w14 w15 w16se w16cid w16 w16cex w16sdtdh wp14">
   <w:body>
     <w:p>
       <w:r>
@@ -653,7 +653,11 @@
               <w:iCs w:val="0"/>
               <w:noProof/>
               <w:color w:val="auto"/>
+              <w:kern w:val="0"/>
+              <w:sz w:val="22"/>
+              <w:szCs w:val="22"/>
               <w:lang w:eastAsia="ru-RU"/>
+              <w14:ligatures w14:val="none"/>
             </w:rPr>
           </w:pPr>
           <w:r>
@@ -664,6 +668,10 @@
             <w:fldChar w:fldCharType="begin"/>
           </w:r>
           <w:r>
+            <w:rPr>
+              <w:b w:val="0"/>
+              <w:bCs w:val="0"/>
+            </w:rPr>
             <w:instrText>TOC \o "1-3" \h \z \u</w:instrText>
           </w:r>
           <w:r>
@@ -673,7 +681,7 @@
             </w:rPr>
             <w:fldChar w:fldCharType="separate"/>
           </w:r>
-          <w:hyperlink w:anchor="_Toc182473027" w:history="1">
+          <w:hyperlink w:anchor="_Toc182634519" w:history="1">
             <w:r>
               <w:rPr>
                 <w:rStyle w:val="a8"/>
@@ -700,7 +708,7 @@
                 <w:noProof/>
                 <w:webHidden/>
               </w:rPr>
-              <w:instrText xml:space="preserve"> PAGEREF _Toc182473027 \h </w:instrText>
+              <w:instrText xml:space="preserve"> PAGEREF _Toc182634519 \h </w:instrText>
             </w:r>
             <w:r>
               <w:rPr>
@@ -746,10 +754,14 @@
               <w:iCs w:val="0"/>
               <w:noProof/>
               <w:color w:val="auto"/>
+              <w:kern w:val="0"/>
+              <w:sz w:val="22"/>
+              <w:szCs w:val="22"/>
               <w:lang w:eastAsia="ru-RU"/>
+              <w14:ligatures w14:val="none"/>
             </w:rPr>
           </w:pPr>
-          <w:hyperlink w:anchor="_Toc182473028" w:history="1">
+          <w:hyperlink w:anchor="_Toc182634520" w:history="1">
             <w:r>
               <w:rPr>
                 <w:rStyle w:val="a8"/>
@@ -766,7 +778,11 @@
                 <w:iCs w:val="0"/>
                 <w:noProof/>
                 <w:color w:val="auto"/>
-                <w:lang w:eastAsia="ru-RU"/>
+                <w:kern w:val="0"/>
+                <w:sz w:val="22"/>
+                <w:szCs w:val="22"/>
+                <w:lang w:eastAsia="ru-RU"/>
+                <w14:ligatures w14:val="none"/>
               </w:rPr>
               <w:tab/>
             </w:r>
@@ -796,7 +812,7 @@
                 <w:noProof/>
                 <w:webHidden/>
               </w:rPr>
-              <w:instrText xml:space="preserve"> PAGEREF _Toc182473028 \h </w:instrText>
+              <w:instrText xml:space="preserve"> PAGEREF _Toc182634520 \h </w:instrText>
             </w:r>
             <w:r>
               <w:rPr>
@@ -842,10 +858,14 @@
               <w:iCs w:val="0"/>
               <w:noProof/>
               <w:color w:val="auto"/>
+              <w:kern w:val="0"/>
+              <w:sz w:val="22"/>
+              <w:szCs w:val="22"/>
               <w:lang w:eastAsia="ru-RU"/>
+              <w14:ligatures w14:val="none"/>
             </w:rPr>
           </w:pPr>
-          <w:hyperlink w:anchor="_Toc182473029" w:history="1">
+          <w:hyperlink w:anchor="_Toc182634521" w:history="1">
             <w:r>
               <w:rPr>
                 <w:rStyle w:val="a8"/>
@@ -862,7 +882,11 @@
                 <w:iCs w:val="0"/>
                 <w:noProof/>
                 <w:color w:val="auto"/>
-                <w:lang w:eastAsia="ru-RU"/>
+                <w:kern w:val="0"/>
+                <w:sz w:val="22"/>
+                <w:szCs w:val="22"/>
+                <w:lang w:eastAsia="ru-RU"/>
+                <w14:ligatures w14:val="none"/>
               </w:rPr>
               <w:tab/>
             </w:r>
@@ -915,7 +939,7 @@
                 <w:noProof/>
                 <w:webHidden/>
               </w:rPr>
-              <w:instrText xml:space="preserve"> PAGEREF _Toc182473029 \h </w:instrText>
+              <w:instrText xml:space="preserve"> PAGEREF _Toc182634521 \h </w:instrText>
             </w:r>
             <w:r>
               <w:rPr>
@@ -936,6 +960,228 @@
                 <w:webHidden/>
               </w:rPr>
               <w:t>7</w:t>
+            </w:r>
+            <w:r>
+              <w:rPr>
+                <w:noProof/>
+                <w:webHidden/>
+              </w:rPr>
+              <w:fldChar w:fldCharType="end"/>
+            </w:r>
+          </w:hyperlink>
+        </w:p>
+        <w:p>
+          <w:pPr>
+            <w:pStyle w:val="12"/>
+            <w:tabs>
+              <w:tab w:val="left" w:pos="560"/>
+              <w:tab w:val="right" w:leader="dot" w:pos="9345"/>
+            </w:tabs>
+            <w:rPr>
+              <w:rFonts w:eastAsiaTheme="minorEastAsia" w:cstheme="minorBidi"/>
+              <w:b w:val="0"/>
+              <w:bCs w:val="0"/>
+              <w:i w:val="0"/>
+              <w:iCs w:val="0"/>
+              <w:noProof/>
+              <w:color w:val="auto"/>
+              <w:kern w:val="0"/>
+              <w:sz w:val="22"/>
+              <w:szCs w:val="22"/>
+              <w:lang w:eastAsia="ru-RU"/>
+              <w14:ligatures w14:val="none"/>
+            </w:rPr>
+          </w:pPr>
+          <w:hyperlink w:anchor="_Toc182634522" w:history="1">
+            <w:r>
+              <w:rPr>
+                <w:rStyle w:val="a8"/>
+                <w:noProof/>
+              </w:rPr>
+              <w:t>2.</w:t>
+            </w:r>
+            <w:r>
+              <w:rPr>
+                <w:rFonts w:eastAsiaTheme="minorEastAsia" w:cstheme="minorBidi"/>
+                <w:b w:val="0"/>
+                <w:bCs w:val="0"/>
+                <w:i w:val="0"/>
+                <w:iCs w:val="0"/>
+                <w:noProof/>
+                <w:color w:val="auto"/>
+                <w:kern w:val="0"/>
+                <w:sz w:val="22"/>
+                <w:szCs w:val="22"/>
+                <w:lang w:eastAsia="ru-RU"/>
+                <w14:ligatures w14:val="none"/>
+              </w:rPr>
+              <w:tab/>
+            </w:r>
+            <w:r>
+              <w:rPr>
+                <w:rStyle w:val="a8"/>
+                <w:noProof/>
+              </w:rPr>
+              <w:t xml:space="preserve">Особенности разработки игр на </w:t>
+            </w:r>
+            <w:r>
+              <w:rPr>
+                <w:rStyle w:val="a8"/>
+                <w:noProof/>
+                <w:lang w:val="en-US"/>
+              </w:rPr>
+              <w:t>Unity</w:t>
+            </w:r>
+            <w:r>
+              <w:rPr>
+                <w:noProof/>
+                <w:webHidden/>
+              </w:rPr>
+              <w:tab/>
+            </w:r>
+            <w:r>
+              <w:rPr>
+                <w:noProof/>
+                <w:webHidden/>
+              </w:rPr>
+              <w:fldChar w:fldCharType="begin"/>
+            </w:r>
+            <w:r>
+              <w:rPr>
+                <w:noProof/>
+                <w:webHidden/>
+              </w:rPr>
+              <w:instrText xml:space="preserve"> PAGEREF _Toc182634522 \h </w:instrText>
+            </w:r>
+            <w:r>
+              <w:rPr>
+                <w:noProof/>
+                <w:webHidden/>
+              </w:rPr>
+            </w:r>
+            <w:r>
+              <w:rPr>
+                <w:noProof/>
+                <w:webHidden/>
+              </w:rPr>
+              <w:fldChar w:fldCharType="separate"/>
+            </w:r>
+            <w:r>
+              <w:rPr>
+                <w:noProof/>
+                <w:webHidden/>
+              </w:rPr>
+              <w:t>9</w:t>
+            </w:r>
+            <w:r>
+              <w:rPr>
+                <w:noProof/>
+                <w:webHidden/>
+              </w:rPr>
+              <w:fldChar w:fldCharType="end"/>
+            </w:r>
+          </w:hyperlink>
+        </w:p>
+        <w:p>
+          <w:pPr>
+            <w:pStyle w:val="21"/>
+            <w:tabs>
+              <w:tab w:val="left" w:pos="840"/>
+              <w:tab w:val="right" w:leader="dot" w:pos="9345"/>
+            </w:tabs>
+            <w:rPr>
+              <w:rFonts w:eastAsiaTheme="minorEastAsia" w:cstheme="minorBidi"/>
+              <w:b w:val="0"/>
+              <w:bCs w:val="0"/>
+              <w:noProof/>
+              <w:color w:val="auto"/>
+              <w:kern w:val="0"/>
+              <w:lang w:eastAsia="ru-RU"/>
+              <w14:ligatures w14:val="none"/>
+            </w:rPr>
+          </w:pPr>
+          <w:hyperlink w:anchor="_Toc182634523" w:history="1">
+            <w:r>
+              <w:rPr>
+                <w:rStyle w:val="a8"/>
+                <w:noProof/>
+              </w:rPr>
+              <w:t>2.1</w:t>
+            </w:r>
+            <w:r>
+              <w:rPr>
+                <w:rFonts w:eastAsiaTheme="minorEastAsia" w:cstheme="minorBidi"/>
+                <w:b w:val="0"/>
+                <w:bCs w:val="0"/>
+                <w:noProof/>
+                <w:color w:val="auto"/>
+                <w:kern w:val="0"/>
+                <w:lang w:eastAsia="ru-RU"/>
+                <w14:ligatures w14:val="none"/>
+              </w:rPr>
+              <w:tab/>
+            </w:r>
+            <w:r>
+              <w:rPr>
+                <w:rStyle w:val="a8"/>
+                <w:noProof/>
+              </w:rPr>
+              <w:t>Физи</w:t>
+            </w:r>
+            <w:r>
+              <w:rPr>
+                <w:rStyle w:val="a8"/>
+                <w:noProof/>
+              </w:rPr>
+              <w:t>к</w:t>
+            </w:r>
+            <w:r>
+              <w:rPr>
+                <w:rStyle w:val="a8"/>
+                <w:noProof/>
+              </w:rPr>
+              <w:t>а</w:t>
+            </w:r>
+            <w:r>
+              <w:rPr>
+                <w:noProof/>
+                <w:webHidden/>
+              </w:rPr>
+              <w:tab/>
+            </w:r>
+            <w:r>
+              <w:rPr>
+                <w:noProof/>
+                <w:webHidden/>
+              </w:rPr>
+              <w:fldChar w:fldCharType="begin"/>
+            </w:r>
+            <w:r>
+              <w:rPr>
+                <w:noProof/>
+                <w:webHidden/>
+              </w:rPr>
+              <w:instrText xml:space="preserve"> PAGEREF _Toc182634523 \h </w:instrText>
+            </w:r>
+            <w:r>
+              <w:rPr>
+                <w:noProof/>
+                <w:webHidden/>
+              </w:rPr>
+            </w:r>
+            <w:r>
+              <w:rPr>
+                <w:noProof/>
+                <w:webHidden/>
+              </w:rPr>
+              <w:fldChar w:fldCharType="separate"/>
+            </w:r>
+            <w:r>
+              <w:rPr>
+                <w:noProof/>
+                <w:webHidden/>
+              </w:rPr>
+              <w:t>11</w:t>
             </w:r>
             <w:r>
               <w:rPr>
@@ -960,85 +1206,14 @@
               <w:iCs w:val="0"/>
               <w:noProof/>
               <w:color w:val="auto"/>
+              <w:kern w:val="0"/>
+              <w:sz w:val="22"/>
+              <w:szCs w:val="22"/>
               <w:lang w:eastAsia="ru-RU"/>
+              <w14:ligatures w14:val="none"/>
             </w:rPr>
           </w:pPr>
-          <w:hyperlink w:anchor="_Toc182473030" w:history="1">
-            <w:r>
-              <w:rPr>
-                <w:rStyle w:val="a8"/>
-                <w:noProof/>
-              </w:rPr>
-              <w:t>Обзор компонетов юнити</w:t>
-            </w:r>
-            <w:r>
-              <w:rPr>
-                <w:noProof/>
-                <w:webHidden/>
-              </w:rPr>
-              <w:tab/>
-            </w:r>
-            <w:r>
-              <w:rPr>
-                <w:noProof/>
-                <w:webHidden/>
-              </w:rPr>
-              <w:fldChar w:fldCharType="begin"/>
-            </w:r>
-            <w:r>
-              <w:rPr>
-                <w:noProof/>
-                <w:webHidden/>
-              </w:rPr>
-              <w:instrText xml:space="preserve"> PAGEREF _Toc182473030 \h </w:instrText>
-            </w:r>
-            <w:r>
-              <w:rPr>
-                <w:noProof/>
-                <w:webHidden/>
-              </w:rPr>
-            </w:r>
-            <w:r>
-              <w:rPr>
-                <w:noProof/>
-                <w:webHidden/>
-              </w:rPr>
-              <w:fldChar w:fldCharType="separate"/>
-            </w:r>
-            <w:r>
-              <w:rPr>
-                <w:noProof/>
-                <w:webHidden/>
-              </w:rPr>
-              <w:t>11</w:t>
-            </w:r>
-            <w:r>
-              <w:rPr>
-                <w:noProof/>
-                <w:webHidden/>
-              </w:rPr>
-              <w:fldChar w:fldCharType="end"/>
-            </w:r>
-          </w:hyperlink>
-        </w:p>
-        <w:p>
-          <w:pPr>
-            <w:pStyle w:val="12"/>
-            <w:tabs>
-              <w:tab w:val="right" w:leader="dot" w:pos="9345"/>
-            </w:tabs>
-            <w:rPr>
-              <w:rFonts w:eastAsiaTheme="minorEastAsia" w:cstheme="minorBidi"/>
-              <w:b w:val="0"/>
-              <w:bCs w:val="0"/>
-              <w:i w:val="0"/>
-              <w:iCs w:val="0"/>
-              <w:noProof/>
-              <w:color w:val="auto"/>
-              <w:lang w:eastAsia="ru-RU"/>
-            </w:rPr>
-          </w:pPr>
-          <w:hyperlink w:anchor="_Toc182473031" w:history="1">
+          <w:hyperlink w:anchor="_Toc182634524" w:history="1">
             <w:r>
               <w:rPr>
                 <w:rStyle w:val="a8"/>
@@ -1073,7 +1248,7 @@
                 <w:noProof/>
                 <w:webHidden/>
               </w:rPr>
-              <w:instrText xml:space="preserve"> PAGEREF _Toc182473031 \h </w:instrText>
+              <w:instrText xml:space="preserve"> PAGEREF _Toc182634524 \h </w:instrText>
             </w:r>
             <w:r>
               <w:rPr>
@@ -1093,7 +1268,7 @@
                 <w:noProof/>
                 <w:webHidden/>
               </w:rPr>
-              <w:t>12</w:t>
+              <w:t>14</w:t>
             </w:r>
             <w:r>
               <w:rPr>
@@ -1107,8 +1282,6 @@
         <w:p>
           <w:r>
             <w:rPr>
-              <w:b/>
-              <w:bCs/>
               <w:noProof/>
             </w:rPr>
             <w:fldChar w:fldCharType="end"/>
@@ -1140,7 +1313,7 @@
         </w:numPr>
         <w:ind w:left="720"/>
       </w:pPr>
-      <w:bookmarkStart w:id="0" w:name="_Toc182473027"/>
+      <w:bookmarkStart w:id="0" w:name="_Toc182634519"/>
       <w:r>
         <w:lastRenderedPageBreak/>
         <w:t>Введение</w:t>
@@ -1198,21 +1371,29 @@
         <w:tab/>
         <w:t>Игры давно вышли на новый уровень. На сегодняшний день многие из них могут похвастаться не только тем, что могут развлечь пользователя, но также и окунуть в новый мир исследований не только окружающего мира, но и глубины собственного познания.</w:t>
       </w:r>
-    </w:p>
-    <w:p>
-      <w:pPr>
+      <w:r>
         <w:rPr>
           <w:szCs w:val="28"/>
         </w:rPr>
-      </w:pPr>
-      <w:r>
-        <w:tab/>
+        <w:t xml:space="preserve"> </w:t>
       </w:r>
       <w:r>
         <w:t xml:space="preserve">Опыт – вот за чем приходит игрок. Уникальный игровой опыт, который одни готовы получать в качестве хобби, развлечения в свободный пятничный вечер, а другие целенаправленно готовы выделить несколько часов в выходные дни для того, чтобы с головой окунуться в другой мир. </w:t>
       </w:r>
       <w:r>
         <w:t xml:space="preserve">Разработчику игр или инди-студии важно дать игроку то, за чем он приходит. Кроме приятных глазу визуальных составляющих и затягивающих сюжетов, игрока увлекает непосредственно управление в игре. Если оно будет не интуитивным, мало контрольным, то игрок не сможет задержаться в игре надолго. </w:t>
+      </w:r>
+      <w:r>
+        <w:t xml:space="preserve">Создать игру с откликающимся управлением можно, используя современные игровые движки. Но берет сможет </w:t>
+      </w:r>
+      <w:r>
+        <w:t>ли игровой</w:t>
+      </w:r>
+      <w:r>
+        <w:t xml:space="preserve"> движок взять на себя все особенности управлени</w:t>
+      </w:r>
+      <w:r>
+        <w:t>я персонажем?</w:t>
       </w:r>
     </w:p>
     <w:p>
@@ -1239,7 +1420,19 @@
         <w:rPr>
           <w:szCs w:val="28"/>
         </w:rPr>
-        <w:t>: Проектирование и реализация управления персонажа на основе пользовательской физики</w:t>
+        <w:t xml:space="preserve">: </w:t>
+      </w:r>
+      <w:r>
+        <w:rPr>
+          <w:szCs w:val="28"/>
+        </w:rPr>
+        <w:t xml:space="preserve">создание прототипа </w:t>
+      </w:r>
+      <w:r>
+        <w:rPr>
+          <w:szCs w:val="28"/>
+        </w:rPr>
+        <w:t>управления персонажа на основе пользовательской физики</w:t>
       </w:r>
       <w:r>
         <w:rPr>
@@ -1315,10 +1508,12 @@
     <w:p>
       <w:pPr>
         <w:pStyle w:val="a3"/>
+        <w:keepLines/>
         <w:numPr>
           <w:ilvl w:val="0"/>
           <w:numId w:val="13"/>
         </w:numPr>
+        <w:ind w:left="714" w:hanging="357"/>
         <w:rPr>
           <w:szCs w:val="28"/>
         </w:rPr>
@@ -1334,10 +1529,12 @@
     <w:p>
       <w:pPr>
         <w:pStyle w:val="a3"/>
+        <w:keepLines/>
         <w:numPr>
           <w:ilvl w:val="0"/>
           <w:numId w:val="13"/>
         </w:numPr>
+        <w:ind w:left="714" w:hanging="357"/>
         <w:rPr>
           <w:szCs w:val="28"/>
         </w:rPr>
@@ -1352,10 +1549,12 @@
     <w:p>
       <w:pPr>
         <w:pStyle w:val="a3"/>
+        <w:keepLines/>
         <w:numPr>
           <w:ilvl w:val="0"/>
           <w:numId w:val="13"/>
         </w:numPr>
+        <w:ind w:left="714" w:hanging="357"/>
         <w:rPr>
           <w:szCs w:val="28"/>
         </w:rPr>
@@ -1383,10 +1582,12 @@
     <w:p>
       <w:pPr>
         <w:pStyle w:val="a3"/>
+        <w:keepLines/>
         <w:numPr>
           <w:ilvl w:val="0"/>
           <w:numId w:val="13"/>
         </w:numPr>
+        <w:ind w:left="714" w:hanging="357"/>
         <w:rPr>
           <w:szCs w:val="28"/>
         </w:rPr>
@@ -1421,7 +1622,7 @@
       <w:pPr>
         <w:pStyle w:val="1"/>
       </w:pPr>
-      <w:bookmarkStart w:id="1" w:name="_Toc182473028"/>
+      <w:bookmarkStart w:id="1" w:name="_Toc182634520"/>
       <w:r>
         <w:lastRenderedPageBreak/>
         <w:t>Игровой движок</w:t>
@@ -1683,31 +1884,53 @@
     <w:p>
       <w:r>
         <w:tab/>
-        <w:t xml:space="preserve">Среди всего предоставляемого выбора игровых движков на рынке нужно определится, что подойдет для игровой студии и её проектов. Возможно создание своего собственного движка, но это очень затратно для небольших компаний. Также можно рассмотреть опенсорсные варианты движков, код для которых находится в свободном доступе, но для этого необходимы опытные программисты, которые встроят необходимый функционал. Остановимся на готовых игровых движках. </w:t>
+        <w:t xml:space="preserve">Среди всего предоставляемого выбора игровых движков на рынке нужно определится, что подойдет для </w:t>
+      </w:r>
+      <w:r>
+        <w:t>меня, как для начинающего разработчика игр</w:t>
+      </w:r>
+      <w:r>
+        <w:t xml:space="preserve">. Возможно создание своего собственного движка, но это очень затратно для </w:t>
+      </w:r>
+      <w:r>
+        <w:t>соло-разработчика</w:t>
+      </w:r>
+      <w:r>
+        <w:t xml:space="preserve">. Также можно рассмотреть опенсорсные варианты движков, код для которых находится в свободном доступе, но для этого необходимы опытные программисты, которые встроят необходимый функционал. Остановимся на готовых игровых движках. </w:t>
       </w:r>
     </w:p>
     <w:p>
       <w:r>
         <w:tab/>
-        <w:t xml:space="preserve">Первое, что необходимо учесть, это платформа, под которую будет разрабатываться проект. Существуют движки, поддерживающие </w:t>
-      </w:r>
-      <w:proofErr w:type="gramStart"/>
-      <w:r>
-        <w:t>кросс-платформенную</w:t>
-      </w:r>
-      <w:proofErr w:type="gramEnd"/>
-      <w:r>
-        <w:t xml:space="preserve"> разработку, а есть которые ориентированы только под один тип. Если игровая студия создает проекты для мобильных устройств, то им не </w:t>
+        <w:t xml:space="preserve">Первое, что необходимо учесть, это платформа, под которую будет разрабатываться проект. Существуют движки, поддерживающие кроссплатформенную разработку, а есть которые ориентированы только под один тип. Если </w:t>
+      </w:r>
+      <w:r>
+        <w:t xml:space="preserve">необходимо </w:t>
+      </w:r>
+      <w:r>
+        <w:t>созда</w:t>
+      </w:r>
+      <w:r>
+        <w:t>вать</w:t>
+      </w:r>
+      <w:r>
+        <w:t xml:space="preserve"> проекты для мобильных устройств, то </w:t>
       </w:r>
       <w:r>
         <w:lastRenderedPageBreak/>
-        <w:t xml:space="preserve">за чем тратить время на изучение </w:t>
-      </w:r>
-      <w:r>
-        <w:t>кроссплатформенность</w:t>
+        <w:t xml:space="preserve">им не за чем тратить время на изучение </w:t>
+      </w:r>
+      <w:r>
+        <w:t>кроссплатформенност</w:t>
+      </w:r>
+      <w:r>
+        <w:t>и</w:t>
       </w:r>
       <w:r>
         <w:t xml:space="preserve"> программного обеспечения.</w:t>
+      </w:r>
+      <w:r>
+        <w:t xml:space="preserve"> </w:t>
       </w:r>
     </w:p>
     <w:p>
@@ -1766,7 +1989,7 @@
       </w:r>
       <w:proofErr w:type="spellEnd"/>
       <w:r>
-        <w:t xml:space="preserve">, предназначенный исключительно для создания новелл и не имеющий функциональности необходимой платформерам, например, физику.  </w:t>
+        <w:t xml:space="preserve">, предназначенный исключительно для создания новелл и не имеющий функциональности необходимой платформерам, например, физику. </w:t>
       </w:r>
     </w:p>
     <w:p>
@@ -1879,25 +2102,8 @@
         <w:tab/>
         <w:t>Также полезно перед разработкой проекта изучить движки тех игр, которые используются в качестве референса. Возможно, это может стать ключевой причиной, по которой придется выбрать новый игровой движок</w:t>
       </w:r>
-    </w:p>
-    <w:p>
-      <w:pPr>
-        <w:ind w:firstLine="708"/>
-        <w:rPr>
-          <w:lang w:eastAsia="ru-RU"/>
-        </w:rPr>
-      </w:pPr>
-      <w:r>
-        <w:rPr>
-          <w:lang w:eastAsia="ru-RU"/>
-        </w:rPr>
-        <w:t xml:space="preserve">Теперь, когда было рассмотрено, что должно волновать разработчика при выборе движка, хочется рассмотреть более подробно два наиболее популярных и известных игровых движка </w:t>
-      </w:r>
-      <w:r>
-        <w:rPr>
-          <w:lang w:eastAsia="ru-RU"/>
-        </w:rPr>
-        <w:t>Unity и Unreal Engine.</w:t>
+      <w:r>
+        <w:t>.</w:t>
       </w:r>
     </w:p>
     <w:p>
@@ -1911,6 +2117,9 @@
           <w:szCs w:val="32"/>
         </w:rPr>
       </w:pPr>
+      <w:r>
+        <w:tab/>
+      </w:r>
       <w:r>
         <w:br w:type="page"/>
       </w:r>
@@ -1923,7 +2132,7 @@
           <w:numId w:val="6"/>
         </w:numPr>
       </w:pPr>
-      <w:bookmarkStart w:id="2" w:name="_Toc182473029"/>
+      <w:bookmarkStart w:id="2" w:name="_Toc182634521"/>
       <w:r>
         <w:lastRenderedPageBreak/>
         <w:t xml:space="preserve">Сравнение игровых движков </w:t>
@@ -1957,30 +2166,1195 @@
       </w:pPr>
       <w:r>
         <w:rPr>
-          <w:b/>
-          <w:bCs/>
-          <w:lang w:eastAsia="ru-RU"/>
-        </w:rPr>
-        <w:t>Движок Unity</w:t>
-      </w:r>
-      <w:r>
-        <w:rPr>
-          <w:lang w:eastAsia="ru-RU"/>
-        </w:rPr>
-        <w:t xml:space="preserve"> — это популярная платформа для создания игр и интерактивных приложений. Он был выпущен в 2005 году и с тех пор стал одним из наиболее широко используемых игровых движков в мире.</w:t>
-      </w:r>
-    </w:p>
-    <w:p>
-      <w:pPr>
-        <w:rPr>
-          <w:lang w:eastAsia="ru-RU"/>
-        </w:rPr>
-      </w:pPr>
-      <w:r>
-        <w:rPr>
-          <w:lang w:eastAsia="ru-RU"/>
-        </w:rPr>
-        <w:t>Уникальные особенности движка Unity</w:t>
+          <w:lang w:eastAsia="ru-RU"/>
+        </w:rPr>
+        <w:t xml:space="preserve">Наиболее </w:t>
+      </w:r>
+      <w:r>
+        <w:rPr>
+          <w:lang w:eastAsia="ru-RU"/>
+        </w:rPr>
+        <w:t>популярными и известными бесплатными игровыми движками являются такие движки как Unity</w:t>
+      </w:r>
+      <w:r>
+        <w:rPr>
+          <w:lang w:eastAsia="ru-RU"/>
+        </w:rPr>
+        <w:t xml:space="preserve">, </w:t>
+      </w:r>
+      <w:r>
+        <w:rPr>
+          <w:lang w:eastAsia="ru-RU"/>
+        </w:rPr>
+        <w:t>Unreal Engine</w:t>
+      </w:r>
+      <w:r>
+        <w:rPr>
+          <w:lang w:eastAsia="ru-RU"/>
+        </w:rPr>
+        <w:t xml:space="preserve"> и </w:t>
+      </w:r>
+      <w:r>
+        <w:rPr>
+          <w:lang w:val="en-US" w:eastAsia="ru-RU"/>
+        </w:rPr>
+        <w:t>Godot</w:t>
+      </w:r>
+      <w:r>
+        <w:rPr>
+          <w:lang w:eastAsia="ru-RU"/>
+        </w:rPr>
+        <w:t>.</w:t>
+      </w:r>
+    </w:p>
+    <w:p>
+      <w:pPr>
+        <w:ind w:firstLine="708"/>
+        <w:rPr>
+          <w:lang w:eastAsia="ru-RU"/>
+        </w:rPr>
+      </w:pPr>
+      <w:r>
+        <w:rPr>
+          <w:lang w:eastAsia="ru-RU"/>
+        </w:rPr>
+        <w:t xml:space="preserve">Выделю </w:t>
+      </w:r>
+      <w:r>
+        <w:rPr>
+          <w:lang w:eastAsia="ru-RU"/>
+        </w:rPr>
+        <w:t>о</w:t>
+      </w:r>
+      <w:r>
+        <w:rPr>
+          <w:lang w:eastAsia="ru-RU"/>
+        </w:rPr>
+        <w:t>сновные</w:t>
+      </w:r>
+      <w:r>
+        <w:rPr>
+          <w:lang w:eastAsia="ru-RU"/>
+        </w:rPr>
+        <w:t xml:space="preserve"> пункты, по которым буду сравнивать движки и рассмотрю их в следующей таблице.</w:t>
+      </w:r>
+    </w:p>
+    <w:tbl>
+      <w:tblPr>
+        <w:tblStyle w:val="aa"/>
+        <w:tblW w:w="0" w:type="auto"/>
+        <w:tblLook w:val="04A0" w:firstRow="1" w:lastRow="0" w:firstColumn="1" w:lastColumn="0" w:noHBand="0" w:noVBand="1"/>
+      </w:tblPr>
+      <w:tblGrid>
+        <w:gridCol w:w="2560"/>
+        <w:gridCol w:w="2179"/>
+        <w:gridCol w:w="2525"/>
+        <w:gridCol w:w="2081"/>
+      </w:tblGrid>
+      <w:tr>
+        <w:tc>
+          <w:tcPr>
+            <w:tcW w:w="2548" w:type="dxa"/>
+          </w:tcPr>
+          <w:p>
+            <w:pPr>
+              <w:ind w:right="35"/>
+              <w:rPr>
+                <w:b/>
+                <w:bCs/>
+                <w:lang w:eastAsia="ru-RU"/>
+              </w:rPr>
+            </w:pPr>
+            <w:r>
+              <w:rPr>
+                <w:b/>
+                <w:bCs/>
+                <w:lang w:eastAsia="ru-RU"/>
+              </w:rPr>
+              <w:t>Характеристика</w:t>
+            </w:r>
+          </w:p>
+        </w:tc>
+        <w:tc>
+          <w:tcPr>
+            <w:tcW w:w="2188" w:type="dxa"/>
+          </w:tcPr>
+          <w:p>
+            <w:pPr>
+              <w:ind w:right="35"/>
+              <w:rPr>
+                <w:b/>
+                <w:bCs/>
+                <w:lang w:eastAsia="ru-RU"/>
+              </w:rPr>
+            </w:pPr>
+            <w:r>
+              <w:rPr>
+                <w:b/>
+                <w:bCs/>
+                <w:lang w:eastAsia="ru-RU"/>
+              </w:rPr>
+              <w:t>Unity</w:t>
+            </w:r>
+          </w:p>
+        </w:tc>
+        <w:tc>
+          <w:tcPr>
+            <w:tcW w:w="2514" w:type="dxa"/>
+          </w:tcPr>
+          <w:p>
+            <w:pPr>
+              <w:ind w:right="35"/>
+              <w:rPr>
+                <w:b/>
+                <w:bCs/>
+                <w:lang w:eastAsia="ru-RU"/>
+              </w:rPr>
+            </w:pPr>
+            <w:r>
+              <w:rPr>
+                <w:b/>
+                <w:bCs/>
+                <w:lang w:eastAsia="ru-RU"/>
+              </w:rPr>
+              <w:t>Unreal Engine</w:t>
+            </w:r>
+          </w:p>
+        </w:tc>
+        <w:tc>
+          <w:tcPr>
+            <w:tcW w:w="1534" w:type="dxa"/>
+          </w:tcPr>
+          <w:p>
+            <w:pPr>
+              <w:ind w:right="35"/>
+              <w:rPr>
+                <w:b/>
+                <w:bCs/>
+                <w:lang w:eastAsia="ru-RU"/>
+              </w:rPr>
+            </w:pPr>
+            <w:r>
+              <w:rPr>
+                <w:b/>
+                <w:bCs/>
+                <w:lang w:val="en-US" w:eastAsia="ru-RU"/>
+              </w:rPr>
+              <w:t>Godot</w:t>
+            </w:r>
+          </w:p>
+        </w:tc>
+      </w:tr>
+      <w:tr>
+        <w:tc>
+          <w:tcPr>
+            <w:tcW w:w="2548" w:type="dxa"/>
+          </w:tcPr>
+          <w:p>
+            <w:pPr>
+              <w:spacing w:line="240" w:lineRule="auto"/>
+              <w:ind w:right="35"/>
+              <w:jc w:val="left"/>
+              <w:rPr>
+                <w:lang w:eastAsia="ru-RU"/>
+              </w:rPr>
+            </w:pPr>
+            <w:r>
+              <w:t>Кроссплатформенность</w:t>
+            </w:r>
+          </w:p>
+        </w:tc>
+        <w:tc>
+          <w:tcPr>
+            <w:tcW w:w="2188" w:type="dxa"/>
+          </w:tcPr>
+          <w:p>
+            <w:pPr>
+              <w:spacing w:line="240" w:lineRule="auto"/>
+              <w:ind w:right="35"/>
+              <w:jc w:val="left"/>
+              <w:rPr>
+                <w:lang w:val="en-US" w:eastAsia="ru-RU"/>
+              </w:rPr>
+            </w:pPr>
+            <w:r>
+              <w:rPr>
+                <w:lang w:val="en-US" w:eastAsia="ru-RU"/>
+              </w:rPr>
+              <w:t xml:space="preserve">Windows, Mac, iOS, Android, Linux, WebGL </w:t>
+            </w:r>
+            <w:r>
+              <w:rPr>
+                <w:lang w:eastAsia="ru-RU"/>
+              </w:rPr>
+              <w:t>и</w:t>
+            </w:r>
+            <w:r>
+              <w:rPr>
+                <w:lang w:val="en-US" w:eastAsia="ru-RU"/>
+              </w:rPr>
+              <w:t xml:space="preserve"> </w:t>
+            </w:r>
+            <w:r>
+              <w:rPr>
+                <w:lang w:eastAsia="ru-RU"/>
+              </w:rPr>
+              <w:t>многие</w:t>
+            </w:r>
+            <w:r>
+              <w:rPr>
+                <w:lang w:val="en-US" w:eastAsia="ru-RU"/>
+              </w:rPr>
+              <w:t xml:space="preserve"> </w:t>
+            </w:r>
+            <w:r>
+              <w:rPr>
+                <w:lang w:eastAsia="ru-RU"/>
+              </w:rPr>
+              <w:t>другие</w:t>
+            </w:r>
+          </w:p>
+        </w:tc>
+        <w:tc>
+          <w:tcPr>
+            <w:tcW w:w="2514" w:type="dxa"/>
+          </w:tcPr>
+          <w:p>
+            <w:pPr>
+              <w:spacing w:line="240" w:lineRule="auto"/>
+              <w:ind w:right="35"/>
+              <w:jc w:val="left"/>
+              <w:rPr>
+                <w:lang w:val="en-US" w:eastAsia="ru-RU"/>
+              </w:rPr>
+            </w:pPr>
+            <w:r>
+              <w:rPr>
+                <w:lang w:val="en-US" w:eastAsia="ru-RU"/>
+              </w:rPr>
+              <w:t xml:space="preserve">Windows, Mac, iOS, Android, Linux, WebGL </w:t>
+            </w:r>
+            <w:r>
+              <w:rPr>
+                <w:lang w:eastAsia="ru-RU"/>
+              </w:rPr>
+              <w:t>и</w:t>
+            </w:r>
+            <w:r>
+              <w:rPr>
+                <w:lang w:val="en-US" w:eastAsia="ru-RU"/>
+              </w:rPr>
+              <w:t xml:space="preserve"> </w:t>
+            </w:r>
+            <w:r>
+              <w:rPr>
+                <w:lang w:eastAsia="ru-RU"/>
+              </w:rPr>
+              <w:t>многие</w:t>
+            </w:r>
+            <w:r>
+              <w:rPr>
+                <w:lang w:val="en-US" w:eastAsia="ru-RU"/>
+              </w:rPr>
+              <w:t xml:space="preserve"> </w:t>
+            </w:r>
+            <w:r>
+              <w:rPr>
+                <w:lang w:eastAsia="ru-RU"/>
+              </w:rPr>
+              <w:t>другие</w:t>
+            </w:r>
+          </w:p>
+        </w:tc>
+        <w:tc>
+          <w:tcPr>
+            <w:tcW w:w="1534" w:type="dxa"/>
+          </w:tcPr>
+          <w:p>
+            <w:pPr>
+              <w:spacing w:line="240" w:lineRule="auto"/>
+              <w:ind w:right="35"/>
+              <w:jc w:val="left"/>
+              <w:rPr>
+                <w:lang w:val="en-US" w:eastAsia="ru-RU"/>
+              </w:rPr>
+            </w:pPr>
+            <w:r>
+              <w:rPr>
+                <w:lang w:val="en-US" w:eastAsia="ru-RU"/>
+              </w:rPr>
+              <w:t xml:space="preserve">Windows, macOS, Linux, Android, iOS и </w:t>
+            </w:r>
+            <w:proofErr w:type="spellStart"/>
+            <w:r>
+              <w:rPr>
+                <w:lang w:val="en-US" w:eastAsia="ru-RU"/>
+              </w:rPr>
+              <w:t>веб-браузеры</w:t>
+            </w:r>
+            <w:proofErr w:type="spellEnd"/>
+          </w:p>
+        </w:tc>
+      </w:tr>
+      <w:tr>
+        <w:tc>
+          <w:tcPr>
+            <w:tcW w:w="2548" w:type="dxa"/>
+          </w:tcPr>
+          <w:p>
+            <w:pPr>
+              <w:spacing w:line="240" w:lineRule="auto"/>
+              <w:ind w:right="35"/>
+              <w:jc w:val="left"/>
+              <w:rPr>
+                <w:lang w:eastAsia="ru-RU"/>
+              </w:rPr>
+            </w:pPr>
+            <w:r>
+              <w:rPr>
+                <w:lang w:eastAsia="ru-RU"/>
+              </w:rPr>
+              <w:t>Поддержка 2D и 3D графики</w:t>
+            </w:r>
+          </w:p>
+        </w:tc>
+        <w:tc>
+          <w:tcPr>
+            <w:tcW w:w="2188" w:type="dxa"/>
+          </w:tcPr>
+          <w:p>
+            <w:pPr>
+              <w:spacing w:line="240" w:lineRule="auto"/>
+              <w:ind w:right="35"/>
+              <w:jc w:val="left"/>
+              <w:rPr>
+                <w:lang w:eastAsia="ru-RU"/>
+              </w:rPr>
+            </w:pPr>
+            <w:r>
+              <w:rPr>
+                <w:lang w:eastAsia="ru-RU"/>
+              </w:rPr>
+              <w:t>Сильный в обоих, но изначально больше на 3D</w:t>
+            </w:r>
+          </w:p>
+        </w:tc>
+        <w:tc>
+          <w:tcPr>
+            <w:tcW w:w="2514" w:type="dxa"/>
+          </w:tcPr>
+          <w:p>
+            <w:pPr>
+              <w:spacing w:line="240" w:lineRule="auto"/>
+              <w:ind w:right="35"/>
+              <w:jc w:val="left"/>
+              <w:rPr>
+                <w:lang w:eastAsia="ru-RU"/>
+              </w:rPr>
+            </w:pPr>
+            <w:r>
+              <w:rPr>
+                <w:lang w:eastAsia="ru-RU"/>
+              </w:rPr>
+              <w:t>Превосходен в 3D, 2D менее развит</w:t>
+            </w:r>
+          </w:p>
+        </w:tc>
+        <w:tc>
+          <w:tcPr>
+            <w:tcW w:w="1534" w:type="dxa"/>
+          </w:tcPr>
+          <w:p>
+            <w:pPr>
+              <w:spacing w:line="240" w:lineRule="auto"/>
+              <w:ind w:right="35"/>
+              <w:jc w:val="left"/>
+              <w:rPr>
+                <w:lang w:eastAsia="ru-RU"/>
+              </w:rPr>
+            </w:pPr>
+            <w:r>
+              <w:rPr>
+                <w:lang w:eastAsia="ru-RU"/>
+              </w:rPr>
+              <w:t>Очень силен в 2D, улучшается в 3D</w:t>
+            </w:r>
+          </w:p>
+        </w:tc>
+      </w:tr>
+      <w:tr>
+        <w:tc>
+          <w:tcPr>
+            <w:tcW w:w="2548" w:type="dxa"/>
+          </w:tcPr>
+          <w:p>
+            <w:pPr>
+              <w:spacing w:line="240" w:lineRule="auto"/>
+              <w:ind w:right="35"/>
+              <w:jc w:val="left"/>
+              <w:rPr>
+                <w:lang w:eastAsia="ru-RU"/>
+              </w:rPr>
+            </w:pPr>
+            <w:r>
+              <w:rPr>
+                <w:lang w:eastAsia="ru-RU"/>
+              </w:rPr>
+              <w:t xml:space="preserve">Модульность и </w:t>
+            </w:r>
+            <w:proofErr w:type="spellStart"/>
+            <w:r>
+              <w:rPr>
+                <w:lang w:eastAsia="ru-RU"/>
+              </w:rPr>
+              <w:t>настраиваемость</w:t>
+            </w:r>
+            <w:proofErr w:type="spellEnd"/>
+          </w:p>
+        </w:tc>
+        <w:tc>
+          <w:tcPr>
+            <w:tcW w:w="2188" w:type="dxa"/>
+          </w:tcPr>
+          <w:p>
+            <w:pPr>
+              <w:spacing w:line="240" w:lineRule="auto"/>
+              <w:ind w:right="35"/>
+              <w:jc w:val="left"/>
+              <w:rPr>
+                <w:lang w:eastAsia="ru-RU"/>
+              </w:rPr>
+            </w:pPr>
+            <w:r>
+              <w:rPr>
+                <w:lang w:eastAsia="ru-RU"/>
+              </w:rPr>
+              <w:t>Наличие исходного кода</w:t>
+            </w:r>
+            <w:r>
+              <w:rPr>
+                <w:lang w:eastAsia="ru-RU"/>
+              </w:rPr>
+              <w:t>;</w:t>
+            </w:r>
+            <w:r>
+              <w:rPr>
+                <w:lang w:eastAsia="ru-RU"/>
+              </w:rPr>
+              <w:t xml:space="preserve"> плагины и пакеты, з</w:t>
+            </w:r>
+            <w:r>
+              <w:rPr>
+                <w:lang w:eastAsia="ru-RU"/>
+              </w:rPr>
+              <w:t xml:space="preserve">агружаемые </w:t>
+            </w:r>
+            <w:r>
+              <w:rPr>
+                <w:lang w:eastAsia="ru-RU"/>
+              </w:rPr>
+              <w:t>из</w:t>
+            </w:r>
+            <w:r>
+              <w:rPr>
+                <w:lang w:eastAsia="ru-RU"/>
+              </w:rPr>
+              <w:t xml:space="preserve"> </w:t>
+            </w:r>
+            <w:r>
+              <w:rPr>
+                <w:lang w:val="en-US" w:eastAsia="ru-RU"/>
+              </w:rPr>
+              <w:t>Asset</w:t>
+            </w:r>
+            <w:r>
+              <w:rPr>
+                <w:lang w:eastAsia="ru-RU"/>
+              </w:rPr>
+              <w:t xml:space="preserve"> </w:t>
+            </w:r>
+            <w:r>
+              <w:rPr>
+                <w:lang w:val="en-US" w:eastAsia="ru-RU"/>
+              </w:rPr>
+              <w:t>Store</w:t>
+            </w:r>
+            <w:r>
+              <w:rPr>
+                <w:lang w:eastAsia="ru-RU"/>
+              </w:rPr>
+              <w:t xml:space="preserve"> </w:t>
+            </w:r>
+          </w:p>
+        </w:tc>
+        <w:tc>
+          <w:tcPr>
+            <w:tcW w:w="2514" w:type="dxa"/>
+          </w:tcPr>
+          <w:p>
+            <w:pPr>
+              <w:spacing w:line="240" w:lineRule="auto"/>
+              <w:ind w:right="35"/>
+              <w:jc w:val="left"/>
+              <w:rPr>
+                <w:lang w:eastAsia="ru-RU"/>
+              </w:rPr>
+            </w:pPr>
+            <w:bookmarkStart w:id="3" w:name="OLE_LINK2"/>
+            <w:r>
+              <w:rPr>
+                <w:lang w:eastAsia="ru-RU"/>
+              </w:rPr>
+              <w:t>Наличие исходного кода</w:t>
+            </w:r>
+            <w:r>
+              <w:rPr>
+                <w:lang w:eastAsia="ru-RU"/>
+              </w:rPr>
+              <w:t>;</w:t>
+            </w:r>
+            <w:r>
+              <w:rPr>
+                <w:lang w:eastAsia="ru-RU"/>
+              </w:rPr>
+              <w:t xml:space="preserve"> </w:t>
+            </w:r>
+            <w:bookmarkEnd w:id="3"/>
+            <w:r>
+              <w:rPr>
+                <w:lang w:eastAsia="ru-RU"/>
+              </w:rPr>
+              <w:t xml:space="preserve">плагины и пакеты, загружаемые из Unreal </w:t>
+            </w:r>
+            <w:proofErr w:type="spellStart"/>
+            <w:r>
+              <w:rPr>
+                <w:lang w:eastAsia="ru-RU"/>
+              </w:rPr>
+              <w:t>Marketplace</w:t>
+            </w:r>
+            <w:proofErr w:type="spellEnd"/>
+          </w:p>
+        </w:tc>
+        <w:tc>
+          <w:tcPr>
+            <w:tcW w:w="1534" w:type="dxa"/>
+          </w:tcPr>
+          <w:p>
+            <w:pPr>
+              <w:spacing w:line="240" w:lineRule="auto"/>
+              <w:ind w:right="35"/>
+              <w:jc w:val="left"/>
+              <w:rPr>
+                <w:lang w:eastAsia="ru-RU"/>
+              </w:rPr>
+            </w:pPr>
+            <w:r>
+              <w:rPr>
+                <w:lang w:eastAsia="ru-RU"/>
+              </w:rPr>
+              <w:t>Наличие исходного кода,</w:t>
+            </w:r>
+          </w:p>
+          <w:p>
+            <w:pPr>
+              <w:spacing w:line="240" w:lineRule="auto"/>
+              <w:ind w:right="35"/>
+              <w:jc w:val="left"/>
+              <w:rPr>
+                <w:lang w:eastAsia="ru-RU"/>
+              </w:rPr>
+            </w:pPr>
+            <w:r>
+              <w:rPr>
+                <w:lang w:eastAsia="ru-RU"/>
+              </w:rPr>
+              <w:t xml:space="preserve">Интегрирование сторонних библиотек и расширений за счет технологии </w:t>
+            </w:r>
+            <w:proofErr w:type="spellStart"/>
+            <w:r>
+              <w:rPr>
+                <w:lang w:eastAsia="ru-RU"/>
+              </w:rPr>
+              <w:t>GDNative</w:t>
+            </w:r>
+            <w:proofErr w:type="spellEnd"/>
+          </w:p>
+        </w:tc>
+      </w:tr>
+      <w:tr>
+        <w:tc>
+          <w:tcPr>
+            <w:tcW w:w="2548" w:type="dxa"/>
+          </w:tcPr>
+          <w:p>
+            <w:pPr>
+              <w:spacing w:line="240" w:lineRule="auto"/>
+              <w:ind w:right="35"/>
+              <w:jc w:val="left"/>
+              <w:rPr>
+                <w:lang w:eastAsia="ru-RU"/>
+              </w:rPr>
+            </w:pPr>
+            <w:r>
+              <w:rPr>
+                <w:lang w:eastAsia="ru-RU"/>
+              </w:rPr>
+              <w:t>Лицензия</w:t>
+            </w:r>
+          </w:p>
+        </w:tc>
+        <w:tc>
+          <w:tcPr>
+            <w:tcW w:w="2188" w:type="dxa"/>
+          </w:tcPr>
+          <w:p>
+            <w:pPr>
+              <w:spacing w:line="240" w:lineRule="auto"/>
+              <w:ind w:right="35"/>
+              <w:jc w:val="left"/>
+              <w:rPr>
+                <w:lang w:eastAsia="ru-RU"/>
+              </w:rPr>
+            </w:pPr>
+            <w:r>
+              <w:rPr>
+                <w:lang w:eastAsia="ru-RU"/>
+              </w:rPr>
+              <w:t xml:space="preserve">Бесплатна для личного использования; </w:t>
+            </w:r>
+            <w:r>
+              <w:rPr>
+                <w:lang w:val="en-US" w:eastAsia="ru-RU"/>
+              </w:rPr>
+              <w:t>Unity</w:t>
+            </w:r>
+            <w:r>
+              <w:rPr>
+                <w:lang w:eastAsia="ru-RU"/>
+              </w:rPr>
+              <w:t xml:space="preserve"> </w:t>
+            </w:r>
+            <w:r>
+              <w:rPr>
+                <w:lang w:val="en-US" w:eastAsia="ru-RU"/>
+              </w:rPr>
+              <w:t>Pro</w:t>
+            </w:r>
+            <w:r>
+              <w:rPr>
+                <w:lang w:eastAsia="ru-RU"/>
+              </w:rPr>
+              <w:t xml:space="preserve"> требует подписки, без роялти.</w:t>
+            </w:r>
+          </w:p>
+        </w:tc>
+        <w:tc>
+          <w:tcPr>
+            <w:tcW w:w="2514" w:type="dxa"/>
+          </w:tcPr>
+          <w:p>
+            <w:pPr>
+              <w:spacing w:line="240" w:lineRule="auto"/>
+              <w:ind w:right="35"/>
+              <w:jc w:val="left"/>
+              <w:rPr>
+                <w:lang w:eastAsia="ru-RU"/>
+              </w:rPr>
+            </w:pPr>
+            <w:r>
+              <w:rPr>
+                <w:lang w:eastAsia="ru-RU"/>
+              </w:rPr>
+              <w:t>Бесплатна для использования; 5% роялти после $1</w:t>
+            </w:r>
+            <w:r>
+              <w:rPr>
+                <w:lang w:val="en-US" w:eastAsia="ru-RU"/>
+              </w:rPr>
+              <w:t>M</w:t>
+            </w:r>
+            <w:r>
+              <w:rPr>
+                <w:lang w:eastAsia="ru-RU"/>
+              </w:rPr>
+              <w:t xml:space="preserve"> дохода</w:t>
+            </w:r>
+          </w:p>
+        </w:tc>
+        <w:tc>
+          <w:tcPr>
+            <w:tcW w:w="1534" w:type="dxa"/>
+          </w:tcPr>
+          <w:p>
+            <w:pPr>
+              <w:spacing w:line="240" w:lineRule="auto"/>
+              <w:ind w:right="35"/>
+              <w:jc w:val="left"/>
+              <w:rPr>
+                <w:lang w:eastAsia="ru-RU"/>
+              </w:rPr>
+            </w:pPr>
+            <w:r>
+              <w:rPr>
+                <w:lang w:eastAsia="ru-RU"/>
+              </w:rPr>
+              <w:t>полностью бесплатен, без роялти, открытый исходный код</w:t>
+            </w:r>
+          </w:p>
+        </w:tc>
+      </w:tr>
+      <w:tr>
+        <w:tc>
+          <w:tcPr>
+            <w:tcW w:w="2548" w:type="dxa"/>
+          </w:tcPr>
+          <w:p>
+            <w:pPr>
+              <w:spacing w:line="240" w:lineRule="auto"/>
+              <w:ind w:right="35"/>
+              <w:jc w:val="left"/>
+              <w:rPr>
+                <w:lang w:eastAsia="ru-RU"/>
+              </w:rPr>
+            </w:pPr>
+            <w:r>
+              <w:rPr>
+                <w:lang w:eastAsia="ru-RU"/>
+              </w:rPr>
+              <w:t>Интерфейс</w:t>
+            </w:r>
+          </w:p>
+        </w:tc>
+        <w:tc>
+          <w:tcPr>
+            <w:tcW w:w="2188" w:type="dxa"/>
+          </w:tcPr>
+          <w:p>
+            <w:pPr>
+              <w:spacing w:line="240" w:lineRule="auto"/>
+              <w:ind w:right="35"/>
+              <w:jc w:val="left"/>
+              <w:rPr>
+                <w:lang w:eastAsia="ru-RU"/>
+              </w:rPr>
+            </w:pPr>
+            <w:r>
+              <w:rPr>
+                <w:lang w:eastAsia="ru-RU"/>
+              </w:rPr>
+              <w:t>Интуитивно понятный, с возможностью настройки</w:t>
+            </w:r>
+          </w:p>
+        </w:tc>
+        <w:tc>
+          <w:tcPr>
+            <w:tcW w:w="2514" w:type="dxa"/>
+          </w:tcPr>
+          <w:p>
+            <w:pPr>
+              <w:spacing w:line="240" w:lineRule="auto"/>
+              <w:ind w:right="35"/>
+              <w:jc w:val="left"/>
+              <w:rPr>
+                <w:lang w:eastAsia="ru-RU"/>
+              </w:rPr>
+            </w:pPr>
+            <w:r>
+              <w:rPr>
+                <w:lang w:eastAsia="ru-RU"/>
+              </w:rPr>
+              <w:t>Профессиональный, сложный, многофункциональный</w:t>
+            </w:r>
+          </w:p>
+        </w:tc>
+        <w:tc>
+          <w:tcPr>
+            <w:tcW w:w="1534" w:type="dxa"/>
+          </w:tcPr>
+          <w:p>
+            <w:pPr>
+              <w:spacing w:line="240" w:lineRule="auto"/>
+              <w:ind w:right="35"/>
+              <w:jc w:val="left"/>
+              <w:rPr>
+                <w:lang w:eastAsia="ru-RU"/>
+              </w:rPr>
+            </w:pPr>
+            <w:r>
+              <w:rPr>
+                <w:lang w:eastAsia="ru-RU"/>
+              </w:rPr>
+              <w:t>Легкий в освоении, гибкий и минималистичный</w:t>
+            </w:r>
+          </w:p>
+        </w:tc>
+      </w:tr>
+      <w:tr>
+        <w:tc>
+          <w:tcPr>
+            <w:tcW w:w="2548" w:type="dxa"/>
+          </w:tcPr>
+          <w:p>
+            <w:pPr>
+              <w:spacing w:line="240" w:lineRule="auto"/>
+              <w:ind w:right="35"/>
+              <w:jc w:val="left"/>
+              <w:rPr>
+                <w:lang w:eastAsia="ru-RU"/>
+              </w:rPr>
+            </w:pPr>
+            <w:proofErr w:type="spellStart"/>
+            <w:r>
+              <w:rPr>
+                <w:lang w:eastAsia="ru-RU"/>
+              </w:rPr>
+              <w:t>Ассеты</w:t>
+            </w:r>
+            <w:proofErr w:type="spellEnd"/>
+            <w:r>
+              <w:rPr>
+                <w:lang w:eastAsia="ru-RU"/>
+              </w:rPr>
+              <w:t xml:space="preserve"> и магазин</w:t>
+            </w:r>
+          </w:p>
+        </w:tc>
+        <w:tc>
+          <w:tcPr>
+            <w:tcW w:w="2188" w:type="dxa"/>
+          </w:tcPr>
+          <w:p>
+            <w:pPr>
+              <w:spacing w:line="240" w:lineRule="auto"/>
+              <w:ind w:right="35"/>
+              <w:jc w:val="left"/>
+              <w:rPr>
+                <w:lang w:val="en-US" w:eastAsia="ru-RU"/>
+              </w:rPr>
+            </w:pPr>
+            <w:r>
+              <w:rPr>
+                <w:lang w:val="en-US" w:eastAsia="ru-RU"/>
+              </w:rPr>
+              <w:t xml:space="preserve">Unity Asset Store - </w:t>
+            </w:r>
+            <w:r>
+              <w:rPr>
+                <w:lang w:eastAsia="ru-RU"/>
+              </w:rPr>
+              <w:t>большой</w:t>
+            </w:r>
+            <w:r>
+              <w:rPr>
+                <w:lang w:val="en-US" w:eastAsia="ru-RU"/>
+              </w:rPr>
+              <w:t xml:space="preserve"> </w:t>
+            </w:r>
+            <w:proofErr w:type="spellStart"/>
+            <w:r>
+              <w:rPr>
+                <w:lang w:val="en-US" w:eastAsia="ru-RU"/>
+              </w:rPr>
+              <w:t>выбор</w:t>
+            </w:r>
+            <w:proofErr w:type="spellEnd"/>
+          </w:p>
+        </w:tc>
+        <w:tc>
+          <w:tcPr>
+            <w:tcW w:w="2514" w:type="dxa"/>
+          </w:tcPr>
+          <w:p>
+            <w:pPr>
+              <w:spacing w:line="240" w:lineRule="auto"/>
+              <w:ind w:right="35"/>
+              <w:jc w:val="left"/>
+              <w:rPr>
+                <w:lang w:val="en-US" w:eastAsia="ru-RU"/>
+              </w:rPr>
+            </w:pPr>
+            <w:r>
+              <w:rPr>
+                <w:lang w:val="en-US" w:eastAsia="ru-RU"/>
+              </w:rPr>
+              <w:t>Unreal Engine Marketplace</w:t>
+            </w:r>
+          </w:p>
+        </w:tc>
+        <w:tc>
+          <w:tcPr>
+            <w:tcW w:w="1534" w:type="dxa"/>
+          </w:tcPr>
+          <w:p>
+            <w:pPr>
+              <w:spacing w:line="240" w:lineRule="auto"/>
+              <w:ind w:right="35"/>
+              <w:jc w:val="left"/>
+              <w:rPr>
+                <w:lang w:eastAsia="ru-RU"/>
+              </w:rPr>
+            </w:pPr>
+            <w:r>
+              <w:rPr>
+                <w:lang w:eastAsia="ru-RU"/>
+              </w:rPr>
+              <w:t xml:space="preserve">Меньший, но растущий набор </w:t>
+            </w:r>
+            <w:proofErr w:type="spellStart"/>
+            <w:r>
+              <w:rPr>
+                <w:lang w:eastAsia="ru-RU"/>
+              </w:rPr>
+              <w:t>ассетов</w:t>
+            </w:r>
+            <w:proofErr w:type="spellEnd"/>
+          </w:p>
+        </w:tc>
+      </w:tr>
+      <w:tr>
+        <w:tc>
+          <w:tcPr>
+            <w:tcW w:w="2548" w:type="dxa"/>
+          </w:tcPr>
+          <w:p>
+            <w:pPr>
+              <w:spacing w:line="240" w:lineRule="auto"/>
+              <w:ind w:right="35"/>
+              <w:jc w:val="left"/>
+              <w:rPr>
+                <w:lang w:eastAsia="ru-RU"/>
+              </w:rPr>
+            </w:pPr>
+            <w:r>
+              <w:t>Язык программирования</w:t>
+            </w:r>
+          </w:p>
+        </w:tc>
+        <w:tc>
+          <w:tcPr>
+            <w:tcW w:w="2188" w:type="dxa"/>
+          </w:tcPr>
+          <w:p>
+            <w:pPr>
+              <w:spacing w:line="240" w:lineRule="auto"/>
+              <w:ind w:right="35"/>
+              <w:jc w:val="left"/>
+              <w:rPr>
+                <w:lang w:eastAsia="ru-RU"/>
+              </w:rPr>
+            </w:pPr>
+            <w:r>
+              <w:rPr>
+                <w:lang w:eastAsia="ru-RU"/>
+              </w:rPr>
+              <w:t>C#</w:t>
+            </w:r>
+            <w:r>
+              <w:rPr>
+                <w:lang w:eastAsia="ru-RU"/>
+              </w:rPr>
+              <w:t xml:space="preserve">, </w:t>
+            </w:r>
+            <w:proofErr w:type="spellStart"/>
+            <w:r>
+              <w:rPr>
+                <w:lang w:eastAsia="ru-RU"/>
+              </w:rPr>
+              <w:t>Bolt</w:t>
+            </w:r>
+            <w:proofErr w:type="spellEnd"/>
+            <w:r>
+              <w:rPr>
+                <w:lang w:eastAsia="ru-RU"/>
+              </w:rPr>
+              <w:t xml:space="preserve"> (визуальное </w:t>
+            </w:r>
+            <w:r>
+              <w:rPr>
+                <w:lang w:eastAsia="ru-RU"/>
+              </w:rPr>
+              <w:lastRenderedPageBreak/>
+              <w:t>программирование)</w:t>
+            </w:r>
+          </w:p>
+        </w:tc>
+        <w:tc>
+          <w:tcPr>
+            <w:tcW w:w="2514" w:type="dxa"/>
+          </w:tcPr>
+          <w:p>
+            <w:pPr>
+              <w:spacing w:line="240" w:lineRule="auto"/>
+              <w:ind w:right="35"/>
+              <w:jc w:val="left"/>
+              <w:rPr>
+                <w:lang w:eastAsia="ru-RU"/>
+              </w:rPr>
+            </w:pPr>
+            <w:r>
+              <w:rPr>
+                <w:lang w:eastAsia="ru-RU"/>
+              </w:rPr>
+              <w:lastRenderedPageBreak/>
+              <w:t xml:space="preserve">C++, </w:t>
+            </w:r>
+            <w:proofErr w:type="spellStart"/>
+            <w:r>
+              <w:rPr>
+                <w:lang w:eastAsia="ru-RU"/>
+              </w:rPr>
+              <w:t>Blueprints</w:t>
+            </w:r>
+            <w:proofErr w:type="spellEnd"/>
+            <w:r>
+              <w:rPr>
+                <w:lang w:eastAsia="ru-RU"/>
+              </w:rPr>
+              <w:t xml:space="preserve"> (визуальное </w:t>
+            </w:r>
+            <w:r>
+              <w:rPr>
+                <w:lang w:eastAsia="ru-RU"/>
+              </w:rPr>
+              <w:lastRenderedPageBreak/>
+              <w:t>программирование)</w:t>
+            </w:r>
+          </w:p>
+        </w:tc>
+        <w:tc>
+          <w:tcPr>
+            <w:tcW w:w="1534" w:type="dxa"/>
+          </w:tcPr>
+          <w:p>
+            <w:pPr>
+              <w:spacing w:line="240" w:lineRule="auto"/>
+              <w:ind w:right="35"/>
+              <w:jc w:val="left"/>
+              <w:rPr>
+                <w:lang w:val="en-US" w:eastAsia="ru-RU"/>
+              </w:rPr>
+            </w:pPr>
+            <w:proofErr w:type="spellStart"/>
+            <w:r>
+              <w:rPr>
+                <w:lang w:val="en-US" w:eastAsia="ru-RU"/>
+              </w:rPr>
+              <w:lastRenderedPageBreak/>
+              <w:t>GDScript</w:t>
+            </w:r>
+            <w:proofErr w:type="spellEnd"/>
+            <w:r>
+              <w:rPr>
+                <w:lang w:val="en-US" w:eastAsia="ru-RU"/>
+              </w:rPr>
+              <w:t xml:space="preserve"> (</w:t>
+            </w:r>
+            <w:r>
+              <w:rPr>
+                <w:lang w:eastAsia="ru-RU"/>
+              </w:rPr>
+              <w:t>похож</w:t>
+            </w:r>
+            <w:r>
+              <w:rPr>
+                <w:lang w:val="en-US" w:eastAsia="ru-RU"/>
+              </w:rPr>
+              <w:t xml:space="preserve"> </w:t>
+            </w:r>
+            <w:r>
+              <w:rPr>
+                <w:lang w:eastAsia="ru-RU"/>
+              </w:rPr>
+              <w:t>на</w:t>
+            </w:r>
+            <w:r>
+              <w:rPr>
+                <w:lang w:val="en-US" w:eastAsia="ru-RU"/>
+              </w:rPr>
+              <w:t xml:space="preserve"> </w:t>
+            </w:r>
+            <w:r>
+              <w:rPr>
+                <w:lang w:val="en-US" w:eastAsia="ru-RU"/>
+              </w:rPr>
+              <w:lastRenderedPageBreak/>
+              <w:t>Python), Visual Scripting</w:t>
+            </w:r>
+          </w:p>
+        </w:tc>
+      </w:tr>
+    </w:tbl>
+    <w:p>
+      <w:pPr>
+        <w:ind w:firstLine="708"/>
+        <w:rPr>
+          <w:lang w:val="en-US" w:eastAsia="ru-RU"/>
+        </w:rPr>
+      </w:pPr>
+    </w:p>
+    <w:p>
+      <w:pPr>
+        <w:ind w:firstLine="708"/>
+        <w:rPr>
+          <w:lang w:eastAsia="ru-RU"/>
+        </w:rPr>
+      </w:pPr>
+      <w:r>
+        <w:rPr>
+          <w:lang w:eastAsia="ru-RU"/>
+        </w:rPr>
+        <w:t>На основе анализа доступных на рынке решений</w:t>
+      </w:r>
+      <w:r>
+        <w:rPr>
+          <w:lang w:eastAsia="ru-RU"/>
+        </w:rPr>
+        <w:t xml:space="preserve"> в</w:t>
+      </w:r>
+      <w:r>
+        <w:rPr>
+          <w:lang w:eastAsia="ru-RU"/>
+        </w:rPr>
+        <w:t xml:space="preserve"> контексте разработки прототипа управления персонажем в 2</w:t>
+      </w:r>
+      <w:r>
+        <w:rPr>
+          <w:lang w:val="en-US" w:eastAsia="ru-RU"/>
+        </w:rPr>
+        <w:t>D</w:t>
+      </w:r>
+      <w:r>
+        <w:rPr>
+          <w:lang w:eastAsia="ru-RU"/>
+        </w:rPr>
+        <w:t xml:space="preserve"> </w:t>
+      </w:r>
+      <w:proofErr w:type="spellStart"/>
+      <w:r>
+        <w:rPr>
+          <w:lang w:eastAsia="ru-RU"/>
+        </w:rPr>
+        <w:t>платформере</w:t>
+      </w:r>
+      <w:proofErr w:type="spellEnd"/>
+      <w:r>
+        <w:rPr>
+          <w:lang w:eastAsia="ru-RU"/>
+        </w:rPr>
+        <w:t xml:space="preserve">, движок </w:t>
+      </w:r>
+      <w:r>
+        <w:rPr>
+          <w:lang w:val="en-US" w:eastAsia="ru-RU"/>
+        </w:rPr>
+        <w:t>Unity</w:t>
+      </w:r>
+      <w:r>
+        <w:rPr>
+          <w:lang w:eastAsia="ru-RU"/>
+        </w:rPr>
+        <w:t xml:space="preserve"> представляется оптимальным выбором по ряду ключевых параметров:</w:t>
       </w:r>
     </w:p>
     <w:p>
@@ -1988,30 +3362,128 @@
         <w:pStyle w:val="a3"/>
         <w:numPr>
           <w:ilvl w:val="0"/>
-          <w:numId w:val="1"/>
+          <w:numId w:val="15"/>
         </w:numPr>
-        <w:ind w:left="0" w:firstLine="426"/>
-        <w:rPr>
-          <w:lang w:eastAsia="ru-RU"/>
-        </w:rPr>
-      </w:pPr>
-      <w:r>
-        <w:t>К</w:t>
-      </w:r>
-      <w:r>
-        <w:t>россплатформенность</w:t>
-      </w:r>
-      <w:r>
-        <w:rPr>
-          <w:lang w:eastAsia="ru-RU"/>
-        </w:rPr>
-        <w:t>.</w:t>
-      </w:r>
-      <w:r>
-        <w:rPr>
-          <w:lang w:eastAsia="ru-RU"/>
-        </w:rPr>
-        <w:t xml:space="preserve"> Unity позволяет создавать игры и приложения для множества платформ, включая Windows, Mac, iOS, Android, Linux, WebGL и многие другие.</w:t>
+        <w:ind w:left="0" w:firstLine="284"/>
+        <w:rPr>
+          <w:lang w:eastAsia="ru-RU"/>
+        </w:rPr>
+      </w:pPr>
+      <w:r>
+        <w:rPr>
+          <w:lang w:eastAsia="ru-RU"/>
+        </w:rPr>
+        <w:t>Развитие 2</w:t>
+      </w:r>
+      <w:r>
+        <w:rPr>
+          <w:lang w:val="en-US" w:eastAsia="ru-RU"/>
+        </w:rPr>
+        <w:t>D</w:t>
+      </w:r>
+      <w:r>
+        <w:rPr>
+          <w:lang w:eastAsia="ru-RU"/>
+        </w:rPr>
+        <w:t xml:space="preserve"> функционала</w:t>
+      </w:r>
+      <w:r>
+        <w:rPr>
+          <w:lang w:eastAsia="ru-RU"/>
+        </w:rPr>
+        <w:t>: несмотря</w:t>
+      </w:r>
+      <w:r>
+        <w:rPr>
+          <w:lang w:eastAsia="ru-RU"/>
+        </w:rPr>
+        <w:t xml:space="preserve"> на первоначальную фокусировку на 3</w:t>
+      </w:r>
+      <w:r>
+        <w:rPr>
+          <w:lang w:val="en-US" w:eastAsia="ru-RU"/>
+        </w:rPr>
+        <w:t>D</w:t>
+      </w:r>
+      <w:r>
+        <w:rPr>
+          <w:lang w:eastAsia="ru-RU"/>
+        </w:rPr>
+        <w:t xml:space="preserve"> разработку, </w:t>
+      </w:r>
+      <w:r>
+        <w:rPr>
+          <w:lang w:val="en-US" w:eastAsia="ru-RU"/>
+        </w:rPr>
+        <w:t>Unity</w:t>
+      </w:r>
+      <w:r>
+        <w:rPr>
+          <w:lang w:eastAsia="ru-RU"/>
+        </w:rPr>
+        <w:t xml:space="preserve"> существенно расширил свои возможности в области 2</w:t>
+      </w:r>
+      <w:r>
+        <w:rPr>
+          <w:lang w:val="en-US" w:eastAsia="ru-RU"/>
+        </w:rPr>
+        <w:t>D</w:t>
+      </w:r>
+      <w:r>
+        <w:rPr>
+          <w:lang w:eastAsia="ru-RU"/>
+        </w:rPr>
+        <w:t xml:space="preserve">. Внедрение системы </w:t>
+      </w:r>
+      <w:proofErr w:type="spellStart"/>
+      <w:r>
+        <w:rPr>
+          <w:lang w:val="en-US" w:eastAsia="ru-RU"/>
+        </w:rPr>
+        <w:t>Tilemap</w:t>
+      </w:r>
+      <w:proofErr w:type="spellEnd"/>
+      <w:r>
+        <w:rPr>
+          <w:lang w:eastAsia="ru-RU"/>
+        </w:rPr>
+        <w:t>, улучшенная физика для 2</w:t>
+      </w:r>
+      <w:r>
+        <w:rPr>
+          <w:lang w:val="en-US" w:eastAsia="ru-RU"/>
+        </w:rPr>
+        <w:t>D</w:t>
+      </w:r>
+      <w:r>
+        <w:rPr>
+          <w:lang w:eastAsia="ru-RU"/>
+        </w:rPr>
+        <w:t xml:space="preserve"> объектов, а также специализированные инструменты для работы со спрайтами и анимацией делают </w:t>
+      </w:r>
+      <w:r>
+        <w:rPr>
+          <w:lang w:val="en-US" w:eastAsia="ru-RU"/>
+        </w:rPr>
+        <w:t>Unity</w:t>
+      </w:r>
+      <w:r>
+        <w:rPr>
+          <w:lang w:eastAsia="ru-RU"/>
+        </w:rPr>
+        <w:t xml:space="preserve"> пригодным для создания качественных 2</w:t>
+      </w:r>
+      <w:r>
+        <w:rPr>
+          <w:lang w:val="en-US" w:eastAsia="ru-RU"/>
+        </w:rPr>
+        <w:t>D</w:t>
+      </w:r>
+      <w:r>
+        <w:rPr>
+          <w:lang w:eastAsia="ru-RU"/>
+        </w:rPr>
+        <w:t xml:space="preserve"> игр.</w:t>
       </w:r>
     </w:p>
     <w:p>
@@ -2019,30 +3491,78 @@
         <w:pStyle w:val="a3"/>
         <w:numPr>
           <w:ilvl w:val="0"/>
-          <w:numId w:val="1"/>
+          <w:numId w:val="15"/>
         </w:numPr>
-        <w:ind w:left="0" w:firstLine="426"/>
-        <w:rPr>
-          <w:lang w:eastAsia="ru-RU"/>
-        </w:rPr>
-      </w:pPr>
-      <w:r>
-        <w:rPr>
-          <w:lang w:eastAsia="ru-RU"/>
-        </w:rPr>
-        <w:t>Широкий спектр инструментов</w:t>
+        <w:ind w:left="0" w:firstLine="284"/>
+        <w:rPr>
+          <w:lang w:eastAsia="ru-RU"/>
+        </w:rPr>
+      </w:pPr>
+      <w:r>
+        <w:rPr>
+          <w:lang w:eastAsia="ru-RU"/>
+        </w:rPr>
+        <w:t xml:space="preserve">Эффективность прототипирования: </w:t>
+      </w:r>
+      <w:r>
+        <w:rPr>
+          <w:lang w:eastAsia="ru-RU"/>
+        </w:rPr>
+        <w:t>и</w:t>
+      </w:r>
+      <w:r>
+        <w:rPr>
+          <w:lang w:eastAsia="ru-RU"/>
+        </w:rPr>
+        <w:t xml:space="preserve">нтерфейс </w:t>
+      </w:r>
+      <w:r>
+        <w:rPr>
+          <w:lang w:val="en-US" w:eastAsia="ru-RU"/>
+        </w:rPr>
+        <w:t>Unity</w:t>
+      </w:r>
+      <w:r>
+        <w:rPr>
+          <w:lang w:eastAsia="ru-RU"/>
+        </w:rPr>
+        <w:t>, отличающийся интуитивной понятностью и гибкостью настройки</w:t>
+      </w:r>
+      <w:r>
+        <w:rPr>
+          <w:lang w:eastAsia="ru-RU"/>
+        </w:rPr>
+        <w:t xml:space="preserve"> </w:t>
+      </w:r>
+      <w:r>
+        <w:rPr>
+          <w:lang w:eastAsia="ru-RU"/>
+        </w:rPr>
+        <w:t xml:space="preserve">позволяет значительно ускорить процесс разработки прототипа. Использование </w:t>
+      </w:r>
+      <w:r>
+        <w:rPr>
+          <w:lang w:eastAsia="ru-RU"/>
+        </w:rPr>
+        <w:t>готовых компонентов</w:t>
+      </w:r>
+      <w:r>
+        <w:rPr>
+          <w:lang w:eastAsia="ru-RU"/>
+        </w:rPr>
+        <w:t xml:space="preserve"> для управления персонажем может сократить время на разработку основных механик игры</w:t>
+      </w:r>
+      <w:r>
+        <w:rPr>
+          <w:lang w:eastAsia="ru-RU"/>
+        </w:rPr>
+        <w:t>, которые запланированы на будущее</w:t>
       </w:r>
       <w:r>
         <w:rPr>
           <w:lang w:eastAsia="ru-RU"/>
         </w:rPr>
         <w:t>.</w:t>
-      </w:r>
-      <w:r>
-        <w:rPr>
-          <w:lang w:eastAsia="ru-RU"/>
-        </w:rPr>
-        <w:t xml:space="preserve"> Unity предоставляет большое количество инструментов и функций для создания игр, включая редактор сцен, физику, анимацию, озвучку и многое другое.</w:t>
       </w:r>
     </w:p>
     <w:p>
@@ -2050,30 +3570,78 @@
         <w:pStyle w:val="a3"/>
         <w:numPr>
           <w:ilvl w:val="0"/>
-          <w:numId w:val="1"/>
+          <w:numId w:val="15"/>
         </w:numPr>
-        <w:ind w:left="0" w:firstLine="426"/>
-        <w:rPr>
-          <w:lang w:eastAsia="ru-RU"/>
-        </w:rPr>
-      </w:pPr>
-      <w:r>
-        <w:rPr>
-          <w:lang w:eastAsia="ru-RU"/>
-        </w:rPr>
-        <w:t>Поддержка 2D и 3D графики</w:t>
-      </w:r>
-      <w:r>
-        <w:rPr>
-          <w:lang w:eastAsia="ru-RU"/>
-        </w:rPr>
-        <w:t>.</w:t>
-      </w:r>
-      <w:r>
-        <w:rPr>
-          <w:lang w:eastAsia="ru-RU"/>
-        </w:rPr>
-        <w:t xml:space="preserve"> Unity поддерживает создание как 2D, так и 3D игр и приложений.</w:t>
+        <w:ind w:left="0" w:firstLine="284"/>
+        <w:rPr>
+          <w:lang w:eastAsia="ru-RU"/>
+        </w:rPr>
+      </w:pPr>
+      <w:r>
+        <w:rPr>
+          <w:lang w:eastAsia="ru-RU"/>
+        </w:rPr>
+        <w:t xml:space="preserve">Программирование на </w:t>
+      </w:r>
+      <w:r>
+        <w:rPr>
+          <w:lang w:val="en-US" w:eastAsia="ru-RU"/>
+        </w:rPr>
+        <w:t>C</w:t>
+      </w:r>
+      <w:r>
+        <w:rPr>
+          <w:lang w:eastAsia="ru-RU"/>
+        </w:rPr>
+        <w:t xml:space="preserve">#: </w:t>
+      </w:r>
+      <w:r>
+        <w:rPr>
+          <w:lang w:eastAsia="ru-RU"/>
+        </w:rPr>
+        <w:t>я</w:t>
+      </w:r>
+      <w:r>
+        <w:rPr>
+          <w:lang w:eastAsia="ru-RU"/>
+        </w:rPr>
+        <w:t xml:space="preserve">зык </w:t>
+      </w:r>
+      <w:r>
+        <w:rPr>
+          <w:lang w:val="en-US" w:eastAsia="ru-RU"/>
+        </w:rPr>
+        <w:t>C</w:t>
+      </w:r>
+      <w:r>
+        <w:rPr>
+          <w:lang w:eastAsia="ru-RU"/>
+        </w:rPr>
+        <w:t># является мощным инструментом, который</w:t>
+      </w:r>
+      <w:r>
+        <w:rPr>
+          <w:lang w:eastAsia="ru-RU"/>
+        </w:rPr>
+        <w:t xml:space="preserve">. </w:t>
+      </w:r>
+      <w:r>
+        <w:rPr>
+          <w:lang w:eastAsia="ru-RU"/>
+        </w:rPr>
+        <w:t>Его возможности вполне достаточны для реализации сложной логики управления персонажем в 2</w:t>
+      </w:r>
+      <w:r>
+        <w:rPr>
+          <w:lang w:val="en-US" w:eastAsia="ru-RU"/>
+        </w:rPr>
+        <w:t>D</w:t>
+      </w:r>
+      <w:r>
+        <w:rPr>
+          <w:lang w:eastAsia="ru-RU"/>
+        </w:rPr>
+        <w:t xml:space="preserve"> пространстве.</w:t>
       </w:r>
     </w:p>
     <w:p>
@@ -2081,30 +3649,118 @@
         <w:pStyle w:val="a3"/>
         <w:numPr>
           <w:ilvl w:val="0"/>
-          <w:numId w:val="1"/>
+          <w:numId w:val="15"/>
         </w:numPr>
-        <w:ind w:left="0" w:firstLine="426"/>
-        <w:rPr>
-          <w:lang w:eastAsia="ru-RU"/>
-        </w:rPr>
-      </w:pPr>
-      <w:r>
-        <w:rPr>
-          <w:lang w:eastAsia="ru-RU"/>
-        </w:rPr>
-        <w:t>Расширяемость</w:t>
-      </w:r>
-      <w:r>
-        <w:rPr>
-          <w:lang w:eastAsia="ru-RU"/>
-        </w:rPr>
-        <w:t>.</w:t>
-      </w:r>
-      <w:r>
-        <w:rPr>
-          <w:lang w:eastAsia="ru-RU"/>
-        </w:rPr>
-        <w:t xml:space="preserve"> Unity имеет большое сообщество разработчиков, которые создают плагины и пакеты, которые можно использовать для расширения функционала движка.</w:t>
+        <w:ind w:left="0" w:firstLine="284"/>
+        <w:rPr>
+          <w:lang w:eastAsia="ru-RU"/>
+        </w:rPr>
+      </w:pPr>
+      <w:r>
+        <w:rPr>
+          <w:lang w:eastAsia="ru-RU"/>
+        </w:rPr>
+        <w:t xml:space="preserve">Ресурсы </w:t>
+      </w:r>
+      <w:r>
+        <w:rPr>
+          <w:lang w:val="en-US" w:eastAsia="ru-RU"/>
+        </w:rPr>
+        <w:t>Asset</w:t>
+      </w:r>
+      <w:r>
+        <w:rPr>
+          <w:lang w:eastAsia="ru-RU"/>
+        </w:rPr>
+        <w:t xml:space="preserve"> </w:t>
+      </w:r>
+      <w:r>
+        <w:rPr>
+          <w:lang w:val="en-US" w:eastAsia="ru-RU"/>
+        </w:rPr>
+        <w:t>Store</w:t>
+      </w:r>
+      <w:r>
+        <w:rPr>
+          <w:lang w:eastAsia="ru-RU"/>
+        </w:rPr>
+        <w:t xml:space="preserve">: </w:t>
+      </w:r>
+      <w:r>
+        <w:rPr>
+          <w:lang w:val="en-US" w:eastAsia="ru-RU"/>
+        </w:rPr>
+        <w:t>Unity</w:t>
+      </w:r>
+      <w:r>
+        <w:rPr>
+          <w:lang w:eastAsia="ru-RU"/>
+        </w:rPr>
+        <w:t xml:space="preserve"> </w:t>
+      </w:r>
+      <w:r>
+        <w:rPr>
+          <w:lang w:val="en-US" w:eastAsia="ru-RU"/>
+        </w:rPr>
+        <w:t>Asset</w:t>
+      </w:r>
+      <w:r>
+        <w:rPr>
+          <w:lang w:eastAsia="ru-RU"/>
+        </w:rPr>
+        <w:t xml:space="preserve"> </w:t>
+      </w:r>
+      <w:r>
+        <w:rPr>
+          <w:lang w:val="en-US" w:eastAsia="ru-RU"/>
+        </w:rPr>
+        <w:t>Store</w:t>
+      </w:r>
+      <w:r>
+        <w:rPr>
+          <w:lang w:eastAsia="ru-RU"/>
+        </w:rPr>
+        <w:t xml:space="preserve"> предоставляет широкий спектр готовых решений, включая </w:t>
+      </w:r>
+      <w:proofErr w:type="spellStart"/>
+      <w:r>
+        <w:rPr>
+          <w:lang w:eastAsia="ru-RU"/>
+        </w:rPr>
+        <w:t>ассеты</w:t>
+      </w:r>
+      <w:proofErr w:type="spellEnd"/>
+      <w:r>
+        <w:rPr>
+          <w:lang w:eastAsia="ru-RU"/>
+        </w:rPr>
+        <w:t xml:space="preserve"> для персонажей 2</w:t>
+      </w:r>
+      <w:r>
+        <w:rPr>
+          <w:lang w:val="en-US" w:eastAsia="ru-RU"/>
+        </w:rPr>
+        <w:t>D</w:t>
+      </w:r>
+      <w:r>
+        <w:rPr>
+          <w:lang w:eastAsia="ru-RU"/>
+        </w:rPr>
+        <w:t xml:space="preserve"> игр и специализированные движки для </w:t>
+      </w:r>
+      <w:proofErr w:type="spellStart"/>
+      <w:r>
+        <w:rPr>
+          <w:lang w:eastAsia="ru-RU"/>
+        </w:rPr>
+        <w:t>платформеров</w:t>
+      </w:r>
+      <w:proofErr w:type="spellEnd"/>
+      <w:r>
+        <w:rPr>
+          <w:lang w:eastAsia="ru-RU"/>
+        </w:rPr>
+        <w:t>, что может существенно облегчить и ускорить процесс разработки.</w:t>
       </w:r>
     </w:p>
     <w:p>
@@ -2112,36 +3768,48 @@
         <w:pStyle w:val="a3"/>
         <w:numPr>
           <w:ilvl w:val="0"/>
-          <w:numId w:val="1"/>
+          <w:numId w:val="15"/>
         </w:numPr>
-        <w:ind w:left="0" w:firstLine="426"/>
-        <w:rPr>
-          <w:lang w:eastAsia="ru-RU"/>
-        </w:rPr>
-      </w:pPr>
-      <w:r>
-        <w:rPr>
-          <w:lang w:eastAsia="ru-RU"/>
-        </w:rPr>
-        <w:t>Свободная лицензия</w:t>
-      </w:r>
-      <w:r>
-        <w:rPr>
-          <w:lang w:eastAsia="ru-RU"/>
-        </w:rPr>
-        <w:t>.</w:t>
+        <w:ind w:left="0" w:firstLine="284"/>
+        <w:rPr>
+          <w:lang w:eastAsia="ru-RU"/>
+        </w:rPr>
+      </w:pPr>
+      <w:r>
+        <w:rPr>
+          <w:lang w:eastAsia="ru-RU"/>
+        </w:rPr>
+        <w:t xml:space="preserve">Поддержка сообщества: </w:t>
+      </w:r>
+      <w:r>
+        <w:rPr>
+          <w:lang w:eastAsia="ru-RU"/>
+        </w:rPr>
+        <w:t>о</w:t>
+      </w:r>
+      <w:r>
+        <w:rPr>
+          <w:lang w:eastAsia="ru-RU"/>
+        </w:rPr>
+        <w:t xml:space="preserve">бширное сообщество пользователей </w:t>
+      </w:r>
+      <w:r>
+        <w:rPr>
+          <w:lang w:val="en-US" w:eastAsia="ru-RU"/>
+        </w:rPr>
+        <w:t>Unity</w:t>
+      </w:r>
+      <w:r>
+        <w:rPr>
+          <w:lang w:eastAsia="ru-RU"/>
+        </w:rPr>
+        <w:t xml:space="preserve"> обеспечивает доступ к ресурсам, включая учебные материалы, примеры проектов и активные форумы, что может быть полезно для решения возникающих в процессе разработки вопросов.</w:t>
       </w:r>
       <w:r>
         <w:rPr>
           <w:lang w:eastAsia="ru-RU"/>
         </w:rPr>
         <w:t xml:space="preserve"> </w:t>
-      </w:r>
-      <w:r>
-        <w:rPr>
-          <w:lang w:eastAsia="ru-RU"/>
-        </w:rPr>
-        <w:t>Unity предлагает несколько вариантов лицензий, которые подойдут как для начинающих разработчиков, так и для профессиональных студий. Unity Personal — это бесплатная версия движка, доступная для разработчиков, чьи доходы от проекта за последние 12 месяцев не превышают $200,000.</w:t>
       </w:r>
     </w:p>
     <w:p>
@@ -2149,30 +3817,119 @@
         <w:pStyle w:val="a3"/>
         <w:numPr>
           <w:ilvl w:val="0"/>
-          <w:numId w:val="1"/>
+          <w:numId w:val="15"/>
         </w:numPr>
-        <w:ind w:left="0" w:firstLine="426"/>
-        <w:rPr>
-          <w:lang w:eastAsia="ru-RU"/>
-        </w:rPr>
-      </w:pPr>
-      <w:r>
-        <w:t>Графическая мощь</w:t>
-      </w:r>
-      <w:r>
-        <w:t>.</w:t>
-      </w:r>
-      <w:r>
+        <w:ind w:left="0" w:firstLine="284"/>
+        <w:rPr>
+          <w:lang w:eastAsia="ru-RU"/>
+        </w:rPr>
+      </w:pPr>
+      <w:r>
+        <w:rPr>
+          <w:lang w:eastAsia="ru-RU"/>
+        </w:rPr>
+        <w:t xml:space="preserve">Физическая система: </w:t>
+      </w:r>
+      <w:r>
+        <w:rPr>
+          <w:lang w:eastAsia="ru-RU"/>
+        </w:rPr>
+        <w:t>в</w:t>
+      </w:r>
+      <w:r>
+        <w:rPr>
+          <w:lang w:eastAsia="ru-RU"/>
+        </w:rPr>
+        <w:t xml:space="preserve">строенная в </w:t>
+      </w:r>
+      <w:r>
+        <w:rPr>
+          <w:lang w:val="en-US" w:eastAsia="ru-RU"/>
+        </w:rPr>
+        <w:t>Unity</w:t>
+      </w:r>
+      <w:r>
+        <w:rPr>
+          <w:lang w:eastAsia="ru-RU"/>
+        </w:rPr>
+        <w:t xml:space="preserve"> физическая система, адаптированная для 2</w:t>
+      </w:r>
+      <w:r>
+        <w:rPr>
+          <w:lang w:val="en-US" w:eastAsia="ru-RU"/>
+        </w:rPr>
+        <w:t>D</w:t>
+      </w:r>
+      <w:r>
+        <w:rPr>
+          <w:lang w:eastAsia="ru-RU"/>
+        </w:rPr>
+        <w:t xml:space="preserve">, обеспечивает необходимую точность взаимодействий, что является ключевым для жанра </w:t>
+      </w:r>
+      <w:proofErr w:type="spellStart"/>
+      <w:r>
+        <w:rPr>
+          <w:lang w:eastAsia="ru-RU"/>
+        </w:rPr>
+        <w:t>платформеров</w:t>
+      </w:r>
+      <w:proofErr w:type="spellEnd"/>
+      <w:r>
+        <w:rPr>
+          <w:lang w:eastAsia="ru-RU"/>
+        </w:rPr>
+        <w:t>, где взаимодействие с окружением должно быть предсказуемым и отзывчивым.</w:t>
+      </w:r>
+    </w:p>
+    <w:p>
+      <w:pPr>
+        <w:ind w:firstLine="708"/>
+        <w:rPr>
+          <w:lang w:eastAsia="ru-RU"/>
+        </w:rPr>
+      </w:pPr>
+      <w:r>
+        <w:rPr>
+          <w:lang w:eastAsia="ru-RU"/>
+        </w:rPr>
+        <w:lastRenderedPageBreak/>
+        <w:t xml:space="preserve">В то время как альтернативы, такие как </w:t>
+      </w:r>
+      <w:r>
+        <w:rPr>
+          <w:lang w:val="en-US" w:eastAsia="ru-RU"/>
+        </w:rPr>
+        <w:t>Godot</w:t>
+      </w:r>
+      <w:r>
+        <w:rPr>
+          <w:lang w:eastAsia="ru-RU"/>
+        </w:rPr>
+        <w:t xml:space="preserve"> и </w:t>
+      </w:r>
+      <w:r>
+        <w:rPr>
+          <w:lang w:val="en-US" w:eastAsia="ru-RU"/>
+        </w:rPr>
+        <w:t>Unreal</w:t>
+      </w:r>
+      <w:r>
+        <w:rPr>
+          <w:lang w:eastAsia="ru-RU"/>
+        </w:rPr>
         <w:t xml:space="preserve"> </w:t>
       </w:r>
       <w:r>
-        <w:t>Б</w:t>
-      </w:r>
-      <w:r>
-        <w:t>лагодаря</w:t>
-      </w:r>
-      <w:r>
-        <w:t xml:space="preserve"> интеграции с графическими API (DirectX, Vulkan, Metal), Unity обеспечивает высококачественную графику, поддержку текстуры и освещаемости, а также возможности для создания реалистичных визуальных эффектов.</w:t>
+        <w:rPr>
+          <w:lang w:val="en-US" w:eastAsia="ru-RU"/>
+        </w:rPr>
+        <w:t>Engine</w:t>
+      </w:r>
+      <w:r>
+        <w:rPr>
+          <w:lang w:eastAsia="ru-RU"/>
+        </w:rPr>
+        <w:t>, также обладают своими преимуществами:</w:t>
       </w:r>
     </w:p>
     <w:p>
@@ -2180,19 +3937,42 @@
         <w:pStyle w:val="a3"/>
         <w:numPr>
           <w:ilvl w:val="0"/>
-          <w:numId w:val="1"/>
+          <w:numId w:val="14"/>
         </w:numPr>
-        <w:spacing w:after="160"/>
-        <w:ind w:left="0" w:firstLine="426"/>
-      </w:pPr>
-      <w:r>
-        <w:t>Интуитивно понятный интерфейс</w:t>
-      </w:r>
-      <w:r>
+        <w:ind w:left="0" w:firstLine="284"/>
+        <w:rPr>
+          <w:lang w:eastAsia="ru-RU"/>
+        </w:rPr>
+      </w:pPr>
+      <w:r>
+        <w:rPr>
+          <w:lang w:val="en-US" w:eastAsia="ru-RU"/>
+        </w:rPr>
+        <w:t>Godot</w:t>
+      </w:r>
+      <w:r>
+        <w:rPr>
+          <w:lang w:eastAsia="ru-RU"/>
+        </w:rPr>
+        <w:t xml:space="preserve"> предлагает открытый исходный код и легкость в освоении, что может быть привлекательно для индивидуальных разработчиков или небольших команд, однако его экосистема и библиотека ресурсов менее обширны по сравнению с </w:t>
+      </w:r>
+      <w:r>
+        <w:rPr>
+          <w:lang w:val="en-US" w:eastAsia="ru-RU"/>
+        </w:rPr>
+        <w:t>Unity</w:t>
+      </w:r>
+      <w:r>
+        <w:rPr>
+          <w:lang w:eastAsia="ru-RU"/>
+        </w:rPr>
         <w:t>.</w:t>
       </w:r>
       <w:r>
-        <w:t xml:space="preserve"> Unity Editor имеет интуитивно понятный интерфейс, который упрощает процесс разработки, что делает его доступным для разработчиков разного уровня подготовки.</w:t>
+        <w:rPr>
+          <w:lang w:eastAsia="ru-RU"/>
+        </w:rPr>
+        <w:t xml:space="preserve"> </w:t>
       </w:r>
     </w:p>
     <w:p>
@@ -2200,707 +3980,1206 @@
         <w:pStyle w:val="a3"/>
         <w:numPr>
           <w:ilvl w:val="0"/>
-          <w:numId w:val="1"/>
+          <w:numId w:val="14"/>
         </w:numPr>
+        <w:ind w:left="0" w:firstLine="284"/>
+        <w:rPr>
+          <w:lang w:eastAsia="ru-RU"/>
+        </w:rPr>
+      </w:pPr>
+      <w:r>
+        <w:rPr>
+          <w:lang w:val="en-US" w:eastAsia="ru-RU"/>
+        </w:rPr>
+        <w:t>Unreal</w:t>
+      </w:r>
+      <w:r>
+        <w:rPr>
+          <w:lang w:eastAsia="ru-RU"/>
+        </w:rPr>
+        <w:t xml:space="preserve"> </w:t>
+      </w:r>
+      <w:r>
+        <w:rPr>
+          <w:lang w:val="en-US" w:eastAsia="ru-RU"/>
+        </w:rPr>
+        <w:t>Engine</w:t>
+      </w:r>
+      <w:r>
+        <w:rPr>
+          <w:lang w:eastAsia="ru-RU"/>
+        </w:rPr>
+        <w:t xml:space="preserve">, с его системой </w:t>
+      </w:r>
+      <w:r>
+        <w:rPr>
+          <w:lang w:val="en-US" w:eastAsia="ru-RU"/>
+        </w:rPr>
+        <w:t>Blueprints</w:t>
+      </w:r>
+      <w:r>
+        <w:rPr>
+          <w:lang w:eastAsia="ru-RU"/>
+        </w:rPr>
+        <w:t>, может показаться чрезмерным для простого 2</w:t>
+      </w:r>
+      <w:r>
+        <w:rPr>
+          <w:lang w:val="en-US" w:eastAsia="ru-RU"/>
+        </w:rPr>
+        <w:t>D</w:t>
+      </w:r>
+      <w:r>
+        <w:rPr>
+          <w:lang w:eastAsia="ru-RU"/>
+        </w:rPr>
+        <w:t xml:space="preserve"> проекта из-за его первоначальной ориентации на высококачественные 3</w:t>
+      </w:r>
+      <w:r>
+        <w:rPr>
+          <w:lang w:val="en-US" w:eastAsia="ru-RU"/>
+        </w:rPr>
+        <w:t>D</w:t>
+      </w:r>
+      <w:r>
+        <w:rPr>
+          <w:lang w:eastAsia="ru-RU"/>
+        </w:rPr>
+        <w:t xml:space="preserve"> проекты, что может усложнить процесс разработки для начинающих.</w:t>
+      </w:r>
+    </w:p>
+    <w:p>
+      <w:pPr>
+        <w:ind w:firstLine="708"/>
+        <w:rPr>
+          <w:lang w:eastAsia="ru-RU"/>
+        </w:rPr>
+      </w:pPr>
+      <w:r>
+        <w:rPr>
+          <w:lang w:eastAsia="ru-RU"/>
+        </w:rPr>
+        <w:t>Таким образом, для целей прототипирования 2</w:t>
+      </w:r>
+      <w:r>
+        <w:rPr>
+          <w:lang w:val="en-US" w:eastAsia="ru-RU"/>
+        </w:rPr>
+        <w:t>D</w:t>
+      </w:r>
+      <w:r>
+        <w:rPr>
+          <w:lang w:eastAsia="ru-RU"/>
+        </w:rPr>
+        <w:t xml:space="preserve"> </w:t>
+      </w:r>
+      <w:proofErr w:type="spellStart"/>
+      <w:r>
+        <w:rPr>
+          <w:lang w:eastAsia="ru-RU"/>
+        </w:rPr>
+        <w:t>платформера</w:t>
+      </w:r>
+      <w:proofErr w:type="spellEnd"/>
+      <w:r>
+        <w:rPr>
+          <w:lang w:eastAsia="ru-RU"/>
+        </w:rPr>
+        <w:t xml:space="preserve"> в рамках курсовой работы, </w:t>
+      </w:r>
+      <w:r>
+        <w:rPr>
+          <w:lang w:val="en-US" w:eastAsia="ru-RU"/>
+        </w:rPr>
+        <w:t>Unity</w:t>
+      </w:r>
+      <w:r>
+        <w:rPr>
+          <w:lang w:eastAsia="ru-RU"/>
+        </w:rPr>
+        <w:t xml:space="preserve"> демонстрирует оптимальное сочетание доступных инструментов, поддержки со стороны сообщества и потенциала для дальнейшего развития проекта, что делает его предпочтительным выбором для данного контекста.</w:t>
+      </w:r>
+    </w:p>
+    <w:p>
+      <w:pPr>
+        <w:pStyle w:val="1"/>
+      </w:pPr>
+      <w:bookmarkStart w:id="4" w:name="_Toc182634522"/>
+      <w:r>
+        <w:t xml:space="preserve">Особенности разработки игр на </w:t>
+      </w:r>
+      <w:r>
+        <w:rPr>
+          <w:szCs w:val="28"/>
+          <w:lang w:val="en-US"/>
+        </w:rPr>
+        <w:t>Unity</w:t>
+      </w:r>
+      <w:bookmarkEnd w:id="4"/>
+    </w:p>
+    <w:p>
+      <w:pPr>
         <w:spacing w:after="160"/>
-        <w:ind w:left="0" w:firstLine="426"/>
-      </w:pPr>
-      <w:r>
-        <w:lastRenderedPageBreak/>
-        <w:t>Модульность и настраиваемость</w:t>
-      </w:r>
-      <w:r>
-        <w:t>.</w:t>
-      </w:r>
-      <w:r>
-        <w:t xml:space="preserve"> Unity позволяет настраивать процесс разработки с использованием различных инструментов и пакетов дополнений (Assets), что позволяет разработчикам создавать индивидуальные решения.</w:t>
-      </w:r>
-    </w:p>
-    <w:p>
-      <w:pPr>
-        <w:pStyle w:val="a3"/>
-        <w:numPr>
-          <w:ilvl w:val="0"/>
-          <w:numId w:val="1"/>
-        </w:numPr>
-        <w:spacing w:after="160"/>
-        <w:ind w:left="0" w:firstLine="426"/>
-      </w:pPr>
-      <w:r>
-        <w:t>Язык программирования</w:t>
-      </w:r>
-      <w:r>
-        <w:t>.</w:t>
-      </w:r>
-      <w:r>
-        <w:t xml:space="preserve"> </w:t>
-      </w:r>
-      <w:r>
-        <w:t>В</w:t>
-      </w:r>
-      <w:r>
-        <w:t xml:space="preserve"> </w:t>
-      </w:r>
-      <w:r>
-        <w:rPr>
-          <w:lang w:val="en-US"/>
-        </w:rPr>
-        <w:t>Unity</w:t>
-      </w:r>
-      <w:r>
-        <w:t xml:space="preserve"> </w:t>
-      </w:r>
-      <w:r>
-        <w:t xml:space="preserve">разработка ведется на языке </w:t>
-      </w:r>
-      <w:r>
-        <w:rPr>
-          <w:lang w:val="en-US"/>
-        </w:rPr>
-        <w:t>C</w:t>
-      </w:r>
-      <w:r>
-        <w:t>#</w:t>
-      </w:r>
-      <w:r>
-        <w:t>.</w:t>
-      </w:r>
-    </w:p>
-    <w:p>
-      <w:pPr>
-        <w:ind w:firstLine="709"/>
-        <w:rPr>
-          <w:lang w:eastAsia="ru-RU"/>
-        </w:rPr>
+        <w:ind w:firstLine="360"/>
       </w:pPr>
       <w:r>
         <w:rPr>
           <w:b/>
           <w:bCs/>
-          <w:lang w:eastAsia="ru-RU"/>
-        </w:rPr>
-        <w:t>Движок Unreal Engine</w:t>
-      </w:r>
-      <w:r>
-        <w:rPr>
-          <w:lang w:eastAsia="ru-RU"/>
-        </w:rPr>
-        <w:t xml:space="preserve"> — это одна из ведущих платформ для создания игр и интерактивных приложений. Он был выпущен в 1998 году компанией </w:t>
-      </w:r>
-      <w:proofErr w:type="spellStart"/>
-      <w:r>
-        <w:rPr>
-          <w:lang w:eastAsia="ru-RU"/>
-        </w:rPr>
-        <w:t>Epic</w:t>
-      </w:r>
-      <w:proofErr w:type="spellEnd"/>
-      <w:r>
-        <w:rPr>
-          <w:lang w:eastAsia="ru-RU"/>
-        </w:rPr>
-        <w:t xml:space="preserve"> Games и с тех пор является одним из самых мощных и популярных движков в игровой индустрии.</w:t>
-      </w:r>
-    </w:p>
-    <w:p>
-      <w:pPr>
-        <w:ind w:firstLine="709"/>
-        <w:rPr>
-          <w:lang w:eastAsia="ru-RU"/>
-        </w:rPr>
-      </w:pPr>
-      <w:r>
-        <w:rPr>
-          <w:lang w:eastAsia="ru-RU"/>
-        </w:rPr>
-        <w:t xml:space="preserve"> Уникальные особенности движка Unreal Engine</w:t>
-      </w:r>
-    </w:p>
-    <w:p>
-      <w:pPr>
-        <w:pStyle w:val="a3"/>
-        <w:numPr>
-          <w:ilvl w:val="0"/>
-          <w:numId w:val="12"/>
-        </w:numPr>
-        <w:ind w:left="0" w:firstLine="426"/>
-        <w:rPr>
-          <w:lang w:eastAsia="ru-RU"/>
-        </w:rPr>
-      </w:pPr>
-      <w:r>
-        <w:rPr>
-          <w:lang w:eastAsia="ru-RU"/>
-        </w:rPr>
-        <w:tab/>
-      </w:r>
-      <w:r>
-        <w:t>Кроссплатформенность</w:t>
-      </w:r>
-      <w:r>
-        <w:rPr>
-          <w:lang w:eastAsia="ru-RU"/>
-        </w:rPr>
-        <w:t>.</w:t>
-      </w:r>
-      <w:r>
-        <w:rPr>
-          <w:lang w:eastAsia="ru-RU"/>
-        </w:rPr>
-        <w:t xml:space="preserve"> </w:t>
-      </w:r>
-      <w:r>
-        <w:rPr>
-          <w:lang w:eastAsia="ru-RU"/>
-        </w:rPr>
-        <w:t>Unreal Engine, как и Unity, поддерживает разработку игр и приложений для большого количества платформ. Это включает Windows, Mac, iOS, Android, Linux, консоли (PlayStation, Xbox, Nintendo Switch) и даже WebGL. Unreal Engine также активно используется для разработки VR- и AR-приложений.</w:t>
-      </w:r>
-    </w:p>
-    <w:p>
-      <w:pPr>
-        <w:pStyle w:val="a3"/>
-        <w:numPr>
-          <w:ilvl w:val="0"/>
-          <w:numId w:val="12"/>
-        </w:numPr>
-        <w:ind w:left="0" w:firstLine="426"/>
-        <w:rPr>
-          <w:lang w:eastAsia="ru-RU"/>
-        </w:rPr>
-      </w:pPr>
-      <w:r>
-        <w:rPr>
-          <w:lang w:eastAsia="ru-RU"/>
-        </w:rPr>
-        <w:t xml:space="preserve"> </w:t>
-      </w:r>
-      <w:r>
-        <w:rPr>
-          <w:lang w:eastAsia="ru-RU"/>
-        </w:rPr>
-        <w:tab/>
-      </w:r>
-      <w:r>
-        <w:rPr>
-          <w:lang w:eastAsia="ru-RU"/>
-        </w:rPr>
-        <w:t>Широкий спектр инструментов</w:t>
-      </w:r>
-      <w:r>
-        <w:rPr>
-          <w:lang w:eastAsia="ru-RU"/>
-        </w:rPr>
-        <w:t>.</w:t>
-      </w:r>
-      <w:r>
-        <w:rPr>
-          <w:lang w:eastAsia="ru-RU"/>
-        </w:rPr>
-        <w:t xml:space="preserve"> </w:t>
-      </w:r>
-      <w:r>
-        <w:rPr>
-          <w:lang w:eastAsia="ru-RU"/>
-        </w:rPr>
-        <w:t>Unreal Engine предлагает мощные инструменты для создания игр, включая редактор уровней, интегрированную физику через PhysX, систему анимации, звуковой движок, инструменты для работы с искусственным интеллектом и многое другое. Unreal Engine также известен своей системой визуального программирования — Blueprints, которая позволяет создавать сложную игровую логику без написания кода.</w:t>
-      </w:r>
-    </w:p>
-    <w:p>
-      <w:pPr>
-        <w:pStyle w:val="a3"/>
-        <w:numPr>
-          <w:ilvl w:val="0"/>
-          <w:numId w:val="12"/>
-        </w:numPr>
-        <w:ind w:left="0" w:firstLine="426"/>
-        <w:rPr>
-          <w:lang w:eastAsia="ru-RU"/>
-        </w:rPr>
-      </w:pPr>
-      <w:r>
-        <w:rPr>
-          <w:lang w:eastAsia="ru-RU"/>
-        </w:rPr>
-        <w:tab/>
-      </w:r>
-      <w:r>
-        <w:rPr>
-          <w:lang w:eastAsia="ru-RU"/>
-        </w:rPr>
-        <w:t>Поддержка 2D и 3D графики</w:t>
-      </w:r>
-      <w:r>
-        <w:rPr>
-          <w:lang w:eastAsia="ru-RU"/>
-        </w:rPr>
-        <w:t>.</w:t>
-      </w:r>
-      <w:r>
-        <w:rPr>
-          <w:lang w:eastAsia="ru-RU"/>
-        </w:rPr>
-        <w:t xml:space="preserve"> </w:t>
-      </w:r>
-      <w:r>
-        <w:rPr>
-          <w:lang w:eastAsia="ru-RU"/>
-        </w:rPr>
-        <w:t>Х</w:t>
-      </w:r>
-      <w:r>
-        <w:rPr>
-          <w:lang w:eastAsia="ru-RU"/>
-        </w:rPr>
-        <w:t>отя</w:t>
-      </w:r>
-      <w:r>
-        <w:rPr>
-          <w:lang w:eastAsia="ru-RU"/>
-        </w:rPr>
-        <w:t xml:space="preserve"> Unreal Engine в первую очередь ориентирован на 3D-графику, он также поддерживает разработку 2D-игр с использованием Paper2D. Однако его главная сила заключается в создании высококачественных 3D-игр и приложений.</w:t>
-      </w:r>
-    </w:p>
-    <w:p>
-      <w:pPr>
-        <w:pStyle w:val="a3"/>
-        <w:numPr>
-          <w:ilvl w:val="0"/>
-          <w:numId w:val="12"/>
-        </w:numPr>
-        <w:ind w:left="0" w:firstLine="426"/>
-        <w:rPr>
-          <w:lang w:eastAsia="ru-RU"/>
-        </w:rPr>
-      </w:pPr>
-      <w:r>
-        <w:rPr>
-          <w:lang w:eastAsia="ru-RU"/>
-        </w:rPr>
-        <w:tab/>
-      </w:r>
-      <w:r>
-        <w:rPr>
-          <w:lang w:eastAsia="ru-RU"/>
-        </w:rPr>
-        <w:t>Расширяемость</w:t>
-      </w:r>
-      <w:r>
-        <w:rPr>
-          <w:lang w:eastAsia="ru-RU"/>
-        </w:rPr>
-        <w:t>.</w:t>
-      </w:r>
-      <w:r>
-        <w:rPr>
-          <w:lang w:eastAsia="ru-RU"/>
-        </w:rPr>
-        <w:t xml:space="preserve"> </w:t>
-      </w:r>
-      <w:r>
-        <w:rPr>
-          <w:lang w:eastAsia="ru-RU"/>
-        </w:rPr>
-        <w:t>Unreal Engine имеет большое сообщество разработчиков и предлагает возможность создавать пользовательские плагины или использовать уже готовые из Unreal Marketplace. Это позволяет разработчикам расширять функциональность движка и адаптировать его под свои нужды.</w:t>
-      </w:r>
-    </w:p>
-    <w:p>
-      <w:pPr>
-        <w:pStyle w:val="a3"/>
-        <w:numPr>
-          <w:ilvl w:val="0"/>
-          <w:numId w:val="12"/>
-        </w:numPr>
-        <w:ind w:left="0" w:firstLine="426"/>
-        <w:rPr>
-          <w:lang w:eastAsia="ru-RU"/>
-        </w:rPr>
-      </w:pPr>
-      <w:r>
-        <w:rPr>
-          <w:lang w:eastAsia="ru-RU"/>
-        </w:rPr>
+        </w:rPr>
+        <w:t>Сцена</w:t>
+      </w:r>
+      <w:r>
+        <w:t xml:space="preserve"> – игровое пространство, содержащее все элементы игры. Начиная</w:t>
+      </w:r>
+      <w:r>
+        <w:t xml:space="preserve"> от элементов ландшафта и препятствий до источников освещения, персонажей и элементов пользовательского интерфейса — фактически, все, что игрок наблюдает в игре. В ходе разработки можно создавать множество сцен, представляющих собой разные уровни или этапы игры, между которыми осуществляется навигация.</w:t>
+      </w:r>
+    </w:p>
+    <w:p>
+      <w:pPr>
+        <w:keepNext/>
+        <w:spacing w:after="160"/>
+        <w:ind w:firstLine="360"/>
+        <w:jc w:val="center"/>
+      </w:pPr>
+      <w:r>
+        <w:drawing>
+          <wp:inline distT="0" distB="0" distL="0" distR="0" wp14:anchorId="4AEDE0E3" wp14:editId="076CF8C3">
+            <wp:extent cx="3057714" cy="1808480"/>
+            <wp:effectExtent l="0" t="0" r="9525" b="1270"/>
+            <wp:docPr id="2" name="Рисунок 2">
+              <a:extLst xmlns:a="http://schemas.openxmlformats.org/drawingml/2006/main">
+                <a:ext uri="{C183D7F6-B498-43B3-948B-1728B52AA6E4}">
+                  <adec:decorative xmlns:adec="http://schemas.microsoft.com/office/drawing/2017/decorative" val="1"/>
+                </a:ext>
+              </a:extLst>
+            </wp:docPr>
+            <wp:cNvGraphicFramePr>
+              <a:graphicFrameLocks xmlns:a="http://schemas.openxmlformats.org/drawingml/2006/main" noChangeAspect="1"/>
+            </wp:cNvGraphicFramePr>
+            <a:graphic xmlns:a="http://schemas.openxmlformats.org/drawingml/2006/main">
+              <a:graphicData uri="http://schemas.openxmlformats.org/drawingml/2006/picture">
+                <pic:pic xmlns:pic="http://schemas.openxmlformats.org/drawingml/2006/picture">
+                  <pic:nvPicPr>
+                    <pic:cNvPr id="2" name="Рисунок 2">
+                      <a:extLst>
+                        <a:ext uri="{C183D7F6-B498-43B3-948B-1728B52AA6E4}">
+                          <adec:decorative xmlns:adec="http://schemas.microsoft.com/office/drawing/2017/decorative" val="1"/>
+                        </a:ext>
+                      </a:extLst>
+                    </pic:cNvPr>
+                    <pic:cNvPicPr/>
+                  </pic:nvPicPr>
+                  <pic:blipFill>
+                    <a:blip r:embed="rId8"/>
+                    <a:stretch>
+                      <a:fillRect/>
+                    </a:stretch>
+                  </pic:blipFill>
+                  <pic:spPr>
+                    <a:xfrm>
+                      <a:off x="0" y="0"/>
+                      <a:ext cx="3071281" cy="1816504"/>
+                    </a:xfrm>
+                    <a:prstGeom prst="rect">
+                      <a:avLst/>
+                    </a:prstGeom>
+                  </pic:spPr>
+                </pic:pic>
+              </a:graphicData>
+            </a:graphic>
+          </wp:inline>
+        </w:drawing>
+      </w:r>
+    </w:p>
+    <w:p>
+      <w:pPr>
+        <w:pStyle w:val="ab"/>
+        <w:jc w:val="center"/>
+        <w:rPr>
+          <w:i w:val="0"/>
+          <w:iCs w:val="0"/>
+        </w:rPr>
+      </w:pPr>
+      <w:r>
+        <w:rPr>
+          <w:i w:val="0"/>
+          <w:iCs w:val="0"/>
+        </w:rPr>
+        <w:t xml:space="preserve">Рисунок </w:t>
+      </w:r>
+      <w:r>
+        <w:rPr>
+          <w:i w:val="0"/>
+          <w:iCs w:val="0"/>
+          <w:lang w:val="en-US"/>
+        </w:rPr>
+        <w:t>1</w:t>
+      </w:r>
+      <w:r>
+        <w:rPr>
+          <w:i w:val="0"/>
+          <w:iCs w:val="0"/>
+        </w:rPr>
+        <w:t>. Новая пустая сцена</w:t>
+      </w:r>
+    </w:p>
+    <w:p>
+      <w:pPr>
+        <w:spacing w:after="160"/>
+        <w:ind w:firstLine="360"/>
+      </w:pPr>
+      <w:r>
         <w:lastRenderedPageBreak/>
-        <w:tab/>
-      </w:r>
-      <w:r>
-        <w:rPr>
-          <w:lang w:eastAsia="ru-RU"/>
-        </w:rPr>
-        <w:t>Свободная лицензия</w:t>
-      </w:r>
-      <w:r>
-        <w:rPr>
-          <w:lang w:eastAsia="ru-RU"/>
-        </w:rPr>
-        <w:t>.</w:t>
-      </w:r>
-      <w:r>
-        <w:rPr>
-          <w:lang w:eastAsia="ru-RU"/>
-        </w:rPr>
-        <w:t xml:space="preserve"> </w:t>
-      </w:r>
-      <w:r>
-        <w:rPr>
-          <w:lang w:eastAsia="ru-RU"/>
-        </w:rPr>
-        <w:t>Unreal Engine распространяется бесплатно, но с коммерческими проектами связан определённый роялти-платеж: 5% от дохода при доходах выше $1 млн. Это выгодно для небольших разработчиков и инди-студий, так как они могут использовать мощный движок без предварительных затрат.</w:t>
-      </w:r>
-    </w:p>
-    <w:p>
-      <w:pPr>
-        <w:pStyle w:val="a3"/>
-        <w:numPr>
-          <w:ilvl w:val="0"/>
-          <w:numId w:val="12"/>
-        </w:numPr>
-        <w:ind w:left="0" w:firstLine="426"/>
-        <w:rPr>
-          <w:lang w:eastAsia="ru-RU"/>
-        </w:rPr>
-      </w:pPr>
-      <w:r>
-        <w:rPr>
-          <w:lang w:eastAsia="ru-RU"/>
-        </w:rPr>
-        <w:tab/>
-      </w:r>
-      <w:r>
-        <w:rPr>
-          <w:lang w:eastAsia="ru-RU"/>
-        </w:rPr>
-        <w:t>Графическая мощь</w:t>
-      </w:r>
-      <w:r>
-        <w:rPr>
-          <w:lang w:eastAsia="ru-RU"/>
-        </w:rPr>
-        <w:t>.</w:t>
-      </w:r>
-      <w:r>
-        <w:rPr>
-          <w:lang w:eastAsia="ru-RU"/>
-        </w:rPr>
-        <w:t xml:space="preserve"> </w:t>
-      </w:r>
-      <w:r>
-        <w:rPr>
-          <w:lang w:eastAsia="ru-RU"/>
-        </w:rPr>
-        <w:t>Unreal Engine широко признан за свою графическую производительность. Движок предоставляет фотореалистичные визуальные эффекты благодаря таким технологиям, как Lumen (динамическое глобальное освещение) и Nanite (виртуализированная геометрия для работы с миллиардами полигонов). Он поддерживает все основные графические API, включая DirectX 12, Vulkan и Metal.</w:t>
-      </w:r>
-    </w:p>
-    <w:p>
-      <w:pPr>
-        <w:pStyle w:val="a3"/>
-        <w:numPr>
-          <w:ilvl w:val="0"/>
-          <w:numId w:val="12"/>
-        </w:numPr>
-        <w:ind w:left="0" w:firstLine="426"/>
-        <w:rPr>
-          <w:lang w:eastAsia="ru-RU"/>
-        </w:rPr>
-      </w:pPr>
-      <w:r>
-        <w:rPr>
-          <w:lang w:eastAsia="ru-RU"/>
-        </w:rPr>
-        <w:tab/>
-      </w:r>
-      <w:r>
-        <w:rPr>
-          <w:lang w:eastAsia="ru-RU"/>
-        </w:rPr>
-        <w:t>Интуитивно понятный интерфейс</w:t>
-      </w:r>
-      <w:r>
-        <w:rPr>
-          <w:lang w:eastAsia="ru-RU"/>
-        </w:rPr>
-        <w:t>.</w:t>
-      </w:r>
-      <w:r>
-        <w:rPr>
-          <w:lang w:eastAsia="ru-RU"/>
-        </w:rPr>
-        <w:t xml:space="preserve"> </w:t>
-      </w:r>
-      <w:r>
-        <w:rPr>
-          <w:lang w:eastAsia="ru-RU"/>
-        </w:rPr>
-        <w:t>Unreal Editor предоставляет мощный интерфейс</w:t>
-      </w:r>
-      <w:r>
-        <w:rPr>
-          <w:lang w:eastAsia="ru-RU"/>
-        </w:rPr>
-        <w:t>. Однако для новичков</w:t>
-      </w:r>
-      <w:r>
-        <w:rPr>
-          <w:lang w:eastAsia="ru-RU"/>
-        </w:rPr>
-        <w:t xml:space="preserve"> Unreal Editor может быть сложным и перегруженным на первый взгляд. Для комфортной работы новичку потребуется изучить базовые принципы работы с движком.</w:t>
-      </w:r>
-      <w:r>
-        <w:rPr>
-          <w:lang w:eastAsia="ru-RU"/>
-        </w:rPr>
-        <w:t xml:space="preserve">  </w:t>
-      </w:r>
-    </w:p>
-    <w:p>
-      <w:pPr>
-        <w:pStyle w:val="a3"/>
-        <w:numPr>
-          <w:ilvl w:val="0"/>
-          <w:numId w:val="12"/>
-        </w:numPr>
-        <w:ind w:left="0" w:firstLine="426"/>
-        <w:rPr>
-          <w:lang w:eastAsia="ru-RU"/>
-        </w:rPr>
-      </w:pPr>
-      <w:r>
-        <w:rPr>
-          <w:lang w:eastAsia="ru-RU"/>
-        </w:rPr>
-        <w:tab/>
-      </w:r>
-      <w:r>
-        <w:rPr>
-          <w:lang w:eastAsia="ru-RU"/>
-        </w:rPr>
-        <w:t>Модульность и настраиваемость</w:t>
-      </w:r>
-      <w:r>
-        <w:rPr>
-          <w:lang w:eastAsia="ru-RU"/>
-        </w:rPr>
-        <w:t>.</w:t>
-      </w:r>
-      <w:r>
-        <w:rPr>
-          <w:lang w:eastAsia="ru-RU"/>
-        </w:rPr>
-        <w:t xml:space="preserve"> </w:t>
-      </w:r>
-      <w:r>
-        <w:rPr>
-          <w:lang w:eastAsia="ru-RU"/>
-        </w:rPr>
-        <w:t>Unreal Engine предлагает высокую степень настройки, позволяя разработчикам отключать или модифицировать определённые модули. Движок также предоставляет доступ к исходному коду, что позволяет вносить изменения в его функциональность на уровне ядра.</w:t>
-      </w:r>
-    </w:p>
-    <w:p>
-      <w:pPr>
-        <w:pStyle w:val="a3"/>
-        <w:numPr>
-          <w:ilvl w:val="0"/>
-          <w:numId w:val="12"/>
-        </w:numPr>
-        <w:ind w:left="0" w:firstLine="426"/>
-        <w:rPr>
-          <w:lang w:eastAsia="ru-RU"/>
-        </w:rPr>
-      </w:pPr>
-      <w:r>
-        <w:rPr>
-          <w:lang w:eastAsia="ru-RU"/>
-        </w:rPr>
-        <w:tab/>
-      </w:r>
-      <w:r>
-        <w:rPr>
-          <w:lang w:eastAsia="ru-RU"/>
-        </w:rPr>
-        <w:t>Сообщество и ресурсы</w:t>
-      </w:r>
-      <w:r>
-        <w:rPr>
-          <w:lang w:eastAsia="ru-RU"/>
-        </w:rPr>
-        <w:t>.</w:t>
-      </w:r>
-      <w:r>
-        <w:rPr>
-          <w:lang w:eastAsia="ru-RU"/>
-        </w:rPr>
-        <w:t xml:space="preserve"> </w:t>
-      </w:r>
-      <w:r>
-        <w:rPr>
-          <w:lang w:eastAsia="ru-RU"/>
-        </w:rPr>
-        <w:t>Unreal Engine имеет огромное сообщество разработчиков и обширную библиотеку обучающих материалов, включая официальные руководства, форумы и Unreal Marketplace, где доступны ассеты, плагины и инструменты.</w:t>
-      </w:r>
-    </w:p>
-    <w:p>
-      <w:pPr>
-        <w:pStyle w:val="a3"/>
-        <w:numPr>
-          <w:ilvl w:val="0"/>
-          <w:numId w:val="12"/>
-        </w:numPr>
-        <w:ind w:left="0" w:firstLine="426"/>
-        <w:rPr>
-          <w:lang w:eastAsia="ru-RU"/>
-        </w:rPr>
-      </w:pPr>
-      <w:r>
-        <w:rPr>
-          <w:lang w:eastAsia="ru-RU"/>
-        </w:rPr>
-        <w:t xml:space="preserve">Язык </w:t>
-      </w:r>
-      <w:proofErr w:type="spellStart"/>
-      <w:r>
-        <w:rPr>
-          <w:lang w:eastAsia="ru-RU"/>
-        </w:rPr>
-        <w:t>программировния</w:t>
-      </w:r>
-      <w:proofErr w:type="spellEnd"/>
-      <w:r>
-        <w:rPr>
-          <w:lang w:eastAsia="ru-RU"/>
-        </w:rPr>
-        <w:t>. В</w:t>
-      </w:r>
-      <w:r>
-        <w:rPr>
-          <w:lang w:eastAsia="ru-RU"/>
-        </w:rPr>
-        <w:t xml:space="preserve"> Unreal Engine используется </w:t>
-      </w:r>
-      <w:r>
-        <w:rPr>
-          <w:lang w:val="en-US" w:eastAsia="ru-RU"/>
-        </w:rPr>
-        <w:t>C</w:t>
-      </w:r>
-      <w:r>
-        <w:rPr>
-          <w:lang w:eastAsia="ru-RU"/>
-        </w:rPr>
-        <w:t>++</w:t>
-      </w:r>
-      <w:r>
-        <w:rPr>
-          <w:lang w:eastAsia="ru-RU"/>
-        </w:rPr>
-        <w:t xml:space="preserve">. А также </w:t>
-      </w:r>
-      <w:r>
-        <w:rPr>
-          <w:lang w:eastAsia="ru-RU"/>
-        </w:rPr>
-        <w:t>Unreal Engine предлагает систему Blueprints, которая позволяет создавать игровую логику без написания кода на C++. Это визуальное программирование может быть более доступным для новичков, чем традиционное кодирование, так как оно визуализирует потоки данных и логику.</w:t>
-      </w:r>
-    </w:p>
-    <w:p>
-      <w:pPr>
-        <w:rPr>
-          <w:lang w:eastAsia="ru-RU"/>
-        </w:rPr>
-      </w:pPr>
-      <w:r>
-        <w:rPr>
-          <w:lang w:eastAsia="ru-RU"/>
-        </w:rPr>
-        <w:lastRenderedPageBreak/>
-        <w:tab/>
-      </w:r>
-      <w:r>
-        <w:rPr>
-          <w:lang w:eastAsia="ru-RU"/>
-        </w:rPr>
-        <w:t xml:space="preserve">Оба движка, Unity и Unreal Engine, обладают схожими функциями, такими как </w:t>
-      </w:r>
-      <w:r>
-        <w:t>к</w:t>
-      </w:r>
-      <w:r>
-        <w:t>россплатформенность</w:t>
-      </w:r>
-      <w:r>
-        <w:rPr>
-          <w:lang w:eastAsia="ru-RU"/>
-        </w:rPr>
-        <w:t>, поддержка 2D и 3D графики, мощные инструменты и активное сообщество. Однако Unreal Engine более ориентирован на проекты с высоким визуальным качеством за счёт передовых технологий рендеринга, таких как Lumen и Nanite, а также предоставляет доступ к исходному коду. Unity, в свою очередь, является более универсальным и популярным среди инди-разработчиков благодаря интуитивно понятному интерфейсу и богатой библиотеке ассетов. Выбор между ними зависит от требований проекта и уровня подготовки команды.</w:t>
-      </w:r>
-      <w:r>
-        <w:rPr>
-          <w:lang w:eastAsia="ru-RU"/>
-        </w:rPr>
-        <w:t xml:space="preserve"> </w:t>
+        <w:t>Сцена представляет собой контейнер, содержащий все визуальные и логические элементы игры. Эти элементы, составляющие строительные блоки сцены, называются GameObject (игровыми объектами).</w:t>
       </w:r>
     </w:p>
     <w:p>
       <w:pPr>
         <w:spacing w:after="160"/>
-        <w:jc w:val="left"/>
-      </w:pPr>
-      <w:r>
-        <w:br w:type="page"/>
-      </w:r>
-    </w:p>
-    <w:p>
-      <w:pPr>
-        <w:pStyle w:val="10"/>
-      </w:pPr>
-      <w:bookmarkStart w:id="3" w:name="_Toc182473030"/>
-      <w:r>
-        <w:lastRenderedPageBreak/>
-        <w:t xml:space="preserve">Обзор </w:t>
-      </w:r>
-      <w:proofErr w:type="spellStart"/>
-      <w:r>
-        <w:t>компонетов</w:t>
-      </w:r>
-      <w:proofErr w:type="spellEnd"/>
-      <w:r>
-        <w:t xml:space="preserve"> </w:t>
-      </w:r>
-      <w:proofErr w:type="spellStart"/>
-      <w:r>
-        <w:t>юнити</w:t>
-      </w:r>
-      <w:bookmarkEnd w:id="3"/>
-      <w:proofErr w:type="spellEnd"/>
-    </w:p>
-    <w:p>
-      <w:pPr>
-        <w:rPr>
-          <w:lang w:eastAsia="ru-RU"/>
-        </w:rPr>
-      </w:pPr>
-    </w:p>
-    <w:p>
-      <w:pPr>
-        <w:rPr>
-          <w:lang w:eastAsia="ru-RU"/>
-        </w:rPr>
-      </w:pPr>
-    </w:p>
-    <w:p>
-      <w:pPr>
-        <w:spacing w:after="160" w:line="259" w:lineRule="auto"/>
-        <w:jc w:val="left"/>
-        <w:rPr>
-          <w:rFonts w:eastAsia="Times New Roman" w:cs="Times New Roman"/>
+        <w:ind w:firstLine="360"/>
+      </w:pPr>
+      <w:r>
+        <w:rPr>
           <w:b/>
           <w:bCs/>
+          <w:lang w:val="en-US"/>
+        </w:rPr>
+        <w:t>GameObject</w:t>
+      </w:r>
+      <w:r>
+        <w:t xml:space="preserve"> – это фундаментальный объект в </w:t>
+      </w:r>
+      <w:r>
+        <w:rPr>
+          <w:lang w:val="en-US"/>
+        </w:rPr>
+        <w:t>Unity</w:t>
+      </w:r>
+      <w:r>
+        <w:t xml:space="preserve">, представляющий собой абстрактный контейнер. Каждый объект в сцене, будь то персонаж, камера, источник света, элемент пользовательского интерфейса или даже пустой контейнер для организации других объектов, является экземпляром </w:t>
+      </w:r>
+      <w:r>
+        <w:rPr>
+          <w:lang w:val="en-US"/>
+        </w:rPr>
+        <w:t>GameObject</w:t>
+      </w:r>
+      <w:r>
+        <w:t>.</w:t>
+      </w:r>
+    </w:p>
+    <w:p>
+      <w:pPr>
+        <w:keepNext/>
+        <w:spacing w:after="160"/>
+        <w:ind w:firstLine="360"/>
+        <w:jc w:val="center"/>
+      </w:pPr>
+      <w:r>
+        <w:drawing>
+          <wp:inline distT="0" distB="0" distL="0" distR="0" wp14:anchorId="6ED3E53A" wp14:editId="7A966BBB">
+            <wp:extent cx="3371850" cy="1188348"/>
+            <wp:effectExtent l="0" t="0" r="0" b="0"/>
+            <wp:docPr id="4" name="Рисунок 4"/>
+            <wp:cNvGraphicFramePr>
+              <a:graphicFrameLocks xmlns:a="http://schemas.openxmlformats.org/drawingml/2006/main" noChangeAspect="1"/>
+            </wp:cNvGraphicFramePr>
+            <a:graphic xmlns:a="http://schemas.openxmlformats.org/drawingml/2006/main">
+              <a:graphicData uri="http://schemas.openxmlformats.org/drawingml/2006/picture">
+                <pic:pic xmlns:pic="http://schemas.openxmlformats.org/drawingml/2006/picture">
+                  <pic:nvPicPr>
+                    <pic:cNvPr id="1" name=""/>
+                    <pic:cNvPicPr/>
+                  </pic:nvPicPr>
+                  <pic:blipFill>
+                    <a:blip r:embed="rId9"/>
+                    <a:stretch>
+                      <a:fillRect/>
+                    </a:stretch>
+                  </pic:blipFill>
+                  <pic:spPr>
+                    <a:xfrm>
+                      <a:off x="0" y="0"/>
+                      <a:ext cx="3400716" cy="1198521"/>
+                    </a:xfrm>
+                    <a:prstGeom prst="rect">
+                      <a:avLst/>
+                    </a:prstGeom>
+                  </pic:spPr>
+                </pic:pic>
+              </a:graphicData>
+            </a:graphic>
+          </wp:inline>
+        </w:drawing>
+      </w:r>
+    </w:p>
+    <w:p>
+      <w:pPr>
+        <w:pStyle w:val="ab"/>
+        <w:jc w:val="center"/>
+        <w:rPr>
+          <w:i w:val="0"/>
+          <w:iCs w:val="0"/>
+        </w:rPr>
+      </w:pPr>
+      <w:r>
+        <w:rPr>
+          <w:i w:val="0"/>
+          <w:iCs w:val="0"/>
+        </w:rPr>
+        <w:t xml:space="preserve">Рисунок </w:t>
+      </w:r>
+      <w:r>
+        <w:rPr>
+          <w:i w:val="0"/>
+          <w:iCs w:val="0"/>
+          <w:lang w:val="en-US"/>
+        </w:rPr>
+        <w:t xml:space="preserve">2. </w:t>
+      </w:r>
+      <w:r>
+        <w:rPr>
+          <w:i w:val="0"/>
+          <w:iCs w:val="0"/>
+        </w:rPr>
+        <w:t xml:space="preserve">Игровой объект </w:t>
+      </w:r>
+      <w:r>
+        <w:rPr>
+          <w:i w:val="0"/>
+          <w:iCs w:val="0"/>
+          <w:lang w:val="en-US"/>
+        </w:rPr>
+        <w:t>Player</w:t>
+      </w:r>
+    </w:p>
+    <w:p>
+      <w:pPr>
+        <w:spacing w:after="160"/>
+        <w:ind w:firstLine="360"/>
+      </w:pPr>
+      <w:r>
+        <w:rPr>
+          <w:lang w:val="en-US"/>
+        </w:rPr>
+        <w:t>GameObject</w:t>
+      </w:r>
+      <w:r>
+        <w:t>'ы организуются в иерархическую структуру, называемую иерархией сцены (</w:t>
+      </w:r>
+      <w:r>
+        <w:rPr>
+          <w:lang w:val="en-US"/>
+        </w:rPr>
+        <w:t>Scene</w:t>
+      </w:r>
+      <w:r>
+        <w:t xml:space="preserve"> </w:t>
+      </w:r>
+      <w:r>
+        <w:rPr>
+          <w:lang w:val="en-US"/>
+        </w:rPr>
+        <w:t>Hierarchy</w:t>
+      </w:r>
+      <w:r>
+        <w:t xml:space="preserve">). Один </w:t>
+      </w:r>
+      <w:r>
+        <w:rPr>
+          <w:lang w:val="en-US"/>
+        </w:rPr>
+        <w:t>GameObject</w:t>
+      </w:r>
+      <w:r>
+        <w:t xml:space="preserve"> может быть родителем для другого, создавая отношения "родитель-потомок". Это позволяет группировать объекты, управлять ими совместно и создавать сложные составные объекты.</w:t>
+      </w:r>
+    </w:p>
+    <w:p>
+      <w:pPr>
+        <w:keepNext/>
+        <w:spacing w:after="160"/>
+        <w:ind w:firstLine="360"/>
+        <w:jc w:val="center"/>
+      </w:pPr>
+      <w:r>
+        <w:drawing>
+          <wp:inline distT="0" distB="0" distL="0" distR="0" wp14:anchorId="6DF0ABB6" wp14:editId="694B7E6D">
+            <wp:extent cx="2308811" cy="2886075"/>
+            <wp:effectExtent l="0" t="0" r="0" b="0"/>
+            <wp:docPr id="3" name="Рисунок 3"/>
+            <wp:cNvGraphicFramePr>
+              <a:graphicFrameLocks xmlns:a="http://schemas.openxmlformats.org/drawingml/2006/main" noChangeAspect="1"/>
+            </wp:cNvGraphicFramePr>
+            <a:graphic xmlns:a="http://schemas.openxmlformats.org/drawingml/2006/main">
+              <a:graphicData uri="http://schemas.openxmlformats.org/drawingml/2006/picture">
+                <pic:pic xmlns:pic="http://schemas.openxmlformats.org/drawingml/2006/picture">
+                  <pic:nvPicPr>
+                    <pic:cNvPr id="1" name=""/>
+                    <pic:cNvPicPr/>
+                  </pic:nvPicPr>
+                  <pic:blipFill>
+                    <a:blip r:embed="rId10"/>
+                    <a:stretch>
+                      <a:fillRect/>
+                    </a:stretch>
+                  </pic:blipFill>
+                  <pic:spPr>
+                    <a:xfrm>
+                      <a:off x="0" y="0"/>
+                      <a:ext cx="2321372" cy="2901777"/>
+                    </a:xfrm>
+                    <a:prstGeom prst="rect">
+                      <a:avLst/>
+                    </a:prstGeom>
+                  </pic:spPr>
+                </pic:pic>
+              </a:graphicData>
+            </a:graphic>
+          </wp:inline>
+        </w:drawing>
+      </w:r>
+    </w:p>
+    <w:p>
+      <w:pPr>
+        <w:pStyle w:val="ab"/>
+        <w:jc w:val="center"/>
+        <w:rPr>
+          <w:i w:val="0"/>
+          <w:iCs w:val="0"/>
+        </w:rPr>
+      </w:pPr>
+      <w:r>
+        <w:rPr>
+          <w:i w:val="0"/>
+          <w:iCs w:val="0"/>
+        </w:rPr>
+        <w:t xml:space="preserve">Рисунок </w:t>
+      </w:r>
+      <w:r>
+        <w:rPr>
+          <w:i w:val="0"/>
+          <w:iCs w:val="0"/>
+          <w:lang w:val="en-US"/>
+        </w:rPr>
+        <w:t>3</w:t>
+      </w:r>
+      <w:r>
+        <w:rPr>
+          <w:i w:val="0"/>
+          <w:iCs w:val="0"/>
+        </w:rPr>
+        <w:t xml:space="preserve">. </w:t>
+      </w:r>
+      <w:r>
+        <w:rPr>
+          <w:i w:val="0"/>
+          <w:iCs w:val="0"/>
+        </w:rPr>
+        <w:t xml:space="preserve">Иерархия </w:t>
+      </w:r>
+      <w:r>
+        <w:rPr>
+          <w:i w:val="0"/>
+          <w:iCs w:val="0"/>
+          <w:lang w:val="en-US"/>
+        </w:rPr>
+        <w:t>GameObject</w:t>
+      </w:r>
+      <w:r>
+        <w:rPr>
+          <w:i w:val="0"/>
+          <w:iCs w:val="0"/>
+        </w:rPr>
+        <w:t xml:space="preserve"> на сцене</w:t>
+      </w:r>
+    </w:p>
+    <w:p>
+      <w:pPr>
+        <w:ind w:firstLine="708"/>
+      </w:pPr>
+      <w:r>
+        <w:lastRenderedPageBreak/>
+        <w:t>GameObject сам по себе не имеет визуального представления или поведения. Его функциональность определяется компонентами (</w:t>
+      </w:r>
+      <w:proofErr w:type="spellStart"/>
+      <w:r>
+        <w:t>Components</w:t>
+      </w:r>
+      <w:proofErr w:type="spellEnd"/>
+      <w:r>
+        <w:t>), которые прикрепляются к нему. Компоненты – это модульные фрагменты кода, реализующие определенные аспекты объекта.</w:t>
+      </w:r>
+    </w:p>
+    <w:p>
+      <w:r>
+        <w:tab/>
+        <w:t xml:space="preserve">Например, </w:t>
+      </w:r>
+      <w:proofErr w:type="spellStart"/>
+      <w:r>
+        <w:t>Transform</w:t>
+      </w:r>
+      <w:proofErr w:type="spellEnd"/>
+      <w:r>
+        <w:t>: Обязательный компонент для каждого GameObject, определяющий его положение (</w:t>
+      </w:r>
+      <w:proofErr w:type="spellStart"/>
+      <w:r>
+        <w:t>position</w:t>
+      </w:r>
+      <w:proofErr w:type="spellEnd"/>
+      <w:r>
+        <w:t>), вращение (</w:t>
+      </w:r>
+      <w:proofErr w:type="spellStart"/>
+      <w:r>
+        <w:t>rotation</w:t>
+      </w:r>
+      <w:proofErr w:type="spellEnd"/>
+      <w:r>
+        <w:t>) и масштаб (</w:t>
+      </w:r>
+      <w:proofErr w:type="spellStart"/>
+      <w:r>
+        <w:t>scale</w:t>
+      </w:r>
+      <w:proofErr w:type="spellEnd"/>
+      <w:r>
+        <w:t>) в пространстве сцены.</w:t>
+      </w:r>
+    </w:p>
+    <w:p>
+      <w:r>
+        <w:drawing>
+          <wp:inline distT="0" distB="0" distL="0" distR="0" wp14:anchorId="033A5171" wp14:editId="3831A477">
+            <wp:extent cx="5940425" cy="875030"/>
+            <wp:effectExtent l="0" t="0" r="3175" b="1270"/>
+            <wp:docPr id="5" name="Рисунок 5"/>
+            <wp:cNvGraphicFramePr>
+              <a:graphicFrameLocks xmlns:a="http://schemas.openxmlformats.org/drawingml/2006/main" noChangeAspect="1"/>
+            </wp:cNvGraphicFramePr>
+            <a:graphic xmlns:a="http://schemas.openxmlformats.org/drawingml/2006/main">
+              <a:graphicData uri="http://schemas.openxmlformats.org/drawingml/2006/picture">
+                <pic:pic xmlns:pic="http://schemas.openxmlformats.org/drawingml/2006/picture">
+                  <pic:nvPicPr>
+                    <pic:cNvPr id="1" name=""/>
+                    <pic:cNvPicPr/>
+                  </pic:nvPicPr>
+                  <pic:blipFill>
+                    <a:blip r:embed="rId11"/>
+                    <a:stretch>
+                      <a:fillRect/>
+                    </a:stretch>
+                  </pic:blipFill>
+                  <pic:spPr>
+                    <a:xfrm>
+                      <a:off x="0" y="0"/>
+                      <a:ext cx="5940425" cy="875030"/>
+                    </a:xfrm>
+                    <a:prstGeom prst="rect">
+                      <a:avLst/>
+                    </a:prstGeom>
+                  </pic:spPr>
+                </pic:pic>
+              </a:graphicData>
+            </a:graphic>
+          </wp:inline>
+        </w:drawing>
+      </w:r>
+    </w:p>
+    <w:p>
+      <w:pPr>
+        <w:pStyle w:val="ab"/>
+        <w:jc w:val="center"/>
+        <w:rPr>
+          <w:i w:val="0"/>
+          <w:iCs w:val="0"/>
+        </w:rPr>
+      </w:pPr>
+      <w:r>
+        <w:rPr>
+          <w:i w:val="0"/>
+          <w:iCs w:val="0"/>
+        </w:rPr>
+        <w:t>Рисунок 4</w:t>
+      </w:r>
+      <w:r>
+        <w:rPr>
+          <w:i w:val="0"/>
+          <w:iCs w:val="0"/>
+          <w:lang w:val="en-US"/>
+        </w:rPr>
+        <w:t>.</w:t>
+      </w:r>
+      <w:r>
+        <w:rPr>
+          <w:i w:val="0"/>
+          <w:iCs w:val="0"/>
+        </w:rPr>
+        <w:t xml:space="preserve"> Компонент </w:t>
+      </w:r>
+      <w:proofErr w:type="spellStart"/>
+      <w:r>
+        <w:rPr>
+          <w:i w:val="0"/>
+          <w:iCs w:val="0"/>
+        </w:rPr>
+        <w:t>Transform</w:t>
+      </w:r>
+      <w:proofErr w:type="spellEnd"/>
+    </w:p>
+    <w:p>
+      <w:pPr>
+        <w:ind w:firstLine="708"/>
+      </w:pPr>
+      <w:r>
+        <w:t>М</w:t>
+      </w:r>
+      <w:r>
+        <w:t>одульная архитектура</w:t>
+      </w:r>
+      <w:r>
+        <w:t xml:space="preserve"> </w:t>
+      </w:r>
+      <w:r>
+        <w:t>GameObject</w:t>
+      </w:r>
+      <w:r>
+        <w:t xml:space="preserve">, основанная на компонентах, позволяет создавать разнообразные объекты с различным поведением и функциональностью. Умение эффективно использовать </w:t>
+      </w:r>
+      <w:proofErr w:type="spellStart"/>
+      <w:r>
+        <w:t>GameObject'ы</w:t>
+      </w:r>
+      <w:proofErr w:type="spellEnd"/>
+      <w:r>
+        <w:t xml:space="preserve"> и их компоненты является ключевым навыком для разработчика игр и интерактивных приложений в Unity.</w:t>
+      </w:r>
+      <w:r>
+        <w:t xml:space="preserve"> Рассмотрим некоторые из компонентов.</w:t>
+      </w:r>
+    </w:p>
+    <w:p>
+      <w:pPr>
+        <w:pStyle w:val="2"/>
+        <w:numPr>
+          <w:ilvl w:val="1"/>
+          <w:numId w:val="6"/>
+        </w:numPr>
+      </w:pPr>
+      <w:bookmarkStart w:id="5" w:name="_Toc182634523"/>
+      <w:r>
+        <w:t>Физика</w:t>
+      </w:r>
+      <w:bookmarkEnd w:id="5"/>
+    </w:p>
+    <w:p>
+      <w:pPr>
+        <w:ind w:firstLine="708"/>
+      </w:pPr>
+      <w:r>
+        <w:t>Компонент Rigidbody2D предоставляет</w:t>
+      </w:r>
+      <w:r>
+        <w:t xml:space="preserve"> </w:t>
+      </w:r>
+      <w:r>
+        <w:t xml:space="preserve">инструменты для создания реалистичной физики в 2D-играх Unity. Он позволяет моделировать движение объектов под действием сил, обрабатывать столкновения и создавать разнообразные игровые механики, основанные на физическом взаимодействии. </w:t>
+      </w:r>
+      <w:proofErr w:type="spellStart"/>
+      <w:r>
+        <w:t>Rigidbody</w:t>
+      </w:r>
+      <w:proofErr w:type="spellEnd"/>
+      <w:r>
+        <w:t xml:space="preserve"> предоставляет большое количество методов для работы с физикой, например, приложение силы, добавление крутящего момента и другие.</w:t>
+      </w:r>
+      <w:r>
+        <w:t xml:space="preserve"> </w:t>
+      </w:r>
+    </w:p>
+    <w:p>
+      <w:pPr>
+        <w:ind w:firstLine="708"/>
+      </w:pPr>
+      <w:r>
+        <w:t xml:space="preserve">Как было сказано ранее </w:t>
+      </w:r>
+      <w:proofErr w:type="spellStart"/>
+      <w:r>
+        <w:t>Transform</w:t>
+      </w:r>
+      <w:proofErr w:type="spellEnd"/>
+      <w:r>
+        <w:t xml:space="preserve"> служит основой для определения положения, вращения и масштаба GameObject, однако его поведение изменяется при добавлении компонента Rigidbody2D. Rigidbody2D берет на себя управление положением объекта в соответствии с законами физики, переопределяя </w:t>
+      </w:r>
+      <w:proofErr w:type="spellStart"/>
+      <w:r>
+        <w:t>Transform</w:t>
+      </w:r>
+      <w:proofErr w:type="spellEnd"/>
+      <w:r>
+        <w:t xml:space="preserve"> для синхронизации визуального отображения с </w:t>
+      </w:r>
+      <w:r>
+        <w:lastRenderedPageBreak/>
+        <w:t xml:space="preserve">физической симуляцией. Прямое изменение </w:t>
+      </w:r>
+      <w:proofErr w:type="spellStart"/>
+      <w:r>
+        <w:t>Transform</w:t>
+      </w:r>
+      <w:proofErr w:type="spellEnd"/>
+      <w:r>
+        <w:t xml:space="preserve"> объекта с Rigidbody2D приводит к непредсказуемому поведению и ошибкам, поэтому управление положением должно осуществляться исключительно через сам Rigidbody2D.</w:t>
+      </w:r>
+    </w:p>
+    <w:p>
+      <w:pPr>
+        <w:ind w:firstLine="708"/>
+      </w:pPr>
+    </w:p>
+    <w:p>
+      <w:pPr>
+        <w:keepNext/>
+        <w:ind w:firstLine="708"/>
+        <w:jc w:val="center"/>
+      </w:pPr>
+      <w:r>
+        <w:drawing>
+          <wp:inline distT="0" distB="0" distL="0" distR="0" wp14:anchorId="505FD1CF" wp14:editId="021B1B87">
+            <wp:extent cx="2743200" cy="2836976"/>
+            <wp:effectExtent l="0" t="0" r="0" b="1905"/>
+            <wp:docPr id="7" name="Рисунок 7"/>
+            <wp:cNvGraphicFramePr>
+              <a:graphicFrameLocks xmlns:a="http://schemas.openxmlformats.org/drawingml/2006/main" noChangeAspect="1"/>
+            </wp:cNvGraphicFramePr>
+            <a:graphic xmlns:a="http://schemas.openxmlformats.org/drawingml/2006/main">
+              <a:graphicData uri="http://schemas.openxmlformats.org/drawingml/2006/picture">
+                <pic:pic xmlns:pic="http://schemas.openxmlformats.org/drawingml/2006/picture">
+                  <pic:nvPicPr>
+                    <pic:cNvPr id="1" name=""/>
+                    <pic:cNvPicPr/>
+                  </pic:nvPicPr>
+                  <pic:blipFill>
+                    <a:blip r:embed="rId12"/>
+                    <a:stretch>
+                      <a:fillRect/>
+                    </a:stretch>
+                  </pic:blipFill>
+                  <pic:spPr>
+                    <a:xfrm>
+                      <a:off x="0" y="0"/>
+                      <a:ext cx="2801585" cy="2897357"/>
+                    </a:xfrm>
+                    <a:prstGeom prst="rect">
+                      <a:avLst/>
+                    </a:prstGeom>
+                  </pic:spPr>
+                </pic:pic>
+              </a:graphicData>
+            </a:graphic>
+          </wp:inline>
+        </w:drawing>
+      </w:r>
+    </w:p>
+    <w:p>
+      <w:pPr>
+        <w:pStyle w:val="ab"/>
+        <w:jc w:val="center"/>
+        <w:rPr>
+          <w:i w:val="0"/>
+          <w:iCs w:val="0"/>
+        </w:rPr>
+      </w:pPr>
+      <w:r>
+        <w:rPr>
+          <w:i w:val="0"/>
+          <w:iCs w:val="0"/>
+        </w:rPr>
+        <w:t>Рисунок 5. Компонент</w:t>
+      </w:r>
+      <w:r>
+        <w:rPr>
+          <w:i w:val="0"/>
+          <w:iCs w:val="0"/>
+          <w:noProof/>
+        </w:rPr>
+        <w:t xml:space="preserve"> </w:t>
+      </w:r>
+      <w:r>
+        <w:rPr>
+          <w:i w:val="0"/>
+          <w:iCs w:val="0"/>
+          <w:noProof/>
+          <w:lang w:val="en-US"/>
+        </w:rPr>
+        <w:t>Rigidbody</w:t>
+      </w:r>
+      <w:r>
+        <w:rPr>
+          <w:i w:val="0"/>
+          <w:iCs w:val="0"/>
+          <w:noProof/>
+        </w:rPr>
+        <w:t>2</w:t>
+      </w:r>
+      <w:r>
+        <w:rPr>
+          <w:i w:val="0"/>
+          <w:iCs w:val="0"/>
+          <w:noProof/>
+          <w:lang w:val="en-US"/>
+        </w:rPr>
+        <w:t>D</w:t>
+      </w:r>
+    </w:p>
+    <w:p>
+      <w:pPr>
+        <w:ind w:firstLine="708"/>
+      </w:pPr>
+      <w:r>
+        <w:t xml:space="preserve">Сделав </w:t>
+      </w:r>
+      <w:r>
+        <w:rPr>
+          <w:lang w:val="en-US"/>
+        </w:rPr>
+        <w:t>GameObject</w:t>
+      </w:r>
+      <w:r>
+        <w:t xml:space="preserve"> </w:t>
+      </w:r>
+      <w:r>
+        <w:t xml:space="preserve">твердым телом с помощью </w:t>
+      </w:r>
+      <w:proofErr w:type="spellStart"/>
+      <w:r>
+        <w:rPr>
+          <w:lang w:val="en-US"/>
+        </w:rPr>
+        <w:t>Rigidbody</w:t>
+      </w:r>
+      <w:proofErr w:type="spellEnd"/>
+      <w:r>
+        <w:t>2</w:t>
+      </w:r>
+      <w:r>
+        <w:rPr>
+          <w:lang w:val="en-US"/>
+        </w:rPr>
+        <w:t>D</w:t>
+      </w:r>
+      <w:r>
+        <w:t xml:space="preserve"> </w:t>
+      </w:r>
+      <w:r>
+        <w:t xml:space="preserve">недостаточно для того, чтобы он мог сталкиваться с окружением. Для этого необходимо добавить коллайдер. </w:t>
+      </w:r>
+    </w:p>
+    <w:p>
+      <w:pPr>
+        <w:ind w:firstLine="708"/>
+      </w:pPr>
+      <w:proofErr w:type="spellStart"/>
+      <w:r>
+        <w:t>Collider</w:t>
+      </w:r>
+      <w:proofErr w:type="spellEnd"/>
+      <w:r>
+        <w:t xml:space="preserve"> — это компонент в Unity, который добавляет возможность коллизий с другими объектами для GameObject.</w:t>
+      </w:r>
+      <w:r>
+        <w:t xml:space="preserve"> Данный компонент может принимать на объекте различную форму: </w:t>
+      </w:r>
+      <w:r>
+        <w:t xml:space="preserve">Box </w:t>
+      </w:r>
+      <w:proofErr w:type="spellStart"/>
+      <w:r>
+        <w:t>Collider</w:t>
+      </w:r>
+      <w:proofErr w:type="spellEnd"/>
+      <w:r>
+        <w:t xml:space="preserve"> 2D</w:t>
+      </w:r>
+      <w:r>
+        <w:t xml:space="preserve">, </w:t>
+      </w:r>
+      <w:proofErr w:type="spellStart"/>
+      <w:r>
+        <w:t>Circle</w:t>
+      </w:r>
+      <w:proofErr w:type="spellEnd"/>
+      <w:r>
+        <w:t xml:space="preserve"> </w:t>
+      </w:r>
+      <w:proofErr w:type="spellStart"/>
+      <w:r>
+        <w:t>Collider</w:t>
+      </w:r>
+      <w:proofErr w:type="spellEnd"/>
+      <w:r>
+        <w:t xml:space="preserve"> 2D</w:t>
+      </w:r>
+      <w:r>
+        <w:t xml:space="preserve">, </w:t>
+      </w:r>
+      <w:proofErr w:type="spellStart"/>
+      <w:r>
+        <w:t>Polygon</w:t>
+      </w:r>
+      <w:proofErr w:type="spellEnd"/>
+      <w:r>
+        <w:t xml:space="preserve"> </w:t>
+      </w:r>
+      <w:proofErr w:type="spellStart"/>
+      <w:r>
+        <w:t>Collider</w:t>
+      </w:r>
+      <w:proofErr w:type="spellEnd"/>
+      <w:r>
+        <w:t xml:space="preserve"> 2D</w:t>
+      </w:r>
+      <w:r>
+        <w:t xml:space="preserve">, </w:t>
+      </w:r>
+      <w:r>
+        <w:t xml:space="preserve">Edge </w:t>
+      </w:r>
+      <w:proofErr w:type="spellStart"/>
+      <w:r>
+        <w:t>Collider</w:t>
+      </w:r>
+      <w:proofErr w:type="spellEnd"/>
+      <w:r>
+        <w:t xml:space="preserve"> 2D</w:t>
+      </w:r>
+      <w:r>
+        <w:t xml:space="preserve">, </w:t>
+      </w:r>
+      <w:proofErr w:type="spellStart"/>
+      <w:r>
+        <w:t>Capsule</w:t>
+      </w:r>
+      <w:proofErr w:type="spellEnd"/>
+      <w:r>
+        <w:t xml:space="preserve"> </w:t>
+      </w:r>
+      <w:proofErr w:type="spellStart"/>
+      <w:r>
+        <w:t>Collider</w:t>
+      </w:r>
+      <w:proofErr w:type="spellEnd"/>
+      <w:r>
+        <w:t xml:space="preserve"> 2D</w:t>
+      </w:r>
+      <w:r>
+        <w:t xml:space="preserve">. </w:t>
+      </w:r>
+      <w:r>
+        <w:t xml:space="preserve">При выборе коллайдера следует учитывать форму объекта, требования к точности столкновений и производительность. Для простых объектов лучше использовать Box </w:t>
+      </w:r>
+      <w:proofErr w:type="spellStart"/>
+      <w:r>
+        <w:t>Collider</w:t>
+      </w:r>
+      <w:proofErr w:type="spellEnd"/>
+      <w:r>
+        <w:t xml:space="preserve"> 2D или </w:t>
+      </w:r>
+      <w:proofErr w:type="spellStart"/>
+      <w:r>
+        <w:t>Circle</w:t>
+      </w:r>
+      <w:proofErr w:type="spellEnd"/>
+      <w:r>
+        <w:t xml:space="preserve"> </w:t>
+      </w:r>
+      <w:proofErr w:type="spellStart"/>
+      <w:r>
+        <w:t>Collider</w:t>
+      </w:r>
+      <w:proofErr w:type="spellEnd"/>
+      <w:r>
+        <w:t xml:space="preserve"> 2D. Для объектов сложной формы можно использовать </w:t>
+      </w:r>
+      <w:proofErr w:type="spellStart"/>
+      <w:r>
+        <w:t>Polygon</w:t>
+      </w:r>
+      <w:proofErr w:type="spellEnd"/>
+      <w:r>
+        <w:t xml:space="preserve"> </w:t>
+      </w:r>
+      <w:proofErr w:type="spellStart"/>
+      <w:r>
+        <w:t>Collider</w:t>
+      </w:r>
+      <w:proofErr w:type="spellEnd"/>
+      <w:r>
+        <w:t xml:space="preserve"> 2D или </w:t>
+      </w:r>
+      <w:proofErr w:type="spellStart"/>
+      <w:r>
+        <w:t>Composite</w:t>
+      </w:r>
+      <w:proofErr w:type="spellEnd"/>
+      <w:r>
+        <w:t xml:space="preserve"> </w:t>
+      </w:r>
+      <w:proofErr w:type="spellStart"/>
+      <w:r>
+        <w:t>Collider</w:t>
+      </w:r>
+      <w:proofErr w:type="spellEnd"/>
+      <w:r>
+        <w:t xml:space="preserve"> 2D. Edge </w:t>
+      </w:r>
+      <w:proofErr w:type="spellStart"/>
+      <w:r>
+        <w:t>Collider</w:t>
+      </w:r>
+      <w:proofErr w:type="spellEnd"/>
+      <w:r>
+        <w:t xml:space="preserve"> 2D подходит для представления тонких объектов. </w:t>
+      </w:r>
+      <w:proofErr w:type="spellStart"/>
+      <w:r>
+        <w:t>Capsule</w:t>
+      </w:r>
+      <w:proofErr w:type="spellEnd"/>
+      <w:r>
+        <w:t xml:space="preserve"> </w:t>
+      </w:r>
+      <w:proofErr w:type="spellStart"/>
+      <w:r>
+        <w:t>Collider</w:t>
+      </w:r>
+      <w:proofErr w:type="spellEnd"/>
+      <w:r>
+        <w:t xml:space="preserve"> 2D хорошо подходит для персонажей.</w:t>
+      </w:r>
+    </w:p>
+    <w:p>
+      <w:pPr>
+        <w:keepNext/>
+        <w:ind w:firstLine="708"/>
+        <w:jc w:val="center"/>
+      </w:pPr>
+      <w:r>
+        <w:lastRenderedPageBreak/>
+        <w:drawing>
+          <wp:inline distT="0" distB="0" distL="0" distR="0" wp14:anchorId="5DC56C6E" wp14:editId="3DD9C83F">
+            <wp:extent cx="4008729" cy="1611509"/>
+            <wp:effectExtent l="0" t="0" r="0" b="8255"/>
+            <wp:docPr id="8" name="Рисунок 8"/>
+            <wp:cNvGraphicFramePr>
+              <a:graphicFrameLocks xmlns:a="http://schemas.openxmlformats.org/drawingml/2006/main" noChangeAspect="1"/>
+            </wp:cNvGraphicFramePr>
+            <a:graphic xmlns:a="http://schemas.openxmlformats.org/drawingml/2006/main">
+              <a:graphicData uri="http://schemas.openxmlformats.org/drawingml/2006/picture">
+                <pic:pic xmlns:pic="http://schemas.openxmlformats.org/drawingml/2006/picture">
+                  <pic:nvPicPr>
+                    <pic:cNvPr id="1" name=""/>
+                    <pic:cNvPicPr/>
+                  </pic:nvPicPr>
+                  <pic:blipFill>
+                    <a:blip r:embed="rId13"/>
+                    <a:stretch>
+                      <a:fillRect/>
+                    </a:stretch>
+                  </pic:blipFill>
+                  <pic:spPr>
+                    <a:xfrm>
+                      <a:off x="0" y="0"/>
+                      <a:ext cx="4030350" cy="1620201"/>
+                    </a:xfrm>
+                    <a:prstGeom prst="rect">
+                      <a:avLst/>
+                    </a:prstGeom>
+                  </pic:spPr>
+                </pic:pic>
+              </a:graphicData>
+            </a:graphic>
+          </wp:inline>
+        </w:drawing>
+      </w:r>
+    </w:p>
+    <w:p>
+      <w:pPr>
+        <w:pStyle w:val="ab"/>
+        <w:jc w:val="center"/>
+      </w:pPr>
+      <w:r>
+        <w:t>Рисунок 6. Прямоугольный коллайдер зеленого цвета</w:t>
+      </w:r>
+    </w:p>
+    <w:p>
+      <w:pPr>
+        <w:ind w:firstLine="708"/>
+      </w:pPr>
+    </w:p>
+    <w:p>
+      <w:pPr>
+        <w:ind w:firstLine="708"/>
+      </w:pPr>
+      <w:r>
+        <w:t>Ключевым моментом является неявная связь между Rigidbody2D и Collider2D. При добавлении Collider2D к объекту с Rigidbody2D или его дочерним объектам, коллайдер автоматически связывается с Rigidbody2D и его положение контролируется физическим движком. Это обеспечивает корректную обработку столкновений и предотвращает прохождение объектов друг сквозь друга. Несколько Collider2D, связанных с одним Rigidbody2D, образуют составной коллайдер, что позволяет создавать сложные формы столкновений и эффективно моделировать поведение объектов сложной геометрии.</w:t>
+      </w:r>
+    </w:p>
+    <w:p>
+      <w:pPr>
+        <w:pStyle w:val="2"/>
+        <w:numPr>
+          <w:ilvl w:val="1"/>
+          <w:numId w:val="6"/>
+        </w:numPr>
+      </w:pPr>
+      <w:r>
+        <w:t>Графика</w:t>
+      </w:r>
+    </w:p>
+    <w:p/>
+    <w:p>
+      <w:pPr>
+        <w:ind w:firstLine="708"/>
+      </w:pPr>
+    </w:p>
+    <w:p>
+      <w:pPr>
+        <w:ind w:firstLine="708"/>
+        <w:rPr>
+          <w:lang w:val="en-US"/>
+        </w:rPr>
+      </w:pPr>
+    </w:p>
+    <w:p>
+      <w:pPr>
+        <w:ind w:firstLine="708"/>
+        <w:rPr>
+          <w:lang w:val="en-US"/>
+        </w:rPr>
+      </w:pPr>
+    </w:p>
+    <w:p>
+      <w:pPr>
+        <w:ind w:firstLine="708"/>
+        <w:rPr>
+          <w:rFonts w:eastAsia="Times New Roman" w:cs="Times New Roman"/>
           <w:kern w:val="36"/>
-          <w:sz w:val="48"/>
           <w:szCs w:val="48"/>
-          <w:lang w:eastAsia="ru-RU"/>
+          <w:lang w:val="en-US" w:eastAsia="ru-RU"/>
           <w14:ligatures w14:val="none"/>
         </w:rPr>
       </w:pPr>
       <w:r>
+        <w:rPr>
+          <w:lang w:val="en-US"/>
+        </w:rPr>
         <w:br w:type="page"/>
       </w:r>
     </w:p>
@@ -2915,7 +5194,7 @@
           <w:szCs w:val="42"/>
         </w:rPr>
       </w:pPr>
-      <w:bookmarkStart w:id="4" w:name="_Toc182473031"/>
+      <w:bookmarkStart w:id="6" w:name="_Toc182634524"/>
       <w:r>
         <w:lastRenderedPageBreak/>
         <w:t xml:space="preserve">Компонент </w:t>
@@ -2940,7 +5219,7 @@
         </w:rPr>
         <w:t xml:space="preserve"> 2D</w:t>
       </w:r>
-      <w:bookmarkEnd w:id="4"/>
+      <w:bookmarkEnd w:id="6"/>
     </w:p>
     <w:p/>
     <w:p>
@@ -2964,7 +5243,7 @@
                     <pic:cNvPicPr/>
                   </pic:nvPicPr>
                   <pic:blipFill>
-                    <a:blip r:embed="rId8"/>
+                    <a:blip r:embed="rId14"/>
                     <a:stretch>
                       <a:fillRect/>
                     </a:stretch>
@@ -2996,7 +5275,7 @@
 </file>
 
 <file path=word/endnotes.xml><?xml version="1.0" encoding="utf-8"?>
-<w:endnotes xmlns:wpc="http://schemas.microsoft.com/office/word/2010/wordprocessingCanvas" xmlns:cx="http://schemas.microsoft.com/office/drawing/2014/chartex" xmlns:cx1="http://schemas.microsoft.com/office/drawing/2015/9/8/chartex" xmlns:cx2="http://schemas.microsoft.com/office/drawing/2015/10/21/chartex" xmlns:cx3="http://schemas.microsoft.com/office/drawing/2016/5/9/chartex" xmlns:cx4="http://schemas.microsoft.com/office/drawing/2016/5/10/chartex" xmlns:cx5="http://schemas.microsoft.com/office/drawing/2016/5/11/chartex" xmlns:cx6="http://schemas.microsoft.com/office/drawing/2016/5/12/chartex" xmlns:cx7="http://schemas.microsoft.com/office/drawing/2016/5/13/chartex" xmlns:cx8="http://schemas.microsoft.com/office/drawing/2016/5/14/chartex" xmlns:mc="http://schemas.openxmlformats.org/markup-compatibility/2006" xmlns:aink="http://schemas.microsoft.com/office/drawing/2016/ink" xmlns:am3d="http://schemas.microsoft.com/office/drawing/2017/model3d" xmlns:o="urn:schemas-microsoft-com:office:office" xmlns:oel="http://schemas.microsoft.com/office/2019/extlst" xmlns:r="http://schemas.openxmlformats.org/officeDocument/2006/relationships" xmlns:m="http://schemas.openxmlformats.org/officeDocument/2006/math" xmlns:v="urn:schemas-microsoft-com:vml" xmlns:wp14="http://schemas.microsoft.com/office/word/2010/wordprocessingDrawing" xmlns:wp="http://schemas.openxmlformats.org/drawingml/2006/wordprocessingDrawing" xmlns:w10="urn:schemas-microsoft-com:office:word" xmlns:w="http://schemas.openxmlformats.org/wordprocessingml/2006/main" xmlns:w14="http://schemas.microsoft.com/office/word/2010/wordml" xmlns:w15="http://schemas.microsoft.com/office/word/2012/wordml" xmlns:w16cex="http://schemas.microsoft.com/office/word/2018/wordml/cex" xmlns:w16cid="http://schemas.microsoft.com/office/word/2016/wordml/cid" xmlns:w16="http://schemas.microsoft.com/office/word/2018/wordml" xmlns:w16sdtdh="http://schemas.microsoft.com/office/word/2020/wordml/sdtdatahash" xmlns:w16se="http://schemas.microsoft.com/office/word/2015/wordml/symex" xmlns:wpg="http://schemas.microsoft.com/office/word/2010/wordprocessingGroup" xmlns:wpi="http://schemas.microsoft.com/office/word/2010/wordprocessingInk" xmlns:wne="http://schemas.microsoft.com/office/word/2006/wordml" xmlns:wps="http://schemas.microsoft.com/office/word/2010/wordprocessingShape" mc:Ignorable="w14 w15 w16se w16cid w16 w16cex w16sdtdh wp14">
+<w:endnotes xmlns:wpc="http://schemas.microsoft.com/office/word/2010/wordprocessingCanvas" xmlns:cx="http://schemas.microsoft.com/office/drawing/2014/chartex" xmlns:cx1="http://schemas.microsoft.com/office/drawing/2015/9/8/chartex" xmlns:cx2="http://schemas.microsoft.com/office/drawing/2015/10/21/chartex" xmlns:cx3="http://schemas.microsoft.com/office/drawing/2016/5/9/chartex" xmlns:cx4="http://schemas.microsoft.com/office/drawing/2016/5/10/chartex" xmlns:cx5="http://schemas.microsoft.com/office/drawing/2016/5/11/chartex" xmlns:cx6="http://schemas.microsoft.com/office/drawing/2016/5/12/chartex" xmlns:cx7="http://schemas.microsoft.com/office/drawing/2016/5/13/chartex" xmlns:cx8="http://schemas.microsoft.com/office/drawing/2016/5/14/chartex" xmlns:mc="http://schemas.openxmlformats.org/markup-compatibility/2006" xmlns:aink="http://schemas.microsoft.com/office/drawing/2016/ink" xmlns:am3d="http://schemas.microsoft.com/office/drawing/2017/model3d" xmlns:o="urn:schemas-microsoft-com:office:office" xmlns:r="http://schemas.openxmlformats.org/officeDocument/2006/relationships" xmlns:m="http://schemas.openxmlformats.org/officeDocument/2006/math" xmlns:v="urn:schemas-microsoft-com:vml" xmlns:wp14="http://schemas.microsoft.com/office/word/2010/wordprocessingDrawing" xmlns:wp="http://schemas.openxmlformats.org/drawingml/2006/wordprocessingDrawing" xmlns:w10="urn:schemas-microsoft-com:office:word" xmlns:w="http://schemas.openxmlformats.org/wordprocessingml/2006/main" xmlns:w14="http://schemas.microsoft.com/office/word/2010/wordml" xmlns:w15="http://schemas.microsoft.com/office/word/2012/wordml" xmlns:w16cex="http://schemas.microsoft.com/office/word/2018/wordml/cex" xmlns:w16cid="http://schemas.microsoft.com/office/word/2016/wordml/cid" xmlns:w16="http://schemas.microsoft.com/office/word/2018/wordml" xmlns:w16sdtdh="http://schemas.microsoft.com/office/word/2020/wordml/sdtdatahash" xmlns:w16se="http://schemas.microsoft.com/office/word/2015/wordml/symex" xmlns:wpg="http://schemas.microsoft.com/office/word/2010/wordprocessingGroup" xmlns:wpi="http://schemas.microsoft.com/office/word/2010/wordprocessingInk" xmlns:wne="http://schemas.microsoft.com/office/word/2006/wordml" xmlns:wps="http://schemas.microsoft.com/office/word/2010/wordprocessingShape" mc:Ignorable="w14 w15 w16se w16cid w16 w16cex w16sdtdh wp14">
   <w:endnote w:type="separator" w:id="-1">
     <w:p>
       <w:pPr>
@@ -3021,7 +5300,7 @@
 </file>
 
 <file path=word/footnotes.xml><?xml version="1.0" encoding="utf-8"?>
-<w:footnotes xmlns:wpc="http://schemas.microsoft.com/office/word/2010/wordprocessingCanvas" xmlns:cx="http://schemas.microsoft.com/office/drawing/2014/chartex" xmlns:cx1="http://schemas.microsoft.com/office/drawing/2015/9/8/chartex" xmlns:cx2="http://schemas.microsoft.com/office/drawing/2015/10/21/chartex" xmlns:cx3="http://schemas.microsoft.com/office/drawing/2016/5/9/chartex" xmlns:cx4="http://schemas.microsoft.com/office/drawing/2016/5/10/chartex" xmlns:cx5="http://schemas.microsoft.com/office/drawing/2016/5/11/chartex" xmlns:cx6="http://schemas.microsoft.com/office/drawing/2016/5/12/chartex" xmlns:cx7="http://schemas.microsoft.com/office/drawing/2016/5/13/chartex" xmlns:cx8="http://schemas.microsoft.com/office/drawing/2016/5/14/chartex" xmlns:mc="http://schemas.openxmlformats.org/markup-compatibility/2006" xmlns:aink="http://schemas.microsoft.com/office/drawing/2016/ink" xmlns:am3d="http://schemas.microsoft.com/office/drawing/2017/model3d" xmlns:o="urn:schemas-microsoft-com:office:office" xmlns:oel="http://schemas.microsoft.com/office/2019/extlst" xmlns:r="http://schemas.openxmlformats.org/officeDocument/2006/relationships" xmlns:m="http://schemas.openxmlformats.org/officeDocument/2006/math" xmlns:v="urn:schemas-microsoft-com:vml" xmlns:wp14="http://schemas.microsoft.com/office/word/2010/wordprocessingDrawing" xmlns:wp="http://schemas.openxmlformats.org/drawingml/2006/wordprocessingDrawing" xmlns:w10="urn:schemas-microsoft-com:office:word" xmlns:w="http://schemas.openxmlformats.org/wordprocessingml/2006/main" xmlns:w14="http://schemas.microsoft.com/office/word/2010/wordml" xmlns:w15="http://schemas.microsoft.com/office/word/2012/wordml" xmlns:w16cex="http://schemas.microsoft.com/office/word/2018/wordml/cex" xmlns:w16cid="http://schemas.microsoft.com/office/word/2016/wordml/cid" xmlns:w16="http://schemas.microsoft.com/office/word/2018/wordml" xmlns:w16sdtdh="http://schemas.microsoft.com/office/word/2020/wordml/sdtdatahash" xmlns:w16se="http://schemas.microsoft.com/office/word/2015/wordml/symex" xmlns:wpg="http://schemas.microsoft.com/office/word/2010/wordprocessingGroup" xmlns:wpi="http://schemas.microsoft.com/office/word/2010/wordprocessingInk" xmlns:wne="http://schemas.microsoft.com/office/word/2006/wordml" xmlns:wps="http://schemas.microsoft.com/office/word/2010/wordprocessingShape" mc:Ignorable="w14 w15 w16se w16cid w16 w16cex w16sdtdh wp14">
+<w:footnotes xmlns:wpc="http://schemas.microsoft.com/office/word/2010/wordprocessingCanvas" xmlns:cx="http://schemas.microsoft.com/office/drawing/2014/chartex" xmlns:cx1="http://schemas.microsoft.com/office/drawing/2015/9/8/chartex" xmlns:cx2="http://schemas.microsoft.com/office/drawing/2015/10/21/chartex" xmlns:cx3="http://schemas.microsoft.com/office/drawing/2016/5/9/chartex" xmlns:cx4="http://schemas.microsoft.com/office/drawing/2016/5/10/chartex" xmlns:cx5="http://schemas.microsoft.com/office/drawing/2016/5/11/chartex" xmlns:cx6="http://schemas.microsoft.com/office/drawing/2016/5/12/chartex" xmlns:cx7="http://schemas.microsoft.com/office/drawing/2016/5/13/chartex" xmlns:cx8="http://schemas.microsoft.com/office/drawing/2016/5/14/chartex" xmlns:mc="http://schemas.openxmlformats.org/markup-compatibility/2006" xmlns:aink="http://schemas.microsoft.com/office/drawing/2016/ink" xmlns:am3d="http://schemas.microsoft.com/office/drawing/2017/model3d" xmlns:o="urn:schemas-microsoft-com:office:office" xmlns:r="http://schemas.openxmlformats.org/officeDocument/2006/relationships" xmlns:m="http://schemas.openxmlformats.org/officeDocument/2006/math" xmlns:v="urn:schemas-microsoft-com:vml" xmlns:wp14="http://schemas.microsoft.com/office/word/2010/wordprocessingDrawing" xmlns:wp="http://schemas.openxmlformats.org/drawingml/2006/wordprocessingDrawing" xmlns:w10="urn:schemas-microsoft-com:office:word" xmlns:w="http://schemas.openxmlformats.org/wordprocessingml/2006/main" xmlns:w14="http://schemas.microsoft.com/office/word/2010/wordml" xmlns:w15="http://schemas.microsoft.com/office/word/2012/wordml" xmlns:w16cex="http://schemas.microsoft.com/office/word/2018/wordml/cex" xmlns:w16cid="http://schemas.microsoft.com/office/word/2016/wordml/cid" xmlns:w16="http://schemas.microsoft.com/office/word/2018/wordml" xmlns:w16sdtdh="http://schemas.microsoft.com/office/word/2020/wordml/sdtdatahash" xmlns:w16se="http://schemas.microsoft.com/office/word/2015/wordml/symex" xmlns:wpg="http://schemas.microsoft.com/office/word/2010/wordprocessingGroup" xmlns:wpi="http://schemas.microsoft.com/office/word/2010/wordprocessingInk" xmlns:wne="http://schemas.microsoft.com/office/word/2006/wordml" xmlns:wps="http://schemas.microsoft.com/office/word/2010/wordprocessingShape" mc:Ignorable="w14 w15 w16se w16cid w16 w16cex w16sdtdh wp14">
   <w:footnote w:type="separator" w:id="-1">
     <w:p>
       <w:pPr>
@@ -3094,7 +5373,7 @@
 </file>
 
 <file path=word/numbering.xml><?xml version="1.0" encoding="utf-8"?>
-<w:numbering xmlns:wpc="http://schemas.microsoft.com/office/word/2010/wordprocessingCanvas" xmlns:cx="http://schemas.microsoft.com/office/drawing/2014/chartex" xmlns:cx1="http://schemas.microsoft.com/office/drawing/2015/9/8/chartex" xmlns:cx2="http://schemas.microsoft.com/office/drawing/2015/10/21/chartex" xmlns:cx3="http://schemas.microsoft.com/office/drawing/2016/5/9/chartex" xmlns:cx4="http://schemas.microsoft.com/office/drawing/2016/5/10/chartex" xmlns:cx5="http://schemas.microsoft.com/office/drawing/2016/5/11/chartex" xmlns:cx6="http://schemas.microsoft.com/office/drawing/2016/5/12/chartex" xmlns:cx7="http://schemas.microsoft.com/office/drawing/2016/5/13/chartex" xmlns:cx8="http://schemas.microsoft.com/office/drawing/2016/5/14/chartex" xmlns:mc="http://schemas.openxmlformats.org/markup-compatibility/2006" xmlns:aink="http://schemas.microsoft.com/office/drawing/2016/ink" xmlns:am3d="http://schemas.microsoft.com/office/drawing/2017/model3d" xmlns:o="urn:schemas-microsoft-com:office:office" xmlns:oel="http://schemas.microsoft.com/office/2019/extlst" xmlns:r="http://schemas.openxmlformats.org/officeDocument/2006/relationships" xmlns:m="http://schemas.openxmlformats.org/officeDocument/2006/math" xmlns:v="urn:schemas-microsoft-com:vml" xmlns:wp14="http://schemas.microsoft.com/office/word/2010/wordprocessingDrawing" xmlns:wp="http://schemas.openxmlformats.org/drawingml/2006/wordprocessingDrawing" xmlns:w10="urn:schemas-microsoft-com:office:word" xmlns:w="http://schemas.openxmlformats.org/wordprocessingml/2006/main" xmlns:w14="http://schemas.microsoft.com/office/word/2010/wordml" xmlns:w15="http://schemas.microsoft.com/office/word/2012/wordml" xmlns:w16cex="http://schemas.microsoft.com/office/word/2018/wordml/cex" xmlns:w16cid="http://schemas.microsoft.com/office/word/2016/wordml/cid" xmlns:w16="http://schemas.microsoft.com/office/word/2018/wordml" xmlns:w16sdtdh="http://schemas.microsoft.com/office/word/2020/wordml/sdtdatahash" xmlns:w16se="http://schemas.microsoft.com/office/word/2015/wordml/symex" xmlns:wpg="http://schemas.microsoft.com/office/word/2010/wordprocessingGroup" xmlns:wpi="http://schemas.microsoft.com/office/word/2010/wordprocessingInk" xmlns:wne="http://schemas.microsoft.com/office/word/2006/wordml" xmlns:wps="http://schemas.microsoft.com/office/word/2010/wordprocessingShape" mc:Ignorable="w14 w15 w16se w16cid w16 w16cex w16sdtdh wp14">
+<w:numbering xmlns:wpc="http://schemas.microsoft.com/office/word/2010/wordprocessingCanvas" xmlns:cx="http://schemas.microsoft.com/office/drawing/2014/chartex" xmlns:cx1="http://schemas.microsoft.com/office/drawing/2015/9/8/chartex" xmlns:cx2="http://schemas.microsoft.com/office/drawing/2015/10/21/chartex" xmlns:cx3="http://schemas.microsoft.com/office/drawing/2016/5/9/chartex" xmlns:cx4="http://schemas.microsoft.com/office/drawing/2016/5/10/chartex" xmlns:cx5="http://schemas.microsoft.com/office/drawing/2016/5/11/chartex" xmlns:cx6="http://schemas.microsoft.com/office/drawing/2016/5/12/chartex" xmlns:cx7="http://schemas.microsoft.com/office/drawing/2016/5/13/chartex" xmlns:cx8="http://schemas.microsoft.com/office/drawing/2016/5/14/chartex" xmlns:mc="http://schemas.openxmlformats.org/markup-compatibility/2006" xmlns:aink="http://schemas.microsoft.com/office/drawing/2016/ink" xmlns:am3d="http://schemas.microsoft.com/office/drawing/2017/model3d" xmlns:o="urn:schemas-microsoft-com:office:office" xmlns:r="http://schemas.openxmlformats.org/officeDocument/2006/relationships" xmlns:m="http://schemas.openxmlformats.org/officeDocument/2006/math" xmlns:v="urn:schemas-microsoft-com:vml" xmlns:wp14="http://schemas.microsoft.com/office/word/2010/wordprocessingDrawing" xmlns:wp="http://schemas.openxmlformats.org/drawingml/2006/wordprocessingDrawing" xmlns:w10="urn:schemas-microsoft-com:office:word" xmlns:w="http://schemas.openxmlformats.org/wordprocessingml/2006/main" xmlns:w14="http://schemas.microsoft.com/office/word/2010/wordml" xmlns:w15="http://schemas.microsoft.com/office/word/2012/wordml" xmlns:w16cex="http://schemas.microsoft.com/office/word/2018/wordml/cex" xmlns:w16cid="http://schemas.microsoft.com/office/word/2016/wordml/cid" xmlns:w16="http://schemas.microsoft.com/office/word/2018/wordml" xmlns:w16sdtdh="http://schemas.microsoft.com/office/word/2020/wordml/sdtdatahash" xmlns:w16se="http://schemas.microsoft.com/office/word/2015/wordml/symex" xmlns:wpg="http://schemas.microsoft.com/office/word/2010/wordprocessingGroup" xmlns:wpi="http://schemas.microsoft.com/office/word/2010/wordprocessingInk" xmlns:wne="http://schemas.microsoft.com/office/word/2006/wordml" xmlns:wps="http://schemas.microsoft.com/office/word/2010/wordprocessingShape" mc:Ignorable="w14 w15 w16se w16cid w16 w16cex w16sdtdh wp14">
   <w:abstractNum w:abstractNumId="0" w15:restartNumberingAfterBreak="0">
     <w:nsid w:val="DB3DE804"/>
     <w:multiLevelType w:val="singleLevel"/>
@@ -3111,6 +5390,92 @@
     </w:lvl>
   </w:abstractNum>
   <w:abstractNum w:abstractNumId="1" w15:restartNumberingAfterBreak="0">
+    <w:nsid w:val="0B141F98"/>
+    <w:multiLevelType w:val="hybridMultilevel"/>
+    <w:tmpl w:val="7BB66B0E"/>
+    <w:lvl w:ilvl="0" w:tplc="0419000F">
+      <w:start w:val="1"/>
+      <w:numFmt w:val="decimal"/>
+      <w:lvlText w:val="%1."/>
+      <w:lvlJc w:val="left"/>
+      <w:pPr>
+        <w:ind w:left="720" w:hanging="360"/>
+      </w:pPr>
+    </w:lvl>
+    <w:lvl w:ilvl="1" w:tplc="04190019" w:tentative="1">
+      <w:start w:val="1"/>
+      <w:numFmt w:val="lowerLetter"/>
+      <w:lvlText w:val="%2."/>
+      <w:lvlJc w:val="left"/>
+      <w:pPr>
+        <w:ind w:left="1440" w:hanging="360"/>
+      </w:pPr>
+    </w:lvl>
+    <w:lvl w:ilvl="2" w:tplc="0419001B" w:tentative="1">
+      <w:start w:val="1"/>
+      <w:numFmt w:val="lowerRoman"/>
+      <w:lvlText w:val="%3."/>
+      <w:lvlJc w:val="right"/>
+      <w:pPr>
+        <w:ind w:left="2160" w:hanging="180"/>
+      </w:pPr>
+    </w:lvl>
+    <w:lvl w:ilvl="3" w:tplc="0419000F" w:tentative="1">
+      <w:start w:val="1"/>
+      <w:numFmt w:val="decimal"/>
+      <w:lvlText w:val="%4."/>
+      <w:lvlJc w:val="left"/>
+      <w:pPr>
+        <w:ind w:left="2880" w:hanging="360"/>
+      </w:pPr>
+    </w:lvl>
+    <w:lvl w:ilvl="4" w:tplc="04190019" w:tentative="1">
+      <w:start w:val="1"/>
+      <w:numFmt w:val="lowerLetter"/>
+      <w:lvlText w:val="%5."/>
+      <w:lvlJc w:val="left"/>
+      <w:pPr>
+        <w:ind w:left="3600" w:hanging="360"/>
+      </w:pPr>
+    </w:lvl>
+    <w:lvl w:ilvl="5" w:tplc="0419001B" w:tentative="1">
+      <w:start w:val="1"/>
+      <w:numFmt w:val="lowerRoman"/>
+      <w:lvlText w:val="%6."/>
+      <w:lvlJc w:val="right"/>
+      <w:pPr>
+        <w:ind w:left="4320" w:hanging="180"/>
+      </w:pPr>
+    </w:lvl>
+    <w:lvl w:ilvl="6" w:tplc="0419000F" w:tentative="1">
+      <w:start w:val="1"/>
+      <w:numFmt w:val="decimal"/>
+      <w:lvlText w:val="%7."/>
+      <w:lvlJc w:val="left"/>
+      <w:pPr>
+        <w:ind w:left="5040" w:hanging="360"/>
+      </w:pPr>
+    </w:lvl>
+    <w:lvl w:ilvl="7" w:tplc="04190019" w:tentative="1">
+      <w:start w:val="1"/>
+      <w:numFmt w:val="lowerLetter"/>
+      <w:lvlText w:val="%8."/>
+      <w:lvlJc w:val="left"/>
+      <w:pPr>
+        <w:ind w:left="5760" w:hanging="360"/>
+      </w:pPr>
+    </w:lvl>
+    <w:lvl w:ilvl="8" w:tplc="0419001B" w:tentative="1">
+      <w:start w:val="1"/>
+      <w:numFmt w:val="lowerRoman"/>
+      <w:lvlText w:val="%9."/>
+      <w:lvlJc w:val="right"/>
+      <w:pPr>
+        <w:ind w:left="6480" w:hanging="180"/>
+      </w:pPr>
+    </w:lvl>
+  </w:abstractNum>
+  <w:abstractNum w:abstractNumId="2" w15:restartNumberingAfterBreak="0">
     <w:nsid w:val="0DC62769"/>
     <w:multiLevelType w:val="hybridMultilevel"/>
     <w:tmpl w:val="DA4AFB9E"/>
@@ -3196,7 +5561,7 @@
       </w:pPr>
     </w:lvl>
   </w:abstractNum>
-  <w:abstractNum w:abstractNumId="2" w15:restartNumberingAfterBreak="0">
+  <w:abstractNum w:abstractNumId="3" w15:restartNumberingAfterBreak="0">
     <w:nsid w:val="12B3077D"/>
     <w:multiLevelType w:val="hybridMultilevel"/>
     <w:tmpl w:val="EC04E2C4"/>
@@ -3282,7 +5647,7 @@
       </w:pPr>
     </w:lvl>
   </w:abstractNum>
-  <w:abstractNum w:abstractNumId="3" w15:restartNumberingAfterBreak="0">
+  <w:abstractNum w:abstractNumId="4" w15:restartNumberingAfterBreak="0">
     <w:nsid w:val="12F861A2"/>
     <w:multiLevelType w:val="hybridMultilevel"/>
     <w:tmpl w:val="3CFAB936"/>
@@ -3368,7 +5733,7 @@
       </w:pPr>
     </w:lvl>
   </w:abstractNum>
-  <w:abstractNum w:abstractNumId="4" w15:restartNumberingAfterBreak="0">
+  <w:abstractNum w:abstractNumId="5" w15:restartNumberingAfterBreak="0">
     <w:nsid w:val="1F135B83"/>
     <w:multiLevelType w:val="hybridMultilevel"/>
     <w:tmpl w:val="0352A78E"/>
@@ -3481,7 +5846,7 @@
       </w:rPr>
     </w:lvl>
   </w:abstractNum>
-  <w:abstractNum w:abstractNumId="5" w15:restartNumberingAfterBreak="0">
+  <w:abstractNum w:abstractNumId="6" w15:restartNumberingAfterBreak="0">
     <w:nsid w:val="26FA0D01"/>
     <w:multiLevelType w:val="multilevel"/>
     <w:tmpl w:val="F1364166"/>
@@ -3603,7 +5968,7 @@
       </w:rPr>
     </w:lvl>
   </w:abstractNum>
-  <w:abstractNum w:abstractNumId="6" w15:restartNumberingAfterBreak="0">
+  <w:abstractNum w:abstractNumId="7" w15:restartNumberingAfterBreak="0">
     <w:nsid w:val="29F427D8"/>
     <w:multiLevelType w:val="hybridMultilevel"/>
     <w:tmpl w:val="61BE3F32"/>
@@ -3716,7 +6081,7 @@
       </w:rPr>
     </w:lvl>
   </w:abstractNum>
-  <w:abstractNum w:abstractNumId="7" w15:restartNumberingAfterBreak="0">
+  <w:abstractNum w:abstractNumId="8" w15:restartNumberingAfterBreak="0">
     <w:nsid w:val="459704EF"/>
     <w:multiLevelType w:val="hybridMultilevel"/>
     <w:tmpl w:val="EEF03140"/>
@@ -3829,7 +6194,7 @@
       </w:rPr>
     </w:lvl>
   </w:abstractNum>
-  <w:abstractNum w:abstractNumId="8" w15:restartNumberingAfterBreak="0">
+  <w:abstractNum w:abstractNumId="9" w15:restartNumberingAfterBreak="0">
     <w:nsid w:val="45E93552"/>
     <w:multiLevelType w:val="hybridMultilevel"/>
     <w:tmpl w:val="916681C8"/>
@@ -3915,7 +6280,120 @@
       </w:pPr>
     </w:lvl>
   </w:abstractNum>
-  <w:abstractNum w:abstractNumId="9" w15:restartNumberingAfterBreak="0">
+  <w:abstractNum w:abstractNumId="10" w15:restartNumberingAfterBreak="0">
+    <w:nsid w:val="4A013C8E"/>
+    <w:multiLevelType w:val="hybridMultilevel"/>
+    <w:tmpl w:val="C3762054"/>
+    <w:lvl w:ilvl="0" w:tplc="04190001">
+      <w:start w:val="1"/>
+      <w:numFmt w:val="bullet"/>
+      <w:lvlText w:val=""/>
+      <w:lvlJc w:val="left"/>
+      <w:pPr>
+        <w:ind w:left="720" w:hanging="360"/>
+      </w:pPr>
+      <w:rPr>
+        <w:rFonts w:ascii="Symbol" w:hAnsi="Symbol" w:hint="default"/>
+      </w:rPr>
+    </w:lvl>
+    <w:lvl w:ilvl="1" w:tplc="04190003" w:tentative="1">
+      <w:start w:val="1"/>
+      <w:numFmt w:val="bullet"/>
+      <w:lvlText w:val="o"/>
+      <w:lvlJc w:val="left"/>
+      <w:pPr>
+        <w:ind w:left="1440" w:hanging="360"/>
+      </w:pPr>
+      <w:rPr>
+        <w:rFonts w:ascii="Courier New" w:hAnsi="Courier New" w:cs="Courier New" w:hint="default"/>
+      </w:rPr>
+    </w:lvl>
+    <w:lvl w:ilvl="2" w:tplc="04190005" w:tentative="1">
+      <w:start w:val="1"/>
+      <w:numFmt w:val="bullet"/>
+      <w:lvlText w:val=""/>
+      <w:lvlJc w:val="left"/>
+      <w:pPr>
+        <w:ind w:left="2160" w:hanging="360"/>
+      </w:pPr>
+      <w:rPr>
+        <w:rFonts w:ascii="Wingdings" w:hAnsi="Wingdings" w:hint="default"/>
+      </w:rPr>
+    </w:lvl>
+    <w:lvl w:ilvl="3" w:tplc="04190001" w:tentative="1">
+      <w:start w:val="1"/>
+      <w:numFmt w:val="bullet"/>
+      <w:lvlText w:val=""/>
+      <w:lvlJc w:val="left"/>
+      <w:pPr>
+        <w:ind w:left="2880" w:hanging="360"/>
+      </w:pPr>
+      <w:rPr>
+        <w:rFonts w:ascii="Symbol" w:hAnsi="Symbol" w:hint="default"/>
+      </w:rPr>
+    </w:lvl>
+    <w:lvl w:ilvl="4" w:tplc="04190003" w:tentative="1">
+      <w:start w:val="1"/>
+      <w:numFmt w:val="bullet"/>
+      <w:lvlText w:val="o"/>
+      <w:lvlJc w:val="left"/>
+      <w:pPr>
+        <w:ind w:left="3600" w:hanging="360"/>
+      </w:pPr>
+      <w:rPr>
+        <w:rFonts w:ascii="Courier New" w:hAnsi="Courier New" w:cs="Courier New" w:hint="default"/>
+      </w:rPr>
+    </w:lvl>
+    <w:lvl w:ilvl="5" w:tplc="04190005" w:tentative="1">
+      <w:start w:val="1"/>
+      <w:numFmt w:val="bullet"/>
+      <w:lvlText w:val=""/>
+      <w:lvlJc w:val="left"/>
+      <w:pPr>
+        <w:ind w:left="4320" w:hanging="360"/>
+      </w:pPr>
+      <w:rPr>
+        <w:rFonts w:ascii="Wingdings" w:hAnsi="Wingdings" w:hint="default"/>
+      </w:rPr>
+    </w:lvl>
+    <w:lvl w:ilvl="6" w:tplc="04190001" w:tentative="1">
+      <w:start w:val="1"/>
+      <w:numFmt w:val="bullet"/>
+      <w:lvlText w:val=""/>
+      <w:lvlJc w:val="left"/>
+      <w:pPr>
+        <w:ind w:left="5040" w:hanging="360"/>
+      </w:pPr>
+      <w:rPr>
+        <w:rFonts w:ascii="Symbol" w:hAnsi="Symbol" w:hint="default"/>
+      </w:rPr>
+    </w:lvl>
+    <w:lvl w:ilvl="7" w:tplc="04190003" w:tentative="1">
+      <w:start w:val="1"/>
+      <w:numFmt w:val="bullet"/>
+      <w:lvlText w:val="o"/>
+      <w:lvlJc w:val="left"/>
+      <w:pPr>
+        <w:ind w:left="5760" w:hanging="360"/>
+      </w:pPr>
+      <w:rPr>
+        <w:rFonts w:ascii="Courier New" w:hAnsi="Courier New" w:cs="Courier New" w:hint="default"/>
+      </w:rPr>
+    </w:lvl>
+    <w:lvl w:ilvl="8" w:tplc="04190005" w:tentative="1">
+      <w:start w:val="1"/>
+      <w:numFmt w:val="bullet"/>
+      <w:lvlText w:val=""/>
+      <w:lvlJc w:val="left"/>
+      <w:pPr>
+        <w:ind w:left="6480" w:hanging="360"/>
+      </w:pPr>
+      <w:rPr>
+        <w:rFonts w:ascii="Wingdings" w:hAnsi="Wingdings" w:hint="default"/>
+      </w:rPr>
+    </w:lvl>
+  </w:abstractNum>
+  <w:abstractNum w:abstractNumId="11" w15:restartNumberingAfterBreak="0">
     <w:nsid w:val="4B913C5F"/>
     <w:multiLevelType w:val="hybridMultilevel"/>
     <w:tmpl w:val="7C100B4C"/>
@@ -4028,7 +6506,7 @@
       </w:rPr>
     </w:lvl>
   </w:abstractNum>
-  <w:abstractNum w:abstractNumId="10" w15:restartNumberingAfterBreak="0">
+  <w:abstractNum w:abstractNumId="12" w15:restartNumberingAfterBreak="0">
     <w:nsid w:val="67CF3C7F"/>
     <w:multiLevelType w:val="hybridMultilevel"/>
     <w:tmpl w:val="130E73EE"/>
@@ -4141,7 +6619,7 @@
       </w:rPr>
     </w:lvl>
   </w:abstractNum>
-  <w:abstractNum w:abstractNumId="11" w15:restartNumberingAfterBreak="0">
+  <w:abstractNum w:abstractNumId="13" w15:restartNumberingAfterBreak="0">
     <w:nsid w:val="745C33A5"/>
     <w:multiLevelType w:val="hybridMultilevel"/>
     <w:tmpl w:val="D3D2ABEC"/>
@@ -4254,7 +6732,7 @@
       </w:rPr>
     </w:lvl>
   </w:abstractNum>
-  <w:abstractNum w:abstractNumId="12" w15:restartNumberingAfterBreak="0">
+  <w:abstractNum w:abstractNumId="14" w15:restartNumberingAfterBreak="0">
     <w:nsid w:val="798541D3"/>
     <w:multiLevelType w:val="hybridMultilevel"/>
     <w:tmpl w:val="10C81E8E"/>
@@ -4367,44 +6845,50 @@
       </w:rPr>
     </w:lvl>
   </w:abstractNum>
-  <w:num w:numId="1" w16cid:durableId="884486914">
+  <w:num w:numId="1">
+    <w:abstractNumId w:val="4"/>
+  </w:num>
+  <w:num w:numId="2">
+    <w:abstractNumId w:val="12"/>
+  </w:num>
+  <w:num w:numId="3">
+    <w:abstractNumId w:val="14"/>
+  </w:num>
+  <w:num w:numId="4">
+    <w:abstractNumId w:val="9"/>
+  </w:num>
+  <w:num w:numId="5">
+    <w:abstractNumId w:val="0"/>
+  </w:num>
+  <w:num w:numId="6">
+    <w:abstractNumId w:val="6"/>
+  </w:num>
+  <w:num w:numId="7">
+    <w:abstractNumId w:val="13"/>
+  </w:num>
+  <w:num w:numId="8">
+    <w:abstractNumId w:val="8"/>
+  </w:num>
+  <w:num w:numId="9">
+    <w:abstractNumId w:val="2"/>
+  </w:num>
+  <w:num w:numId="10">
+    <w:abstractNumId w:val="11"/>
+  </w:num>
+  <w:num w:numId="11">
+    <w:abstractNumId w:val="7"/>
+  </w:num>
+  <w:num w:numId="12">
     <w:abstractNumId w:val="3"/>
   </w:num>
-  <w:num w:numId="2" w16cid:durableId="1277516131">
+  <w:num w:numId="13">
+    <w:abstractNumId w:val="5"/>
+  </w:num>
+  <w:num w:numId="14">
     <w:abstractNumId w:val="10"/>
   </w:num>
-  <w:num w:numId="3" w16cid:durableId="727150125">
-    <w:abstractNumId w:val="12"/>
-  </w:num>
-  <w:num w:numId="4" w16cid:durableId="1256402641">
-    <w:abstractNumId w:val="8"/>
-  </w:num>
-  <w:num w:numId="5" w16cid:durableId="1986860155">
-    <w:abstractNumId w:val="0"/>
-  </w:num>
-  <w:num w:numId="6" w16cid:durableId="1468156994">
-    <w:abstractNumId w:val="5"/>
-  </w:num>
-  <w:num w:numId="7" w16cid:durableId="1868062388">
-    <w:abstractNumId w:val="11"/>
-  </w:num>
-  <w:num w:numId="8" w16cid:durableId="1153450676">
-    <w:abstractNumId w:val="7"/>
-  </w:num>
-  <w:num w:numId="9" w16cid:durableId="1566604900">
+  <w:num w:numId="15">
     <w:abstractNumId w:val="1"/>
-  </w:num>
-  <w:num w:numId="10" w16cid:durableId="243227432">
-    <w:abstractNumId w:val="9"/>
-  </w:num>
-  <w:num w:numId="11" w16cid:durableId="1603106347">
-    <w:abstractNumId w:val="6"/>
-  </w:num>
-  <w:num w:numId="12" w16cid:durableId="1620838910">
-    <w:abstractNumId w:val="2"/>
-  </w:num>
-  <w:num w:numId="13" w16cid:durableId="146479252">
-    <w:abstractNumId w:val="4"/>
   </w:num>
 </w:numbering>
 </file>
@@ -4850,10 +7334,9 @@
     <w:link w:val="20"/>
     <w:autoRedefine/>
     <w:uiPriority w:val="9"/>
-    <w:semiHidden/>
     <w:unhideWhenUsed/>
     <w:qFormat/>
-    <w:rsid w:val="00B1728C"/>
+    <w:rsid w:val="006D2B8A"/>
     <w:pPr>
       <w:keepNext/>
       <w:keepLines/>
@@ -4863,6 +7346,8 @@
     </w:pPr>
     <w:rPr>
       <w:rFonts w:eastAsiaTheme="majorEastAsia" w:cstheme="majorBidi"/>
+      <w:b/>
+      <w:bCs/>
       <w:szCs w:val="26"/>
     </w:rPr>
   </w:style>
@@ -4988,10 +7473,11 @@
     <w:basedOn w:val="a0"/>
     <w:link w:val="2"/>
     <w:uiPriority w:val="9"/>
-    <w:semiHidden/>
-    <w:rsid w:val="00B1728C"/>
+    <w:rsid w:val="006D2B8A"/>
     <w:rPr>
       <w:rFonts w:ascii="Times New Roman" w:eastAsiaTheme="majorEastAsia" w:hAnsi="Times New Roman" w:cstheme="majorBidi"/>
+      <w:b/>
+      <w:bCs/>
       <w:color w:val="000000" w:themeColor="text1"/>
       <w:kern w:val="2"/>
       <w:sz w:val="28"/>
@@ -5060,7 +7546,6 @@
     <w:next w:val="a"/>
     <w:autoRedefine/>
     <w:uiPriority w:val="39"/>
-    <w:semiHidden/>
     <w:unhideWhenUsed/>
     <w:rsid w:val="004476E5"/>
     <w:pPr>
@@ -5207,6 +7692,120 @@
       <w:rFonts w:asciiTheme="minorHAnsi" w:hAnsiTheme="minorHAnsi" w:cstheme="minorHAnsi"/>
       <w:sz w:val="20"/>
       <w:szCs w:val="20"/>
+    </w:rPr>
+  </w:style>
+  <w:style w:type="table" w:styleId="a9">
+    <w:name w:val="Table Grid"/>
+    <w:basedOn w:val="a1"/>
+    <w:uiPriority w:val="39"/>
+    <w:rsid w:val="00EB458A"/>
+    <w:pPr>
+      <w:spacing w:after="0" w:line="240" w:lineRule="auto"/>
+    </w:pPr>
+    <w:tblPr>
+      <w:tblBorders>
+        <w:top w:val="single" w:sz="4" w:space="0" w:color="auto"/>
+        <w:left w:val="single" w:sz="4" w:space="0" w:color="auto"/>
+        <w:bottom w:val="single" w:sz="4" w:space="0" w:color="auto"/>
+        <w:right w:val="single" w:sz="4" w:space="0" w:color="auto"/>
+        <w:insideH w:val="single" w:sz="4" w:space="0" w:color="auto"/>
+        <w:insideV w:val="single" w:sz="4" w:space="0" w:color="auto"/>
+      </w:tblBorders>
+    </w:tblPr>
+  </w:style>
+  <w:style w:type="table" w:styleId="-1">
+    <w:name w:val="Grid Table 1 Light"/>
+    <w:basedOn w:val="a1"/>
+    <w:uiPriority w:val="46"/>
+    <w:rsid w:val="00EB458A"/>
+    <w:pPr>
+      <w:spacing w:after="0" w:line="240" w:lineRule="auto"/>
+    </w:pPr>
+    <w:tblPr>
+      <w:tblStyleRowBandSize w:val="1"/>
+      <w:tblStyleColBandSize w:val="1"/>
+      <w:tblBorders>
+        <w:top w:val="single" w:sz="4" w:space="0" w:color="999999" w:themeColor="text1" w:themeTint="66"/>
+        <w:left w:val="single" w:sz="4" w:space="0" w:color="999999" w:themeColor="text1" w:themeTint="66"/>
+        <w:bottom w:val="single" w:sz="4" w:space="0" w:color="999999" w:themeColor="text1" w:themeTint="66"/>
+        <w:right w:val="single" w:sz="4" w:space="0" w:color="999999" w:themeColor="text1" w:themeTint="66"/>
+        <w:insideH w:val="single" w:sz="4" w:space="0" w:color="999999" w:themeColor="text1" w:themeTint="66"/>
+        <w:insideV w:val="single" w:sz="4" w:space="0" w:color="999999" w:themeColor="text1" w:themeTint="66"/>
+      </w:tblBorders>
+    </w:tblPr>
+    <w:tblStylePr w:type="firstRow">
+      <w:rPr>
+        <w:b/>
+        <w:bCs/>
+      </w:rPr>
+      <w:tblPr/>
+      <w:tcPr>
+        <w:tcBorders>
+          <w:bottom w:val="single" w:sz="12" w:space="0" w:color="666666" w:themeColor="text1" w:themeTint="99"/>
+        </w:tcBorders>
+      </w:tcPr>
+    </w:tblStylePr>
+    <w:tblStylePr w:type="lastRow">
+      <w:rPr>
+        <w:b/>
+        <w:bCs/>
+      </w:rPr>
+      <w:tblPr/>
+      <w:tcPr>
+        <w:tcBorders>
+          <w:top w:val="double" w:sz="2" w:space="0" w:color="666666" w:themeColor="text1" w:themeTint="99"/>
+        </w:tcBorders>
+      </w:tcPr>
+    </w:tblStylePr>
+    <w:tblStylePr w:type="firstCol">
+      <w:rPr>
+        <w:b/>
+        <w:bCs/>
+      </w:rPr>
+    </w:tblStylePr>
+    <w:tblStylePr w:type="lastCol">
+      <w:rPr>
+        <w:b/>
+        <w:bCs/>
+      </w:rPr>
+    </w:tblStylePr>
+  </w:style>
+  <w:style w:type="table" w:styleId="aa">
+    <w:name w:val="Grid Table Light"/>
+    <w:basedOn w:val="a1"/>
+    <w:uiPriority w:val="40"/>
+    <w:rsid w:val="00EB458A"/>
+    <w:pPr>
+      <w:spacing w:after="0" w:line="240" w:lineRule="auto"/>
+    </w:pPr>
+    <w:tblPr>
+      <w:tblBorders>
+        <w:top w:val="single" w:sz="4" w:space="0" w:color="BFBFBF" w:themeColor="background1" w:themeShade="BF"/>
+        <w:left w:val="single" w:sz="4" w:space="0" w:color="BFBFBF" w:themeColor="background1" w:themeShade="BF"/>
+        <w:bottom w:val="single" w:sz="4" w:space="0" w:color="BFBFBF" w:themeColor="background1" w:themeShade="BF"/>
+        <w:right w:val="single" w:sz="4" w:space="0" w:color="BFBFBF" w:themeColor="background1" w:themeShade="BF"/>
+        <w:insideH w:val="single" w:sz="4" w:space="0" w:color="BFBFBF" w:themeColor="background1" w:themeShade="BF"/>
+        <w:insideV w:val="single" w:sz="4" w:space="0" w:color="BFBFBF" w:themeColor="background1" w:themeShade="BF"/>
+      </w:tblBorders>
+    </w:tblPr>
+  </w:style>
+  <w:style w:type="paragraph" w:styleId="ab">
+    <w:name w:val="caption"/>
+    <w:basedOn w:val="a"/>
+    <w:next w:val="a"/>
+    <w:uiPriority w:val="35"/>
+    <w:unhideWhenUsed/>
+    <w:qFormat/>
+    <w:rsid w:val="008F02CB"/>
+    <w:pPr>
+      <w:spacing w:after="200" w:line="240" w:lineRule="auto"/>
+    </w:pPr>
+    <w:rPr>
+      <w:i/>
+      <w:iCs/>
+      <w:color w:val="44546A" w:themeColor="text2"/>
+      <w:sz w:val="18"/>
+      <w:szCs w:val="18"/>
     </w:rPr>
   </w:style>
 </w:styles>

--- a/Курсовая по платформеру.docx
+++ b/Курсовая по платформеру.docx
@@ -681,7 +681,7 @@
             </w:rPr>
             <w:fldChar w:fldCharType="separate"/>
           </w:r>
-          <w:hyperlink w:anchor="_Toc182634519" w:history="1">
+          <w:hyperlink w:anchor="_Toc182742094" w:history="1">
             <w:r>
               <w:rPr>
                 <w:rStyle w:val="a8"/>
@@ -708,7 +708,7 @@
                 <w:noProof/>
                 <w:webHidden/>
               </w:rPr>
-              <w:instrText xml:space="preserve"> PAGEREF _Toc182634519 \h </w:instrText>
+              <w:instrText xml:space="preserve"> PAGEREF _Toc182742094 \h </w:instrText>
             </w:r>
             <w:r>
               <w:rPr>
@@ -761,7 +761,7 @@
               <w14:ligatures w14:val="none"/>
             </w:rPr>
           </w:pPr>
-          <w:hyperlink w:anchor="_Toc182634520" w:history="1">
+          <w:hyperlink w:anchor="_Toc182742095" w:history="1">
             <w:r>
               <w:rPr>
                 <w:rStyle w:val="a8"/>
@@ -812,7 +812,7 @@
                 <w:noProof/>
                 <w:webHidden/>
               </w:rPr>
-              <w:instrText xml:space="preserve"> PAGEREF _Toc182634520 \h </w:instrText>
+              <w:instrText xml:space="preserve"> PAGEREF _Toc182742095 \h </w:instrText>
             </w:r>
             <w:r>
               <w:rPr>
@@ -865,7 +865,7 @@
               <w14:ligatures w14:val="none"/>
             </w:rPr>
           </w:pPr>
-          <w:hyperlink w:anchor="_Toc182634521" w:history="1">
+          <w:hyperlink w:anchor="_Toc182742096" w:history="1">
             <w:r>
               <w:rPr>
                 <w:rStyle w:val="a8"/>
@@ -939,7 +939,7 @@
                 <w:noProof/>
                 <w:webHidden/>
               </w:rPr>
-              <w:instrText xml:space="preserve"> PAGEREF _Toc182634521 \h </w:instrText>
+              <w:instrText xml:space="preserve"> PAGEREF _Toc182742096 \h </w:instrText>
             </w:r>
             <w:r>
               <w:rPr>
@@ -992,7 +992,7 @@
               <w14:ligatures w14:val="none"/>
             </w:rPr>
           </w:pPr>
-          <w:hyperlink w:anchor="_Toc182634522" w:history="1">
+          <w:hyperlink w:anchor="_Toc182742097" w:history="1">
             <w:r>
               <w:rPr>
                 <w:rStyle w:val="a8"/>
@@ -1051,7 +1051,7 @@
                 <w:noProof/>
                 <w:webHidden/>
               </w:rPr>
-              <w:instrText xml:space="preserve"> PAGEREF _Toc182634522 \h </w:instrText>
+              <w:instrText xml:space="preserve"> PAGEREF _Toc182742097 \h </w:instrText>
             </w:r>
             <w:r>
               <w:rPr>
@@ -1100,7 +1100,7 @@
               <w14:ligatures w14:val="none"/>
             </w:rPr>
           </w:pPr>
-          <w:hyperlink w:anchor="_Toc182634523" w:history="1">
+          <w:hyperlink w:anchor="_Toc182742098" w:history="1">
             <w:r>
               <w:rPr>
                 <w:rStyle w:val="a8"/>
@@ -1126,21 +1126,103 @@
                 <w:rStyle w:val="a8"/>
                 <w:noProof/>
               </w:rPr>
-              <w:t>Физи</w:t>
-            </w:r>
+              <w:t>Физика</w:t>
+            </w:r>
+            <w:r>
+              <w:rPr>
+                <w:noProof/>
+                <w:webHidden/>
+              </w:rPr>
+              <w:tab/>
+            </w:r>
+            <w:r>
+              <w:rPr>
+                <w:noProof/>
+                <w:webHidden/>
+              </w:rPr>
+              <w:fldChar w:fldCharType="begin"/>
+            </w:r>
+            <w:r>
+              <w:rPr>
+                <w:noProof/>
+                <w:webHidden/>
+              </w:rPr>
+              <w:instrText xml:space="preserve"> PAGEREF _Toc182742098 \h </w:instrText>
+            </w:r>
+            <w:r>
+              <w:rPr>
+                <w:noProof/>
+                <w:webHidden/>
+              </w:rPr>
+            </w:r>
+            <w:r>
+              <w:rPr>
+                <w:noProof/>
+                <w:webHidden/>
+              </w:rPr>
+              <w:fldChar w:fldCharType="separate"/>
+            </w:r>
+            <w:r>
+              <w:rPr>
+                <w:noProof/>
+                <w:webHidden/>
+              </w:rPr>
+              <w:t>11</w:t>
+            </w:r>
+            <w:r>
+              <w:rPr>
+                <w:noProof/>
+                <w:webHidden/>
+              </w:rPr>
+              <w:fldChar w:fldCharType="end"/>
+            </w:r>
+          </w:hyperlink>
+        </w:p>
+        <w:p>
+          <w:pPr>
+            <w:pStyle w:val="21"/>
+            <w:tabs>
+              <w:tab w:val="left" w:pos="840"/>
+              <w:tab w:val="right" w:leader="dot" w:pos="9345"/>
+            </w:tabs>
+            <w:rPr>
+              <w:rFonts w:eastAsiaTheme="minorEastAsia" w:cstheme="minorBidi"/>
+              <w:b w:val="0"/>
+              <w:bCs w:val="0"/>
+              <w:noProof/>
+              <w:color w:val="auto"/>
+              <w:kern w:val="0"/>
+              <w:lang w:eastAsia="ru-RU"/>
+              <w14:ligatures w14:val="none"/>
+            </w:rPr>
+          </w:pPr>
+          <w:hyperlink w:anchor="_Toc182742099" w:history="1">
             <w:r>
               <w:rPr>
                 <w:rStyle w:val="a8"/>
                 <w:noProof/>
               </w:rPr>
-              <w:t>к</w:t>
+              <w:t>2.2</w:t>
+            </w:r>
+            <w:r>
+              <w:rPr>
+                <w:rFonts w:eastAsiaTheme="minorEastAsia" w:cstheme="minorBidi"/>
+                <w:b w:val="0"/>
+                <w:bCs w:val="0"/>
+                <w:noProof/>
+                <w:color w:val="auto"/>
+                <w:kern w:val="0"/>
+                <w:lang w:eastAsia="ru-RU"/>
+                <w14:ligatures w14:val="none"/>
+              </w:rPr>
+              <w:tab/>
             </w:r>
             <w:r>
               <w:rPr>
                 <w:rStyle w:val="a8"/>
                 <w:noProof/>
               </w:rPr>
-              <w:t>а</w:t>
+              <w:t>Графика</w:t>
             </w:r>
             <w:r>
               <w:rPr>
@@ -1161,7 +1243,7 @@
                 <w:noProof/>
                 <w:webHidden/>
               </w:rPr>
-              <w:instrText xml:space="preserve"> PAGEREF _Toc182634523 \h </w:instrText>
+              <w:instrText xml:space="preserve"> PAGEREF _Toc182742099 \h </w:instrText>
             </w:r>
             <w:r>
               <w:rPr>
@@ -1181,7 +1263,7 @@
                 <w:noProof/>
                 <w:webHidden/>
               </w:rPr>
-              <w:t>11</w:t>
+              <w:t>13</w:t>
             </w:r>
             <w:r>
               <w:rPr>
@@ -1213,7 +1295,7 @@
               <w14:ligatures w14:val="none"/>
             </w:rPr>
           </w:pPr>
-          <w:hyperlink w:anchor="_Toc182634524" w:history="1">
+          <w:hyperlink w:anchor="_Toc182742100" w:history="1">
             <w:r>
               <w:rPr>
                 <w:rStyle w:val="a8"/>
@@ -1248,7 +1330,7 @@
                 <w:noProof/>
                 <w:webHidden/>
               </w:rPr>
-              <w:instrText xml:space="preserve"> PAGEREF _Toc182634524 \h </w:instrText>
+              <w:instrText xml:space="preserve"> PAGEREF _Toc182742100 \h </w:instrText>
             </w:r>
             <w:r>
               <w:rPr>
@@ -1313,7 +1395,7 @@
         </w:numPr>
         <w:ind w:left="720"/>
       </w:pPr>
-      <w:bookmarkStart w:id="0" w:name="_Toc182634519"/>
+      <w:bookmarkStart w:id="0" w:name="_Toc182742094"/>
       <w:r>
         <w:lastRenderedPageBreak/>
         <w:t>Введение</w:t>
@@ -1622,7 +1704,7 @@
       <w:pPr>
         <w:pStyle w:val="1"/>
       </w:pPr>
-      <w:bookmarkStart w:id="1" w:name="_Toc182634520"/>
+      <w:bookmarkStart w:id="1" w:name="_Toc182742095"/>
       <w:r>
         <w:lastRenderedPageBreak/>
         <w:t>Игровой движок</w:t>
@@ -2132,7 +2214,7 @@
           <w:numId w:val="6"/>
         </w:numPr>
       </w:pPr>
-      <w:bookmarkStart w:id="2" w:name="_Toc182634521"/>
+      <w:bookmarkStart w:id="2" w:name="_Toc182742096"/>
       <w:r>
         <w:lastRenderedPageBreak/>
         <w:t xml:space="preserve">Сравнение игровых движков </w:t>
@@ -4071,21 +4153,7 @@
         <w:rPr>
           <w:lang w:eastAsia="ru-RU"/>
         </w:rPr>
-        <w:t xml:space="preserve"> </w:t>
-      </w:r>
-      <w:proofErr w:type="spellStart"/>
-      <w:r>
-        <w:rPr>
-          <w:lang w:eastAsia="ru-RU"/>
-        </w:rPr>
-        <w:t>платформера</w:t>
-      </w:r>
-      <w:proofErr w:type="spellEnd"/>
-      <w:r>
-        <w:rPr>
-          <w:lang w:eastAsia="ru-RU"/>
-        </w:rPr>
-        <w:t xml:space="preserve"> в рамках курсовой работы, </w:t>
+        <w:t xml:space="preserve"> платформера в рамках курсовой работы, </w:t>
       </w:r>
       <w:r>
         <w:rPr>
@@ -4104,7 +4172,7 @@
       <w:pPr>
         <w:pStyle w:val="1"/>
       </w:pPr>
-      <w:bookmarkStart w:id="4" w:name="_Toc182634522"/>
+      <w:bookmarkStart w:id="4" w:name="_Toc182742097"/>
       <w:r>
         <w:t xml:space="preserve">Особенности разработки игр на </w:t>
       </w:r>
@@ -4144,6 +4212,9 @@
         <w:jc w:val="center"/>
       </w:pPr>
       <w:r>
+        <w:rPr>
+          <w:noProof/>
+        </w:rPr>
         <w:drawing>
           <wp:inline distT="0" distB="0" distL="0" distR="0" wp14:anchorId="4AEDE0E3" wp14:editId="076CF8C3">
             <wp:extent cx="3057714" cy="1808480"/>
@@ -4213,7 +4284,6 @@
         <w:rPr>
           <w:i w:val="0"/>
           <w:iCs w:val="0"/>
-          <w:lang w:val="en-US"/>
         </w:rPr>
         <w:t>1</w:t>
       </w:r>
@@ -4278,6 +4348,9 @@
         <w:jc w:val="center"/>
       </w:pPr>
       <w:r>
+        <w:rPr>
+          <w:noProof/>
+        </w:rPr>
         <w:drawing>
           <wp:inline distT="0" distB="0" distL="0" distR="0" wp14:anchorId="6ED3E53A" wp14:editId="7A966BBB">
             <wp:extent cx="3371850" cy="1188348"/>
@@ -4335,7 +4408,6 @@
         <w:rPr>
           <w:i w:val="0"/>
           <w:iCs w:val="0"/>
-          <w:lang w:val="en-US"/>
         </w:rPr>
         <w:t xml:space="preserve">2. </w:t>
       </w:r>
@@ -4405,6 +4477,9 @@
         <w:jc w:val="center"/>
       </w:pPr>
       <w:r>
+        <w:rPr>
+          <w:noProof/>
+        </w:rPr>
         <w:drawing>
           <wp:inline distT="0" distB="0" distL="0" distR="0" wp14:anchorId="6DF0ABB6" wp14:editId="694B7E6D">
             <wp:extent cx="2308811" cy="2886075"/>
@@ -4462,7 +4537,6 @@
         <w:rPr>
           <w:i w:val="0"/>
           <w:iCs w:val="0"/>
-          <w:lang w:val="en-US"/>
         </w:rPr>
         <w:t>3</w:t>
       </w:r>
@@ -4553,6 +4627,9 @@
     </w:p>
     <w:p>
       <w:r>
+        <w:rPr>
+          <w:noProof/>
+        </w:rPr>
         <w:drawing>
           <wp:inline distT="0" distB="0" distL="0" distR="0" wp14:anchorId="033A5171" wp14:editId="3831A477">
             <wp:extent cx="5940425" cy="875030"/>
@@ -4610,7 +4687,6 @@
         <w:rPr>
           <w:i w:val="0"/>
           <w:iCs w:val="0"/>
-          <w:lang w:val="en-US"/>
         </w:rPr>
         <w:t>.</w:t>
       </w:r>
@@ -4670,7 +4746,7 @@
           <w:numId w:val="6"/>
         </w:numPr>
       </w:pPr>
-      <w:bookmarkStart w:id="5" w:name="_Toc182634523"/>
+      <w:bookmarkStart w:id="5" w:name="_Toc182742098"/>
       <w:r>
         <w:t>Физика</w:t>
       </w:r>
@@ -4681,13 +4757,7 @@
         <w:ind w:firstLine="708"/>
       </w:pPr>
       <w:r>
-        <w:t>Компонент Rigidbody2D предоставляет</w:t>
-      </w:r>
-      <w:r>
-        <w:t xml:space="preserve"> </w:t>
-      </w:r>
-      <w:r>
-        <w:t xml:space="preserve">инструменты для создания реалистичной физики в 2D-играх Unity. Он позволяет моделировать движение объектов под действием сил, обрабатывать столкновения и создавать разнообразные игровые механики, основанные на физическом взаимодействии. </w:t>
+        <w:t xml:space="preserve">Компонент Rigidbody2D предоставляет инструменты для создания реалистичной физики в 2D-играх Unity. Он позволяет моделировать движение объектов под действием сил, обрабатывать столкновения и создавать разнообразные игровые механики, основанные на физическом взаимодействии. </w:t>
       </w:r>
       <w:proofErr w:type="spellStart"/>
       <w:r>
@@ -4749,6 +4819,9 @@
         <w:jc w:val="center"/>
       </w:pPr>
       <w:r>
+        <w:rPr>
+          <w:noProof/>
+        </w:rPr>
         <w:drawing>
           <wp:inline distT="0" distB="0" distL="0" distR="0" wp14:anchorId="505FD1CF" wp14:editId="021B1B87">
             <wp:extent cx="2743200" cy="2836976"/>
@@ -5071,6 +5144,9 @@
         <w:jc w:val="center"/>
       </w:pPr>
       <w:r>
+        <w:rPr>
+          <w:noProof/>
+        </w:rPr>
         <w:lastRenderedPageBreak/>
         <w:drawing>
           <wp:inline distT="0" distB="0" distL="0" distR="0" wp14:anchorId="5DC56C6E" wp14:editId="3DD9C83F">
@@ -5139,35 +5215,446 @@
           <w:numId w:val="6"/>
         </w:numPr>
       </w:pPr>
+      <w:bookmarkStart w:id="6" w:name="_Toc182742099"/>
       <w:r>
         <w:t>Графика</w:t>
       </w:r>
-    </w:p>
-    <w:p/>
-    <w:p>
-      <w:pPr>
+      <w:bookmarkEnd w:id="6"/>
+    </w:p>
+    <w:p>
+      <w:r>
+        <w:t xml:space="preserve"> </w:t>
+      </w:r>
+      <w:r>
+        <w:tab/>
+      </w:r>
+      <w:proofErr w:type="spellStart"/>
+      <w:r>
+        <w:t>Юнити</w:t>
+      </w:r>
+      <w:proofErr w:type="spellEnd"/>
+      <w:r>
+        <w:t xml:space="preserve"> поддерживает графику </w:t>
+      </w:r>
+      <w:r>
+        <w:t>3</w:t>
+      </w:r>
+      <w:r>
+        <w:rPr>
+          <w:lang w:val="en-US"/>
+        </w:rPr>
+        <w:t>D</w:t>
+      </w:r>
+      <w:r>
+        <w:t xml:space="preserve"> </w:t>
+      </w:r>
+      <w:r>
+        <w:t xml:space="preserve">и </w:t>
+      </w:r>
+      <w:bookmarkStart w:id="7" w:name="OLE_LINK1"/>
+      <w:r>
+        <w:t>2</w:t>
+      </w:r>
+      <w:r>
+        <w:rPr>
+          <w:lang w:val="en-US"/>
+        </w:rPr>
+        <w:t>D</w:t>
+      </w:r>
+      <w:bookmarkEnd w:id="7"/>
+      <w:r>
+        <w:t xml:space="preserve">, однако рассмотрим только </w:t>
+      </w:r>
+      <w:r>
+        <w:t>2</w:t>
+      </w:r>
+      <w:r>
+        <w:rPr>
+          <w:lang w:val="en-US"/>
+        </w:rPr>
+        <w:t>D</w:t>
+      </w:r>
+      <w:r>
+        <w:t>, поскольку целью данной работы является создание 2</w:t>
+      </w:r>
+      <w:r>
+        <w:rPr>
+          <w:lang w:val="en-US"/>
+        </w:rPr>
+        <w:t>D</w:t>
+      </w:r>
+      <w:r>
+        <w:t xml:space="preserve"> платформера. Текстуры,</w:t>
+      </w:r>
+      <w:r>
+        <w:t xml:space="preserve"> накладываемые на </w:t>
+      </w:r>
+      <w:r>
+        <w:t>2</w:t>
+      </w:r>
+      <w:r>
+        <w:rPr>
+          <w:lang w:val="en-US"/>
+        </w:rPr>
+        <w:t>D</w:t>
+      </w:r>
+      <w:r>
+        <w:t xml:space="preserve"> </w:t>
+      </w:r>
+      <w:r>
+        <w:t xml:space="preserve">объекты называются </w:t>
+      </w:r>
+      <w:r>
+        <w:rPr>
+          <w:b/>
+          <w:bCs/>
+        </w:rPr>
+        <w:t>спрайтами</w:t>
+      </w:r>
+      <w:r>
+        <w:t xml:space="preserve">. Начиная с простых </w:t>
+      </w:r>
+      <w:proofErr w:type="gramStart"/>
+      <w:r>
+        <w:t>фигур(</w:t>
+      </w:r>
+      <w:proofErr w:type="gramEnd"/>
+      <w:r>
+        <w:t>круг, квадрат), заканчивая детализированными персонажами и объектами окружения.</w:t>
+      </w:r>
+    </w:p>
+    <w:p>
+      <w:pPr>
+        <w:keepNext/>
+        <w:jc w:val="center"/>
+      </w:pPr>
+      <w:r>
+        <w:rPr>
+          <w:noProof/>
+        </w:rPr>
+        <w:drawing>
+          <wp:inline distT="0" distB="0" distL="0" distR="0" wp14:anchorId="7BFE44DA" wp14:editId="7D82A221">
+            <wp:extent cx="4040372" cy="1770498"/>
+            <wp:effectExtent l="0" t="0" r="0" b="1270"/>
+            <wp:docPr id="10" name="Рисунок 10"/>
+            <wp:cNvGraphicFramePr>
+              <a:graphicFrameLocks xmlns:a="http://schemas.openxmlformats.org/drawingml/2006/main" noChangeAspect="1"/>
+            </wp:cNvGraphicFramePr>
+            <a:graphic xmlns:a="http://schemas.openxmlformats.org/drawingml/2006/main">
+              <a:graphicData uri="http://schemas.openxmlformats.org/drawingml/2006/picture">
+                <pic:pic xmlns:pic="http://schemas.openxmlformats.org/drawingml/2006/picture">
+                  <pic:nvPicPr>
+                    <pic:cNvPr id="0" name="Picture 1"/>
+                    <pic:cNvPicPr>
+                      <a:picLocks noChangeAspect="1" noChangeArrowheads="1"/>
+                    </pic:cNvPicPr>
+                  </pic:nvPicPr>
+                  <pic:blipFill>
+                    <a:blip r:embed="rId14">
+                      <a:extLst>
+                        <a:ext uri="{28A0092B-C50C-407E-A947-70E740481C1C}">
+                          <a14:useLocalDpi xmlns:a14="http://schemas.microsoft.com/office/drawing/2010/main" val="0"/>
+                        </a:ext>
+                      </a:extLst>
+                    </a:blip>
+                    <a:srcRect/>
+                    <a:stretch>
+                      <a:fillRect/>
+                    </a:stretch>
+                  </pic:blipFill>
+                  <pic:spPr bwMode="auto">
+                    <a:xfrm>
+                      <a:off x="0" y="0"/>
+                      <a:ext cx="4079512" cy="1787649"/>
+                    </a:xfrm>
+                    <a:prstGeom prst="rect">
+                      <a:avLst/>
+                    </a:prstGeom>
+                    <a:noFill/>
+                    <a:ln>
+                      <a:noFill/>
+                    </a:ln>
+                  </pic:spPr>
+                </pic:pic>
+              </a:graphicData>
+            </a:graphic>
+          </wp:inline>
+        </w:drawing>
+      </w:r>
+    </w:p>
+    <w:p>
+      <w:pPr>
+        <w:pStyle w:val="ab"/>
+        <w:jc w:val="center"/>
+      </w:pPr>
+      <w:r>
+        <w:t>Рисунок 7. Спрайты в игре</w:t>
+      </w:r>
+    </w:p>
+    <w:p>
+      <w:r>
+        <w:lastRenderedPageBreak/>
+        <w:tab/>
+      </w:r>
+      <w:r>
+        <w:t xml:space="preserve"> </w:t>
+      </w:r>
+      <w:r>
+        <w:t xml:space="preserve">Для отображения 2D в Unity </w:t>
+      </w:r>
+      <w:r>
+        <w:t>используется</w:t>
+      </w:r>
+      <w:r>
+        <w:t xml:space="preserve"> компонент Sprite </w:t>
+      </w:r>
+      <w:proofErr w:type="spellStart"/>
+      <w:r>
+        <w:t>Renderer</w:t>
+      </w:r>
+      <w:proofErr w:type="spellEnd"/>
+      <w:r>
+        <w:t>, который позволяет отобразить спрайт или анимацию из спрайтов.</w:t>
+      </w:r>
+    </w:p>
+    <w:p>
+      <w:pPr>
+        <w:keepNext/>
         <w:ind w:firstLine="708"/>
-      </w:pPr>
+        <w:jc w:val="center"/>
+      </w:pPr>
+      <w:r>
+        <w:drawing>
+          <wp:inline distT="0" distB="0" distL="0" distR="0" wp14:anchorId="6FB517C0" wp14:editId="1533B781">
+            <wp:extent cx="3639049" cy="2615565"/>
+            <wp:effectExtent l="0" t="0" r="0" b="0"/>
+            <wp:docPr id="11" name="Рисунок 11"/>
+            <wp:cNvGraphicFramePr>
+              <a:graphicFrameLocks xmlns:a="http://schemas.openxmlformats.org/drawingml/2006/main" noChangeAspect="1"/>
+            </wp:cNvGraphicFramePr>
+            <a:graphic xmlns:a="http://schemas.openxmlformats.org/drawingml/2006/main">
+              <a:graphicData uri="http://schemas.openxmlformats.org/drawingml/2006/picture">
+                <pic:pic xmlns:pic="http://schemas.openxmlformats.org/drawingml/2006/picture">
+                  <pic:nvPicPr>
+                    <pic:cNvPr id="1" name=""/>
+                    <pic:cNvPicPr/>
+                  </pic:nvPicPr>
+                  <pic:blipFill>
+                    <a:blip r:embed="rId15"/>
+                    <a:stretch>
+                      <a:fillRect/>
+                    </a:stretch>
+                  </pic:blipFill>
+                  <pic:spPr>
+                    <a:xfrm>
+                      <a:off x="0" y="0"/>
+                      <a:ext cx="3658179" cy="2629314"/>
+                    </a:xfrm>
+                    <a:prstGeom prst="rect">
+                      <a:avLst/>
+                    </a:prstGeom>
+                  </pic:spPr>
+                </pic:pic>
+              </a:graphicData>
+            </a:graphic>
+          </wp:inline>
+        </w:drawing>
+      </w:r>
+    </w:p>
+    <w:p>
+      <w:pPr>
+        <w:pStyle w:val="ab"/>
+        <w:jc w:val="center"/>
+      </w:pPr>
+      <w:r>
+        <w:t xml:space="preserve">Рисунок </w:t>
+      </w:r>
+      <w:r>
+        <w:rPr>
+          <w:lang w:val="en-US"/>
+        </w:rPr>
+        <w:t>8. Sprite Renderer</w:t>
+      </w:r>
     </w:p>
     <w:p>
       <w:pPr>
         <w:ind w:firstLine="708"/>
         <w:rPr>
-          <w:lang w:val="en-US"/>
-        </w:rPr>
-      </w:pPr>
-    </w:p>
-    <w:p>
-      <w:pPr>
+          <w:rFonts w:eastAsia="Times New Roman" w:cs="Times New Roman"/>
+          <w:kern w:val="36"/>
+          <w:szCs w:val="48"/>
+          <w:lang w:eastAsia="ru-RU"/>
+          <w14:ligatures w14:val="none"/>
+        </w:rPr>
+      </w:pPr>
+      <w:r>
+        <w:rPr>
+          <w:rFonts w:eastAsia="Times New Roman" w:cs="Times New Roman"/>
+          <w:kern w:val="36"/>
+          <w:szCs w:val="48"/>
+          <w:lang w:eastAsia="ru-RU"/>
+          <w14:ligatures w14:val="none"/>
+        </w:rPr>
+        <w:t>Д</w:t>
+      </w:r>
+      <w:r>
+        <w:rPr>
+          <w:rFonts w:eastAsia="Times New Roman" w:cs="Times New Roman"/>
+          <w:kern w:val="36"/>
+          <w:szCs w:val="48"/>
+          <w:lang w:eastAsia="ru-RU"/>
+          <w14:ligatures w14:val="none"/>
+        </w:rPr>
+        <w:t>ля нарезки изображения на отдельные спрайты</w:t>
+      </w:r>
+      <w:r>
+        <w:rPr>
+          <w:rFonts w:eastAsia="Times New Roman" w:cs="Times New Roman"/>
+          <w:kern w:val="36"/>
+          <w:szCs w:val="48"/>
+          <w:lang w:eastAsia="ru-RU"/>
+          <w14:ligatures w14:val="none"/>
+        </w:rPr>
+        <w:t xml:space="preserve"> используется инструмент </w:t>
+      </w:r>
+      <w:proofErr w:type="spellStart"/>
+      <w:r>
+        <w:rPr>
+          <w:rFonts w:eastAsia="Times New Roman" w:cs="Times New Roman"/>
+          <w:kern w:val="36"/>
+          <w:szCs w:val="48"/>
+          <w:lang w:eastAsia="ru-RU"/>
+          <w14:ligatures w14:val="none"/>
+        </w:rPr>
+        <w:t>Spite</w:t>
+      </w:r>
+      <w:proofErr w:type="spellEnd"/>
+      <w:r>
+        <w:rPr>
+          <w:rFonts w:eastAsia="Times New Roman" w:cs="Times New Roman"/>
+          <w:kern w:val="36"/>
+          <w:szCs w:val="48"/>
+          <w:lang w:eastAsia="ru-RU"/>
+          <w14:ligatures w14:val="none"/>
+        </w:rPr>
+        <w:t xml:space="preserve"> Editor. </w:t>
+      </w:r>
+      <w:r>
+        <w:rPr>
+          <w:rFonts w:eastAsia="Times New Roman" w:cs="Times New Roman"/>
+          <w:kern w:val="36"/>
+          <w:szCs w:val="48"/>
+          <w:lang w:eastAsia="ru-RU"/>
+          <w14:ligatures w14:val="none"/>
+        </w:rPr>
+        <w:t>Н</w:t>
+      </w:r>
+      <w:r>
+        <w:rPr>
+          <w:rFonts w:eastAsia="Times New Roman" w:cs="Times New Roman"/>
+          <w:kern w:val="36"/>
+          <w:szCs w:val="48"/>
+          <w:lang w:eastAsia="ru-RU"/>
+          <w14:ligatures w14:val="none"/>
+        </w:rPr>
+        <w:t>еобходимост</w:t>
+      </w:r>
+      <w:r>
+        <w:rPr>
+          <w:rFonts w:eastAsia="Times New Roman" w:cs="Times New Roman"/>
+          <w:kern w:val="36"/>
+          <w:szCs w:val="48"/>
+          <w:lang w:eastAsia="ru-RU"/>
+          <w14:ligatures w14:val="none"/>
+        </w:rPr>
+        <w:t>ь</w:t>
+      </w:r>
+      <w:r>
+        <w:rPr>
+          <w:rFonts w:eastAsia="Times New Roman" w:cs="Times New Roman"/>
+          <w:kern w:val="36"/>
+          <w:szCs w:val="48"/>
+          <w:lang w:eastAsia="ru-RU"/>
+          <w14:ligatures w14:val="none"/>
+        </w:rPr>
+        <w:t xml:space="preserve"> создавать отдельные файлы изображений для каждого спрайта</w:t>
+      </w:r>
+      <w:r>
+        <w:rPr>
+          <w:rFonts w:eastAsia="Times New Roman" w:cs="Times New Roman"/>
+          <w:kern w:val="36"/>
+          <w:szCs w:val="48"/>
+          <w:lang w:eastAsia="ru-RU"/>
+          <w14:ligatures w14:val="none"/>
+        </w:rPr>
+        <w:t xml:space="preserve"> отсутствует</w:t>
+      </w:r>
+      <w:r>
+        <w:rPr>
+          <w:rFonts w:eastAsia="Times New Roman" w:cs="Times New Roman"/>
+          <w:kern w:val="36"/>
+          <w:szCs w:val="48"/>
+          <w:lang w:eastAsia="ru-RU"/>
+          <w14:ligatures w14:val="none"/>
+        </w:rPr>
+        <w:t>, можно просто хранить всё в едином изображении, которое в дальнейшем можно просто нарезать.  Так часто поступают при создании 2D персонажей, где все его части и кадры анимации хранятся на едином изображении.</w:t>
+      </w:r>
+    </w:p>
+    <w:p>
+      <w:pPr>
+        <w:keepNext/>
         <w:ind w:firstLine="708"/>
-        <w:rPr>
-          <w:lang w:val="en-US"/>
-        </w:rPr>
-      </w:pPr>
-    </w:p>
-    <w:p>
-      <w:pPr>
-        <w:ind w:firstLine="708"/>
+        <w:jc w:val="center"/>
+      </w:pPr>
+      <w:r>
+        <w:rPr>
+          <w:rFonts w:eastAsia="Times New Roman" w:cs="Times New Roman"/>
+          <w:kern w:val="36"/>
+          <w:szCs w:val="48"/>
+          <w:lang w:eastAsia="ru-RU"/>
+          <w14:ligatures w14:val="none"/>
+        </w:rPr>
+        <w:drawing>
+          <wp:inline distT="0" distB="0" distL="0" distR="0" wp14:anchorId="03F275AF" wp14:editId="0823671F">
+            <wp:extent cx="5498516" cy="1892595"/>
+            <wp:effectExtent l="0" t="0" r="6985" b="0"/>
+            <wp:docPr id="13" name="Рисунок 13"/>
+            <wp:cNvGraphicFramePr>
+              <a:graphicFrameLocks xmlns:a="http://schemas.openxmlformats.org/drawingml/2006/main" noChangeAspect="1"/>
+            </wp:cNvGraphicFramePr>
+            <a:graphic xmlns:a="http://schemas.openxmlformats.org/drawingml/2006/main">
+              <a:graphicData uri="http://schemas.openxmlformats.org/drawingml/2006/picture">
+                <pic:pic xmlns:pic="http://schemas.openxmlformats.org/drawingml/2006/picture">
+                  <pic:nvPicPr>
+                    <pic:cNvPr id="1" name=""/>
+                    <pic:cNvPicPr/>
+                  </pic:nvPicPr>
+                  <pic:blipFill>
+                    <a:blip r:embed="rId16"/>
+                    <a:stretch>
+                      <a:fillRect/>
+                    </a:stretch>
+                  </pic:blipFill>
+                  <pic:spPr>
+                    <a:xfrm>
+                      <a:off x="0" y="0"/>
+                      <a:ext cx="5524935" cy="1901688"/>
+                    </a:xfrm>
+                    <a:prstGeom prst="rect">
+                      <a:avLst/>
+                    </a:prstGeom>
+                  </pic:spPr>
+                </pic:pic>
+              </a:graphicData>
+            </a:graphic>
+          </wp:inline>
+        </w:drawing>
+      </w:r>
+    </w:p>
+    <w:p>
+      <w:pPr>
+        <w:pStyle w:val="ab"/>
+        <w:jc w:val="center"/>
         <w:rPr>
           <w:rFonts w:eastAsia="Times New Roman" w:cs="Times New Roman"/>
           <w:kern w:val="36"/>
@@ -5177,10 +5664,19 @@
         </w:rPr>
       </w:pPr>
       <w:r>
+        <w:t>Рисунок</w:t>
+      </w:r>
+      <w:r>
         <w:rPr>
           <w:lang w:val="en-US"/>
         </w:rPr>
-        <w:br w:type="page"/>
+        <w:t xml:space="preserve"> </w:t>
+      </w:r>
+      <w:r>
+        <w:rPr>
+          <w:lang w:val="en-US"/>
+        </w:rPr>
+        <w:t>9. Sprite Editor</w:t>
       </w:r>
     </w:p>
     <w:p>
@@ -5192,41 +5688,44 @@
           <w:color w:val="24292F"/>
           <w:sz w:val="42"/>
           <w:szCs w:val="42"/>
-        </w:rPr>
-      </w:pPr>
-      <w:bookmarkStart w:id="6" w:name="_Toc182634524"/>
-      <w:r>
-        <w:lastRenderedPageBreak/>
-        <w:t xml:space="preserve">Компонент </w:t>
-      </w:r>
-      <w:proofErr w:type="spellStart"/>
+          <w:lang w:val="en-US"/>
+        </w:rPr>
+      </w:pPr>
+      <w:bookmarkStart w:id="8" w:name="_Toc182742100"/>
+      <w:r>
+        <w:t>Компонент</w:t>
+      </w:r>
+      <w:r>
+        <w:rPr>
+          <w:lang w:val="en-US"/>
+        </w:rPr>
+        <w:t xml:space="preserve"> </w:t>
+      </w:r>
       <w:r>
         <w:rPr>
           <w:rFonts w:ascii="PT Sans" w:hAnsi="PT Sans"/>
           <w:color w:val="24292F"/>
           <w:sz w:val="42"/>
           <w:szCs w:val="42"/>
-        </w:rPr>
-        <w:t>Physics</w:t>
-      </w:r>
-      <w:proofErr w:type="spellEnd"/>
-      <w:r>
-        <w:rPr>
-          <w:rFonts w:ascii="PT Sans" w:hAnsi="PT Sans"/>
-          <w:color w:val="24292F"/>
-          <w:sz w:val="42"/>
-          <w:szCs w:val="42"/>
-        </w:rPr>
-        <w:t xml:space="preserve"> 2D</w:t>
-      </w:r>
-      <w:bookmarkEnd w:id="6"/>
-    </w:p>
-    <w:p/>
+          <w:lang w:val="en-US"/>
+        </w:rPr>
+        <w:t>Physics 2D</w:t>
+      </w:r>
+      <w:bookmarkEnd w:id="8"/>
+    </w:p>
+    <w:p>
+      <w:pPr>
+        <w:rPr>
+          <w:lang w:val="en-US"/>
+        </w:rPr>
+      </w:pPr>
+    </w:p>
     <w:p>
       <w:r>
         <w:rPr>
           <w:noProof/>
         </w:rPr>
+        <w:lastRenderedPageBreak/>
         <w:drawing>
           <wp:inline distT="0" distB="0" distL="0" distR="0" wp14:anchorId="0C55A4DF" wp14:editId="182AFB8C">
             <wp:extent cx="5940425" cy="8120380"/>
@@ -5243,7 +5742,7 @@
                     <pic:cNvPicPr/>
                   </pic:nvPicPr>
                   <pic:blipFill>
-                    <a:blip r:embed="rId14"/>
+                    <a:blip r:embed="rId17"/>
                     <a:stretch>
                       <a:fillRect/>
                     </a:stretch>
